--- a/RELATORIO/RELATORIO WORD.docx
+++ b/RELATORIO/RELATORIO WORD.docx
@@ -267,93 +267,27 @@
     </w:p>
     <w:p>
       <w:pPr>
-        <w:jc w:val="center"/>
-        <w:rPr>
-          <w:rFonts w:ascii="Arial" w:hAnsi="Arial" w:cs="Arial"/>
-          <w:lang w:val="pt-PT"/>
-        </w:rPr>
-      </w:pPr>
-      <w:r>
-        <w:rPr>
-          <w:rFonts w:ascii="Arial" w:hAnsi="Arial" w:cs="Arial"/>
-          <w:lang w:val="pt-PT"/>
-        </w:rPr>
-        <w:t>O Docente</w:t>
-      </w:r>
-    </w:p>
-    <w:p>
-      <w:pPr>
-        <w:rPr>
-          <w:rFonts w:ascii="Arial" w:hAnsi="Arial" w:cs="Arial"/>
-          <w:lang w:val="pt-PT"/>
-        </w:rPr>
-      </w:pPr>
-      <w:r>
-        <w:rPr>
-          <w:rFonts w:ascii="Arial" w:hAnsi="Arial" w:cs="Arial"/>
-          <w:lang w:val="pt-PT"/>
-        </w:rPr>
-        <w:tab/>
-      </w:r>
-      <w:r>
-        <w:rPr>
-          <w:rFonts w:ascii="Arial" w:hAnsi="Arial" w:cs="Arial"/>
-          <w:lang w:val="pt-PT"/>
-        </w:rPr>
-        <w:tab/>
-      </w:r>
-      <w:r>
-        <w:rPr>
-          <w:rFonts w:ascii="Arial" w:hAnsi="Arial" w:cs="Arial"/>
-          <w:lang w:val="pt-PT"/>
-        </w:rPr>
-        <w:tab/>
-        <w:t>_______________________________</w:t>
-      </w:r>
-    </w:p>
-    <w:p>
-      <w:pPr>
-        <w:rPr>
-          <w:rFonts w:ascii="Arial" w:hAnsi="Arial" w:cs="Arial"/>
-          <w:lang w:val="pt-PT"/>
-        </w:rPr>
-      </w:pPr>
-      <w:r>
-        <w:rPr>
-          <w:rFonts w:ascii="Arial" w:hAnsi="Arial" w:cs="Arial"/>
-          <w:lang w:val="pt-PT"/>
-        </w:rPr>
-        <w:tab/>
-      </w:r>
-      <w:r>
-        <w:rPr>
-          <w:rFonts w:ascii="Arial" w:hAnsi="Arial" w:cs="Arial"/>
-          <w:lang w:val="pt-PT"/>
-        </w:rPr>
-        <w:tab/>
-      </w:r>
-      <w:r>
-        <w:rPr>
-          <w:rFonts w:ascii="Arial" w:hAnsi="Arial" w:cs="Arial"/>
-          <w:lang w:val="pt-PT"/>
-        </w:rPr>
-        <w:tab/>
-      </w:r>
-      <w:r>
-        <w:rPr>
-          <w:rFonts w:ascii="Arial" w:hAnsi="Arial" w:cs="Arial"/>
-          <w:lang w:val="pt-PT"/>
-        </w:rPr>
-        <w:tab/>
-      </w:r>
-      <w:r>
-        <w:rPr>
-          <w:rFonts w:ascii="Arial" w:hAnsi="Arial" w:cs="Arial"/>
-          <w:lang w:val="pt-PT"/>
-        </w:rPr>
-        <w:tab/>
-        <w:t>Victor da Silva</w:t>
-      </w:r>
+        <w:rPr>
+          <w:rFonts w:ascii="Arial" w:hAnsi="Arial" w:cs="Arial"/>
+          <w:lang w:val="pt-PT"/>
+        </w:rPr>
+      </w:pPr>
+    </w:p>
+    <w:p>
+      <w:pPr>
+        <w:rPr>
+          <w:rFonts w:ascii="Arial" w:hAnsi="Arial" w:cs="Arial"/>
+          <w:lang w:val="pt-PT"/>
+        </w:rPr>
+      </w:pPr>
+    </w:p>
+    <w:p>
+      <w:pPr>
+        <w:rPr>
+          <w:rFonts w:ascii="Arial" w:hAnsi="Arial" w:cs="Arial"/>
+          <w:lang w:val="pt-PT"/>
+        </w:rPr>
+      </w:pPr>
     </w:p>
     <w:p>
       <w:pPr>
@@ -468,7 +402,7 @@
           </mc:Choice>
           <mc:Fallback>
             <w:pict>
-              <v:rect w14:anchorId="68787C22" id="Retângulo 1" o:spid="_x0000_s1026" style="position:absolute;margin-left:412.9pt;margin-top:22.55pt;width:19.35pt;height:16.35pt;z-index:251659264;visibility:visible;mso-wrap-style:square;mso-wrap-distance-left:9pt;mso-wrap-distance-top:0;mso-wrap-distance-right:9pt;mso-wrap-distance-bottom:0;mso-position-horizontal:absolute;mso-position-horizontal-relative:text;mso-position-vertical:absolute;mso-position-vertical-relative:text;v-text-anchor:middle" o:gfxdata="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" fillcolor="white [3212]" strokecolor="white [3212]" strokeweight="1.5pt"/>
+              <v:rect w14:anchorId="16EE51DA" id="Retângulo 1" o:spid="_x0000_s1026" style="position:absolute;margin-left:412.9pt;margin-top:22.55pt;width:19.35pt;height:16.35pt;z-index:251659264;visibility:visible;mso-wrap-style:square;mso-wrap-distance-left:9pt;mso-wrap-distance-top:0;mso-wrap-distance-right:9pt;mso-wrap-distance-bottom:0;mso-position-horizontal:absolute;mso-position-horizontal-relative:text;mso-position-vertical:absolute;mso-position-vertical-relative:text;v-text-anchor:middle" o:gfxdata="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" fillcolor="white [3212]" strokecolor="white [3212]" strokeweight="1.5pt"/>
             </w:pict>
           </mc:Fallback>
         </mc:AlternateContent>
@@ -478,7 +412,7 @@
           <w:rFonts w:ascii="Arial" w:hAnsi="Arial" w:cs="Arial"/>
           <w:lang w:val="pt-PT"/>
         </w:rPr>
-        <w:t>LUANDA, JANEIRO DE 2026</w:t>
+        <w:t>Luanda, Janeiro de 2026</w:t>
       </w:r>
     </w:p>
     <w:p>
@@ -696,71 +630,134 @@
           <w:rFonts w:ascii="Arial" w:hAnsi="Arial" w:cs="Arial"/>
           <w:lang w:val="pt-PT"/>
         </w:rPr>
-        <w:t>AUTOR: Wilson Farias Joaquim</w:t>
-      </w:r>
-    </w:p>
-    <w:p>
-      <w:pPr>
-        <w:spacing w:line="360" w:lineRule="auto"/>
-        <w:rPr>
-          <w:rFonts w:ascii="Arial" w:hAnsi="Arial" w:cs="Arial"/>
-          <w:lang w:val="pt-PT"/>
-        </w:rPr>
-      </w:pPr>
-      <w:r>
-        <w:rPr>
-          <w:rFonts w:ascii="Arial" w:hAnsi="Arial" w:cs="Arial"/>
-          <w:lang w:val="pt-PT"/>
-        </w:rPr>
-        <w:t>Nº ESTUDANTE: 227712</w:t>
-      </w:r>
-    </w:p>
-    <w:p>
-      <w:pPr>
-        <w:spacing w:line="360" w:lineRule="auto"/>
-        <w:rPr>
-          <w:rFonts w:ascii="Arial" w:hAnsi="Arial" w:cs="Arial"/>
-          <w:lang w:val="pt-PT"/>
-        </w:rPr>
-      </w:pPr>
-      <w:r>
-        <w:rPr>
-          <w:rFonts w:ascii="Arial" w:hAnsi="Arial" w:cs="Arial"/>
-          <w:lang w:val="pt-PT"/>
-        </w:rPr>
-        <w:t>TURMA: IGFN1</w:t>
-      </w:r>
-    </w:p>
-    <w:p>
-      <w:pPr>
-        <w:spacing w:line="360" w:lineRule="auto"/>
-        <w:rPr>
-          <w:rFonts w:ascii="Arial" w:hAnsi="Arial" w:cs="Arial"/>
-          <w:lang w:val="pt-PT"/>
-        </w:rPr>
-      </w:pPr>
-      <w:r>
-        <w:rPr>
-          <w:rFonts w:ascii="Arial" w:hAnsi="Arial" w:cs="Arial"/>
-          <w:lang w:val="pt-PT"/>
-        </w:rPr>
-        <w:t>ANO ACADÉMICO: 2025 / 2026</w:t>
-      </w:r>
-    </w:p>
-    <w:p>
-      <w:pPr>
-        <w:spacing w:line="360" w:lineRule="auto"/>
-        <w:rPr>
-          <w:rFonts w:ascii="Arial" w:hAnsi="Arial" w:cs="Arial"/>
-          <w:lang w:val="pt-PT"/>
-        </w:rPr>
-      </w:pPr>
-      <w:r>
-        <w:rPr>
-          <w:rFonts w:ascii="Arial" w:hAnsi="Arial" w:cs="Arial"/>
-          <w:lang w:val="pt-PT"/>
-        </w:rPr>
-        <w:t xml:space="preserve">PROFESSOR ORIENTADOR: </w:t>
+        <w:t>A</w:t>
+      </w:r>
+      <w:r>
+        <w:rPr>
+          <w:rFonts w:ascii="Arial" w:hAnsi="Arial" w:cs="Arial"/>
+          <w:lang w:val="pt-PT"/>
+        </w:rPr>
+        <w:t>utor</w:t>
+      </w:r>
+      <w:r>
+        <w:rPr>
+          <w:rFonts w:ascii="Arial" w:hAnsi="Arial" w:cs="Arial"/>
+          <w:lang w:val="pt-PT"/>
+        </w:rPr>
+        <w:t>: Wilson Farias Joaquim</w:t>
+      </w:r>
+    </w:p>
+    <w:p>
+      <w:pPr>
+        <w:spacing w:line="360" w:lineRule="auto"/>
+        <w:rPr>
+          <w:rFonts w:ascii="Arial" w:hAnsi="Arial" w:cs="Arial"/>
+          <w:lang w:val="pt-PT"/>
+        </w:rPr>
+      </w:pPr>
+      <w:r>
+        <w:rPr>
+          <w:rFonts w:ascii="Arial" w:hAnsi="Arial" w:cs="Arial"/>
+          <w:lang w:val="pt-PT"/>
+        </w:rPr>
+        <w:t>Nº E</w:t>
+      </w:r>
+      <w:r>
+        <w:rPr>
+          <w:rFonts w:ascii="Arial" w:hAnsi="Arial" w:cs="Arial"/>
+          <w:lang w:val="pt-PT"/>
+        </w:rPr>
+        <w:t>studante</w:t>
+      </w:r>
+      <w:r>
+        <w:rPr>
+          <w:rFonts w:ascii="Arial" w:hAnsi="Arial" w:cs="Arial"/>
+          <w:lang w:val="pt-PT"/>
+        </w:rPr>
+        <w:t>: 227712</w:t>
+      </w:r>
+    </w:p>
+    <w:p>
+      <w:pPr>
+        <w:spacing w:line="360" w:lineRule="auto"/>
+        <w:rPr>
+          <w:rFonts w:ascii="Arial" w:hAnsi="Arial" w:cs="Arial"/>
+          <w:lang w:val="pt-PT"/>
+        </w:rPr>
+      </w:pPr>
+      <w:r>
+        <w:rPr>
+          <w:rFonts w:ascii="Arial" w:hAnsi="Arial" w:cs="Arial"/>
+          <w:lang w:val="pt-PT"/>
+        </w:rPr>
+        <w:t>T</w:t>
+      </w:r>
+      <w:r>
+        <w:rPr>
+          <w:rFonts w:ascii="Arial" w:hAnsi="Arial" w:cs="Arial"/>
+          <w:lang w:val="pt-PT"/>
+        </w:rPr>
+        <w:t>urma</w:t>
+      </w:r>
+      <w:r>
+        <w:rPr>
+          <w:rFonts w:ascii="Arial" w:hAnsi="Arial" w:cs="Arial"/>
+          <w:lang w:val="pt-PT"/>
+        </w:rPr>
+        <w:t>: IGFN1</w:t>
+      </w:r>
+    </w:p>
+    <w:p>
+      <w:pPr>
+        <w:spacing w:line="360" w:lineRule="auto"/>
+        <w:rPr>
+          <w:rFonts w:ascii="Arial" w:hAnsi="Arial" w:cs="Arial"/>
+          <w:lang w:val="pt-PT"/>
+        </w:rPr>
+      </w:pPr>
+      <w:r>
+        <w:rPr>
+          <w:rFonts w:ascii="Arial" w:hAnsi="Arial" w:cs="Arial"/>
+          <w:lang w:val="pt-PT"/>
+        </w:rPr>
+        <w:t>Ano Académico</w:t>
+      </w:r>
+      <w:r>
+        <w:rPr>
+          <w:rFonts w:ascii="Arial" w:hAnsi="Arial" w:cs="Arial"/>
+          <w:lang w:val="pt-PT"/>
+        </w:rPr>
+        <w:t>: 2025 / 2026</w:t>
+      </w:r>
+    </w:p>
+    <w:p>
+      <w:pPr>
+        <w:spacing w:line="360" w:lineRule="auto"/>
+        <w:rPr>
+          <w:rFonts w:ascii="Arial" w:hAnsi="Arial" w:cs="Arial"/>
+          <w:lang w:val="pt-PT"/>
+        </w:rPr>
+      </w:pPr>
+      <w:r>
+        <w:rPr>
+          <w:rFonts w:ascii="Arial" w:hAnsi="Arial" w:cs="Arial"/>
+          <w:lang w:val="pt-PT"/>
+        </w:rPr>
+        <w:t>O</w:t>
+      </w:r>
+      <w:r>
+        <w:rPr>
+          <w:rFonts w:ascii="Arial" w:hAnsi="Arial" w:cs="Arial"/>
+          <w:lang w:val="pt-PT"/>
+        </w:rPr>
+        <w:t>rientador</w:t>
+      </w:r>
+      <w:r>
+        <w:rPr>
+          <w:rFonts w:ascii="Arial" w:hAnsi="Arial" w:cs="Arial"/>
+          <w:lang w:val="pt-PT"/>
+        </w:rPr>
+        <w:t xml:space="preserve">: </w:t>
       </w:r>
       <w:proofErr w:type="spellStart"/>
       <w:r>
@@ -888,7 +885,7 @@
           </mc:Choice>
           <mc:Fallback>
             <w:pict>
-              <v:rect w14:anchorId="168CDB78" id="Retângulo 1" o:spid="_x0000_s1026" style="position:absolute;margin-left:416.25pt;margin-top:36.05pt;width:19.35pt;height:16.35pt;z-index:251661312;visibility:visible;mso-wrap-style:square;mso-wrap-distance-left:9pt;mso-wrap-distance-top:0;mso-wrap-distance-right:9pt;mso-wrap-distance-bottom:0;mso-position-horizontal:absolute;mso-position-horizontal-relative:text;mso-position-vertical:absolute;mso-position-vertical-relative:text;v-text-anchor:middle" o:gfxdata="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" fillcolor="white [3212]" strokecolor="white [3212]" strokeweight="1.5pt"/>
+              <v:rect w14:anchorId="73C0954A" id="Retângulo 1" o:spid="_x0000_s1026" style="position:absolute;margin-left:416.25pt;margin-top:36.05pt;width:19.35pt;height:16.35pt;z-index:251661312;visibility:visible;mso-wrap-style:square;mso-wrap-distance-left:9pt;mso-wrap-distance-top:0;mso-wrap-distance-right:9pt;mso-wrap-distance-bottom:0;mso-position-horizontal:absolute;mso-position-horizontal-relative:text;mso-position-vertical:absolute;mso-position-vertical-relative:text;v-text-anchor:middle" o:gfxdata="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" fillcolor="white [3212]" strokecolor="white [3212]" strokeweight="1.5pt"/>
             </w:pict>
           </mc:Fallback>
         </mc:AlternateContent>
@@ -898,7 +895,7 @@
           <w:rFonts w:ascii="Arial" w:hAnsi="Arial" w:cs="Arial"/>
           <w:lang w:val="pt-PT"/>
         </w:rPr>
-        <w:t>LUANDA, JANEIRO 2026</w:t>
+        <w:t>Luanda, Janeiro de 2026</w:t>
       </w:r>
     </w:p>
     <w:p>
@@ -980,7 +977,7 @@
             </w:rPr>
             <w:fldChar w:fldCharType="separate"/>
           </w:r>
-          <w:hyperlink w:anchor="_Toc219995767" w:history="1">
+          <w:hyperlink w:anchor="_Toc224021867" w:history="1">
             <w:r>
               <w:rPr>
                 <w:rStyle w:val="Hiperligao"/>
@@ -1030,7 +1027,7 @@
                 <w:noProof/>
                 <w:webHidden/>
               </w:rPr>
-              <w:instrText xml:space="preserve"> PAGEREF _Toc219995767 \h </w:instrText>
+              <w:instrText xml:space="preserve"> PAGEREF _Toc224021867 \h </w:instrText>
             </w:r>
             <w:r>
               <w:rPr>
@@ -1074,7 +1071,7 @@
               <w:lang w:eastAsia="pt-AO"/>
             </w:rPr>
           </w:pPr>
-          <w:hyperlink w:anchor="_Toc219995768" w:history="1">
+          <w:hyperlink w:anchor="_Toc224021868" w:history="1">
             <w:r>
               <w:rPr>
                 <w:rStyle w:val="Hiperligao"/>
@@ -1124,7 +1121,7 @@
                 <w:noProof/>
                 <w:webHidden/>
               </w:rPr>
-              <w:instrText xml:space="preserve"> PAGEREF _Toc219995768 \h </w:instrText>
+              <w:instrText xml:space="preserve"> PAGEREF _Toc224021868 \h </w:instrText>
             </w:r>
             <w:r>
               <w:rPr>
@@ -1167,7 +1164,7 @@
               <w:lang w:eastAsia="pt-AO"/>
             </w:rPr>
           </w:pPr>
-          <w:hyperlink w:anchor="_Toc219995769" w:history="1">
+          <w:hyperlink w:anchor="_Toc224021869" w:history="1">
             <w:r>
               <w:rPr>
                 <w:rStyle w:val="Hiperligao"/>
@@ -1198,7 +1195,7 @@
                 <w:noProof/>
                 <w:webHidden/>
               </w:rPr>
-              <w:instrText xml:space="preserve"> PAGEREF _Toc219995769 \h </w:instrText>
+              <w:instrText xml:space="preserve"> PAGEREF _Toc224021869 \h </w:instrText>
             </w:r>
             <w:r>
               <w:rPr>
@@ -1241,7 +1238,7 @@
               <w:lang w:eastAsia="pt-AO"/>
             </w:rPr>
           </w:pPr>
-          <w:hyperlink w:anchor="_Toc219995770" w:history="1">
+          <w:hyperlink w:anchor="_Toc224021870" w:history="1">
             <w:r>
               <w:rPr>
                 <w:rStyle w:val="Hiperligao"/>
@@ -1272,7 +1269,7 @@
                 <w:noProof/>
                 <w:webHidden/>
               </w:rPr>
-              <w:instrText xml:space="preserve"> PAGEREF _Toc219995770 \h </w:instrText>
+              <w:instrText xml:space="preserve"> PAGEREF _Toc224021870 \h </w:instrText>
             </w:r>
             <w:r>
               <w:rPr>
@@ -1315,7 +1312,7 @@
               <w:lang w:eastAsia="pt-AO"/>
             </w:rPr>
           </w:pPr>
-          <w:hyperlink w:anchor="_Toc219995771" w:history="1">
+          <w:hyperlink w:anchor="_Toc224021871" w:history="1">
             <w:r>
               <w:rPr>
                 <w:rStyle w:val="Hiperligao"/>
@@ -1346,7 +1343,7 @@
                 <w:noProof/>
                 <w:webHidden/>
               </w:rPr>
-              <w:instrText xml:space="preserve"> PAGEREF _Toc219995771 \h </w:instrText>
+              <w:instrText xml:space="preserve"> PAGEREF _Toc224021871 \h </w:instrText>
             </w:r>
             <w:r>
               <w:rPr>
@@ -1389,7 +1386,7 @@
               <w:lang w:eastAsia="pt-AO"/>
             </w:rPr>
           </w:pPr>
-          <w:hyperlink w:anchor="_Toc219995772" w:history="1">
+          <w:hyperlink w:anchor="_Toc224021872" w:history="1">
             <w:r>
               <w:rPr>
                 <w:rStyle w:val="Hiperligao"/>
@@ -1419,7 +1416,7 @@
                 <w:noProof/>
                 <w:webHidden/>
               </w:rPr>
-              <w:instrText xml:space="preserve"> PAGEREF _Toc219995772 \h </w:instrText>
+              <w:instrText xml:space="preserve"> PAGEREF _Toc224021872 \h </w:instrText>
             </w:r>
             <w:r>
               <w:rPr>
@@ -1462,7 +1459,7 @@
               <w:lang w:eastAsia="pt-AO"/>
             </w:rPr>
           </w:pPr>
-          <w:hyperlink w:anchor="_Toc219995773" w:history="1">
+          <w:hyperlink w:anchor="_Toc224021873" w:history="1">
             <w:r>
               <w:rPr>
                 <w:rStyle w:val="Hiperligao"/>
@@ -1492,7 +1489,7 @@
                 <w:noProof/>
                 <w:webHidden/>
               </w:rPr>
-              <w:instrText xml:space="preserve"> PAGEREF _Toc219995773 \h </w:instrText>
+              <w:instrText xml:space="preserve"> PAGEREF _Toc224021873 \h </w:instrText>
             </w:r>
             <w:r>
               <w:rPr>
@@ -1535,7 +1532,7 @@
               <w:lang w:eastAsia="pt-AO"/>
             </w:rPr>
           </w:pPr>
-          <w:hyperlink w:anchor="_Toc219995774" w:history="1">
+          <w:hyperlink w:anchor="_Toc224021874" w:history="1">
             <w:r>
               <w:rPr>
                 <w:rStyle w:val="Hiperligao"/>
@@ -1565,7 +1562,7 @@
                 <w:noProof/>
                 <w:webHidden/>
               </w:rPr>
-              <w:instrText xml:space="preserve"> PAGEREF _Toc219995774 \h </w:instrText>
+              <w:instrText xml:space="preserve"> PAGEREF _Toc224021874 \h </w:instrText>
             </w:r>
             <w:r>
               <w:rPr>
@@ -1609,7 +1606,7 @@
               <w:lang w:eastAsia="pt-AO"/>
             </w:rPr>
           </w:pPr>
-          <w:hyperlink w:anchor="_Toc219995775" w:history="1">
+          <w:hyperlink w:anchor="_Toc224021875" w:history="1">
             <w:r>
               <w:rPr>
                 <w:rStyle w:val="Hiperligao"/>
@@ -1657,99 +1654,7 @@
                 <w:noProof/>
                 <w:webHidden/>
               </w:rPr>
-              <w:instrText xml:space="preserve"> PAGEREF _Toc219995775 \h </w:instrText>
-            </w:r>
-            <w:r>
-              <w:rPr>
-                <w:noProof/>
-                <w:webHidden/>
-              </w:rPr>
-            </w:r>
-            <w:r>
-              <w:rPr>
-                <w:noProof/>
-                <w:webHidden/>
-              </w:rPr>
-              <w:fldChar w:fldCharType="separate"/>
-            </w:r>
-            <w:r>
-              <w:rPr>
-                <w:noProof/>
-                <w:webHidden/>
-              </w:rPr>
-              <w:t>8</w:t>
-            </w:r>
-            <w:r>
-              <w:rPr>
-                <w:noProof/>
-                <w:webHidden/>
-              </w:rPr>
-              <w:fldChar w:fldCharType="end"/>
-            </w:r>
-          </w:hyperlink>
-        </w:p>
-        <w:p>
-          <w:pPr>
-            <w:pStyle w:val="ndice1"/>
-            <w:tabs>
-              <w:tab w:val="left" w:pos="480"/>
-              <w:tab w:val="right" w:leader="dot" w:pos="8494"/>
-            </w:tabs>
-            <w:rPr>
-              <w:rFonts w:eastAsiaTheme="minorEastAsia"/>
-              <w:noProof/>
-              <w:lang w:eastAsia="pt-AO"/>
-            </w:rPr>
-          </w:pPr>
-          <w:hyperlink w:anchor="_Toc219995776" w:history="1">
-            <w:r>
-              <w:rPr>
-                <w:rStyle w:val="Hiperligao"/>
-                <w:rFonts w:ascii="Arial" w:hAnsi="Arial" w:cs="Arial"/>
-                <w:b/>
-                <w:bCs/>
-                <w:noProof/>
-              </w:rPr>
-              <w:t>4.</w:t>
-            </w:r>
-            <w:r>
-              <w:rPr>
-                <w:rFonts w:eastAsiaTheme="minorEastAsia"/>
-                <w:noProof/>
-                <w:lang w:eastAsia="pt-AO"/>
-              </w:rPr>
-              <w:tab/>
-            </w:r>
-            <w:r>
-              <w:rPr>
-                <w:rStyle w:val="Hiperligao"/>
-                <w:rFonts w:ascii="Arial" w:hAnsi="Arial" w:cs="Arial"/>
-                <w:b/>
-                <w:bCs/>
-                <w:noProof/>
-              </w:rPr>
-              <w:t>LIMITAÇÕES DO TRABALHO</w:t>
-            </w:r>
-            <w:r>
-              <w:rPr>
-                <w:noProof/>
-                <w:webHidden/>
-              </w:rPr>
-              <w:tab/>
-            </w:r>
-            <w:r>
-              <w:rPr>
-                <w:noProof/>
-                <w:webHidden/>
-              </w:rPr>
-              <w:fldChar w:fldCharType="begin"/>
-            </w:r>
-            <w:r>
-              <w:rPr>
-                <w:noProof/>
-                <w:webHidden/>
-              </w:rPr>
-              <w:instrText xml:space="preserve"> PAGEREF _Toc219995776 \h </w:instrText>
+              <w:instrText xml:space="preserve"> PAGEREF _Toc224021875 \h </w:instrText>
             </w:r>
             <w:r>
               <w:rPr>
@@ -1792,7 +1697,7 @@
               <w:lang w:eastAsia="pt-AO"/>
             </w:rPr>
           </w:pPr>
-          <w:hyperlink w:anchor="_Toc219995777" w:history="1">
+          <w:hyperlink w:anchor="_Toc224021876" w:history="1">
             <w:r>
               <w:rPr>
                 <w:rStyle w:val="Hiperligao"/>
@@ -1801,7 +1706,7 @@
                 <w:bCs/>
                 <w:noProof/>
               </w:rPr>
-              <w:t>5</w:t>
+              <w:t>4</w:t>
             </w:r>
             <w:r>
               <w:rPr>
@@ -1840,7 +1745,7 @@
                 <w:noProof/>
                 <w:webHidden/>
               </w:rPr>
-              <w:instrText xml:space="preserve"> PAGEREF _Toc219995777 \h </w:instrText>
+              <w:instrText xml:space="preserve"> PAGEREF _Toc224021876 \h </w:instrText>
             </w:r>
             <w:r>
               <w:rPr>
@@ -1860,7 +1765,7 @@
                 <w:noProof/>
                 <w:webHidden/>
               </w:rPr>
-              <w:t>9</w:t>
+              <w:t>8</w:t>
             </w:r>
             <w:r>
               <w:rPr>
@@ -1883,7 +1788,7 @@
               <w:lang w:eastAsia="pt-AO"/>
             </w:rPr>
           </w:pPr>
-          <w:hyperlink w:anchor="_Toc219995778" w:history="1">
+          <w:hyperlink w:anchor="_Toc224021877" w:history="1">
             <w:r>
               <w:rPr>
                 <w:rStyle w:val="Hiperligao"/>
@@ -1892,7 +1797,7 @@
                 <w:bCs/>
                 <w:noProof/>
               </w:rPr>
-              <w:t>5.1 PEQUENAS E MÉDIAS EMPRESAS NO CONTEXTO ANGOLANO</w:t>
+              <w:t>4.1 PEQUENAS E MÉDIAS EMPRESAS NO CONTEXTO ANGOLANO</w:t>
             </w:r>
             <w:r>
               <w:rPr>
@@ -1913,7 +1818,7 @@
                 <w:noProof/>
                 <w:webHidden/>
               </w:rPr>
-              <w:instrText xml:space="preserve"> PAGEREF _Toc219995778 \h </w:instrText>
+              <w:instrText xml:space="preserve"> PAGEREF _Toc224021877 \h </w:instrText>
             </w:r>
             <w:r>
               <w:rPr>
@@ -1956,7 +1861,7 @@
               <w:lang w:eastAsia="pt-AO"/>
             </w:rPr>
           </w:pPr>
-          <w:hyperlink w:anchor="_Toc219995779" w:history="1">
+          <w:hyperlink w:anchor="_Toc224021878" w:history="1">
             <w:r>
               <w:rPr>
                 <w:rStyle w:val="Hiperligao"/>
@@ -1965,7 +1870,7 @@
                 <w:bCs/>
                 <w:noProof/>
               </w:rPr>
-              <w:t>5.2 SISTEMAS DE INFORMAÇÃO NAS ORGANIZAÇÕES</w:t>
+              <w:t>4.2 SISTEMAS DE INFORMAÇÃO NAS ORGANIZAÇÕES</w:t>
             </w:r>
             <w:r>
               <w:rPr>
@@ -1986,7 +1891,7 @@
                 <w:noProof/>
                 <w:webHidden/>
               </w:rPr>
-              <w:instrText xml:space="preserve"> PAGEREF _Toc219995779 \h </w:instrText>
+              <w:instrText xml:space="preserve"> PAGEREF _Toc224021878 \h </w:instrText>
             </w:r>
             <w:r>
               <w:rPr>
@@ -2006,7 +1911,7 @@
                 <w:noProof/>
                 <w:webHidden/>
               </w:rPr>
-              <w:t>10</w:t>
+              <w:t>9</w:t>
             </w:r>
             <w:r>
               <w:rPr>
@@ -2029,7 +1934,7 @@
               <w:lang w:eastAsia="pt-AO"/>
             </w:rPr>
           </w:pPr>
-          <w:hyperlink w:anchor="_Toc219995780" w:history="1">
+          <w:hyperlink w:anchor="_Toc224021879" w:history="1">
             <w:r>
               <w:rPr>
                 <w:rStyle w:val="Hiperligao"/>
@@ -2038,7 +1943,7 @@
                 <w:bCs/>
                 <w:noProof/>
               </w:rPr>
-              <w:t>5.2.1 IMPORTÂNCIA DA ADOPÇÃO DOS SISTEMAS DE INFORMAÇÃO NAS ORGANIZAÇÕES</w:t>
+              <w:t>4.2.1 IMPORTÂNCIA DA ADOPÇÃO DOS SISTEMAS DE INFORMAÇÃO NAS ORGANIZAÇÕES</w:t>
             </w:r>
             <w:r>
               <w:rPr>
@@ -2059,7 +1964,7 @@
                 <w:noProof/>
                 <w:webHidden/>
               </w:rPr>
-              <w:instrText xml:space="preserve"> PAGEREF _Toc219995780 \h </w:instrText>
+              <w:instrText xml:space="preserve"> PAGEREF _Toc224021879 \h </w:instrText>
             </w:r>
             <w:r>
               <w:rPr>
@@ -2079,7 +1984,7 @@
                 <w:noProof/>
                 <w:webHidden/>
               </w:rPr>
-              <w:t>11</w:t>
+              <w:t>10</w:t>
             </w:r>
             <w:r>
               <w:rPr>
@@ -2102,7 +2007,7 @@
               <w:lang w:eastAsia="pt-AO"/>
             </w:rPr>
           </w:pPr>
-          <w:hyperlink w:anchor="_Toc219995781" w:history="1">
+          <w:hyperlink w:anchor="_Toc224021880" w:history="1">
             <w:r>
               <w:rPr>
                 <w:rStyle w:val="Hiperligao"/>
@@ -2111,7 +2016,7 @@
                 <w:bCs/>
                 <w:noProof/>
               </w:rPr>
-              <w:t>5.3 PLATAFORMAS DIGITAIS COMO MODELOS DE NEGÓCIO B2B</w:t>
+              <w:t>4.3 PLATAFORMAS DIGITAIS COMO MODELOS DE NEGÓCIO B2B</w:t>
             </w:r>
             <w:r>
               <w:rPr>
@@ -2132,7 +2037,7 @@
                 <w:noProof/>
                 <w:webHidden/>
               </w:rPr>
-              <w:instrText xml:space="preserve"> PAGEREF _Toc219995781 \h </w:instrText>
+              <w:instrText xml:space="preserve"> PAGEREF _Toc224021880 \h </w:instrText>
             </w:r>
             <w:r>
               <w:rPr>
@@ -2175,7 +2080,7 @@
               <w:lang w:eastAsia="pt-AO"/>
             </w:rPr>
           </w:pPr>
-          <w:hyperlink w:anchor="_Toc219995782" w:history="1">
+          <w:hyperlink w:anchor="_Toc224021881" w:history="1">
             <w:r>
               <w:rPr>
                 <w:rStyle w:val="Hiperligao"/>
@@ -2205,7 +2110,7 @@
                 <w:noProof/>
                 <w:webHidden/>
               </w:rPr>
-              <w:instrText xml:space="preserve"> PAGEREF _Toc219995782 \h </w:instrText>
+              <w:instrText xml:space="preserve"> PAGEREF _Toc224021881 \h </w:instrText>
             </w:r>
             <w:r>
               <w:rPr>
@@ -2225,7 +2130,7 @@
                 <w:noProof/>
                 <w:webHidden/>
               </w:rPr>
-              <w:t>12</w:t>
+              <w:t>11</w:t>
             </w:r>
             <w:r>
               <w:rPr>
@@ -2248,7 +2153,7 @@
               <w:lang w:eastAsia="pt-AO"/>
             </w:rPr>
           </w:pPr>
-          <w:hyperlink w:anchor="_Toc219995783" w:history="1">
+          <w:hyperlink w:anchor="_Toc224021882" w:history="1">
             <w:r>
               <w:rPr>
                 <w:rStyle w:val="Hiperligao"/>
@@ -2278,7 +2183,7 @@
                 <w:noProof/>
                 <w:webHidden/>
               </w:rPr>
-              <w:instrText xml:space="preserve"> PAGEREF _Toc219995783 \h </w:instrText>
+              <w:instrText xml:space="preserve"> PAGEREF _Toc224021882 \h </w:instrText>
             </w:r>
             <w:r>
               <w:rPr>
@@ -2321,7 +2226,7 @@
               <w:lang w:eastAsia="pt-AO"/>
             </w:rPr>
           </w:pPr>
-          <w:hyperlink w:anchor="_Toc219995784" w:history="1">
+          <w:hyperlink w:anchor="_Toc224021883" w:history="1">
             <w:r>
               <w:rPr>
                 <w:rStyle w:val="Hiperligao"/>
@@ -2351,7 +2256,7 @@
                 <w:noProof/>
                 <w:webHidden/>
               </w:rPr>
-              <w:instrText xml:space="preserve"> PAGEREF _Toc219995784 \h </w:instrText>
+              <w:instrText xml:space="preserve"> PAGEREF _Toc224021883 \h </w:instrText>
             </w:r>
             <w:r>
               <w:rPr>
@@ -2394,7 +2299,7 @@
               <w:lang w:eastAsia="pt-AO"/>
             </w:rPr>
           </w:pPr>
-          <w:hyperlink w:anchor="_Toc219995785" w:history="1">
+          <w:hyperlink w:anchor="_Toc224021884" w:history="1">
             <w:r>
               <w:rPr>
                 <w:rStyle w:val="Hiperligao"/>
@@ -2403,7 +2308,7 @@
                 <w:bCs/>
                 <w:noProof/>
               </w:rPr>
-              <w:t>5.4 ANTECEDENTES DO PROBLEMA: O QUE EXISTE SOBRE O OBJECTO DE INVESTIGAÇÃO</w:t>
+              <w:t>4.4 ANTECEDENTES DO PROBLEMA: O QUE EXISTE SOBRE O OBJECTO DE INVESTIGAÇÃO</w:t>
             </w:r>
             <w:r>
               <w:rPr>
@@ -2424,7 +2329,7 @@
                 <w:noProof/>
                 <w:webHidden/>
               </w:rPr>
-              <w:instrText xml:space="preserve"> PAGEREF _Toc219995785 \h </w:instrText>
+              <w:instrText xml:space="preserve"> PAGEREF _Toc224021884 \h </w:instrText>
             </w:r>
             <w:r>
               <w:rPr>
@@ -2444,7 +2349,7 @@
                 <w:noProof/>
                 <w:webHidden/>
               </w:rPr>
-              <w:t>13</w:t>
+              <w:t>12</w:t>
             </w:r>
             <w:r>
               <w:rPr>
@@ -2467,7 +2372,7 @@
               <w:lang w:eastAsia="pt-AO"/>
             </w:rPr>
           </w:pPr>
-          <w:hyperlink w:anchor="_Toc219995786" w:history="1">
+          <w:hyperlink w:anchor="_Toc224021885" w:history="1">
             <w:r>
               <w:rPr>
                 <w:rStyle w:val="Hiperligao"/>
@@ -2476,7 +2381,7 @@
                 <w:bCs/>
                 <w:noProof/>
               </w:rPr>
-              <w:t>5.5 ELABORAÇÃO DAS HIPÓTESES</w:t>
+              <w:t>4.5 ELABORAÇÃO DAS HIPÓTESES</w:t>
             </w:r>
             <w:r>
               <w:rPr>
@@ -2497,7 +2402,7 @@
                 <w:noProof/>
                 <w:webHidden/>
               </w:rPr>
-              <w:instrText xml:space="preserve"> PAGEREF _Toc219995786 \h </w:instrText>
+              <w:instrText xml:space="preserve"> PAGEREF _Toc224021885 \h </w:instrText>
             </w:r>
             <w:r>
               <w:rPr>
@@ -2540,7 +2445,7 @@
               <w:lang w:eastAsia="pt-AO"/>
             </w:rPr>
           </w:pPr>
-          <w:hyperlink w:anchor="_Toc219995787" w:history="1">
+          <w:hyperlink w:anchor="_Toc224021886" w:history="1">
             <w:r>
               <w:rPr>
                 <w:rStyle w:val="Hiperligao"/>
@@ -2549,7 +2454,7 @@
                 <w:bCs/>
                 <w:noProof/>
               </w:rPr>
-              <w:t>5.6 IDENTIFICAÇÃO DAS VARIÁVEIS DA INVESTIGAÇÃO</w:t>
+              <w:t>4.6 IDENTIFICAÇÃO DAS VARIÁVEIS DA INVESTIGAÇÃO</w:t>
             </w:r>
             <w:r>
               <w:rPr>
@@ -2570,7 +2475,7 @@
                 <w:noProof/>
                 <w:webHidden/>
               </w:rPr>
-              <w:instrText xml:space="preserve"> PAGEREF _Toc219995787 \h </w:instrText>
+              <w:instrText xml:space="preserve"> PAGEREF _Toc224021886 \h </w:instrText>
             </w:r>
             <w:r>
               <w:rPr>
@@ -2590,7 +2495,7 @@
                 <w:noProof/>
                 <w:webHidden/>
               </w:rPr>
-              <w:t>14</w:t>
+              <w:t>13</w:t>
             </w:r>
             <w:r>
               <w:rPr>
@@ -2613,7 +2518,7 @@
               <w:lang w:eastAsia="pt-AO"/>
             </w:rPr>
           </w:pPr>
-          <w:hyperlink w:anchor="_Toc219995788" w:history="1">
+          <w:hyperlink w:anchor="_Toc224021887" w:history="1">
             <w:r>
               <w:rPr>
                 <w:rStyle w:val="Hiperligao"/>
@@ -2622,7 +2527,7 @@
                 <w:bCs/>
                 <w:noProof/>
               </w:rPr>
-              <w:t>6. METODOLOGIA</w:t>
+              <w:t>5. METODOLOGIA</w:t>
             </w:r>
             <w:r>
               <w:rPr>
@@ -2643,7 +2548,7 @@
                 <w:noProof/>
                 <w:webHidden/>
               </w:rPr>
-              <w:instrText xml:space="preserve"> PAGEREF _Toc219995788 \h </w:instrText>
+              <w:instrText xml:space="preserve"> PAGEREF _Toc224021887 \h </w:instrText>
             </w:r>
             <w:r>
               <w:rPr>
@@ -2686,7 +2591,7 @@
               <w:lang w:eastAsia="pt-AO"/>
             </w:rPr>
           </w:pPr>
-          <w:hyperlink w:anchor="_Toc219995789" w:history="1">
+          <w:hyperlink w:anchor="_Toc224021888" w:history="1">
             <w:r>
               <w:rPr>
                 <w:rStyle w:val="Hiperligao"/>
@@ -2695,7 +2600,7 @@
                 <w:bCs/>
                 <w:noProof/>
               </w:rPr>
-              <w:t>6.1 CLASSIFICAÇÃO DO TRABALHO</w:t>
+              <w:t>5.1 CLASSIFICAÇÃO DO TRABALHO</w:t>
             </w:r>
             <w:r>
               <w:rPr>
@@ -2716,7 +2621,7 @@
                 <w:noProof/>
                 <w:webHidden/>
               </w:rPr>
-              <w:instrText xml:space="preserve"> PAGEREF _Toc219995789 \h </w:instrText>
+              <w:instrText xml:space="preserve"> PAGEREF _Toc224021888 \h </w:instrText>
             </w:r>
             <w:r>
               <w:rPr>
@@ -2759,7 +2664,7 @@
               <w:lang w:eastAsia="pt-AO"/>
             </w:rPr>
           </w:pPr>
-          <w:hyperlink w:anchor="_Toc219995790" w:history="1">
+          <w:hyperlink w:anchor="_Toc224021889" w:history="1">
             <w:r>
               <w:rPr>
                 <w:rStyle w:val="Hiperligao"/>
@@ -2768,7 +2673,7 @@
                 <w:bCs/>
                 <w:noProof/>
               </w:rPr>
-              <w:t>6.2 DESENHO DOS INSTRUMENTOS DE RECOLHA DE DADOS</w:t>
+              <w:t>5.2 DESENHO DOS INSTRUMENTOS DE RECOLHA DE DADOS</w:t>
             </w:r>
             <w:r>
               <w:rPr>
@@ -2789,7 +2694,7 @@
                 <w:noProof/>
                 <w:webHidden/>
               </w:rPr>
-              <w:instrText xml:space="preserve"> PAGEREF _Toc219995790 \h </w:instrText>
+              <w:instrText xml:space="preserve"> PAGEREF _Toc224021889 \h </w:instrText>
             </w:r>
             <w:r>
               <w:rPr>
@@ -2809,7 +2714,7 @@
                 <w:noProof/>
                 <w:webHidden/>
               </w:rPr>
-              <w:t>15</w:t>
+              <w:t>14</w:t>
             </w:r>
             <w:r>
               <w:rPr>
@@ -2832,7 +2737,7 @@
               <w:lang w:eastAsia="pt-AO"/>
             </w:rPr>
           </w:pPr>
-          <w:hyperlink w:anchor="_Toc219995791" w:history="1">
+          <w:hyperlink w:anchor="_Toc224021890" w:history="1">
             <w:r>
               <w:rPr>
                 <w:rStyle w:val="Hiperligao"/>
@@ -2841,7 +2746,7 @@
                 <w:bCs/>
                 <w:noProof/>
               </w:rPr>
-              <w:t>6.2.1 Análise documental</w:t>
+              <w:t>5.2.1 Análise documental</w:t>
             </w:r>
             <w:r>
               <w:rPr>
@@ -2862,7 +2767,7 @@
                 <w:noProof/>
                 <w:webHidden/>
               </w:rPr>
-              <w:instrText xml:space="preserve"> PAGEREF _Toc219995791 \h </w:instrText>
+              <w:instrText xml:space="preserve"> PAGEREF _Toc224021890 \h </w:instrText>
             </w:r>
             <w:r>
               <w:rPr>
@@ -2882,7 +2787,7 @@
                 <w:noProof/>
                 <w:webHidden/>
               </w:rPr>
-              <w:t>15</w:t>
+              <w:t>14</w:t>
             </w:r>
             <w:r>
               <w:rPr>
@@ -2905,7 +2810,7 @@
               <w:lang w:eastAsia="pt-AO"/>
             </w:rPr>
           </w:pPr>
-          <w:hyperlink w:anchor="_Toc219995792" w:history="1">
+          <w:hyperlink w:anchor="_Toc224021891" w:history="1">
             <w:r>
               <w:rPr>
                 <w:rStyle w:val="Hiperligao"/>
@@ -2914,7 +2819,7 @@
                 <w:bCs/>
                 <w:noProof/>
               </w:rPr>
-              <w:t>6.2.2 Observação directa e participativa</w:t>
+              <w:t>5.2.2 Observação directa e participativa</w:t>
             </w:r>
             <w:r>
               <w:rPr>
@@ -2935,7 +2840,7 @@
                 <w:noProof/>
                 <w:webHidden/>
               </w:rPr>
-              <w:instrText xml:space="preserve"> PAGEREF _Toc219995792 \h </w:instrText>
+              <w:instrText xml:space="preserve"> PAGEREF _Toc224021891 \h </w:instrText>
             </w:r>
             <w:r>
               <w:rPr>
@@ -2978,7 +2883,7 @@
               <w:lang w:eastAsia="pt-AO"/>
             </w:rPr>
           </w:pPr>
-          <w:hyperlink w:anchor="_Toc219995793" w:history="1">
+          <w:hyperlink w:anchor="_Toc224021892" w:history="1">
             <w:r>
               <w:rPr>
                 <w:rStyle w:val="Hiperligao"/>
@@ -2987,7 +2892,7 @@
                 <w:bCs/>
                 <w:noProof/>
               </w:rPr>
-              <w:t>6.2.3 Questionário estruturado</w:t>
+              <w:t>5.2.3 Questionário estruturado</w:t>
             </w:r>
             <w:r>
               <w:rPr>
@@ -3008,7 +2913,7 @@
                 <w:noProof/>
                 <w:webHidden/>
               </w:rPr>
-              <w:instrText xml:space="preserve"> PAGEREF _Toc219995793 \h </w:instrText>
+              <w:instrText xml:space="preserve"> PAGEREF _Toc224021892 \h </w:instrText>
             </w:r>
             <w:r>
               <w:rPr>
@@ -3051,85 +2956,7 @@
               <w:lang w:eastAsia="pt-AO"/>
             </w:rPr>
           </w:pPr>
-          <w:r>
-            <w:rPr>
-              <w:rFonts w:ascii="Arial" w:hAnsi="Arial" w:cs="Arial"/>
-              <w:noProof/>
-              <w:lang w:val="pt-PT"/>
-            </w:rPr>
-            <mc:AlternateContent>
-              <mc:Choice Requires="wps">
-                <w:drawing>
-                  <wp:anchor distT="0" distB="0" distL="114300" distR="114300" simplePos="0" relativeHeight="251663360" behindDoc="0" locked="0" layoutInCell="1" allowOverlap="1" wp14:anchorId="2DF0D40C" wp14:editId="0E58C9D3">
-                    <wp:simplePos x="0" y="0"/>
-                    <wp:positionH relativeFrom="column">
-                      <wp:posOffset>5263414</wp:posOffset>
-                    </wp:positionH>
-                    <wp:positionV relativeFrom="paragraph">
-                      <wp:posOffset>405419</wp:posOffset>
-                    </wp:positionV>
-                    <wp:extent cx="245889" cy="207469"/>
-                    <wp:effectExtent l="0" t="0" r="20955" b="21590"/>
-                    <wp:wrapNone/>
-                    <wp:docPr id="510415027" name="Retângulo 1"/>
-                    <wp:cNvGraphicFramePr/>
-                    <a:graphic xmlns:a="http://schemas.openxmlformats.org/drawingml/2006/main">
-                      <a:graphicData uri="http://schemas.microsoft.com/office/word/2010/wordprocessingShape">
-                        <wps:wsp>
-                          <wps:cNvSpPr/>
-                          <wps:spPr>
-                            <a:xfrm>
-                              <a:off x="0" y="0"/>
-                              <a:ext cx="245889" cy="207469"/>
-                            </a:xfrm>
-                            <a:prstGeom prst="rect">
-                              <a:avLst/>
-                            </a:prstGeom>
-                            <a:solidFill>
-                              <a:schemeClr val="bg1"/>
-                            </a:solidFill>
-                            <a:ln>
-                              <a:solidFill>
-                                <a:schemeClr val="bg1"/>
-                              </a:solidFill>
-                            </a:ln>
-                          </wps:spPr>
-                          <wps:style>
-                            <a:lnRef idx="2">
-                              <a:schemeClr val="accent1">
-                                <a:shade val="15000"/>
-                              </a:schemeClr>
-                            </a:lnRef>
-                            <a:fillRef idx="1">
-                              <a:schemeClr val="accent1"/>
-                            </a:fillRef>
-                            <a:effectRef idx="0">
-                              <a:schemeClr val="accent1"/>
-                            </a:effectRef>
-                            <a:fontRef idx="minor">
-                              <a:schemeClr val="lt1"/>
-                            </a:fontRef>
-                          </wps:style>
-                          <wps:bodyPr rot="0" spcFirstLastPara="0" vertOverflow="overflow" horzOverflow="overflow" vert="horz" wrap="square" lIns="91440" tIns="45720" rIns="91440" bIns="45720" numCol="1" spcCol="0" rtlCol="0" fromWordArt="0" anchor="ctr" anchorCtr="0" forceAA="0" compatLnSpc="1">
-                            <a:prstTxWarp prst="textNoShape">
-                              <a:avLst/>
-                            </a:prstTxWarp>
-                            <a:noAutofit/>
-                          </wps:bodyPr>
-                        </wps:wsp>
-                      </a:graphicData>
-                    </a:graphic>
-                  </wp:anchor>
-                </w:drawing>
-              </mc:Choice>
-              <mc:Fallback>
-                <w:pict>
-                  <v:rect w14:anchorId="4FBCF9D4" id="Retângulo 1" o:spid="_x0000_s1026" style="position:absolute;margin-left:414.45pt;margin-top:31.9pt;width:19.35pt;height:16.35pt;z-index:251663360;visibility:visible;mso-wrap-style:square;mso-wrap-distance-left:9pt;mso-wrap-distance-top:0;mso-wrap-distance-right:9pt;mso-wrap-distance-bottom:0;mso-position-horizontal:absolute;mso-position-horizontal-relative:text;mso-position-vertical:absolute;mso-position-vertical-relative:text;v-text-anchor:middle" o:gfxdata="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" fillcolor="white [3212]" strokecolor="white [3212]" strokeweight="1.5pt"/>
-                </w:pict>
-              </mc:Fallback>
-            </mc:AlternateContent>
-          </w:r>
-          <w:hyperlink w:anchor="_Toc219995794" w:history="1">
+          <w:hyperlink w:anchor="_Toc224021893" w:history="1">
             <w:r>
               <w:rPr>
                 <w:rStyle w:val="Hiperligao"/>
@@ -3138,7 +2965,7 @@
                 <w:bCs/>
                 <w:noProof/>
               </w:rPr>
-              <w:t>6.2.4 População e Amostra</w:t>
+              <w:t>5.2.4 População e Amostra</w:t>
             </w:r>
             <w:r>
               <w:rPr>
@@ -3159,7 +2986,7 @@
                 <w:noProof/>
                 <w:webHidden/>
               </w:rPr>
-              <w:instrText xml:space="preserve"> PAGEREF _Toc219995794 \h </w:instrText>
+              <w:instrText xml:space="preserve"> PAGEREF _Toc224021893 \h </w:instrText>
             </w:r>
             <w:r>
               <w:rPr>
@@ -3179,7 +3006,7 @@
                 <w:noProof/>
                 <w:webHidden/>
               </w:rPr>
-              <w:t>16</w:t>
+              <w:t>15</w:t>
             </w:r>
             <w:r>
               <w:rPr>
@@ -3202,7 +3029,7 @@
               <w:lang w:eastAsia="pt-AO"/>
             </w:rPr>
           </w:pPr>
-          <w:hyperlink w:anchor="_Toc219995795" w:history="1">
+          <w:hyperlink w:anchor="_Toc224021894" w:history="1">
             <w:r>
               <w:rPr>
                 <w:rStyle w:val="Hiperligao"/>
@@ -3211,7 +3038,7 @@
                 <w:bCs/>
                 <w:noProof/>
               </w:rPr>
-              <w:t>6.3 GUIA DO TRABALHO DE CAMPO</w:t>
+              <w:t>5.3 GUIA DO TRABALHO DE CAMPO</w:t>
             </w:r>
             <w:r>
               <w:rPr>
@@ -3232,7 +3059,7 @@
                 <w:noProof/>
                 <w:webHidden/>
               </w:rPr>
-              <w:instrText xml:space="preserve"> PAGEREF _Toc219995795 \h </w:instrText>
+              <w:instrText xml:space="preserve"> PAGEREF _Toc224021894 \h </w:instrText>
             </w:r>
             <w:r>
               <w:rPr>
@@ -3275,7 +3102,7 @@
               <w:lang w:eastAsia="pt-AO"/>
             </w:rPr>
           </w:pPr>
-          <w:hyperlink w:anchor="_Toc219995796" w:history="1">
+          <w:hyperlink w:anchor="_Toc224021895" w:history="1">
             <w:r>
               <w:rPr>
                 <w:rStyle w:val="Hiperligao"/>
@@ -3285,7 +3112,7 @@
                 <w:noProof/>
                 <w:lang w:val="pt-PT"/>
               </w:rPr>
-              <w:t>7. ASPECTOS ADMINISTRATIVOS</w:t>
+              <w:t>6. ASPECTOS ADMINISTRATIVOS</w:t>
             </w:r>
             <w:r>
               <w:rPr>
@@ -3306,7 +3133,7 @@
                 <w:noProof/>
                 <w:webHidden/>
               </w:rPr>
-              <w:instrText xml:space="preserve"> PAGEREF _Toc219995796 \h </w:instrText>
+              <w:instrText xml:space="preserve"> PAGEREF _Toc224021895 \h </w:instrText>
             </w:r>
             <w:r>
               <w:rPr>
@@ -3349,7 +3176,7 @@
               <w:lang w:eastAsia="pt-AO"/>
             </w:rPr>
           </w:pPr>
-          <w:hyperlink w:anchor="_Toc219995797" w:history="1">
+          <w:hyperlink w:anchor="_Toc224021896" w:history="1">
             <w:r>
               <w:rPr>
                 <w:rStyle w:val="Hiperligao"/>
@@ -3359,7 +3186,7 @@
                 <w:noProof/>
                 <w:lang w:val="pt-PT"/>
               </w:rPr>
-              <w:t>7.1 RECURSOS HUMANOS</w:t>
+              <w:t>6.1 RECURSOS HUMANOS</w:t>
             </w:r>
             <w:r>
               <w:rPr>
@@ -3380,7 +3207,7 @@
                 <w:noProof/>
                 <w:webHidden/>
               </w:rPr>
-              <w:instrText xml:space="preserve"> PAGEREF _Toc219995797 \h </w:instrText>
+              <w:instrText xml:space="preserve"> PAGEREF _Toc224021896 \h </w:instrText>
             </w:r>
             <w:r>
               <w:rPr>
@@ -3423,7 +3250,7 @@
               <w:lang w:eastAsia="pt-AO"/>
             </w:rPr>
           </w:pPr>
-          <w:hyperlink w:anchor="_Toc219995798" w:history="1">
+          <w:hyperlink w:anchor="_Toc224021897" w:history="1">
             <w:r>
               <w:rPr>
                 <w:rStyle w:val="Hiperligao"/>
@@ -3433,7 +3260,7 @@
                 <w:noProof/>
                 <w:lang w:val="pt-PT"/>
               </w:rPr>
-              <w:t>7.2 ORÇAMENTO</w:t>
+              <w:t>6.2 ORÇAMENTO</w:t>
             </w:r>
             <w:r>
               <w:rPr>
@@ -3454,7 +3281,7 @@
                 <w:noProof/>
                 <w:webHidden/>
               </w:rPr>
-              <w:instrText xml:space="preserve"> PAGEREF _Toc219995798 \h </w:instrText>
+              <w:instrText xml:space="preserve"> PAGEREF _Toc224021897 \h </w:instrText>
             </w:r>
             <w:r>
               <w:rPr>
@@ -3474,7 +3301,7 @@
                 <w:noProof/>
                 <w:webHidden/>
               </w:rPr>
-              <w:t>18</w:t>
+              <w:t>17</w:t>
             </w:r>
             <w:r>
               <w:rPr>
@@ -3497,7 +3324,7 @@
               <w:lang w:eastAsia="pt-AO"/>
             </w:rPr>
           </w:pPr>
-          <w:hyperlink w:anchor="_Toc219995799" w:history="1">
+          <w:hyperlink w:anchor="_Toc224021898" w:history="1">
             <w:r>
               <w:rPr>
                 <w:rStyle w:val="Hiperligao"/>
@@ -3507,7 +3334,7 @@
                 <w:noProof/>
                 <w:lang w:val="pt-PT"/>
               </w:rPr>
-              <w:t>7.3 CRONOGRAMA</w:t>
+              <w:t>6.3 CRONOGRAMA</w:t>
             </w:r>
             <w:r>
               <w:rPr>
@@ -3528,7 +3355,7 @@
                 <w:noProof/>
                 <w:webHidden/>
               </w:rPr>
-              <w:instrText xml:space="preserve"> PAGEREF _Toc219995799 \h </w:instrText>
+              <w:instrText xml:space="preserve"> PAGEREF _Toc224021898 \h </w:instrText>
             </w:r>
             <w:r>
               <w:rPr>
@@ -3548,7 +3375,7 @@
                 <w:noProof/>
                 <w:webHidden/>
               </w:rPr>
-              <w:t>18</w:t>
+              <w:t>17</w:t>
             </w:r>
             <w:r>
               <w:rPr>
@@ -3571,7 +3398,7 @@
               <w:lang w:eastAsia="pt-AO"/>
             </w:rPr>
           </w:pPr>
-          <w:hyperlink w:anchor="_Toc219995800" w:history="1">
+          <w:hyperlink w:anchor="_Toc224021899" w:history="1">
             <w:r>
               <w:rPr>
                 <w:rStyle w:val="Hiperligao"/>
@@ -3580,7 +3407,7 @@
                 <w:bCs/>
                 <w:noProof/>
               </w:rPr>
-              <w:t>8. BIBLIOGRAFIA</w:t>
+              <w:t>7. BIBLIOGRAFIA</w:t>
             </w:r>
             <w:r>
               <w:rPr>
@@ -3601,7 +3428,7 @@
                 <w:noProof/>
                 <w:webHidden/>
               </w:rPr>
-              <w:instrText xml:space="preserve"> PAGEREF _Toc219995800 \h </w:instrText>
+              <w:instrText xml:space="preserve"> PAGEREF _Toc224021899 \h </w:instrText>
             </w:r>
             <w:r>
               <w:rPr>
@@ -3621,7 +3448,7 @@
                 <w:noProof/>
                 <w:webHidden/>
               </w:rPr>
-              <w:t>19</w:t>
+              <w:t>18</w:t>
             </w:r>
             <w:r>
               <w:rPr>
@@ -3946,7 +3773,7 @@
           </mc:Choice>
           <mc:Fallback>
             <w:pict>
-              <v:rect w14:anchorId="557FA522" id="Retângulo 1" o:spid="_x0000_s1026" style="position:absolute;margin-left:413.25pt;margin-top:39pt;width:19.35pt;height:16.35pt;z-index:251665408;visibility:visible;mso-wrap-style:square;mso-wrap-distance-left:9pt;mso-wrap-distance-top:0;mso-wrap-distance-right:9pt;mso-wrap-distance-bottom:0;mso-position-horizontal:absolute;mso-position-horizontal-relative:text;mso-position-vertical:absolute;mso-position-vertical-relative:text;v-text-anchor:middle" o:gfxdata="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" fillcolor="white [3212]" strokecolor="white [3212]" strokeweight="1.5pt"/>
+              <v:rect w14:anchorId="05348A11" id="Retângulo 1" o:spid="_x0000_s1026" style="position:absolute;margin-left:413.25pt;margin-top:39pt;width:19.35pt;height:16.35pt;z-index:251665408;visibility:visible;mso-wrap-style:square;mso-wrap-distance-left:9pt;mso-wrap-distance-top:0;mso-wrap-distance-right:9pt;mso-wrap-distance-bottom:0;mso-position-horizontal:absolute;mso-position-horizontal-relative:text;mso-position-vertical:absolute;mso-position-vertical-relative:text;v-text-anchor:middle" o:gfxdata="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" fillcolor="white [3212]" strokecolor="white [3212]" strokeweight="1.5pt"/>
             </w:pict>
           </mc:Fallback>
         </mc:AlternateContent>
@@ -3969,7 +3796,7 @@
           <w:lang w:val="pt-PT"/>
         </w:rPr>
       </w:pPr>
-      <w:bookmarkStart w:id="0" w:name="_Toc219995767"/>
+      <w:bookmarkStart w:id="0" w:name="_Toc224021867"/>
       <w:r>
         <w:rPr>
           <w:rFonts w:ascii="Arial" w:hAnsi="Arial" w:cs="Arial"/>
@@ -4250,7 +4077,7 @@
           <w:lang w:val="pt-PT"/>
         </w:rPr>
       </w:pPr>
-      <w:bookmarkStart w:id="1" w:name="_Toc219995768"/>
+      <w:bookmarkStart w:id="1" w:name="_Toc224021868"/>
       <w:r>
         <w:rPr>
           <w:rFonts w:ascii="Arial" w:hAnsi="Arial" w:cs="Arial"/>
@@ -4328,7 +4155,7 @@
           <w:lang w:val="pt-PT"/>
         </w:rPr>
       </w:pPr>
-      <w:bookmarkStart w:id="2" w:name="_Toc219995769"/>
+      <w:bookmarkStart w:id="2" w:name="_Toc224021869"/>
       <w:r>
         <w:rPr>
           <w:rFonts w:ascii="Arial" w:hAnsi="Arial" w:cs="Arial"/>
@@ -4530,7 +4357,7 @@
           <w:lang w:val="pt-PT"/>
         </w:rPr>
       </w:pPr>
-      <w:bookmarkStart w:id="3" w:name="_Toc219995770"/>
+      <w:bookmarkStart w:id="3" w:name="_Toc224021870"/>
       <w:r>
         <w:rPr>
           <w:rFonts w:ascii="Arial" w:hAnsi="Arial" w:cs="Arial"/>
@@ -4694,7 +4521,7 @@
           <w:lang w:val="pt-PT"/>
         </w:rPr>
       </w:pPr>
-      <w:bookmarkStart w:id="4" w:name="_Toc219995771"/>
+      <w:bookmarkStart w:id="4" w:name="_Toc224021871"/>
       <w:r>
         <w:rPr>
           <w:rFonts w:ascii="Arial" w:hAnsi="Arial" w:cs="Arial"/>
@@ -4774,7 +4601,7 @@
           <w:szCs w:val="24"/>
         </w:rPr>
       </w:pPr>
-      <w:bookmarkStart w:id="5" w:name="_Toc219995772"/>
+      <w:bookmarkStart w:id="5" w:name="_Toc224021872"/>
       <w:r>
         <w:rPr>
           <w:rFonts w:ascii="Arial" w:hAnsi="Arial" w:cs="Arial"/>
@@ -4813,7 +4640,7 @@
           <w:szCs w:val="24"/>
         </w:rPr>
       </w:pPr>
-      <w:bookmarkStart w:id="6" w:name="_Toc219995773"/>
+      <w:bookmarkStart w:id="6" w:name="_Toc224021873"/>
       <w:r>
         <w:rPr>
           <w:rFonts w:ascii="Arial" w:hAnsi="Arial" w:cs="Arial"/>
@@ -4851,7 +4678,19 @@
         <w:rPr>
           <w:rFonts w:ascii="Arial" w:hAnsi="Arial" w:cs="Arial"/>
         </w:rPr>
-        <w:t>Desenvolver uma plataforma digital B2B de apoio à gestão de concursos privados e processos de contratação entre pequenas e médias empresas emAngola, com a finalidade de facilitar a divulgação de oportunidades, a submissão e acompanhamento de propostas e o apoio à tomada de decisão.</w:t>
+        <w:t>Desenvolver uma plataforma digital B2B de apoio à gestão de concursos privados e processos de contratação entre pequenas e médias empresas em</w:t>
+      </w:r>
+      <w:r>
+        <w:rPr>
+          <w:rFonts w:ascii="Arial" w:hAnsi="Arial" w:cs="Arial"/>
+        </w:rPr>
+        <w:t xml:space="preserve"> </w:t>
+      </w:r>
+      <w:r>
+        <w:rPr>
+          <w:rFonts w:ascii="Arial" w:hAnsi="Arial" w:cs="Arial"/>
+        </w:rPr>
+        <w:t>Angola, com a finalidade de facilitar a divulgação de oportunidades, a submissão e acompanhamento de propostas e o apoio à tomada de decisão.</w:t>
       </w:r>
     </w:p>
     <w:p>
@@ -4868,7 +4707,7 @@
           <w:szCs w:val="24"/>
         </w:rPr>
       </w:pPr>
-      <w:bookmarkStart w:id="7" w:name="_Toc219995774"/>
+      <w:bookmarkStart w:id="7" w:name="_Toc224021874"/>
       <w:r>
         <w:rPr>
           <w:rFonts w:ascii="Arial" w:hAnsi="Arial" w:cs="Arial"/>
@@ -5022,7 +4861,7 @@
           <w:szCs w:val="24"/>
         </w:rPr>
       </w:pPr>
-      <w:bookmarkStart w:id="8" w:name="_Toc219995775"/>
+      <w:bookmarkStart w:id="8" w:name="_Toc224021875"/>
       <w:r>
         <w:rPr>
           <w:rFonts w:ascii="Arial" w:hAnsi="Arial" w:cs="Arial"/>
@@ -5128,11 +4967,27 @@
     <w:p>
       <w:pPr>
         <w:pStyle w:val="Ttulo1"/>
-        <w:numPr>
-          <w:ilvl w:val="0"/>
-          <w:numId w:val="15"/>
-        </w:numPr>
-        <w:spacing w:line="360" w:lineRule="auto"/>
+        <w:spacing w:line="360" w:lineRule="auto"/>
+        <w:rPr>
+          <w:rFonts w:ascii="Arial" w:hAnsi="Arial" w:cs="Arial"/>
+          <w:b/>
+          <w:bCs/>
+        </w:rPr>
+      </w:pPr>
+      <w:r>
+        <w:rPr>
+          <w:rFonts w:ascii="Arial" w:hAnsi="Arial" w:cs="Arial"/>
+        </w:rPr>
+        <w:t xml:space="preserve"> </w:t>
+      </w:r>
+      <w:r>
+        <w:rPr>
+          <w:rFonts w:ascii="Arial" w:hAnsi="Arial" w:cs="Arial"/>
+        </w:rPr>
+        <w:t xml:space="preserve"> </w:t>
+      </w:r>
+      <w:bookmarkStart w:id="9" w:name="_Toc224021876"/>
+      <w:r>
         <w:rPr>
           <w:rFonts w:ascii="Arial" w:hAnsi="Arial" w:cs="Arial"/>
           <w:b/>
@@ -5141,8 +4996,14 @@
           <w:sz w:val="24"/>
           <w:szCs w:val="24"/>
         </w:rPr>
-      </w:pPr>
-      <w:bookmarkStart w:id="9" w:name="_Toc219995776"/>
+        <w:t>4</w:t>
+      </w:r>
+      <w:r>
+        <w:rPr>
+          <w:rFonts w:ascii="Arial" w:hAnsi="Arial" w:cs="Arial"/>
+        </w:rPr>
+        <w:t xml:space="preserve">. </w:t>
+      </w:r>
       <w:r>
         <w:rPr>
           <w:rFonts w:ascii="Arial" w:hAnsi="Arial" w:cs="Arial"/>
@@ -5152,14 +5013,14 @@
           <w:sz w:val="24"/>
           <w:szCs w:val="24"/>
         </w:rPr>
-        <w:t>LIMITAÇÕES DO TRABALHO</w:t>
+        <w:t>MARCOS DE REFERÊNCIA</w:t>
       </w:r>
       <w:bookmarkEnd w:id="9"/>
     </w:p>
     <w:p>
       <w:pPr>
         <w:spacing w:line="360" w:lineRule="auto"/>
-        <w:ind w:firstLine="360"/>
+        <w:ind w:firstLine="720"/>
         <w:jc w:val="both"/>
         <w:rPr>
           <w:rFonts w:ascii="Arial" w:hAnsi="Arial" w:cs="Arial"/>
@@ -5169,120 +5030,39 @@
         <w:rPr>
           <w:rFonts w:ascii="Arial" w:hAnsi="Arial" w:cs="Arial"/>
         </w:rPr>
-        <w:t>Apresen</w:t>
-      </w:r>
-      <w:r>
-        <w:rPr>
-          <w:rFonts w:ascii="Arial" w:hAnsi="Arial" w:cs="Arial"/>
-        </w:rPr>
-        <w:t xml:space="preserve">to aqui, as limitações que devem ser consideradas na interpretação dos </w:t>
-      </w:r>
-      <w:r>
-        <w:rPr>
-          <w:rFonts w:ascii="Arial" w:hAnsi="Arial" w:cs="Arial"/>
-        </w:rPr>
-        <w:t>resultados deste estudo.</w:t>
-      </w:r>
-    </w:p>
-    <w:p>
-      <w:pPr>
-        <w:spacing w:line="360" w:lineRule="auto"/>
-        <w:ind w:firstLine="360"/>
+        <w:t xml:space="preserve">O presente capítulo apresenta os fundamentos teóricos que sustentam o desenvolvimento deste estudo. São abordados os principais conceitos e teorias relacionados com as pequenas e médias empresas, </w:t>
+      </w:r>
+      <w:r>
+        <w:rPr>
+          <w:rFonts w:ascii="Arial" w:hAnsi="Arial" w:cs="Arial"/>
+        </w:rPr>
+        <w:t>plataformas digitais como modelo de negócios</w:t>
+      </w:r>
+      <w:r>
+        <w:rPr>
+          <w:rFonts w:ascii="Arial" w:hAnsi="Arial" w:cs="Arial"/>
+        </w:rPr>
+        <w:t xml:space="preserve">, </w:t>
+      </w:r>
+      <w:r>
+        <w:rPr>
+          <w:rFonts w:ascii="Arial" w:hAnsi="Arial" w:cs="Arial"/>
+        </w:rPr>
+        <w:t xml:space="preserve">transformação digital, </w:t>
+      </w:r>
+      <w:r>
+        <w:rPr>
+          <w:rFonts w:ascii="Arial" w:hAnsi="Arial" w:cs="Arial"/>
+        </w:rPr>
+        <w:t xml:space="preserve">a gestão da informação e os sistemas de informação. </w:t>
+      </w:r>
+    </w:p>
+    <w:p>
+      <w:pPr>
+        <w:pStyle w:val="Ttulo2"/>
+        <w:spacing w:line="360" w:lineRule="auto"/>
+        <w:ind w:firstLine="142"/>
         <w:jc w:val="both"/>
-        <w:rPr>
-          <w:rFonts w:ascii="Arial" w:hAnsi="Arial" w:cs="Arial"/>
-        </w:rPr>
-      </w:pPr>
-      <w:r>
-        <w:rPr>
-          <w:rFonts w:ascii="Arial" w:hAnsi="Arial" w:cs="Arial"/>
-        </w:rPr>
-        <w:t xml:space="preserve">Em primeiro lugar, por se tratar de um </w:t>
-      </w:r>
-      <w:r>
-        <w:rPr>
-          <w:rFonts w:ascii="Arial" w:hAnsi="Arial" w:cs="Arial"/>
-          <w:b/>
-          <w:bCs/>
-        </w:rPr>
-        <w:t>Trabalho Final de Curso de licenciatura</w:t>
-      </w:r>
-      <w:r>
-        <w:rPr>
-          <w:rFonts w:ascii="Arial" w:hAnsi="Arial" w:cs="Arial"/>
-        </w:rPr>
-        <w:t xml:space="preserve">, o estudo centra-se no desenvolvimento de um </w:t>
-      </w:r>
-      <w:r>
-        <w:rPr>
-          <w:rFonts w:ascii="Arial" w:hAnsi="Arial" w:cs="Arial"/>
-          <w:b/>
-          <w:bCs/>
-        </w:rPr>
-        <w:t>protótipo funcional</w:t>
-      </w:r>
-      <w:r>
-        <w:rPr>
-          <w:rFonts w:ascii="Arial" w:hAnsi="Arial" w:cs="Arial"/>
-        </w:rPr>
-        <w:t xml:space="preserve"> da plataforma digital, não abrangendo uma implementação em ambiente real de </w:t>
-      </w:r>
-      <w:r>
-        <w:rPr>
-          <w:rFonts w:ascii="Arial" w:hAnsi="Arial" w:cs="Arial"/>
-        </w:rPr>
-        <w:lastRenderedPageBreak/>
-        <w:t>produção nem uma avaliação empírica aprofundada do seu impacto nas organizações utilizadoras.</w:t>
-      </w:r>
-    </w:p>
-    <w:p>
-      <w:pPr>
-        <w:spacing w:line="360" w:lineRule="auto"/>
-        <w:ind w:firstLine="360"/>
-        <w:jc w:val="both"/>
-        <w:rPr>
-          <w:rFonts w:ascii="Arial" w:hAnsi="Arial" w:cs="Arial"/>
-        </w:rPr>
-      </w:pPr>
-      <w:r>
-        <w:rPr>
-          <w:rFonts w:ascii="Arial" w:hAnsi="Arial" w:cs="Arial"/>
-        </w:rPr>
-        <w:t>Uma segunda limitação, refere-se à dificuldade de acesso a dados empíricos abrangentes das PMEs, uma vez que a disponibilidade e a abertura destas organizações para participarem no estudo podem limitar a diversidade e representatividade da informação recolhida.</w:t>
-      </w:r>
-    </w:p>
-    <w:p>
-      <w:pPr>
-        <w:spacing w:line="360" w:lineRule="auto"/>
-        <w:rPr>
-          <w:rFonts w:ascii="Arial" w:hAnsi="Arial" w:cs="Arial"/>
-        </w:rPr>
-      </w:pPr>
-    </w:p>
-    <w:p>
-      <w:pPr>
-        <w:pStyle w:val="Ttulo1"/>
-        <w:spacing w:line="360" w:lineRule="auto"/>
-        <w:rPr>
-          <w:rFonts w:ascii="Arial" w:hAnsi="Arial" w:cs="Arial"/>
-          <w:b/>
-          <w:bCs/>
-        </w:rPr>
-      </w:pPr>
-      <w:r>
-        <w:rPr>
-          <w:rFonts w:ascii="Arial" w:hAnsi="Arial" w:cs="Arial"/>
-        </w:rPr>
-        <w:t xml:space="preserve"> </w:t>
-      </w:r>
-      <w:r>
-        <w:rPr>
-          <w:rFonts w:ascii="Arial" w:hAnsi="Arial" w:cs="Arial"/>
-        </w:rPr>
-        <w:t xml:space="preserve"> </w:t>
-      </w:r>
-      <w:bookmarkStart w:id="10" w:name="_Toc219995777"/>
-      <w:r>
         <w:rPr>
           <w:rFonts w:ascii="Arial" w:hAnsi="Arial" w:cs="Arial"/>
           <w:b/>
@@ -5291,14 +5071,8 @@
           <w:sz w:val="24"/>
           <w:szCs w:val="24"/>
         </w:rPr>
-        <w:t>5</w:t>
-      </w:r>
-      <w:r>
-        <w:rPr>
-          <w:rFonts w:ascii="Arial" w:hAnsi="Arial" w:cs="Arial"/>
-        </w:rPr>
-        <w:t xml:space="preserve">. </w:t>
-      </w:r>
+      </w:pPr>
+      <w:bookmarkStart w:id="10" w:name="_Toc224021877"/>
       <w:r>
         <w:rPr>
           <w:rFonts w:ascii="Arial" w:hAnsi="Arial" w:cs="Arial"/>
@@ -5308,56 +5082,10 @@
           <w:sz w:val="24"/>
           <w:szCs w:val="24"/>
         </w:rPr>
-        <w:t>MARCOS DE REFERÊNCIA</w:t>
-      </w:r>
-      <w:bookmarkEnd w:id="10"/>
-    </w:p>
-    <w:p>
-      <w:pPr>
-        <w:spacing w:line="360" w:lineRule="auto"/>
-        <w:ind w:firstLine="720"/>
-        <w:jc w:val="both"/>
-        <w:rPr>
-          <w:rFonts w:ascii="Arial" w:hAnsi="Arial" w:cs="Arial"/>
-        </w:rPr>
-      </w:pPr>
-      <w:r>
-        <w:rPr>
-          <w:rFonts w:ascii="Arial" w:hAnsi="Arial" w:cs="Arial"/>
-        </w:rPr>
-        <w:t xml:space="preserve">O presente capítulo apresenta os fundamentos teóricos que sustentam o desenvolvimento deste estudo. São abordados os principais conceitos e teorias relacionados com as pequenas e médias empresas, </w:t>
-      </w:r>
-      <w:r>
-        <w:rPr>
-          <w:rFonts w:ascii="Arial" w:hAnsi="Arial" w:cs="Arial"/>
-        </w:rPr>
-        <w:t>plataformas digitais como modelo de negócios</w:t>
-      </w:r>
-      <w:r>
-        <w:rPr>
-          <w:rFonts w:ascii="Arial" w:hAnsi="Arial" w:cs="Arial"/>
-        </w:rPr>
-        <w:t xml:space="preserve">, </w:t>
-      </w:r>
-      <w:r>
-        <w:rPr>
-          <w:rFonts w:ascii="Arial" w:hAnsi="Arial" w:cs="Arial"/>
-        </w:rPr>
-        <w:t xml:space="preserve">transformação digital, </w:t>
-      </w:r>
-      <w:r>
-        <w:rPr>
-          <w:rFonts w:ascii="Arial" w:hAnsi="Arial" w:cs="Arial"/>
-        </w:rPr>
-        <w:t xml:space="preserve">a gestão da informação e os sistemas de informação. </w:t>
-      </w:r>
-    </w:p>
-    <w:p>
-      <w:pPr>
-        <w:pStyle w:val="Ttulo2"/>
-        <w:spacing w:line="360" w:lineRule="auto"/>
-        <w:ind w:firstLine="142"/>
-        <w:jc w:val="both"/>
+        <w:lastRenderedPageBreak/>
+        <w:t>4</w:t>
+      </w:r>
+      <w:r>
         <w:rPr>
           <w:rFonts w:ascii="Arial" w:hAnsi="Arial" w:cs="Arial"/>
           <w:b/>
@@ -5366,8 +5094,269 @@
           <w:sz w:val="24"/>
           <w:szCs w:val="24"/>
         </w:rPr>
-      </w:pPr>
-      <w:bookmarkStart w:id="11" w:name="_Toc219995778"/>
+        <w:t>.1 PEQUENAS E MÉDIAS EMPRESAS NO CONTEXTO ANGOLANO</w:t>
+      </w:r>
+      <w:bookmarkEnd w:id="10"/>
+    </w:p>
+    <w:p>
+      <w:pPr>
+        <w:spacing w:line="360" w:lineRule="auto"/>
+        <w:ind w:firstLine="720"/>
+        <w:jc w:val="both"/>
+        <w:rPr>
+          <w:rFonts w:ascii="Arial" w:hAnsi="Arial" w:cs="Arial"/>
+        </w:rPr>
+      </w:pPr>
+      <w:r>
+        <w:rPr>
+          <w:rFonts w:ascii="Arial" w:hAnsi="Arial" w:cs="Arial"/>
+        </w:rPr>
+        <w:t xml:space="preserve">As pequenas e médias empresas (PME) em Angola são caracterizadas como </w:t>
+      </w:r>
+      <w:r>
+        <w:rPr>
+          <w:rFonts w:ascii="Arial" w:hAnsi="Arial" w:cs="Arial"/>
+        </w:rPr>
+        <w:t xml:space="preserve">uma </w:t>
+      </w:r>
+      <w:r>
+        <w:rPr>
+          <w:rFonts w:ascii="Arial" w:hAnsi="Arial" w:cs="Arial"/>
+        </w:rPr>
+        <w:t>ferramenta primordial para o suporte das economias modernas, abrangendo até as economias de países mais desenvolvidos, não só por minimizarem o índice de desemprego, mas também por se adequarem àquilo que são as necessidades, e assim auxiliar de forma significativa na diminuição da pobreza e da informalidade, (Teixeira, 2020).</w:t>
+      </w:r>
+    </w:p>
+    <w:p>
+      <w:pPr>
+        <w:spacing w:line="360" w:lineRule="auto"/>
+        <w:ind w:firstLine="720"/>
+        <w:jc w:val="both"/>
+        <w:rPr>
+          <w:rFonts w:ascii="Arial" w:hAnsi="Arial" w:cs="Arial"/>
+        </w:rPr>
+      </w:pPr>
+      <w:r>
+        <w:rPr>
+          <w:rFonts w:ascii="Arial" w:hAnsi="Arial" w:cs="Arial"/>
+        </w:rPr>
+        <w:t>Não há uma convergência total entre os diferentes autores sobre a classificação das PMEs, isto porque</w:t>
+      </w:r>
+      <w:r>
+        <w:rPr>
+          <w:rFonts w:ascii="Arial" w:hAnsi="Arial" w:cs="Arial"/>
+        </w:rPr>
+        <w:t xml:space="preserve"> esta classificação depende de múltiplos factores contextuais, económicos, dando surgimento a uma pluralidade de critérios de classficação.</w:t>
+      </w:r>
+      <w:r>
+        <w:rPr>
+          <w:rFonts w:ascii="Arial" w:hAnsi="Arial" w:cs="Arial"/>
+        </w:rPr>
+        <w:t xml:space="preserve"> </w:t>
+      </w:r>
+      <w:r>
+        <w:rPr>
+          <w:rFonts w:ascii="Arial" w:hAnsi="Arial" w:cs="Arial"/>
+        </w:rPr>
+        <w:t>As</w:t>
+      </w:r>
+      <w:r>
+        <w:rPr>
+          <w:rFonts w:ascii="Arial" w:hAnsi="Arial" w:cs="Arial"/>
+        </w:rPr>
+        <w:t xml:space="preserve"> PMEs em Angola, são classificadas legalmente de acordo com a Lei n.º 30/11, de 13 de setembro (Assembleia Nacional de Angola, 2011) com base no </w:t>
+      </w:r>
+      <w:r>
+        <w:rPr>
+          <w:rFonts w:ascii="Arial" w:hAnsi="Arial" w:cs="Arial"/>
+          <w:b/>
+          <w:bCs/>
+        </w:rPr>
+        <w:t>número de trabalhadores e na facturação bruta anual</w:t>
+      </w:r>
+      <w:r>
+        <w:rPr>
+          <w:rFonts w:ascii="Arial" w:hAnsi="Arial" w:cs="Arial"/>
+        </w:rPr>
+        <w:t xml:space="preserve">. </w:t>
+      </w:r>
+    </w:p>
+    <w:p>
+      <w:pPr>
+        <w:spacing w:line="360" w:lineRule="auto"/>
+        <w:ind w:firstLine="720"/>
+        <w:jc w:val="both"/>
+        <w:rPr>
+          <w:rFonts w:ascii="Arial" w:hAnsi="Arial" w:cs="Arial"/>
+        </w:rPr>
+      </w:pPr>
+      <w:r>
+        <w:rPr>
+          <w:rFonts w:ascii="Arial" w:hAnsi="Arial" w:cs="Arial"/>
+        </w:rPr>
+        <w:t>Em conformidade com a mesma lei, micro empresas, são aquelas que empreguem até 10 trabalhadores e/ou tenham uma facturação bruta anual não superior em Akz ao equivalente a USD 250 mil, pequenas empresas, as que empreguem mais de 10 e até 100 trabalhadores e/ou tenham uma facturação bruta anual em Akz superior ao equivalente a USD 250 mil e igual ou inferior a USD 3 milhões e por fim, médias empresas, são as que empreguem mais de 100 até 200 trabalhadores e/ou tenham uma facturação bruta anual em Akz superior ao equivalente a USD 3 milhões e igual ou inferior a USD 10 milhões.</w:t>
+      </w:r>
+    </w:p>
+    <w:p>
+      <w:pPr>
+        <w:spacing w:line="360" w:lineRule="auto"/>
+        <w:ind w:firstLine="720"/>
+        <w:jc w:val="both"/>
+        <w:rPr>
+          <w:rFonts w:ascii="Arial" w:hAnsi="Arial" w:cs="Arial"/>
+        </w:rPr>
+      </w:pPr>
+      <w:r>
+        <w:rPr>
+          <w:rFonts w:ascii="Arial" w:hAnsi="Arial" w:cs="Arial"/>
+        </w:rPr>
+        <w:t xml:space="preserve">Em termos </w:t>
+      </w:r>
+      <w:r>
+        <w:rPr>
+          <w:rFonts w:ascii="Arial" w:hAnsi="Arial" w:cs="Arial"/>
+        </w:rPr>
+        <w:t>numéricos</w:t>
+      </w:r>
+      <w:r>
+        <w:rPr>
+          <w:rFonts w:ascii="Arial" w:hAnsi="Arial" w:cs="Arial"/>
+        </w:rPr>
+        <w:t>, actualmente Angola regista 40</w:t>
+      </w:r>
+      <w:r>
+        <w:rPr>
+          <w:rFonts w:ascii="Arial" w:hAnsi="Arial" w:cs="Arial"/>
+        </w:rPr>
+        <w:t>.</w:t>
+      </w:r>
+      <w:r>
+        <w:rPr>
+          <w:rFonts w:ascii="Arial" w:hAnsi="Arial" w:cs="Arial"/>
+        </w:rPr>
+        <w:t>144 Microempresa, 3.328 pequenas empresas e 2</w:t>
+      </w:r>
+      <w:r>
+        <w:rPr>
+          <w:rFonts w:ascii="Arial" w:hAnsi="Arial" w:cs="Arial"/>
+        </w:rPr>
+        <w:t>.</w:t>
+      </w:r>
+      <w:r>
+        <w:rPr>
+          <w:rFonts w:ascii="Arial" w:hAnsi="Arial" w:cs="Arial"/>
+        </w:rPr>
+        <w:t>886 médias empresas (INAPEM, 2025).</w:t>
+      </w:r>
+    </w:p>
+    <w:p>
+      <w:pPr>
+        <w:keepNext/>
+        <w:spacing w:line="360" w:lineRule="auto"/>
+        <w:ind w:firstLine="720"/>
+        <w:jc w:val="both"/>
+      </w:pPr>
+      <w:r>
+        <w:rPr>
+          <w:rFonts w:ascii="Arial" w:hAnsi="Arial" w:cs="Arial"/>
+          <w:noProof/>
+        </w:rPr>
+        <w:lastRenderedPageBreak/>
+        <w:drawing>
+          <wp:inline distT="0" distB="0" distL="0" distR="0" wp14:anchorId="6C9F244D" wp14:editId="1983A86B">
+            <wp:extent cx="4766734" cy="2167466"/>
+            <wp:effectExtent l="0" t="0" r="15240" b="4445"/>
+            <wp:docPr id="778625450" name="Gráfico 5"/>
+            <wp:cNvGraphicFramePr/>
+            <a:graphic xmlns:a="http://schemas.openxmlformats.org/drawingml/2006/main">
+              <a:graphicData uri="http://schemas.openxmlformats.org/drawingml/2006/chart">
+                <c:chart xmlns:c="http://schemas.openxmlformats.org/drawingml/2006/chart" xmlns:r="http://schemas.openxmlformats.org/officeDocument/2006/relationships" r:id="rId9"/>
+              </a:graphicData>
+            </a:graphic>
+          </wp:inline>
+        </w:drawing>
+      </w:r>
+    </w:p>
+    <w:p>
+      <w:pPr>
+        <w:pStyle w:val="Legenda"/>
+        <w:spacing w:after="0" w:line="360" w:lineRule="auto"/>
+        <w:jc w:val="center"/>
+      </w:pPr>
+      <w:r>
+        <w:t xml:space="preserve">Figura </w:t>
+      </w:r>
+      <w:r>
+        <w:fldChar w:fldCharType="begin"/>
+      </w:r>
+      <w:r>
+        <w:instrText xml:space="preserve"> SEQ Figura \* ARABIC </w:instrText>
+      </w:r>
+      <w:r>
+        <w:fldChar w:fldCharType="separate"/>
+      </w:r>
+      <w:r>
+        <w:rPr>
+          <w:noProof/>
+        </w:rPr>
+        <w:t>1</w:t>
+      </w:r>
+      <w:r>
+        <w:fldChar w:fldCharType="end"/>
+      </w:r>
+      <w:r>
+        <w:t xml:space="preserve"> - Distribuição percentual das PMEs em Angola</w:t>
+      </w:r>
+    </w:p>
+    <w:p>
+      <w:pPr>
+        <w:pStyle w:val="Legenda"/>
+        <w:spacing w:after="0" w:line="360" w:lineRule="auto"/>
+        <w:jc w:val="center"/>
+        <w:rPr>
+          <w:rFonts w:ascii="Arial" w:hAnsi="Arial" w:cs="Arial"/>
+        </w:rPr>
+      </w:pPr>
+      <w:r>
+        <w:t>F</w:t>
+      </w:r>
+      <w:r>
+        <w:t>onte: Autor</w:t>
+      </w:r>
+    </w:p>
+    <w:p>
+      <w:pPr>
+        <w:spacing w:line="360" w:lineRule="auto"/>
+        <w:ind w:firstLine="720"/>
+        <w:jc w:val="both"/>
+        <w:rPr>
+          <w:rFonts w:ascii="Arial" w:hAnsi="Arial" w:cs="Arial"/>
+        </w:rPr>
+      </w:pPr>
+      <w:bookmarkStart w:id="11" w:name="_Toc224021878"/>
+      <w:r>
+        <w:rPr>
+          <w:rFonts w:ascii="Arial" w:hAnsi="Arial" w:cs="Arial"/>
+        </w:rPr>
+        <w:t xml:space="preserve">Conforme ilustrado na </w:t>
+      </w:r>
+      <w:r>
+        <w:rPr>
+          <w:rFonts w:ascii="Arial" w:hAnsi="Arial" w:cs="Arial"/>
+        </w:rPr>
+        <w:t>figura 1, verifica-se uma forte predominância das microempresas no tecido empresarial angolano, representando a grande maioria das empresas registadas, enquanto as pequenas e médias empresas apresentam uma participação significativamente menor.</w:t>
+      </w:r>
+    </w:p>
+    <w:p>
+      <w:pPr>
+        <w:pStyle w:val="Ttulo2"/>
+        <w:spacing w:line="360" w:lineRule="auto"/>
+        <w:jc w:val="both"/>
+        <w:rPr>
+          <w:rFonts w:ascii="Arial" w:hAnsi="Arial" w:cs="Arial"/>
+          <w:b/>
+          <w:bCs/>
+        </w:rPr>
+      </w:pPr>
       <w:r>
         <w:rPr>
           <w:rFonts w:ascii="Arial" w:hAnsi="Arial" w:cs="Arial"/>
@@ -5377,172 +5366,9 @@
           <w:sz w:val="24"/>
           <w:szCs w:val="24"/>
         </w:rPr>
-        <w:t>5.1 PEQUENAS E MÉDIAS EMPRESAS NO CONTEXTO ANGOLANO</w:t>
-      </w:r>
-      <w:bookmarkEnd w:id="11"/>
-    </w:p>
-    <w:p>
-      <w:pPr>
-        <w:spacing w:line="360" w:lineRule="auto"/>
-        <w:ind w:firstLine="720"/>
-        <w:jc w:val="both"/>
-        <w:rPr>
-          <w:rFonts w:ascii="Arial" w:hAnsi="Arial" w:cs="Arial"/>
-        </w:rPr>
-      </w:pPr>
-      <w:r>
-        <w:rPr>
-          <w:rFonts w:ascii="Arial" w:hAnsi="Arial" w:cs="Arial"/>
-        </w:rPr>
-        <w:t xml:space="preserve">As pequenas e médias empresas (PME) em Angola são caracterizadas como </w:t>
-      </w:r>
-      <w:r>
-        <w:rPr>
-          <w:rFonts w:ascii="Arial" w:hAnsi="Arial" w:cs="Arial"/>
-        </w:rPr>
-        <w:t xml:space="preserve">uma </w:t>
-      </w:r>
-      <w:r>
-        <w:rPr>
-          <w:rFonts w:ascii="Arial" w:hAnsi="Arial" w:cs="Arial"/>
-        </w:rPr>
-        <w:t>ferramenta primordial para o suporte das economias modernas, abrangendo até as economias de países mais desenvolvidos, não só por minimizarem o índice de desemprego, mas também por se adequarem àquilo que são as necessidades, e assim auxiliar de forma significativa na diminuição da pobreza e da informalidade, (Teixeira, 2020).</w:t>
-      </w:r>
-    </w:p>
-    <w:p>
-      <w:pPr>
-        <w:spacing w:line="360" w:lineRule="auto"/>
-        <w:ind w:firstLine="720"/>
-        <w:jc w:val="both"/>
-        <w:rPr>
-          <w:rFonts w:ascii="Arial" w:hAnsi="Arial" w:cs="Arial"/>
-        </w:rPr>
-      </w:pPr>
-      <w:r>
-        <w:rPr>
-          <w:rFonts w:ascii="Arial" w:hAnsi="Arial" w:cs="Arial"/>
-        </w:rPr>
-        <w:t>Não há uma convergência total entre os diferentes autores sobre a classificação das PMEs, isto porque</w:t>
-      </w:r>
-      <w:r>
-        <w:rPr>
-          <w:rFonts w:ascii="Arial" w:hAnsi="Arial" w:cs="Arial"/>
-        </w:rPr>
-        <w:t xml:space="preserve"> esta classificação depende de múltiplos factores contextuais, económicos, dando surgimento a uma pluralidade de critérios de classficação.</w:t>
-      </w:r>
-      <w:r>
-        <w:rPr>
-          <w:rFonts w:ascii="Arial" w:hAnsi="Arial" w:cs="Arial"/>
-        </w:rPr>
-        <w:t xml:space="preserve"> </w:t>
-      </w:r>
-      <w:r>
-        <w:rPr>
-          <w:rFonts w:ascii="Arial" w:hAnsi="Arial" w:cs="Arial"/>
-        </w:rPr>
-        <w:t>As</w:t>
-      </w:r>
-      <w:r>
-        <w:rPr>
-          <w:rFonts w:ascii="Arial" w:hAnsi="Arial" w:cs="Arial"/>
-        </w:rPr>
-        <w:t xml:space="preserve"> PMEs em Angola, são classificadas legalmente de acordo com a Lei n.º 30/11, de 13 de setembro (Assembleia Nacional de Angola, 2011) com base no </w:t>
-      </w:r>
-      <w:r>
-        <w:rPr>
-          <w:rFonts w:ascii="Arial" w:hAnsi="Arial" w:cs="Arial"/>
-          <w:b/>
-          <w:bCs/>
-        </w:rPr>
-        <w:t>número de trabalhadores e na facturação bruta anual</w:t>
-      </w:r>
-      <w:r>
-        <w:rPr>
-          <w:rFonts w:ascii="Arial" w:hAnsi="Arial" w:cs="Arial"/>
-        </w:rPr>
-        <w:t xml:space="preserve">. </w:t>
-      </w:r>
-    </w:p>
-    <w:p>
-      <w:pPr>
-        <w:spacing w:line="360" w:lineRule="auto"/>
-        <w:ind w:firstLine="720"/>
-        <w:jc w:val="both"/>
-        <w:rPr>
-          <w:rFonts w:ascii="Arial" w:hAnsi="Arial" w:cs="Arial"/>
-        </w:rPr>
-      </w:pPr>
-      <w:r>
-        <w:rPr>
-          <w:rFonts w:ascii="Arial" w:hAnsi="Arial" w:cs="Arial"/>
-        </w:rPr>
-        <w:t xml:space="preserve">Em conformidade com a mesma lei, micro empresas, são aquelas que empreguem até 10 trabalhadores e/ou tenham uma facturação bruta anual não superior em Akz ao equivalente a USD 250 mil, pequenas empresas, as que empreguem mais de 10 e até 100 trabalhadores e/ou tenham uma facturação </w:t>
-      </w:r>
-      <w:r>
-        <w:rPr>
-          <w:rFonts w:ascii="Arial" w:hAnsi="Arial" w:cs="Arial"/>
-        </w:rPr>
-        <w:lastRenderedPageBreak/>
-        <w:t>bruta anual em Akz superior ao equivalente a USD 250 mil e igual ou inferior a USD 3 milhões e por fim, médias empresas, são as que empreguem mais de 100 até 200 trabalhadores e/ou tenham uma facturação bruta anual em Akz superior ao equivalente a USD 3 milhões e igual ou inferior a USD 10 milhões.</w:t>
-      </w:r>
-    </w:p>
-    <w:p>
-      <w:pPr>
-        <w:spacing w:line="360" w:lineRule="auto"/>
-        <w:ind w:firstLine="720"/>
-        <w:jc w:val="both"/>
-        <w:rPr>
-          <w:rFonts w:ascii="Arial" w:hAnsi="Arial" w:cs="Arial"/>
-        </w:rPr>
-      </w:pPr>
-      <w:r>
-        <w:rPr>
-          <w:rFonts w:ascii="Arial" w:hAnsi="Arial" w:cs="Arial"/>
-        </w:rPr>
-        <w:t xml:space="preserve">Em termos </w:t>
-      </w:r>
-      <w:r>
-        <w:rPr>
-          <w:rFonts w:ascii="Arial" w:hAnsi="Arial" w:cs="Arial"/>
-        </w:rPr>
-        <w:t>numéricos</w:t>
-      </w:r>
-      <w:r>
-        <w:rPr>
-          <w:rFonts w:ascii="Arial" w:hAnsi="Arial" w:cs="Arial"/>
-        </w:rPr>
-        <w:t>, actualmente Angola regista 40</w:t>
-      </w:r>
-      <w:r>
-        <w:rPr>
-          <w:rFonts w:ascii="Arial" w:hAnsi="Arial" w:cs="Arial"/>
-        </w:rPr>
-        <w:t>.</w:t>
-      </w:r>
-      <w:r>
-        <w:rPr>
-          <w:rFonts w:ascii="Arial" w:hAnsi="Arial" w:cs="Arial"/>
-        </w:rPr>
-        <w:t>144 Microempresa, 3.328 pequenas empresas e 2</w:t>
-      </w:r>
-      <w:r>
-        <w:rPr>
-          <w:rFonts w:ascii="Arial" w:hAnsi="Arial" w:cs="Arial"/>
-        </w:rPr>
-        <w:t>.</w:t>
-      </w:r>
-      <w:r>
-        <w:rPr>
-          <w:rFonts w:ascii="Arial" w:hAnsi="Arial" w:cs="Arial"/>
-        </w:rPr>
-        <w:t>886 médias empresas, (INAPEM, 2025).</w:t>
-      </w:r>
-    </w:p>
-    <w:p>
-      <w:pPr>
-        <w:pStyle w:val="Ttulo2"/>
-        <w:spacing w:line="360" w:lineRule="auto"/>
-        <w:jc w:val="both"/>
+        <w:t>4</w:t>
+      </w:r>
+      <w:r>
         <w:rPr>
           <w:rFonts w:ascii="Arial" w:hAnsi="Arial" w:cs="Arial"/>
           <w:b/>
@@ -5551,9 +5377,226 @@
           <w:sz w:val="24"/>
           <w:szCs w:val="24"/>
         </w:rPr>
-      </w:pPr>
-      <w:bookmarkStart w:id="12" w:name="_Toc219995779"/>
-      <w:r>
+        <w:t>.2 SISTEMAS DE INFORMAÇÃO NAS ORGANIZAÇÕES</w:t>
+      </w:r>
+      <w:bookmarkEnd w:id="11"/>
+    </w:p>
+    <w:p>
+      <w:pPr>
+        <w:spacing w:line="360" w:lineRule="auto"/>
+        <w:ind w:firstLine="720"/>
+        <w:jc w:val="both"/>
+        <w:rPr>
+          <w:rFonts w:ascii="Arial" w:hAnsi="Arial" w:cs="Arial"/>
+        </w:rPr>
+      </w:pPr>
+      <w:r>
+        <w:rPr>
+          <w:rFonts w:ascii="Arial" w:hAnsi="Arial" w:cs="Arial"/>
+        </w:rPr>
+        <w:t xml:space="preserve">Em primeiro lugar, é necessário esclarecer o significado dos termos TI (Tecnologia de Informação), e SI (Sistemas de Informação), no sentido lacto. De acordo com Prado e Souza (2014), o termo </w:t>
+      </w:r>
+      <w:r>
+        <w:rPr>
+          <w:rFonts w:ascii="Arial" w:hAnsi="Arial" w:cs="Arial"/>
+          <w:b/>
+          <w:bCs/>
+        </w:rPr>
+        <w:t>Tecnologia de informação (TI)</w:t>
+      </w:r>
+      <w:r>
+        <w:rPr>
+          <w:rFonts w:ascii="Arial" w:hAnsi="Arial" w:cs="Arial"/>
+        </w:rPr>
+        <w:t xml:space="preserve"> representa os componentes de </w:t>
+      </w:r>
+      <w:r>
+        <w:rPr>
+          <w:rFonts w:ascii="Arial" w:hAnsi="Arial" w:cs="Arial"/>
+          <w:i/>
+          <w:iCs/>
+        </w:rPr>
+        <w:t>hardware e software de um sistema e não é visto de modo </w:t>
+      </w:r>
+      <w:r>
+        <w:rPr>
+          <w:rFonts w:ascii="Arial" w:hAnsi="Arial" w:cs="Arial"/>
+        </w:rPr>
+        <w:t xml:space="preserve">usual como uma variável de administração, numa abordagem ampla como </w:t>
+      </w:r>
+      <w:r>
+        <w:rPr>
+          <w:rFonts w:ascii="Arial" w:hAnsi="Arial" w:cs="Arial"/>
+        </w:rPr>
+        <w:t>alinhamento</w:t>
+      </w:r>
+      <w:r>
+        <w:rPr>
+          <w:rFonts w:ascii="Arial" w:hAnsi="Arial" w:cs="Arial"/>
+        </w:rPr>
+        <w:t xml:space="preserve"> </w:t>
+      </w:r>
+      <w:r>
+        <w:rPr>
+          <w:rFonts w:ascii="Arial" w:hAnsi="Arial" w:cs="Arial"/>
+        </w:rPr>
+        <w:t>de negócio e TI.</w:t>
+      </w:r>
+    </w:p>
+    <w:p>
+      <w:pPr>
+        <w:spacing w:line="360" w:lineRule="auto"/>
+        <w:ind w:firstLine="720"/>
+        <w:jc w:val="both"/>
+        <w:rPr>
+          <w:rFonts w:ascii="Arial" w:hAnsi="Arial" w:cs="Arial"/>
+        </w:rPr>
+      </w:pPr>
+      <w:r>
+        <w:rPr>
+          <w:rFonts w:ascii="Arial" w:hAnsi="Arial" w:cs="Arial"/>
+        </w:rPr>
+        <w:t xml:space="preserve">Os mesmos autores conceituam que um </w:t>
+      </w:r>
+      <w:r>
+        <w:rPr>
+          <w:rFonts w:ascii="Arial" w:hAnsi="Arial" w:cs="Arial"/>
+          <w:b/>
+          <w:bCs/>
+        </w:rPr>
+        <w:t>Sistemas de Informação (SI)</w:t>
+      </w:r>
+      <w:r>
+        <w:rPr>
+          <w:rFonts w:ascii="Arial" w:hAnsi="Arial" w:cs="Arial"/>
+        </w:rPr>
+        <w:t xml:space="preserve"> pode ser entendido como um conjunto interrelacionado de partes ou elementos que colecta, processa, armazena e distribui informações, de forma organizada e coordenada, para apoiar a tomada de decisões. Devido a esta conotação ampla, o termo SI pode ser utilizado no lugar de TI (abordagem holística).</w:t>
+      </w:r>
+    </w:p>
+    <w:p>
+      <w:pPr>
+        <w:spacing w:line="360" w:lineRule="auto"/>
+        <w:ind w:firstLine="720"/>
+        <w:jc w:val="both"/>
+        <w:rPr>
+          <w:rFonts w:ascii="Arial" w:hAnsi="Arial" w:cs="Arial"/>
+        </w:rPr>
+      </w:pPr>
+      <w:r>
+        <w:rPr>
+          <w:rFonts w:ascii="Arial" w:hAnsi="Arial" w:cs="Arial"/>
+        </w:rPr>
+        <w:t xml:space="preserve">Os Sistemas de Informação apoiam-se na progressão dos </w:t>
+      </w:r>
+      <w:r>
+        <w:rPr>
+          <w:rFonts w:ascii="Arial" w:hAnsi="Arial" w:cs="Arial"/>
+          <w:b/>
+          <w:bCs/>
+        </w:rPr>
+        <w:t>Dados</w:t>
+      </w:r>
+      <w:r>
+        <w:rPr>
+          <w:rFonts w:ascii="Arial" w:hAnsi="Arial" w:cs="Arial"/>
+        </w:rPr>
+        <w:t xml:space="preserve"> (Factos sem significado), servindo como matéria-prima para o processamento e produção da </w:t>
+      </w:r>
+      <w:r>
+        <w:rPr>
+          <w:rFonts w:ascii="Arial" w:hAnsi="Arial" w:cs="Arial"/>
+          <w:b/>
+          <w:bCs/>
+        </w:rPr>
+        <w:t>Informação</w:t>
+      </w:r>
+      <w:r>
+        <w:rPr>
+          <w:rFonts w:ascii="Arial" w:hAnsi="Arial" w:cs="Arial"/>
+        </w:rPr>
+        <w:t xml:space="preserve"> (Dados com contexto e significado) e, finalmente, para </w:t>
+      </w:r>
+      <w:r>
+        <w:rPr>
+          <w:rFonts w:ascii="Arial" w:hAnsi="Arial" w:cs="Arial"/>
+          <w:b/>
+          <w:bCs/>
+        </w:rPr>
+        <w:t>Conhecimento</w:t>
+      </w:r>
+      <w:r>
+        <w:rPr>
+          <w:rFonts w:ascii="Arial" w:hAnsi="Arial" w:cs="Arial"/>
+        </w:rPr>
+        <w:t xml:space="preserve"> (aprendizagem baseada na experiência, resultados obtidos após a aplicação da informação).</w:t>
+      </w:r>
+    </w:p>
+    <w:p>
+      <w:pPr>
+        <w:spacing w:line="360" w:lineRule="auto"/>
+        <w:ind w:firstLine="720"/>
+        <w:jc w:val="both"/>
+        <w:rPr>
+          <w:rFonts w:ascii="Arial" w:hAnsi="Arial" w:cs="Arial"/>
+        </w:rPr>
+      </w:pPr>
+      <w:r>
+        <w:rPr>
+          <w:rFonts w:ascii="Arial" w:hAnsi="Arial" w:cs="Arial"/>
+        </w:rPr>
+        <w:lastRenderedPageBreak/>
+        <w:t xml:space="preserve">Para melhor entendimento da progressão dos Dados para o nível de conhecimento, Prado e Souza (2014) afirmam que, </w:t>
+      </w:r>
+      <w:r>
+        <w:rPr>
+          <w:rFonts w:ascii="Arial" w:hAnsi="Arial" w:cs="Arial"/>
+          <w:b/>
+          <w:bCs/>
+        </w:rPr>
+        <w:t>Dados</w:t>
+      </w:r>
+      <w:r>
+        <w:rPr>
+          <w:rFonts w:ascii="Arial" w:hAnsi="Arial" w:cs="Arial"/>
+        </w:rPr>
+        <w:t xml:space="preserve"> são representações de factos, podendo ser letras, números, imagens, sons, nomes etc., desprovidos de significados. A informação está vinculada à capacidade de relacioná-la ao contexto ao qual pertence, podendo estar associada a uma acção.</w:t>
+      </w:r>
+    </w:p>
+    <w:p>
+      <w:pPr>
+        <w:spacing w:line="360" w:lineRule="auto"/>
+        <w:ind w:firstLine="720"/>
+        <w:jc w:val="both"/>
+        <w:rPr>
+          <w:rFonts w:ascii="Arial" w:hAnsi="Arial" w:cs="Arial"/>
+        </w:rPr>
+      </w:pPr>
+      <w:r>
+        <w:rPr>
+          <w:rFonts w:ascii="Arial" w:hAnsi="Arial" w:cs="Arial"/>
+        </w:rPr>
+        <w:t xml:space="preserve">O processo de </w:t>
+      </w:r>
+      <w:r>
+        <w:rPr>
+          <w:rFonts w:ascii="Arial" w:hAnsi="Arial" w:cs="Arial"/>
+          <w:b/>
+          <w:bCs/>
+        </w:rPr>
+        <w:t>conhecimento</w:t>
+      </w:r>
+      <w:r>
+        <w:rPr>
+          <w:rFonts w:ascii="Arial" w:hAnsi="Arial" w:cs="Arial"/>
+        </w:rPr>
+        <w:t xml:space="preserve"> é um método de transformação que envolve informações, meios (objectos) e pessoas e se desenvolve por aprendizagem com base em experiências anteriores, acúmulo de informações e vivências adquiridas com o tempo.</w:t>
+      </w:r>
+    </w:p>
+    <w:p>
+      <w:pPr>
+        <w:pStyle w:val="Ttulo3"/>
+        <w:spacing w:line="360" w:lineRule="auto"/>
+        <w:jc w:val="both"/>
         <w:rPr>
           <w:rFonts w:ascii="Arial" w:hAnsi="Arial" w:cs="Arial"/>
           <w:b/>
@@ -5562,239 +5605,9 @@
           <w:sz w:val="24"/>
           <w:szCs w:val="24"/>
         </w:rPr>
-        <w:t>5.2 SISTEMAS DE INFORMAÇÃO NAS ORGANIZAÇÕES</w:t>
-      </w:r>
-      <w:bookmarkEnd w:id="12"/>
-    </w:p>
-    <w:p>
-      <w:pPr>
-        <w:spacing w:line="360" w:lineRule="auto"/>
-        <w:ind w:firstLine="720"/>
-        <w:rPr>
-          <w:rFonts w:ascii="Arial" w:hAnsi="Arial" w:cs="Arial"/>
-          <w:b/>
-          <w:bCs/>
-        </w:rPr>
-      </w:pPr>
-      <w:r>
-        <w:rPr>
-          <w:rFonts w:ascii="Arial" w:hAnsi="Arial" w:cs="Arial"/>
-          <w:b/>
-          <w:bCs/>
-        </w:rPr>
-        <w:t>Conceitos de SI, TI, Dados, Informação e Conhecimento</w:t>
-      </w:r>
-    </w:p>
-    <w:p>
-      <w:pPr>
-        <w:spacing w:line="360" w:lineRule="auto"/>
-        <w:ind w:firstLine="720"/>
-        <w:jc w:val="both"/>
-        <w:rPr>
-          <w:rFonts w:ascii="Arial" w:hAnsi="Arial" w:cs="Arial"/>
-        </w:rPr>
-      </w:pPr>
-      <w:r>
-        <w:rPr>
-          <w:rFonts w:ascii="Arial" w:hAnsi="Arial" w:cs="Arial"/>
-        </w:rPr>
-        <w:t xml:space="preserve">Em primeiro lugar, é necessário esclarecer o significado dos termos TI (Tecnologia de Informação), e SI (Sistemas de Informação), no sentido lacto. De acordo com Prado e Souza (2014), o termo </w:t>
-      </w:r>
-      <w:r>
-        <w:rPr>
-          <w:rFonts w:ascii="Arial" w:hAnsi="Arial" w:cs="Arial"/>
-          <w:b/>
-          <w:bCs/>
-        </w:rPr>
-        <w:t>Tecnologia de informação (TI)</w:t>
-      </w:r>
-      <w:r>
-        <w:rPr>
-          <w:rFonts w:ascii="Arial" w:hAnsi="Arial" w:cs="Arial"/>
-        </w:rPr>
-        <w:t xml:space="preserve"> representa os componentes de </w:t>
-      </w:r>
-      <w:r>
-        <w:rPr>
-          <w:rFonts w:ascii="Arial" w:hAnsi="Arial" w:cs="Arial"/>
-          <w:i/>
-          <w:iCs/>
-        </w:rPr>
-        <w:t>hardware e software de um sistema e não é visto de modo </w:t>
-      </w:r>
-      <w:r>
-        <w:rPr>
-          <w:rFonts w:ascii="Arial" w:hAnsi="Arial" w:cs="Arial"/>
-        </w:rPr>
-        <w:t xml:space="preserve">usual como uma variável de administração, numa abordagem ampla como </w:t>
-      </w:r>
-      <w:r>
-        <w:rPr>
-          <w:rFonts w:ascii="Arial" w:hAnsi="Arial" w:cs="Arial"/>
-        </w:rPr>
-        <w:t>alinhamentode negócio e TI.</w:t>
-      </w:r>
-    </w:p>
-    <w:p>
-      <w:pPr>
-        <w:spacing w:line="360" w:lineRule="auto"/>
-        <w:ind w:firstLine="720"/>
-        <w:jc w:val="both"/>
-        <w:rPr>
-          <w:rFonts w:ascii="Arial" w:hAnsi="Arial" w:cs="Arial"/>
-        </w:rPr>
-      </w:pPr>
-      <w:r>
-        <w:rPr>
-          <w:rFonts w:ascii="Arial" w:hAnsi="Arial" w:cs="Arial"/>
-        </w:rPr>
-        <w:t xml:space="preserve">Os mesmos autores conceituam que um </w:t>
-      </w:r>
-      <w:r>
-        <w:rPr>
-          <w:rFonts w:ascii="Arial" w:hAnsi="Arial" w:cs="Arial"/>
-          <w:b/>
-          <w:bCs/>
-        </w:rPr>
-        <w:t>Sistemas de Informação (SI)</w:t>
-      </w:r>
-      <w:r>
-        <w:rPr>
-          <w:rFonts w:ascii="Arial" w:hAnsi="Arial" w:cs="Arial"/>
-        </w:rPr>
-        <w:t xml:space="preserve"> pode ser entendido como um conjunto interrelacionado de partes ou elementos que colecta, processa, armazena e distribui informações, de forma organizada e coordenada, para apoiar a tomada de decisões. Devido a esta conotação ampla, o termo SI pode ser utilizado no lugar de TI (abordagem holística).</w:t>
-      </w:r>
-    </w:p>
-    <w:p>
-      <w:pPr>
-        <w:spacing w:line="360" w:lineRule="auto"/>
-        <w:ind w:firstLine="720"/>
-        <w:jc w:val="both"/>
-        <w:rPr>
-          <w:rFonts w:ascii="Arial" w:hAnsi="Arial" w:cs="Arial"/>
-        </w:rPr>
-      </w:pPr>
-      <w:r>
-        <w:rPr>
-          <w:rFonts w:ascii="Arial" w:hAnsi="Arial" w:cs="Arial"/>
-        </w:rPr>
-        <w:t xml:space="preserve">Os Sistemas de Informação apoiam-se na progressão dos </w:t>
-      </w:r>
-      <w:r>
-        <w:rPr>
-          <w:rFonts w:ascii="Arial" w:hAnsi="Arial" w:cs="Arial"/>
-          <w:b/>
-          <w:bCs/>
-        </w:rPr>
-        <w:t>Dados</w:t>
-      </w:r>
-      <w:r>
-        <w:rPr>
-          <w:rFonts w:ascii="Arial" w:hAnsi="Arial" w:cs="Arial"/>
-        </w:rPr>
-        <w:t xml:space="preserve"> (Factos sem significado), servindo como matéria-prima para o processamento e produção da </w:t>
-      </w:r>
-      <w:r>
-        <w:rPr>
-          <w:rFonts w:ascii="Arial" w:hAnsi="Arial" w:cs="Arial"/>
-          <w:b/>
-          <w:bCs/>
-        </w:rPr>
-        <w:t>Informação</w:t>
-      </w:r>
-      <w:r>
-        <w:rPr>
-          <w:rFonts w:ascii="Arial" w:hAnsi="Arial" w:cs="Arial"/>
-        </w:rPr>
-        <w:t xml:space="preserve"> (Dados com contexto e significado) e, finalmente, para </w:t>
-      </w:r>
-      <w:r>
-        <w:rPr>
-          <w:rFonts w:ascii="Arial" w:hAnsi="Arial" w:cs="Arial"/>
-          <w:b/>
-          <w:bCs/>
-        </w:rPr>
-        <w:t>Conhecimento</w:t>
-      </w:r>
-      <w:r>
-        <w:rPr>
-          <w:rFonts w:ascii="Arial" w:hAnsi="Arial" w:cs="Arial"/>
-        </w:rPr>
-        <w:t xml:space="preserve"> (aprendizagem baseada na experiência, resultados obtidos após a aplicação da informação).</w:t>
-      </w:r>
-    </w:p>
-    <w:p>
-      <w:pPr>
-        <w:spacing w:line="360" w:lineRule="auto"/>
-        <w:ind w:firstLine="720"/>
-        <w:jc w:val="both"/>
-        <w:rPr>
-          <w:rFonts w:ascii="Arial" w:hAnsi="Arial" w:cs="Arial"/>
-        </w:rPr>
-      </w:pPr>
-      <w:r>
-        <w:rPr>
-          <w:rFonts w:ascii="Arial" w:hAnsi="Arial" w:cs="Arial"/>
-        </w:rPr>
-        <w:t xml:space="preserve">Para melhor entendimento da progressão dos Dados para o nível de conhecimento, Prado e Souza (2014) afirmam que, </w:t>
-      </w:r>
-      <w:r>
-        <w:rPr>
-          <w:rFonts w:ascii="Arial" w:hAnsi="Arial" w:cs="Arial"/>
-          <w:b/>
-          <w:bCs/>
-        </w:rPr>
-        <w:t>Dados</w:t>
-      </w:r>
-      <w:r>
-        <w:rPr>
-          <w:rFonts w:ascii="Arial" w:hAnsi="Arial" w:cs="Arial"/>
-        </w:rPr>
-        <w:t xml:space="preserve"> são representações de factos, podendo ser letras, números, imagens, sons, nomes etc., desprovidos de significados. A informação está vinculada à capacidade de relacioná-la ao contexto ao qual pertence, podendo estar associada a uma acção.</w:t>
-      </w:r>
-    </w:p>
-    <w:p>
-      <w:pPr>
-        <w:spacing w:line="360" w:lineRule="auto"/>
-        <w:ind w:firstLine="720"/>
-        <w:jc w:val="both"/>
-        <w:rPr>
-          <w:rFonts w:ascii="Arial" w:hAnsi="Arial" w:cs="Arial"/>
-        </w:rPr>
-      </w:pPr>
-      <w:r>
-        <w:rPr>
-          <w:rFonts w:ascii="Arial" w:hAnsi="Arial" w:cs="Arial"/>
-        </w:rPr>
-        <w:t xml:space="preserve">O processo de </w:t>
-      </w:r>
-      <w:r>
-        <w:rPr>
-          <w:rFonts w:ascii="Arial" w:hAnsi="Arial" w:cs="Arial"/>
-          <w:b/>
-          <w:bCs/>
-        </w:rPr>
-        <w:t>conhecimento</w:t>
-      </w:r>
-      <w:r>
-        <w:rPr>
-          <w:rFonts w:ascii="Arial" w:hAnsi="Arial" w:cs="Arial"/>
-        </w:rPr>
-        <w:t xml:space="preserve"> é um método de transformação que envolve informações, meios (objectos) e pessoas e se desenvolve por </w:t>
-      </w:r>
-      <w:r>
-        <w:rPr>
-          <w:rFonts w:ascii="Arial" w:hAnsi="Arial" w:cs="Arial"/>
-        </w:rPr>
-        <w:lastRenderedPageBreak/>
-        <w:t>aprendizagem com base em experiências anteriores, acúmulo de informações e vivências adquiridas com o tempo.</w:t>
-      </w:r>
-    </w:p>
-    <w:p>
-      <w:pPr>
-        <w:pStyle w:val="Ttulo3"/>
-        <w:spacing w:line="360" w:lineRule="auto"/>
-        <w:jc w:val="both"/>
+      </w:pPr>
+      <w:bookmarkStart w:id="12" w:name="_Toc224021879"/>
+      <w:r>
         <w:rPr>
           <w:rFonts w:ascii="Arial" w:hAnsi="Arial" w:cs="Arial"/>
           <w:b/>
@@ -5803,8 +5616,8 @@
           <w:sz w:val="24"/>
           <w:szCs w:val="24"/>
         </w:rPr>
-      </w:pPr>
-      <w:bookmarkStart w:id="13" w:name="_Toc219995780"/>
+        <w:t>4</w:t>
+      </w:r>
       <w:r>
         <w:rPr>
           <w:rFonts w:ascii="Arial" w:hAnsi="Arial" w:cs="Arial"/>
@@ -5814,9 +5627,9 @@
           <w:sz w:val="24"/>
           <w:szCs w:val="24"/>
         </w:rPr>
-        <w:t>5.2.1 IMPORTÂNCIA DA ADOPÇÃO DOS SISTEMAS DE INFORMAÇÃO NAS ORGANIZAÇÕES</w:t>
-      </w:r>
-      <w:bookmarkEnd w:id="13"/>
+        <w:t>.2.1 IMPORTÂNCIA DA ADOPÇÃO DOS SISTEMAS DE INFORMAÇÃO NAS ORGANIZAÇÕES</w:t>
+      </w:r>
+      <w:bookmarkEnd w:id="12"/>
       <w:r>
         <w:rPr>
           <w:rFonts w:ascii="Arial" w:hAnsi="Arial" w:cs="Arial"/>
@@ -5887,7 +5700,7 @@
           <w:bCs/>
         </w:rPr>
       </w:pPr>
-      <w:bookmarkStart w:id="14" w:name="_Toc219995781"/>
+      <w:bookmarkStart w:id="13" w:name="_Toc224021880"/>
       <w:r>
         <w:rPr>
           <w:rStyle w:val="Ttulo2Carter"/>
@@ -5898,91 +5711,11 @@
           <w:sz w:val="24"/>
           <w:szCs w:val="24"/>
         </w:rPr>
-        <w:t>5.3 PLATAFORMAS DIGITAIS COMO MODELOS DE NEGÓCIO B2B</w:t>
-      </w:r>
-      <w:bookmarkEnd w:id="14"/>
-    </w:p>
-    <w:p>
-      <w:pPr>
-        <w:spacing w:line="360" w:lineRule="auto"/>
-        <w:ind w:firstLine="720"/>
-        <w:jc w:val="both"/>
-        <w:rPr>
-          <w:rFonts w:ascii="Arial" w:hAnsi="Arial" w:cs="Arial"/>
-        </w:rPr>
-      </w:pPr>
-      <w:r>
-        <w:rPr>
-          <w:rFonts w:ascii="Arial" w:hAnsi="Arial" w:cs="Arial"/>
-        </w:rPr>
-        <w:t xml:space="preserve">No entendimento geral das pessoas, o termo </w:t>
-      </w:r>
-      <w:r>
-        <w:rPr>
-          <w:rFonts w:ascii="Arial" w:hAnsi="Arial" w:cs="Arial"/>
-          <w:b/>
-          <w:bCs/>
-        </w:rPr>
-        <w:t xml:space="preserve">plataforma digital </w:t>
-      </w:r>
-      <w:r>
-        <w:rPr>
-          <w:rFonts w:ascii="Arial" w:hAnsi="Arial" w:cs="Arial"/>
-        </w:rPr>
-        <w:t>é percebido de forma mais prática e funcional, ou seja, mais ligado à sua utilização do que à definição técnica.</w:t>
-      </w:r>
-      <w:r>
-        <w:rPr>
-          <w:rFonts w:ascii="Arial" w:hAnsi="Arial" w:cs="Arial"/>
-        </w:rPr>
-        <w:t xml:space="preserve"> Estando muitas das vezes associados à uma visão simples de um site, aplicação na internet ou ainda uma rede social.</w:t>
-      </w:r>
-    </w:p>
-    <w:p>
-      <w:pPr>
-        <w:spacing w:line="360" w:lineRule="auto"/>
-        <w:ind w:firstLine="720"/>
-        <w:jc w:val="both"/>
-        <w:rPr>
-          <w:rFonts w:ascii="Arial" w:hAnsi="Arial" w:cs="Arial"/>
-        </w:rPr>
-      </w:pPr>
-      <w:r>
-        <w:rPr>
-          <w:rFonts w:ascii="Arial" w:hAnsi="Arial" w:cs="Arial"/>
-        </w:rPr>
-        <w:t xml:space="preserve">Parker et al. (2019) descrevem os impactos dos modelos de negócios que utilizam plataformas. Para os autores, </w:t>
-      </w:r>
-      <w:r>
-        <w:rPr>
-          <w:rFonts w:ascii="Arial" w:hAnsi="Arial" w:cs="Arial"/>
-        </w:rPr>
-        <w:t>uma plataforma é uma empresa que proporciona interações criadoras de valor entre produtores e consumidores externos, ou seja, um modelo de negócio que usa a tecnologia para conectar pessoas, organizações e recursos em um ecossistema interactivo que pode criar ou trocar valor.</w:t>
-      </w:r>
-    </w:p>
-    <w:p>
-      <w:pPr>
-        <w:spacing w:line="360" w:lineRule="auto"/>
-        <w:ind w:firstLine="720"/>
-        <w:rPr>
-          <w:rFonts w:ascii="Arial" w:hAnsi="Arial" w:cs="Arial"/>
-        </w:rPr>
-      </w:pPr>
-      <w:r>
-        <w:rPr>
-          <w:rFonts w:ascii="Arial" w:hAnsi="Arial" w:cs="Arial"/>
-        </w:rPr>
-        <w:t>A fundamentação teórica do conceito plataforma digital é estruturada em torno de quatro dimensões:</w:t>
-      </w:r>
-      <w:r>
-        <w:rPr>
-          <w:rFonts w:ascii="Arial" w:hAnsi="Arial" w:cs="Arial"/>
-        </w:rPr>
-        <w:br/>
-      </w:r>
-      <w:r>
-        <w:rPr>
-          <w:rStyle w:val="Ttulo3Carter"/>
+        <w:t>4</w:t>
+      </w:r>
+      <w:r>
+        <w:rPr>
+          <w:rStyle w:val="Ttulo2Carter"/>
           <w:rFonts w:ascii="Arial" w:hAnsi="Arial" w:cs="Arial"/>
           <w:b/>
           <w:bCs/>
@@ -5990,8 +5723,9 @@
           <w:sz w:val="24"/>
           <w:szCs w:val="24"/>
         </w:rPr>
-        <w:t>1. Natureza Estrutural e Arquictetura</w:t>
-      </w:r>
+        <w:t>.3 PLATAFORMAS DIGITAIS COMO MODELOS DE NEGÓCIO B2B</w:t>
+      </w:r>
+      <w:bookmarkEnd w:id="13"/>
     </w:p>
     <w:p>
       <w:pPr>
@@ -6006,35 +5740,81 @@
         <w:rPr>
           <w:rFonts w:ascii="Arial" w:hAnsi="Arial" w:cs="Arial"/>
         </w:rPr>
+        <w:t xml:space="preserve">No entendimento geral das pessoas, o termo </w:t>
+      </w:r>
+      <w:r>
+        <w:rPr>
+          <w:rFonts w:ascii="Arial" w:hAnsi="Arial" w:cs="Arial"/>
+          <w:b/>
+          <w:bCs/>
+        </w:rPr>
+        <w:t xml:space="preserve">plataforma digital </w:t>
+      </w:r>
+      <w:r>
+        <w:rPr>
+          <w:rFonts w:ascii="Arial" w:hAnsi="Arial" w:cs="Arial"/>
+        </w:rPr>
+        <w:t>é percebido de forma mais prática e funcional, ou seja, mais ligado à sua utilização do que à definição técnica.</w:t>
+      </w:r>
+      <w:r>
+        <w:rPr>
+          <w:rFonts w:ascii="Arial" w:hAnsi="Arial" w:cs="Arial"/>
+        </w:rPr>
+        <w:t xml:space="preserve"> Estando muitas das vezes associados à uma visão simples de um site, aplicação na internet ou ainda uma rede social.</w:t>
+      </w:r>
+    </w:p>
+    <w:p>
+      <w:pPr>
+        <w:spacing w:line="360" w:lineRule="auto"/>
+        <w:ind w:firstLine="720"/>
+        <w:jc w:val="both"/>
+        <w:rPr>
+          <w:rFonts w:ascii="Arial" w:hAnsi="Arial" w:cs="Arial"/>
+        </w:rPr>
+      </w:pPr>
+      <w:r>
+        <w:rPr>
+          <w:rFonts w:ascii="Arial" w:hAnsi="Arial" w:cs="Arial"/>
+        </w:rPr>
+        <w:t xml:space="preserve">Parker et al. (2019) descrevem os impactos dos modelos de negócios que utilizam plataformas. Para os autores, </w:t>
+      </w:r>
+      <w:r>
+        <w:rPr>
+          <w:rFonts w:ascii="Arial" w:hAnsi="Arial" w:cs="Arial"/>
+        </w:rPr>
+        <w:t xml:space="preserve">uma plataforma é uma empresa que proporciona interações criadoras de valor entre produtores e consumidores </w:t>
+      </w:r>
+      <w:r>
+        <w:rPr>
+          <w:rFonts w:ascii="Arial" w:hAnsi="Arial" w:cs="Arial"/>
+        </w:rPr>
         <w:lastRenderedPageBreak/>
-        <w:t>Chiarini et al. (2023)</w:t>
-      </w:r>
-      <w:r>
-        <w:rPr>
-          <w:rFonts w:ascii="Arial" w:hAnsi="Arial" w:cs="Arial"/>
-        </w:rPr>
-        <w:t xml:space="preserve">, define plataformas digitais como redes orquestradas por um controlador, que pode ser uma empresa ou qualquer outra organização, a exemplo do Estado ou da comunidade acadêmica. A sua arquitetura genérica é descrita como um </w:t>
-      </w:r>
-      <w:r>
-        <w:rPr>
-          <w:rFonts w:ascii="Arial" w:hAnsi="Arial" w:cs="Arial"/>
-          <w:b/>
-          <w:bCs/>
-        </w:rPr>
-        <w:t>hub (concentrador)</w:t>
-      </w:r>
-      <w:r>
-        <w:rPr>
-          <w:rFonts w:ascii="Arial" w:hAnsi="Arial" w:cs="Arial"/>
-        </w:rPr>
-        <w:t>, caracterizada por um centro estável (o orquestrador) e uma periferia variável (os participantes). Esta configuração permite que a plataforma funcione como um ponto de fricção na rede, onde o controlador detém o poder de "legislar" sobre o ambiente virtual através de algoritmos e termos de uso.</w:t>
-      </w:r>
-    </w:p>
-    <w:p>
-      <w:pPr>
-        <w:pStyle w:val="Ttulo3"/>
-        <w:spacing w:line="360" w:lineRule="auto"/>
-        <w:rPr>
+        <w:t>externos, ou seja, um modelo de negócio que usa a tecnologia para conectar pessoas, organizações e recursos em um ecossistema interactivo que pode criar ou trocar valor.</w:t>
+      </w:r>
+    </w:p>
+    <w:p>
+      <w:pPr>
+        <w:spacing w:line="360" w:lineRule="auto"/>
+        <w:ind w:firstLine="720"/>
+        <w:rPr>
+          <w:rFonts w:ascii="Arial" w:hAnsi="Arial" w:cs="Arial"/>
+        </w:rPr>
+      </w:pPr>
+      <w:r>
+        <w:rPr>
+          <w:rFonts w:ascii="Arial" w:hAnsi="Arial" w:cs="Arial"/>
+        </w:rPr>
+        <w:t>A fundamentação teórica do conceito plataforma digital é estruturada em torno de quatro dimensões:</w:t>
+      </w:r>
+      <w:r>
+        <w:rPr>
+          <w:rFonts w:ascii="Arial" w:hAnsi="Arial" w:cs="Arial"/>
+        </w:rPr>
+        <w:br/>
+      </w:r>
+      <w:r>
+        <w:rPr>
+          <w:rStyle w:val="Ttulo3Carter"/>
           <w:rFonts w:ascii="Arial" w:hAnsi="Arial" w:cs="Arial"/>
           <w:b/>
           <w:bCs/>
@@ -6042,9 +5822,49 @@
           <w:sz w:val="24"/>
           <w:szCs w:val="24"/>
         </w:rPr>
-      </w:pPr>
-      <w:bookmarkStart w:id="15" w:name="_Toc219995782"/>
-      <w:r>
+        <w:t>1. Natureza Estrutural e Arquictetura</w:t>
+      </w:r>
+    </w:p>
+    <w:p>
+      <w:pPr>
+        <w:spacing w:line="360" w:lineRule="auto"/>
+        <w:ind w:firstLine="720"/>
+        <w:jc w:val="both"/>
+        <w:rPr>
+          <w:rFonts w:ascii="Arial" w:hAnsi="Arial" w:cs="Arial"/>
+        </w:rPr>
+      </w:pPr>
+      <w:r>
+        <w:rPr>
+          <w:rFonts w:ascii="Arial" w:hAnsi="Arial" w:cs="Arial"/>
+        </w:rPr>
+        <w:t>Chiarini et al. (2023)</w:t>
+      </w:r>
+      <w:r>
+        <w:rPr>
+          <w:rFonts w:ascii="Arial" w:hAnsi="Arial" w:cs="Arial"/>
+        </w:rPr>
+        <w:t xml:space="preserve">, define plataformas digitais como redes orquestradas por um controlador, que pode ser uma empresa ou qualquer outra organização, a exemplo do Estado ou da comunidade acadêmica. A sua arquitetura genérica é descrita como um </w:t>
+      </w:r>
+      <w:r>
+        <w:rPr>
+          <w:rFonts w:ascii="Arial" w:hAnsi="Arial" w:cs="Arial"/>
+          <w:b/>
+          <w:bCs/>
+        </w:rPr>
+        <w:t>hub (concentrador)</w:t>
+      </w:r>
+      <w:r>
+        <w:rPr>
+          <w:rFonts w:ascii="Arial" w:hAnsi="Arial" w:cs="Arial"/>
+        </w:rPr>
+        <w:t>, caracterizada por um centro estável (o orquestrador) e uma periferia variável (os participantes). Esta configuração permite que a plataforma funcione como um ponto de fricção na rede, onde o controlador detém o poder de "legislar" sobre o ambiente virtual através de algoritmos e termos de uso.</w:t>
+      </w:r>
+    </w:p>
+    <w:p>
+      <w:pPr>
+        <w:pStyle w:val="Ttulo3"/>
+        <w:spacing w:line="360" w:lineRule="auto"/>
         <w:rPr>
           <w:rFonts w:ascii="Arial" w:hAnsi="Arial" w:cs="Arial"/>
           <w:b/>
@@ -6053,76 +5873,9 @@
           <w:sz w:val="24"/>
           <w:szCs w:val="24"/>
         </w:rPr>
-        <w:t>2. Modelo de Negócio e Mercados Multilaterais</w:t>
-      </w:r>
-      <w:bookmarkEnd w:id="15"/>
-    </w:p>
-    <w:p>
-      <w:pPr>
-        <w:spacing w:line="360" w:lineRule="auto"/>
-        <w:ind w:firstLine="720"/>
-        <w:jc w:val="both"/>
-        <w:rPr>
-          <w:rFonts w:ascii="Arial" w:hAnsi="Arial" w:cs="Arial"/>
-        </w:rPr>
-      </w:pPr>
-      <w:r>
-        <w:rPr>
-          <w:rFonts w:ascii="Arial" w:hAnsi="Arial" w:cs="Arial"/>
-        </w:rPr>
-        <w:t>Conforme sustentam Gomes e Okano (2019), no artigo publicado sobre. As</w:t>
-      </w:r>
-      <w:r>
-        <w:rPr>
-          <w:rFonts w:ascii="Arial" w:hAnsi="Arial" w:cs="Arial"/>
-        </w:rPr>
-        <w:t xml:space="preserve"> plataformas digitais</w:t>
-      </w:r>
-      <w:r>
-        <w:rPr>
-          <w:rFonts w:ascii="Arial" w:hAnsi="Arial" w:cs="Arial"/>
-        </w:rPr>
-        <w:t xml:space="preserve"> como modelos de negócio, estas plataformas</w:t>
-      </w:r>
-      <w:r>
-        <w:rPr>
-          <w:rFonts w:ascii="Arial" w:hAnsi="Arial" w:cs="Arial"/>
-        </w:rPr>
-        <w:t xml:space="preserve"> são frequentemente identificadas como modelos de </w:t>
-      </w:r>
-      <w:r>
-        <w:rPr>
-          <w:rFonts w:ascii="Arial" w:hAnsi="Arial" w:cs="Arial"/>
-          <w:b/>
-          <w:bCs/>
-        </w:rPr>
-        <w:t>dois lados ou multilados</w:t>
-      </w:r>
-      <w:r>
-        <w:rPr>
-          <w:rFonts w:ascii="Arial" w:hAnsi="Arial" w:cs="Arial"/>
-        </w:rPr>
-        <w:t xml:space="preserve">). Nestes modelos, dois ou mais segmentos de clientes distintos interagem entre si utilizando a plataforma como mediadora. A principal função do fornecedor da plataforma é actuar como um </w:t>
-      </w:r>
-      <w:r>
-        <w:rPr>
-          <w:rFonts w:ascii="Arial" w:hAnsi="Arial" w:cs="Arial"/>
-          <w:i/>
-          <w:iCs/>
-        </w:rPr>
-        <w:t>matchmaker</w:t>
-      </w:r>
-      <w:r>
-        <w:rPr>
-          <w:rFonts w:ascii="Arial" w:hAnsi="Arial" w:cs="Arial"/>
-        </w:rPr>
-        <w:t>, facilitando a conexão directa entre utilizadores que demandam um produto ou serviço e aqueles que o oferecem, visando a criação de valor de troca.</w:t>
-      </w:r>
-    </w:p>
-    <w:p>
-      <w:pPr>
-        <w:pStyle w:val="Ttulo3"/>
-        <w:spacing w:line="360" w:lineRule="auto"/>
+      </w:pPr>
+      <w:bookmarkStart w:id="14" w:name="_Toc224021881"/>
+      <w:r>
         <w:rPr>
           <w:rFonts w:ascii="Arial" w:hAnsi="Arial" w:cs="Arial"/>
           <w:b/>
@@ -6131,9 +5884,88 @@
           <w:sz w:val="24"/>
           <w:szCs w:val="24"/>
         </w:rPr>
-      </w:pPr>
-      <w:bookmarkStart w:id="16" w:name="_Toc219995783"/>
-      <w:r>
+        <w:t>2. Modelo de Negócio e Mercados Multilaterais</w:t>
+      </w:r>
+      <w:bookmarkEnd w:id="14"/>
+    </w:p>
+    <w:p>
+      <w:pPr>
+        <w:spacing w:line="360" w:lineRule="auto"/>
+        <w:ind w:firstLine="720"/>
+        <w:jc w:val="both"/>
+        <w:rPr>
+          <w:rFonts w:ascii="Arial" w:hAnsi="Arial" w:cs="Arial"/>
+        </w:rPr>
+      </w:pPr>
+      <w:r>
+        <w:rPr>
+          <w:rFonts w:ascii="Arial" w:hAnsi="Arial" w:cs="Arial"/>
+        </w:rPr>
+        <w:t>Conforme sustentam Gomes e Okano (2019), no artigo publicado sobre</w:t>
+      </w:r>
+      <w:r>
+        <w:rPr>
+          <w:rFonts w:ascii="Arial" w:hAnsi="Arial" w:cs="Arial"/>
+        </w:rPr>
+        <w:t xml:space="preserve"> a</w:t>
+      </w:r>
+      <w:r>
+        <w:rPr>
+          <w:rFonts w:ascii="Arial" w:hAnsi="Arial" w:cs="Arial"/>
+        </w:rPr>
+        <w:t>s</w:t>
+      </w:r>
+      <w:r>
+        <w:rPr>
+          <w:rFonts w:ascii="Arial" w:hAnsi="Arial" w:cs="Arial"/>
+        </w:rPr>
+        <w:t xml:space="preserve"> plataformas digitais</w:t>
+      </w:r>
+      <w:r>
+        <w:rPr>
+          <w:rFonts w:ascii="Arial" w:hAnsi="Arial" w:cs="Arial"/>
+        </w:rPr>
+        <w:t xml:space="preserve"> como modelos de negócio, estas plataformas</w:t>
+      </w:r>
+      <w:r>
+        <w:rPr>
+          <w:rFonts w:ascii="Arial" w:hAnsi="Arial" w:cs="Arial"/>
+        </w:rPr>
+        <w:t xml:space="preserve"> são frequentemente identificadas como modelos de </w:t>
+      </w:r>
+      <w:r>
+        <w:rPr>
+          <w:rFonts w:ascii="Arial" w:hAnsi="Arial" w:cs="Arial"/>
+          <w:b/>
+          <w:bCs/>
+        </w:rPr>
+        <w:t>dois lados ou multilados</w:t>
+      </w:r>
+      <w:r>
+        <w:rPr>
+          <w:rFonts w:ascii="Arial" w:hAnsi="Arial" w:cs="Arial"/>
+        </w:rPr>
+        <w:t xml:space="preserve">. Nestes modelos, dois ou mais segmentos de clientes distintos interagem entre si utilizando a plataforma como mediadora. A principal função do fornecedor da plataforma é actuar como um </w:t>
+      </w:r>
+      <w:r>
+        <w:rPr>
+          <w:rFonts w:ascii="Arial" w:hAnsi="Arial" w:cs="Arial"/>
+          <w:i/>
+          <w:iCs/>
+        </w:rPr>
+        <w:t>matchmaker</w:t>
+      </w:r>
+      <w:r>
+        <w:rPr>
+          <w:rFonts w:ascii="Arial" w:hAnsi="Arial" w:cs="Arial"/>
+        </w:rPr>
+        <w:t>, facilitando a conexão directa entre utilizadores que demandam um produto ou serviço e aqueles que o oferecem, visando a criação de valor de troca.</w:t>
+      </w:r>
+    </w:p>
+    <w:p>
+      <w:pPr>
+        <w:pStyle w:val="Ttulo3"/>
+        <w:spacing w:line="360" w:lineRule="auto"/>
         <w:rPr>
           <w:rFonts w:ascii="Arial" w:hAnsi="Arial" w:cs="Arial"/>
           <w:b/>
@@ -6142,109 +5974,9 @@
           <w:sz w:val="24"/>
           <w:szCs w:val="24"/>
         </w:rPr>
-        <w:t>3. Componentes e Funcionalidades</w:t>
-      </w:r>
-      <w:bookmarkEnd w:id="16"/>
-    </w:p>
-    <w:p>
-      <w:pPr>
-        <w:spacing w:line="360" w:lineRule="auto"/>
-        <w:ind w:firstLine="720"/>
-        <w:jc w:val="both"/>
-        <w:rPr>
-          <w:rFonts w:ascii="Arial" w:hAnsi="Arial" w:cs="Arial"/>
-        </w:rPr>
-      </w:pPr>
-      <w:r>
-        <w:rPr>
-          <w:rFonts w:ascii="Arial" w:hAnsi="Arial" w:cs="Arial"/>
-        </w:rPr>
-        <w:t xml:space="preserve">Sakuda (2016) </w:t>
-      </w:r>
-      <w:r>
-        <w:rPr>
-          <w:rFonts w:ascii="Arial" w:hAnsi="Arial" w:cs="Arial"/>
-        </w:rPr>
-        <w:t>argumenta que, para que uma plataforma digital opere eficientemente, ela integra diversos componentes fundamentais:</w:t>
-      </w:r>
-    </w:p>
-    <w:p>
-      <w:pPr>
-        <w:spacing w:line="360" w:lineRule="auto"/>
-        <w:ind w:firstLine="720"/>
-        <w:jc w:val="both"/>
-        <w:rPr>
-          <w:rFonts w:ascii="Arial" w:hAnsi="Arial" w:cs="Arial"/>
-        </w:rPr>
-      </w:pPr>
-      <w:r>
-        <w:rPr>
-          <w:rFonts w:ascii="Arial" w:hAnsi="Arial" w:cs="Arial"/>
-          <w:b/>
-          <w:bCs/>
-        </w:rPr>
-        <w:t>Componentes Tecnológicos</w:t>
-      </w:r>
-      <w:r>
-        <w:rPr>
-          <w:rFonts w:ascii="Arial" w:hAnsi="Arial" w:cs="Arial"/>
-        </w:rPr>
-        <w:t>: Incluem o hardware, software, serviços e a arquitetura de sistemas que suportam a execução de tarefas e o armazenamento de dados.</w:t>
-      </w:r>
-    </w:p>
-    <w:p>
-      <w:pPr>
-        <w:spacing w:line="360" w:lineRule="auto"/>
-        <w:ind w:firstLine="720"/>
-        <w:jc w:val="both"/>
-        <w:rPr>
-          <w:rFonts w:ascii="Arial" w:hAnsi="Arial" w:cs="Arial"/>
-        </w:rPr>
-      </w:pPr>
-      <w:r>
-        <w:rPr>
-          <w:rFonts w:ascii="Arial" w:hAnsi="Arial" w:cs="Arial"/>
-          <w:b/>
-          <w:bCs/>
-        </w:rPr>
-        <w:t>Regras e Governança:</w:t>
-      </w:r>
-      <w:r>
-        <w:rPr>
-          <w:rFonts w:ascii="Arial" w:hAnsi="Arial" w:cs="Arial"/>
-        </w:rPr>
-        <w:t xml:space="preserve"> Compreendem os protocolos, normas, políticas e contratos que disciplinam as interações entre os utilizadores.</w:t>
-      </w:r>
-    </w:p>
-    <w:p>
-      <w:pPr>
-        <w:spacing w:line="360" w:lineRule="auto"/>
-        <w:ind w:firstLine="720"/>
-        <w:jc w:val="both"/>
-        <w:rPr>
-          <w:rFonts w:ascii="Arial" w:hAnsi="Arial" w:cs="Arial"/>
-        </w:rPr>
-      </w:pPr>
-      <w:r>
-        <w:rPr>
-          <w:rFonts w:ascii="Arial" w:hAnsi="Arial" w:cs="Arial"/>
-          <w:b/>
-          <w:bCs/>
-        </w:rPr>
-        <w:t>Efeitos de Rede:</w:t>
-      </w:r>
-      <w:r>
-        <w:rPr>
-          <w:rFonts w:ascii="Arial" w:hAnsi="Arial" w:cs="Arial"/>
-        </w:rPr>
-        <w:t xml:space="preserve"> Fenómeno onde o valor da plataforma para um utilizador aumenta à medida que novos participantes aderem ao sistema, potenciando a escalabilidade do negócio.</w:t>
-      </w:r>
-    </w:p>
-    <w:p>
-      <w:pPr>
-        <w:pStyle w:val="Ttulo3"/>
-        <w:spacing w:line="360" w:lineRule="auto"/>
-        <w:jc w:val="both"/>
+      </w:pPr>
+      <w:bookmarkStart w:id="15" w:name="_Toc224021882"/>
+      <w:r>
         <w:rPr>
           <w:rFonts w:ascii="Arial" w:hAnsi="Arial" w:cs="Arial"/>
           <w:b/>
@@ -6253,9 +5985,110 @@
           <w:sz w:val="24"/>
           <w:szCs w:val="24"/>
         </w:rPr>
-      </w:pPr>
-      <w:bookmarkStart w:id="17" w:name="_Toc219995784"/>
-      <w:r>
+        <w:t>3. Componentes e Funcionalidades</w:t>
+      </w:r>
+      <w:bookmarkEnd w:id="15"/>
+    </w:p>
+    <w:p>
+      <w:pPr>
+        <w:spacing w:line="360" w:lineRule="auto"/>
+        <w:ind w:firstLine="720"/>
+        <w:jc w:val="both"/>
+        <w:rPr>
+          <w:rFonts w:ascii="Arial" w:hAnsi="Arial" w:cs="Arial"/>
+        </w:rPr>
+      </w:pPr>
+      <w:r>
+        <w:rPr>
+          <w:rFonts w:ascii="Arial" w:hAnsi="Arial" w:cs="Arial"/>
+        </w:rPr>
+        <w:t xml:space="preserve">Sakuda (2016) </w:t>
+      </w:r>
+      <w:r>
+        <w:rPr>
+          <w:rFonts w:ascii="Arial" w:hAnsi="Arial" w:cs="Arial"/>
+        </w:rPr>
+        <w:t>argumenta que, para que uma plataforma digital opere eficientemente, ela integra diversos componentes fundamentais:</w:t>
+      </w:r>
+    </w:p>
+    <w:p>
+      <w:pPr>
+        <w:spacing w:line="360" w:lineRule="auto"/>
+        <w:ind w:firstLine="720"/>
+        <w:jc w:val="both"/>
+        <w:rPr>
+          <w:rFonts w:ascii="Arial" w:hAnsi="Arial" w:cs="Arial"/>
+        </w:rPr>
+      </w:pPr>
+      <w:r>
+        <w:rPr>
+          <w:rFonts w:ascii="Arial" w:hAnsi="Arial" w:cs="Arial"/>
+          <w:b/>
+          <w:bCs/>
+        </w:rPr>
+        <w:t>Componentes Tecnológicos</w:t>
+      </w:r>
+      <w:r>
+        <w:rPr>
+          <w:rFonts w:ascii="Arial" w:hAnsi="Arial" w:cs="Arial"/>
+        </w:rPr>
+        <w:t>: Incluem o hardware, software, serviços e a arquitetura de sistemas que suportam a execução de tarefas e o armazenamento de dados.</w:t>
+      </w:r>
+    </w:p>
+    <w:p>
+      <w:pPr>
+        <w:spacing w:line="360" w:lineRule="auto"/>
+        <w:ind w:firstLine="720"/>
+        <w:jc w:val="both"/>
+        <w:rPr>
+          <w:rFonts w:ascii="Arial" w:hAnsi="Arial" w:cs="Arial"/>
+        </w:rPr>
+      </w:pPr>
+      <w:r>
+        <w:rPr>
+          <w:rFonts w:ascii="Arial" w:hAnsi="Arial" w:cs="Arial"/>
+          <w:b/>
+          <w:bCs/>
+        </w:rPr>
+        <w:t>Regras e Governança:</w:t>
+      </w:r>
+      <w:r>
+        <w:rPr>
+          <w:rFonts w:ascii="Arial" w:hAnsi="Arial" w:cs="Arial"/>
+        </w:rPr>
+        <w:t xml:space="preserve"> Compreendem os protocolos, normas, políticas e contratos que disciplinam as interações entre os utilizadores.</w:t>
+      </w:r>
+    </w:p>
+    <w:p>
+      <w:pPr>
+        <w:spacing w:line="360" w:lineRule="auto"/>
+        <w:ind w:firstLine="720"/>
+        <w:jc w:val="both"/>
+        <w:rPr>
+          <w:rFonts w:ascii="Arial" w:hAnsi="Arial" w:cs="Arial"/>
+        </w:rPr>
+      </w:pPr>
+      <w:r>
+        <w:rPr>
+          <w:rFonts w:ascii="Arial" w:hAnsi="Arial" w:cs="Arial"/>
+          <w:b/>
+          <w:bCs/>
+        </w:rPr>
+        <w:lastRenderedPageBreak/>
+        <w:t>Efeitos de Rede:</w:t>
+      </w:r>
+      <w:r>
+        <w:rPr>
+          <w:rFonts w:ascii="Arial" w:hAnsi="Arial" w:cs="Arial"/>
+        </w:rPr>
+        <w:t xml:space="preserve"> Fenómeno onde o valor da plataforma para um utilizador aumenta à medida que novos participantes aderem ao sistema, potenciando a escalabilidade do negócio.</w:t>
+      </w:r>
+    </w:p>
+    <w:p>
+      <w:pPr>
+        <w:pStyle w:val="Ttulo3"/>
+        <w:spacing w:line="360" w:lineRule="auto"/>
+        <w:jc w:val="both"/>
         <w:rPr>
           <w:rFonts w:ascii="Arial" w:hAnsi="Arial" w:cs="Arial"/>
           <w:b/>
@@ -6264,38 +6097,9 @@
           <w:sz w:val="24"/>
           <w:szCs w:val="24"/>
         </w:rPr>
-        <w:t>4. Impacto Organizacional e Competitividade</w:t>
-      </w:r>
-      <w:bookmarkEnd w:id="17"/>
-    </w:p>
-    <w:p>
-      <w:pPr>
-        <w:spacing w:line="360" w:lineRule="auto"/>
-        <w:ind w:firstLine="720"/>
-        <w:jc w:val="both"/>
-        <w:rPr>
-          <w:rFonts w:ascii="Arial" w:hAnsi="Arial" w:cs="Arial"/>
-        </w:rPr>
-      </w:pPr>
-      <w:r>
-        <w:rPr>
-          <w:rFonts w:ascii="Arial" w:hAnsi="Arial" w:cs="Arial"/>
-        </w:rPr>
-        <w:t xml:space="preserve">No âmbito da gestão, as plataformas são conceptualizadas como facilitadoras de processos operacionais e administrativos, permitindo a consulta </w:t>
-      </w:r>
-      <w:r>
-        <w:rPr>
-          <w:rFonts w:ascii="Arial" w:hAnsi="Arial" w:cs="Arial"/>
-        </w:rPr>
-        <w:lastRenderedPageBreak/>
-        <w:t>remota de informações e a automatização de fluxos de trabalho. A literatura enfatiza que a plataforma não é apenas uma ferramenta, mas o "esqueleto" organizacional em torno do qual a empresa moderna é projetada para obter vantagens competitivas através da desmaterialização de processos e da redução de custos de transação.</w:t>
-      </w:r>
-    </w:p>
-    <w:p>
-      <w:pPr>
-        <w:pStyle w:val="Ttulo2"/>
-        <w:spacing w:line="360" w:lineRule="auto"/>
-        <w:jc w:val="both"/>
+      </w:pPr>
+      <w:bookmarkStart w:id="16" w:name="_Toc224021883"/>
+      <w:r>
         <w:rPr>
           <w:rFonts w:ascii="Arial" w:hAnsi="Arial" w:cs="Arial"/>
           <w:b/>
@@ -6304,9 +6108,31 @@
           <w:sz w:val="24"/>
           <w:szCs w:val="24"/>
         </w:rPr>
-      </w:pPr>
-      <w:bookmarkStart w:id="18" w:name="_Toc219995785"/>
-      <w:r>
+        <w:t>4. Impacto Organizacional e Competitividade</w:t>
+      </w:r>
+      <w:bookmarkEnd w:id="16"/>
+    </w:p>
+    <w:p>
+      <w:pPr>
+        <w:spacing w:line="360" w:lineRule="auto"/>
+        <w:ind w:firstLine="720"/>
+        <w:jc w:val="both"/>
+        <w:rPr>
+          <w:rFonts w:ascii="Arial" w:hAnsi="Arial" w:cs="Arial"/>
+        </w:rPr>
+      </w:pPr>
+      <w:r>
+        <w:rPr>
+          <w:rFonts w:ascii="Arial" w:hAnsi="Arial" w:cs="Arial"/>
+        </w:rPr>
+        <w:t>No âmbito da gestão, as plataformas são conceptualizadas como facilitadoras de processos operacionais e administrativos, permitindo a consulta remota de informações e a automatização de fluxos de trabalho. A literatura enfatiza que a plataforma não é apenas uma ferramenta, mas o "esqueleto" organizacional em torno do qual a empresa moderna é projetada para obter vantagens competitivas através da desmaterialização de processos e da redução de custos de transação.</w:t>
+      </w:r>
+    </w:p>
+    <w:p>
+      <w:pPr>
+        <w:pStyle w:val="Ttulo2"/>
+        <w:spacing w:line="360" w:lineRule="auto"/>
+        <w:jc w:val="both"/>
         <w:rPr>
           <w:rFonts w:ascii="Arial" w:hAnsi="Arial" w:cs="Arial"/>
           <w:b/>
@@ -6315,144 +6141,9 @@
           <w:sz w:val="24"/>
           <w:szCs w:val="24"/>
         </w:rPr>
-        <w:t>5.4 ANTECEDENTES DO PROBLEMA: O QUE EXISTE SOBRE O OBJECTO DE INVESTIGAÇÃO</w:t>
-      </w:r>
-      <w:bookmarkEnd w:id="18"/>
-    </w:p>
-    <w:p>
-      <w:pPr>
-        <w:spacing w:line="360" w:lineRule="auto"/>
-        <w:ind w:firstLine="720"/>
-        <w:jc w:val="both"/>
-        <w:rPr>
-          <w:rFonts w:ascii="Arial" w:hAnsi="Arial" w:cs="Arial"/>
-        </w:rPr>
-      </w:pPr>
-      <w:r>
-        <w:rPr>
-          <w:rFonts w:ascii="Arial" w:hAnsi="Arial" w:cs="Arial"/>
-        </w:rPr>
-        <w:t xml:space="preserve">No contexto da intermediação digital entre empresas, existem plataformas que, embora não sejam concebidas especificamente para a gestão de concursos privados, desempenham um papel relevante na divulgação de oportunidades e no estabelecimento de relações comerciais. </w:t>
-      </w:r>
-    </w:p>
-    <w:p>
-      <w:pPr>
-        <w:spacing w:line="360" w:lineRule="auto"/>
-        <w:ind w:firstLine="720"/>
-        <w:jc w:val="both"/>
-        <w:rPr>
-          <w:rFonts w:ascii="Arial" w:hAnsi="Arial" w:cs="Arial"/>
-        </w:rPr>
-      </w:pPr>
-      <w:r>
-        <w:rPr>
-          <w:rFonts w:ascii="Arial" w:hAnsi="Arial" w:cs="Arial"/>
-        </w:rPr>
-        <w:t xml:space="preserve">O </w:t>
-      </w:r>
-      <w:r>
-        <w:rPr>
-          <w:rFonts w:ascii="Arial" w:hAnsi="Arial" w:cs="Arial"/>
-          <w:b/>
-          <w:bCs/>
-        </w:rPr>
-        <w:t>LinkedIn</w:t>
-      </w:r>
-      <w:r>
-        <w:rPr>
-          <w:rFonts w:ascii="Arial" w:hAnsi="Arial" w:cs="Arial"/>
-        </w:rPr>
-        <w:t>, por exemplo, actua como uma plataforma B2B de networking profissional, permitindo que organizações publiquem necessidades, procurem fornecedores e estabeleçam contactos comerciais de forma informal.</w:t>
-      </w:r>
-    </w:p>
-    <w:p>
-      <w:pPr>
-        <w:spacing w:line="360" w:lineRule="auto"/>
-        <w:ind w:firstLine="720"/>
-        <w:jc w:val="both"/>
-        <w:rPr>
-          <w:rFonts w:ascii="Arial" w:hAnsi="Arial" w:cs="Arial"/>
-        </w:rPr>
-      </w:pPr>
-      <w:r>
-        <w:rPr>
-          <w:rFonts w:ascii="Arial" w:hAnsi="Arial" w:cs="Arial"/>
-        </w:rPr>
-        <w:t xml:space="preserve">Paralelamente, plataformas como a </w:t>
-      </w:r>
-      <w:r>
-        <w:rPr>
-          <w:rFonts w:ascii="Arial" w:hAnsi="Arial" w:cs="Arial"/>
-          <w:b/>
-          <w:bCs/>
-        </w:rPr>
-        <w:t>SAP Ariba</w:t>
-      </w:r>
-      <w:r>
-        <w:rPr>
-          <w:rFonts w:ascii="Arial" w:hAnsi="Arial" w:cs="Arial"/>
-        </w:rPr>
-        <w:t xml:space="preserve"> e a </w:t>
-      </w:r>
-      <w:r>
-        <w:rPr>
-          <w:rFonts w:ascii="Arial" w:hAnsi="Arial" w:cs="Arial"/>
-          <w:b/>
-          <w:bCs/>
-        </w:rPr>
-        <w:t>Alibaba.com</w:t>
-      </w:r>
-      <w:r>
-        <w:rPr>
-          <w:rFonts w:ascii="Arial" w:hAnsi="Arial" w:cs="Arial"/>
-        </w:rPr>
-        <w:t xml:space="preserve"> demonstram a aplicação de sistemas web no suporte a processos de aquisição e negociação entre empresas, ainda que orientadas para mercados globais e organizações com maior maturidade digital.</w:t>
-      </w:r>
-    </w:p>
-    <w:p>
-      <w:pPr>
-        <w:spacing w:line="360" w:lineRule="auto"/>
-        <w:ind w:firstLine="720"/>
-        <w:jc w:val="both"/>
-        <w:rPr>
-          <w:rFonts w:ascii="Arial" w:hAnsi="Arial" w:cs="Arial"/>
-        </w:rPr>
-      </w:pPr>
-      <w:r>
-        <w:rPr>
-          <w:rFonts w:ascii="Arial" w:hAnsi="Arial" w:cs="Arial"/>
-        </w:rPr>
-        <w:t>Apesar da existência destas soluções, observa-se a ausência de plataformas especificamente concebidas para a gestão estruturada de concursos privados e processos de contratação entre pequenas e médias empresas, particularmente em contextos como o angolano, onde factores como acesso à informação, sim</w:t>
-      </w:r>
-      <w:r>
-        <w:rPr>
-          <w:rFonts w:ascii="Arial" w:hAnsi="Arial" w:cs="Arial"/>
-        </w:rPr>
-        <w:t>plicidadde e custos operacionais</w:t>
-      </w:r>
-      <w:r>
-        <w:rPr>
-          <w:rFonts w:ascii="Arial" w:hAnsi="Arial" w:cs="Arial"/>
-        </w:rPr>
-        <w:t xml:space="preserve"> adequa</w:t>
-      </w:r>
-      <w:r>
-        <w:rPr>
-          <w:rFonts w:ascii="Arial" w:hAnsi="Arial" w:cs="Arial"/>
-        </w:rPr>
-        <w:t>dos</w:t>
-      </w:r>
-      <w:r>
-        <w:rPr>
-          <w:rFonts w:ascii="Arial" w:hAnsi="Arial" w:cs="Arial"/>
-        </w:rPr>
-        <w:t xml:space="preserve"> ao contexto local são determinantes.</w:t>
-      </w:r>
-    </w:p>
-    <w:p>
-      <w:pPr>
-        <w:pStyle w:val="Ttulo2"/>
-        <w:spacing w:line="360" w:lineRule="auto"/>
+      </w:pPr>
+      <w:bookmarkStart w:id="17" w:name="_Toc224021884"/>
+      <w:r>
         <w:rPr>
           <w:rFonts w:ascii="Arial" w:hAnsi="Arial" w:cs="Arial"/>
           <w:b/>
@@ -6461,8 +6152,8 @@
           <w:sz w:val="24"/>
           <w:szCs w:val="24"/>
         </w:rPr>
-      </w:pPr>
-      <w:bookmarkStart w:id="19" w:name="_Toc219995786"/>
+        <w:t>4</w:t>
+      </w:r>
       <w:r>
         <w:rPr>
           <w:rFonts w:ascii="Arial" w:hAnsi="Arial" w:cs="Arial"/>
@@ -6472,9 +6163,9 @@
           <w:sz w:val="24"/>
           <w:szCs w:val="24"/>
         </w:rPr>
-        <w:t>5.5 ELABORAÇÃO DAS HIPÓTESES</w:t>
-      </w:r>
-      <w:bookmarkEnd w:id="19"/>
+        <w:t>.4 ANTECEDENTES DO PROBLEMA: O QUE EXISTE SOBRE O OBJECTO DE INVESTIGAÇÃO</w:t>
+      </w:r>
+      <w:bookmarkEnd w:id="17"/>
     </w:p>
     <w:p>
       <w:pPr>
@@ -6488,16 +6179,8 @@
       <w:r>
         <w:rPr>
           <w:rFonts w:ascii="Arial" w:hAnsi="Arial" w:cs="Arial"/>
-          <w:b/>
-          <w:bCs/>
-        </w:rPr>
-        <w:t>H1:</w:t>
-      </w:r>
-      <w:r>
-        <w:rPr>
-          <w:rFonts w:ascii="Arial" w:hAnsi="Arial" w:cs="Arial"/>
-        </w:rPr>
-        <w:t xml:space="preserve"> A utilização de uma plataforma digital centralizada aumenta o acesso das PMEs à informação sobre oportunidades de concursos privados.</w:t>
+        </w:rPr>
+        <w:t xml:space="preserve">No contexto da intermediação digital entre empresas, existem plataformas que, embora não sejam concebidas especificamente para a gestão de concursos privados, desempenham um papel relevante na divulgação de oportunidades e no estabelecimento de relações comerciais. </w:t>
       </w:r>
     </w:p>
     <w:p>
@@ -6512,16 +6195,22 @@
       <w:r>
         <w:rPr>
           <w:rFonts w:ascii="Arial" w:hAnsi="Arial" w:cs="Arial"/>
-          <w:b/>
-          <w:bCs/>
-        </w:rPr>
-        <w:t xml:space="preserve">H2: </w:t>
-      </w:r>
-      <w:r>
-        <w:rPr>
-          <w:rFonts w:ascii="Arial" w:hAnsi="Arial" w:cs="Arial"/>
-        </w:rPr>
-        <w:t>A gestão digital de concursos privados contribui para a redução da informalidade e para a melhoria da eficiência no acompanhamento das candidaturas.</w:t>
+        </w:rPr>
+        <w:t xml:space="preserve">O </w:t>
+      </w:r>
+      <w:r>
+        <w:rPr>
+          <w:rFonts w:ascii="Arial" w:hAnsi="Arial" w:cs="Arial"/>
+          <w:b/>
+          <w:bCs/>
+        </w:rPr>
+        <w:t>LinkedIn</w:t>
+      </w:r>
+      <w:r>
+        <w:rPr>
+          <w:rFonts w:ascii="Arial" w:hAnsi="Arial" w:cs="Arial"/>
+        </w:rPr>
+        <w:t>, por exemplo, actua como uma plataforma B2B de networking profissional, permitindo que organizações publiquem necessidades, procurem fornecedores e estabeleçam contactos comerciais de forma informal.</w:t>
       </w:r>
     </w:p>
     <w:p>
@@ -6536,47 +6225,82 @@
       <w:r>
         <w:rPr>
           <w:rFonts w:ascii="Arial" w:hAnsi="Arial" w:cs="Arial"/>
-          <w:b/>
-          <w:bCs/>
-        </w:rPr>
-        <w:lastRenderedPageBreak/>
-        <w:t xml:space="preserve">H3: </w:t>
-      </w:r>
-      <w:r>
-        <w:rPr>
-          <w:rFonts w:ascii="Arial" w:hAnsi="Arial" w:cs="Arial"/>
-        </w:rPr>
-        <w:t>A integração de painéis de gestão (dashboards) e mecanismos de análise comparativa apoia a tomada de decisão das PMEs contratantes.</w:t>
+        </w:rPr>
+        <w:t xml:space="preserve">Paralelamente, plataformas como a </w:t>
+      </w:r>
+      <w:r>
+        <w:rPr>
+          <w:rFonts w:ascii="Arial" w:hAnsi="Arial" w:cs="Arial"/>
+          <w:b/>
+          <w:bCs/>
+        </w:rPr>
+        <w:t>SAP Ariba</w:t>
+      </w:r>
+      <w:r>
+        <w:rPr>
+          <w:rFonts w:ascii="Arial" w:hAnsi="Arial" w:cs="Arial"/>
+        </w:rPr>
+        <w:t xml:space="preserve"> e a </w:t>
+      </w:r>
+      <w:r>
+        <w:rPr>
+          <w:rFonts w:ascii="Arial" w:hAnsi="Arial" w:cs="Arial"/>
+          <w:b/>
+          <w:bCs/>
+        </w:rPr>
+        <w:t>Alibaba.com</w:t>
+      </w:r>
+      <w:r>
+        <w:rPr>
+          <w:rFonts w:ascii="Arial" w:hAnsi="Arial" w:cs="Arial"/>
+        </w:rPr>
+        <w:t xml:space="preserve"> demonstram a aplicação de sistemas web no suporte a processos de aquisição e negociação entre empresas, ainda que orientadas para mercados globais e organizações com maior maturidade digital.</w:t>
       </w:r>
     </w:p>
     <w:p>
       <w:pPr>
         <w:spacing w:line="360" w:lineRule="auto"/>
         <w:ind w:firstLine="720"/>
-        <w:rPr>
-          <w:rFonts w:ascii="Arial" w:hAnsi="Arial" w:cs="Arial"/>
-        </w:rPr>
-      </w:pPr>
-      <w:r>
-        <w:rPr>
-          <w:rFonts w:ascii="Arial" w:hAnsi="Arial" w:cs="Arial"/>
-          <w:b/>
-          <w:bCs/>
-        </w:rPr>
-        <w:t>H4:</w:t>
-      </w:r>
-      <w:r>
-        <w:rPr>
-          <w:rFonts w:ascii="Arial" w:hAnsi="Arial" w:cs="Arial"/>
-        </w:rPr>
-        <w:t xml:space="preserve"> A validação básica da legalidade das empresas participantes contribui para o aumento da confiança nos processos de contratação entre PMEs.</w:t>
+        <w:jc w:val="both"/>
+        <w:rPr>
+          <w:rFonts w:ascii="Arial" w:hAnsi="Arial" w:cs="Arial"/>
+        </w:rPr>
+      </w:pPr>
+      <w:r>
+        <w:rPr>
+          <w:rFonts w:ascii="Arial" w:hAnsi="Arial" w:cs="Arial"/>
+        </w:rPr>
+        <w:t>Apesar da existência destas soluções, observa-se a ausência de plataformas especificamente concebidas para a gestão estruturada de concursos privados e processos de contratação entre pequenas e médias empresas, particularmente em contextos como o angolano, onde factores como acesso à informação, sim</w:t>
+      </w:r>
+      <w:r>
+        <w:rPr>
+          <w:rFonts w:ascii="Arial" w:hAnsi="Arial" w:cs="Arial"/>
+        </w:rPr>
+        <w:t>plicidadde e custos operacionais</w:t>
+      </w:r>
+      <w:r>
+        <w:rPr>
+          <w:rFonts w:ascii="Arial" w:hAnsi="Arial" w:cs="Arial"/>
+        </w:rPr>
+        <w:t xml:space="preserve"> adequa</w:t>
+      </w:r>
+      <w:r>
+        <w:rPr>
+          <w:rFonts w:ascii="Arial" w:hAnsi="Arial" w:cs="Arial"/>
+        </w:rPr>
+        <w:t>dos</w:t>
+      </w:r>
+      <w:r>
+        <w:rPr>
+          <w:rFonts w:ascii="Arial" w:hAnsi="Arial" w:cs="Arial"/>
+        </w:rPr>
+        <w:t xml:space="preserve"> ao contexto local são determinantes.</w:t>
       </w:r>
     </w:p>
     <w:p>
       <w:pPr>
         <w:pStyle w:val="Ttulo2"/>
         <w:spacing w:line="360" w:lineRule="auto"/>
-        <w:jc w:val="both"/>
         <w:rPr>
           <w:rFonts w:ascii="Arial" w:hAnsi="Arial" w:cs="Arial"/>
           <w:b/>
@@ -6586,7 +6310,7 @@
           <w:szCs w:val="24"/>
         </w:rPr>
       </w:pPr>
-      <w:bookmarkStart w:id="20" w:name="_Toc219995787"/>
+      <w:bookmarkStart w:id="18" w:name="_Toc224021885"/>
       <w:r>
         <w:rPr>
           <w:rFonts w:ascii="Arial" w:hAnsi="Arial" w:cs="Arial"/>
@@ -6596,9 +6320,132 @@
           <w:sz w:val="24"/>
           <w:szCs w:val="24"/>
         </w:rPr>
-        <w:t>5.6 IDENTIFICAÇÃO DAS VARIÁVEIS DA INVESTIGAÇÃO</w:t>
-      </w:r>
-      <w:bookmarkEnd w:id="20"/>
+        <w:lastRenderedPageBreak/>
+        <w:t>4</w:t>
+      </w:r>
+      <w:r>
+        <w:rPr>
+          <w:rFonts w:ascii="Arial" w:hAnsi="Arial" w:cs="Arial"/>
+          <w:b/>
+          <w:bCs/>
+          <w:color w:val="000000" w:themeColor="text1"/>
+          <w:sz w:val="24"/>
+          <w:szCs w:val="24"/>
+        </w:rPr>
+        <w:t>.5 ELABORAÇÃO DAS HIPÓTESES</w:t>
+      </w:r>
+      <w:bookmarkEnd w:id="18"/>
+    </w:p>
+    <w:p>
+      <w:pPr>
+        <w:spacing w:line="360" w:lineRule="auto"/>
+        <w:ind w:firstLine="720"/>
+        <w:jc w:val="both"/>
+        <w:rPr>
+          <w:rFonts w:ascii="Arial" w:hAnsi="Arial" w:cs="Arial"/>
+        </w:rPr>
+      </w:pPr>
+      <w:r>
+        <w:rPr>
+          <w:rFonts w:ascii="Arial" w:hAnsi="Arial" w:cs="Arial"/>
+          <w:b/>
+          <w:bCs/>
+        </w:rPr>
+        <w:t>H1:</w:t>
+      </w:r>
+      <w:r>
+        <w:rPr>
+          <w:rFonts w:ascii="Arial" w:hAnsi="Arial" w:cs="Arial"/>
+        </w:rPr>
+        <w:t xml:space="preserve"> A utilização de uma plataforma digital centralizada aumenta o acesso das PMEs à informação sobre oportunidades de concursos privados.</w:t>
+      </w:r>
+    </w:p>
+    <w:p>
+      <w:pPr>
+        <w:spacing w:line="360" w:lineRule="auto"/>
+        <w:ind w:firstLine="720"/>
+        <w:jc w:val="both"/>
+        <w:rPr>
+          <w:rFonts w:ascii="Arial" w:hAnsi="Arial" w:cs="Arial"/>
+        </w:rPr>
+      </w:pPr>
+      <w:r>
+        <w:rPr>
+          <w:rFonts w:ascii="Arial" w:hAnsi="Arial" w:cs="Arial"/>
+          <w:b/>
+          <w:bCs/>
+        </w:rPr>
+        <w:t xml:space="preserve">H2: </w:t>
+      </w:r>
+      <w:r>
+        <w:rPr>
+          <w:rFonts w:ascii="Arial" w:hAnsi="Arial" w:cs="Arial"/>
+        </w:rPr>
+        <w:t>A gestão digital de concursos privados contribui para a redução da informalidade e para a melhoria da eficiência no acompanhamento das candidaturas.</w:t>
+      </w:r>
+    </w:p>
+    <w:p>
+      <w:pPr>
+        <w:spacing w:line="360" w:lineRule="auto"/>
+        <w:ind w:firstLine="720"/>
+        <w:jc w:val="both"/>
+        <w:rPr>
+          <w:rFonts w:ascii="Arial" w:hAnsi="Arial" w:cs="Arial"/>
+        </w:rPr>
+      </w:pPr>
+      <w:r>
+        <w:rPr>
+          <w:rFonts w:ascii="Arial" w:hAnsi="Arial" w:cs="Arial"/>
+          <w:b/>
+          <w:bCs/>
+        </w:rPr>
+        <w:t xml:space="preserve">H3: </w:t>
+      </w:r>
+      <w:r>
+        <w:rPr>
+          <w:rFonts w:ascii="Arial" w:hAnsi="Arial" w:cs="Arial"/>
+        </w:rPr>
+        <w:t>A integração de painéis de gestão (dashboards) e mecanismos de análise comparativa apoia a tomada de decisão das PMEs contratantes.</w:t>
+      </w:r>
+    </w:p>
+    <w:p>
+      <w:pPr>
+        <w:pStyle w:val="Ttulo2"/>
+        <w:spacing w:line="360" w:lineRule="auto"/>
+        <w:jc w:val="both"/>
+        <w:rPr>
+          <w:rFonts w:ascii="Arial" w:hAnsi="Arial" w:cs="Arial"/>
+          <w:b/>
+          <w:bCs/>
+          <w:color w:val="000000" w:themeColor="text1"/>
+          <w:sz w:val="24"/>
+          <w:szCs w:val="24"/>
+        </w:rPr>
+      </w:pPr>
+      <w:bookmarkStart w:id="19" w:name="_Toc224021886"/>
+      <w:r>
+        <w:rPr>
+          <w:rFonts w:ascii="Arial" w:hAnsi="Arial" w:cs="Arial"/>
+          <w:b/>
+          <w:bCs/>
+          <w:color w:val="000000" w:themeColor="text1"/>
+          <w:sz w:val="24"/>
+          <w:szCs w:val="24"/>
+        </w:rPr>
+        <w:t>4</w:t>
+      </w:r>
+      <w:r>
+        <w:rPr>
+          <w:rFonts w:ascii="Arial" w:hAnsi="Arial" w:cs="Arial"/>
+          <w:b/>
+          <w:bCs/>
+          <w:color w:val="000000" w:themeColor="text1"/>
+          <w:sz w:val="24"/>
+          <w:szCs w:val="24"/>
+        </w:rPr>
+        <w:t>.6 IDENTIFICAÇÃO DAS VARIÁVEIS DA INVESTIGAÇÃO</w:t>
+      </w:r>
+      <w:bookmarkEnd w:id="19"/>
     </w:p>
     <w:p>
       <w:pPr>
@@ -6778,7 +6625,7 @@
           <w:szCs w:val="24"/>
         </w:rPr>
       </w:pPr>
-      <w:bookmarkStart w:id="21" w:name="_Toc219995788"/>
+      <w:bookmarkStart w:id="20" w:name="_Toc224021887"/>
       <w:r>
         <w:rPr>
           <w:rFonts w:ascii="Arial" w:hAnsi="Arial" w:cs="Arial"/>
@@ -6788,7 +6635,7 @@
           <w:sz w:val="24"/>
           <w:szCs w:val="24"/>
         </w:rPr>
-        <w:t xml:space="preserve">6. </w:t>
+        <w:t>5</w:t>
       </w:r>
       <w:r>
         <w:rPr>
@@ -6799,14 +6646,9 @@
           <w:sz w:val="24"/>
           <w:szCs w:val="24"/>
         </w:rPr>
-        <w:t>METODOLOGIA</w:t>
-      </w:r>
-      <w:bookmarkEnd w:id="21"/>
-    </w:p>
-    <w:p>
-      <w:pPr>
-        <w:pStyle w:val="Ttulo2"/>
-        <w:spacing w:line="360" w:lineRule="auto"/>
+        <w:t xml:space="preserve">. </w:t>
+      </w:r>
+      <w:r>
         <w:rPr>
           <w:rFonts w:ascii="Arial" w:hAnsi="Arial" w:cs="Arial"/>
           <w:b/>
@@ -6815,9 +6657,14 @@
           <w:sz w:val="24"/>
           <w:szCs w:val="24"/>
         </w:rPr>
-      </w:pPr>
-      <w:bookmarkStart w:id="22" w:name="_Toc219995789"/>
-      <w:r>
+        <w:t>METODOLOGIA</w:t>
+      </w:r>
+      <w:bookmarkEnd w:id="20"/>
+    </w:p>
+    <w:p>
+      <w:pPr>
+        <w:pStyle w:val="Ttulo2"/>
+        <w:spacing w:line="360" w:lineRule="auto"/>
         <w:rPr>
           <w:rFonts w:ascii="Arial" w:hAnsi="Arial" w:cs="Arial"/>
           <w:b/>
@@ -6826,75 +6673,9 @@
           <w:sz w:val="24"/>
           <w:szCs w:val="24"/>
         </w:rPr>
-        <w:t>6.1 CLASSIFICAÇÃO DO TRABALHO</w:t>
-      </w:r>
-      <w:bookmarkEnd w:id="22"/>
-    </w:p>
-    <w:p>
-      <w:pPr>
-        <w:spacing w:line="360" w:lineRule="auto"/>
-        <w:ind w:firstLine="720"/>
-        <w:jc w:val="both"/>
-        <w:rPr>
-          <w:rFonts w:ascii="Arial" w:hAnsi="Arial" w:cs="Arial"/>
-        </w:rPr>
-      </w:pPr>
-      <w:r>
-        <w:rPr>
-          <w:rFonts w:ascii="Arial" w:hAnsi="Arial" w:cs="Arial"/>
-        </w:rPr>
-        <w:t>Do ponto de vista de sua natureza, o presente trabalho é classificado como uma pesquisa aplicada. A pesquisa aplicada é na visão de Gil (2017), uma modalidade de investigação focada na construção de conhecimento que tenha uma utilidade numa situação da vida real.</w:t>
-      </w:r>
-    </w:p>
-    <w:p>
-      <w:pPr>
-        <w:spacing w:line="360" w:lineRule="auto"/>
-        <w:ind w:firstLine="720"/>
-        <w:jc w:val="both"/>
-        <w:rPr>
-          <w:rFonts w:ascii="Arial" w:hAnsi="Arial" w:cs="Arial"/>
-        </w:rPr>
-      </w:pPr>
-      <w:r>
-        <w:rPr>
-          <w:rFonts w:ascii="Arial" w:hAnsi="Arial" w:cs="Arial"/>
-        </w:rPr>
-        <w:t>Do ponto de vista da forma de abordagem ao problema, adoptou-se uma abordagem mista, isto é, qualitativa e quantitativa, usando ferramentas de ambas para enriquecer a pesquisa, a interpretação de dados qualitativos baseia-se na observação e uma interação participativa. Quanto aos dados quantitativos, a sua interpretação se baseia unicamente em técnicas estatísticas e símbolos numéricos.</w:t>
-      </w:r>
-    </w:p>
-    <w:p>
-      <w:pPr>
-        <w:spacing w:line="360" w:lineRule="auto"/>
-        <w:ind w:firstLine="720"/>
-        <w:jc w:val="both"/>
-        <w:rPr>
-          <w:rFonts w:ascii="Arial" w:hAnsi="Arial" w:cs="Arial"/>
-        </w:rPr>
-      </w:pPr>
-      <w:r>
-        <w:rPr>
-          <w:rFonts w:ascii="Arial" w:hAnsi="Arial" w:cs="Arial"/>
-        </w:rPr>
-        <w:t>Do ponto de vista dos objectivos, é uma pesquisa exploratória</w:t>
-      </w:r>
-      <w:r>
-        <w:rPr>
-          <w:rFonts w:ascii="Arial" w:hAnsi="Arial" w:cs="Arial"/>
-        </w:rPr>
-        <w:t xml:space="preserve">. Para Gil (2002), Silva e Menezes (2005), as pesquisas exploratórias visam a construção </w:t>
-      </w:r>
-      <w:r>
-        <w:rPr>
-          <w:rFonts w:ascii="Arial" w:hAnsi="Arial" w:cs="Arial"/>
-        </w:rPr>
-        <w:lastRenderedPageBreak/>
-        <w:t>de hipóteses por meio de problemas de pesquisa mais explícitos tornando o pesquisador familiarizado com o assunto em questão.</w:t>
-      </w:r>
-    </w:p>
-    <w:p>
-      <w:pPr>
-        <w:pStyle w:val="Ttulo2"/>
-        <w:spacing w:line="360" w:lineRule="auto"/>
+      </w:pPr>
+      <w:bookmarkStart w:id="21" w:name="_Toc224021888"/>
+      <w:r>
         <w:rPr>
           <w:rFonts w:ascii="Arial" w:hAnsi="Arial" w:cs="Arial"/>
           <w:b/>
@@ -6903,8 +6684,8 @@
           <w:sz w:val="24"/>
           <w:szCs w:val="24"/>
         </w:rPr>
-      </w:pPr>
-      <w:bookmarkStart w:id="23" w:name="_Toc219995790"/>
+        <w:t>5</w:t>
+      </w:r>
       <w:r>
         <w:rPr>
           <w:rFonts w:ascii="Arial" w:hAnsi="Arial" w:cs="Arial"/>
@@ -6914,9 +6695,9 @@
           <w:sz w:val="24"/>
           <w:szCs w:val="24"/>
         </w:rPr>
-        <w:t>6.2 DESENHO DOS INSTRUMENTOS DE RECOLHA DE DADOS</w:t>
-      </w:r>
-      <w:bookmarkEnd w:id="23"/>
+        <w:t>.1 CLASSIFICAÇÃO DO TRABALHO</w:t>
+      </w:r>
+      <w:bookmarkEnd w:id="21"/>
     </w:p>
     <w:p>
       <w:pPr>
@@ -6931,12 +6712,57 @@
         <w:rPr>
           <w:rFonts w:ascii="Arial" w:hAnsi="Arial" w:cs="Arial"/>
         </w:rPr>
-        <w:t>Tendo em conta a natureza aplicada da investigação, a abordagem mista (qualitativa e quantitativa) e o carácter exploratório do estudo, foram definidos instrumentos de recolha de dados capazes de sustentar tanto a compreensão do fenómeno como a análise objectiva de dados.</w:t>
-      </w:r>
-    </w:p>
-    <w:p>
-      <w:pPr>
-        <w:pStyle w:val="Ttulo3"/>
+        <w:t>Do ponto de vista de sua natureza, o presente trabalho é classificado como uma pesquisa aplicada. A pesquisa aplicada é na visão de Gil (2017), uma modalidade de investigação focada na construção de conhecimento que tenha uma utilidade numa situação da vida real.</w:t>
+      </w:r>
+    </w:p>
+    <w:p>
+      <w:pPr>
+        <w:spacing w:line="360" w:lineRule="auto"/>
+        <w:ind w:firstLine="720"/>
+        <w:jc w:val="both"/>
+        <w:rPr>
+          <w:rFonts w:ascii="Arial" w:hAnsi="Arial" w:cs="Arial"/>
+        </w:rPr>
+      </w:pPr>
+      <w:r>
+        <w:rPr>
+          <w:rFonts w:ascii="Arial" w:hAnsi="Arial" w:cs="Arial"/>
+        </w:rPr>
+        <w:t xml:space="preserve">Do ponto de vista da forma de abordagem ao problema, adoptou-se uma abordagem mista, isto é, qualitativa e quantitativa, usando ferramentas de ambas para enriquecer a pesquisa, a interpretação de dados qualitativos baseia-se na observação e uma interação participativa. Quanto aos dados quantitativos, a sua </w:t>
+      </w:r>
+      <w:r>
+        <w:rPr>
+          <w:rFonts w:ascii="Arial" w:hAnsi="Arial" w:cs="Arial"/>
+        </w:rPr>
+        <w:lastRenderedPageBreak/>
+        <w:t>interpretação se baseia unicamente em técnicas estatísticas e símbolos numéricos.</w:t>
+      </w:r>
+    </w:p>
+    <w:p>
+      <w:pPr>
+        <w:spacing w:line="360" w:lineRule="auto"/>
+        <w:ind w:firstLine="720"/>
+        <w:jc w:val="both"/>
+        <w:rPr>
+          <w:rFonts w:ascii="Arial" w:hAnsi="Arial" w:cs="Arial"/>
+        </w:rPr>
+      </w:pPr>
+      <w:r>
+        <w:rPr>
+          <w:rFonts w:ascii="Arial" w:hAnsi="Arial" w:cs="Arial"/>
+        </w:rPr>
+        <w:t>Do ponto de vista dos objectivos, é uma pesquisa exploratória</w:t>
+      </w:r>
+      <w:r>
+        <w:rPr>
+          <w:rFonts w:ascii="Arial" w:hAnsi="Arial" w:cs="Arial"/>
+        </w:rPr>
+        <w:t>. Para Gil (2002), Silva e Menezes (2005), as pesquisas exploratórias visam a construção de hipóteses por meio de problemas de pesquisa mais explícitos tornando o pesquisador familiarizado com o assunto em questão.</w:t>
+      </w:r>
+    </w:p>
+    <w:p>
+      <w:pPr>
+        <w:pStyle w:val="Ttulo2"/>
         <w:spacing w:line="360" w:lineRule="auto"/>
         <w:rPr>
           <w:rFonts w:ascii="Arial" w:hAnsi="Arial" w:cs="Arial"/>
@@ -6947,7 +6773,7 @@
           <w:szCs w:val="24"/>
         </w:rPr>
       </w:pPr>
-      <w:bookmarkStart w:id="24" w:name="_Toc219995791"/>
+      <w:bookmarkStart w:id="22" w:name="_Toc224021889"/>
       <w:r>
         <w:rPr>
           <w:rFonts w:ascii="Arial" w:hAnsi="Arial" w:cs="Arial"/>
@@ -6957,7 +6783,7 @@
           <w:sz w:val="24"/>
           <w:szCs w:val="24"/>
         </w:rPr>
-        <w:t>6.2.1</w:t>
+        <w:t>5</w:t>
       </w:r>
       <w:r>
         <w:rPr>
@@ -6968,9 +6794,9 @@
           <w:sz w:val="24"/>
           <w:szCs w:val="24"/>
         </w:rPr>
-        <w:t xml:space="preserve"> Análise documental</w:t>
-      </w:r>
-      <w:bookmarkEnd w:id="24"/>
+        <w:t>.2 DESENHO DOS INSTRUMENTOS DE RECOLHA DE DADOS</w:t>
+      </w:r>
+      <w:bookmarkEnd w:id="22"/>
     </w:p>
     <w:p>
       <w:pPr>
@@ -6985,23 +6811,7 @@
         <w:rPr>
           <w:rFonts w:ascii="Arial" w:hAnsi="Arial" w:cs="Arial"/>
         </w:rPr>
-        <w:t>A análise documental constitui o primeiro instrumento de recolha de dados, incidindo sobre: livros científicos, artigos académicos, dissertações e relatórios institucionais, documentos sobre PMEs, plataformas digitais, Sistemas de Informação e transformação digital.</w:t>
-      </w:r>
-    </w:p>
-    <w:p>
-      <w:pPr>
-        <w:spacing w:line="360" w:lineRule="auto"/>
-        <w:ind w:firstLine="720"/>
-        <w:jc w:val="both"/>
-        <w:rPr>
-          <w:rFonts w:ascii="Arial" w:hAnsi="Arial" w:cs="Arial"/>
-        </w:rPr>
-      </w:pPr>
-      <w:r>
-        <w:rPr>
-          <w:rFonts w:ascii="Arial" w:hAnsi="Arial" w:cs="Arial"/>
-        </w:rPr>
-        <w:t>Este instrumento permite fundamentar teoricamente o estudo e apoiar a definição dos requisitos da plataforma digital.</w:t>
+        <w:t>Tendo em conta a natureza aplicada da investigação, a abordagem mista (qualitativa e quantitativa) e o carácter exploratório do estudo, foram definidos instrumentos de recolha de dados capazes de sustentar tanto a compreensão do fenómeno como a análise objectiva de dados.</w:t>
       </w:r>
     </w:p>
     <w:p>
@@ -7017,7 +6827,7 @@
           <w:szCs w:val="24"/>
         </w:rPr>
       </w:pPr>
-      <w:bookmarkStart w:id="25" w:name="_Toc219995792"/>
+      <w:bookmarkStart w:id="23" w:name="_Toc224021890"/>
       <w:r>
         <w:rPr>
           <w:rFonts w:ascii="Arial" w:hAnsi="Arial" w:cs="Arial"/>
@@ -7027,7 +6837,7 @@
           <w:sz w:val="24"/>
           <w:szCs w:val="24"/>
         </w:rPr>
-        <w:t>6.2.2</w:t>
+        <w:t>5</w:t>
       </w:r>
       <w:r>
         <w:rPr>
@@ -7038,30 +6848,9 @@
           <w:sz w:val="24"/>
           <w:szCs w:val="24"/>
         </w:rPr>
-        <w:t xml:space="preserve"> Observação directa e participativa</w:t>
-      </w:r>
-      <w:bookmarkEnd w:id="25"/>
-    </w:p>
-    <w:p>
-      <w:pPr>
-        <w:spacing w:line="360" w:lineRule="auto"/>
-        <w:ind w:firstLine="720"/>
-        <w:jc w:val="both"/>
-        <w:rPr>
-          <w:rFonts w:ascii="Arial" w:hAnsi="Arial" w:cs="Arial"/>
-        </w:rPr>
-      </w:pPr>
-      <w:r>
-        <w:rPr>
-          <w:rFonts w:ascii="Arial" w:hAnsi="Arial" w:cs="Arial"/>
-        </w:rPr>
-        <w:t>No âmbito da abordagem qualitativa, recorre-se à observação directa, com carácter participativo, orientada para a compreensão dos processos informais de contratação entre PMEs, das dificuldades no acesso à informação sobre oportunidades, das práticas correntes de divulgação e gestão de concursos privados.</w:t>
-      </w:r>
-    </w:p>
-    <w:p>
-      <w:pPr>
-        <w:pStyle w:val="Ttulo3"/>
-        <w:spacing w:line="360" w:lineRule="auto"/>
+        <w:t>.2.1</w:t>
+      </w:r>
+      <w:r>
         <w:rPr>
           <w:rFonts w:ascii="Arial" w:hAnsi="Arial" w:cs="Arial"/>
           <w:b/>
@@ -7070,9 +6859,46 @@
           <w:sz w:val="24"/>
           <w:szCs w:val="24"/>
         </w:rPr>
-      </w:pPr>
-      <w:bookmarkStart w:id="26" w:name="_Toc219995793"/>
-      <w:r>
+        <w:t xml:space="preserve"> Análise documental</w:t>
+      </w:r>
+      <w:bookmarkEnd w:id="23"/>
+    </w:p>
+    <w:p>
+      <w:pPr>
+        <w:spacing w:line="360" w:lineRule="auto"/>
+        <w:ind w:firstLine="720"/>
+        <w:jc w:val="both"/>
+        <w:rPr>
+          <w:rFonts w:ascii="Arial" w:hAnsi="Arial" w:cs="Arial"/>
+        </w:rPr>
+      </w:pPr>
+      <w:r>
+        <w:rPr>
+          <w:rFonts w:ascii="Arial" w:hAnsi="Arial" w:cs="Arial"/>
+        </w:rPr>
+        <w:t>A análise documental constitui o primeiro instrumento de recolha de dados, incidindo sobre: livros científicos, artigos académicos, dissertações e relatórios institucionais, documentos sobre PMEs, plataformas digitais, Sistemas de Informação e transformação digital.</w:t>
+      </w:r>
+    </w:p>
+    <w:p>
+      <w:pPr>
+        <w:spacing w:line="360" w:lineRule="auto"/>
+        <w:ind w:firstLine="720"/>
+        <w:jc w:val="both"/>
+        <w:rPr>
+          <w:rFonts w:ascii="Arial" w:hAnsi="Arial" w:cs="Arial"/>
+        </w:rPr>
+      </w:pPr>
+      <w:r>
+        <w:rPr>
+          <w:rFonts w:ascii="Arial" w:hAnsi="Arial" w:cs="Arial"/>
+        </w:rPr>
+        <w:t>Este instrumento permite fundamentar teoricamente o estudo e apoiar a definição dos requisitos da plataforma digital.</w:t>
+      </w:r>
+    </w:p>
+    <w:p>
+      <w:pPr>
+        <w:pStyle w:val="Ttulo3"/>
+        <w:spacing w:line="360" w:lineRule="auto"/>
         <w:rPr>
           <w:rFonts w:ascii="Arial" w:hAnsi="Arial" w:cs="Arial"/>
           <w:b/>
@@ -7081,8 +6907,8 @@
           <w:sz w:val="24"/>
           <w:szCs w:val="24"/>
         </w:rPr>
-        <w:t>6.2.3</w:t>
-      </w:r>
+      </w:pPr>
+      <w:bookmarkStart w:id="24" w:name="_Toc224021891"/>
       <w:r>
         <w:rPr>
           <w:rFonts w:ascii="Arial" w:hAnsi="Arial" w:cs="Arial"/>
@@ -7092,60 +6918,9 @@
           <w:sz w:val="24"/>
           <w:szCs w:val="24"/>
         </w:rPr>
-        <w:t xml:space="preserve"> Questionário estruturado</w:t>
-      </w:r>
-      <w:bookmarkEnd w:id="26"/>
-    </w:p>
-    <w:p>
-      <w:pPr>
-        <w:spacing w:line="360" w:lineRule="auto"/>
-        <w:ind w:firstLine="720"/>
-        <w:jc w:val="both"/>
-        <w:rPr>
-          <w:rFonts w:ascii="Arial" w:hAnsi="Arial" w:cs="Arial"/>
-        </w:rPr>
-      </w:pPr>
-      <w:r>
-        <w:rPr>
-          <w:rFonts w:ascii="Arial" w:hAnsi="Arial" w:cs="Arial"/>
-        </w:rPr>
-        <w:t xml:space="preserve">Como instrumento quantitativo, utiliza-se um questionário estruturado, composto essencialmente por perguntas fechadas e escalas de resposta, com o objetivo de identificar a frequência e as formas de acesso das PMEs </w:t>
-      </w:r>
-      <w:proofErr w:type="gramStart"/>
-      <w:r>
-        <w:rPr>
-          <w:rFonts w:ascii="Arial" w:hAnsi="Arial" w:cs="Arial"/>
-        </w:rPr>
-        <w:t>à</w:t>
-      </w:r>
-      <w:proofErr w:type="gramEnd"/>
-      <w:r>
-        <w:rPr>
-          <w:rFonts w:ascii="Arial" w:hAnsi="Arial" w:cs="Arial"/>
-        </w:rPr>
-        <w:t xml:space="preserve"> oportunidades de contratação, avaliar a utilização actual de ferramentas digitais, recolher percepções gerais sobre a utilidade de uma plataforma digital B2B.</w:t>
-      </w:r>
-    </w:p>
-    <w:p>
-      <w:pPr>
-        <w:spacing w:line="360" w:lineRule="auto"/>
-        <w:ind w:firstLine="720"/>
-        <w:jc w:val="both"/>
-        <w:rPr>
-          <w:rFonts w:ascii="Arial" w:hAnsi="Arial" w:cs="Arial"/>
-        </w:rPr>
-      </w:pPr>
-      <w:r>
-        <w:rPr>
-          <w:rFonts w:ascii="Arial" w:hAnsi="Arial" w:cs="Arial"/>
-        </w:rPr>
-        <w:t>Os dados recolhidos por meio do questionário são tratados através de técnicas estatísticas descritivas, recorrendo a símbolos numéricos, conforme definido na abordagem quantitativa do estudo.</w:t>
-      </w:r>
-    </w:p>
-    <w:p>
-      <w:pPr>
-        <w:pStyle w:val="Ttulo3"/>
-        <w:spacing w:line="360" w:lineRule="auto"/>
+        <w:t>5</w:t>
+      </w:r>
+      <w:r>
         <w:rPr>
           <w:rFonts w:ascii="Arial" w:hAnsi="Arial" w:cs="Arial"/>
           <w:b/>
@@ -7154,8 +6929,8 @@
           <w:sz w:val="24"/>
           <w:szCs w:val="24"/>
         </w:rPr>
-      </w:pPr>
-      <w:bookmarkStart w:id="27" w:name="_Toc219995794"/>
+        <w:t>.2.2</w:t>
+      </w:r>
       <w:r>
         <w:rPr>
           <w:rFonts w:ascii="Arial" w:hAnsi="Arial" w:cs="Arial"/>
@@ -7165,10 +6940,30 @@
           <w:sz w:val="24"/>
           <w:szCs w:val="24"/>
         </w:rPr>
-        <w:lastRenderedPageBreak/>
-        <w:t>6.2.4</w:t>
-      </w:r>
-      <w:r>
+        <w:t xml:space="preserve"> Observação directa e participativa</w:t>
+      </w:r>
+      <w:bookmarkEnd w:id="24"/>
+    </w:p>
+    <w:p>
+      <w:pPr>
+        <w:spacing w:line="360" w:lineRule="auto"/>
+        <w:ind w:firstLine="720"/>
+        <w:jc w:val="both"/>
+        <w:rPr>
+          <w:rFonts w:ascii="Arial" w:hAnsi="Arial" w:cs="Arial"/>
+        </w:rPr>
+      </w:pPr>
+      <w:r>
+        <w:rPr>
+          <w:rFonts w:ascii="Arial" w:hAnsi="Arial" w:cs="Arial"/>
+        </w:rPr>
+        <w:t>No âmbito da abordagem qualitativa, recorre-se à observação directa, com carácter participativo, orientada para a compreensão dos processos informais de contratação entre PMEs, das dificuldades no acesso à informação sobre oportunidades, das práticas correntes de divulgação e gestão de concursos privados.</w:t>
+      </w:r>
+    </w:p>
+    <w:p>
+      <w:pPr>
+        <w:pStyle w:val="Ttulo3"/>
+        <w:spacing w:line="360" w:lineRule="auto"/>
         <w:rPr>
           <w:rFonts w:ascii="Arial" w:hAnsi="Arial" w:cs="Arial"/>
           <w:b/>
@@ -7177,110 +6972,9 @@
           <w:sz w:val="24"/>
           <w:szCs w:val="24"/>
         </w:rPr>
-        <w:t xml:space="preserve"> População e Amostra</w:t>
-      </w:r>
-      <w:bookmarkEnd w:id="27"/>
-    </w:p>
-    <w:p>
-      <w:pPr>
-        <w:spacing w:line="360" w:lineRule="auto"/>
-        <w:ind w:firstLine="720"/>
-        <w:jc w:val="both"/>
-        <w:rPr>
-          <w:rFonts w:ascii="Arial" w:hAnsi="Arial" w:cs="Arial"/>
-        </w:rPr>
-      </w:pPr>
-      <w:r>
-        <w:rPr>
-          <w:rFonts w:ascii="Arial" w:hAnsi="Arial" w:cs="Arial"/>
-        </w:rPr>
-        <w:t>A população da presente investigação é constituída por pequenas e médias empresas (PME) em Angola que actuam no sector privado, enquanto potenciais contratantes ou fornecedoras de bens e serviços, e que participam ou pretendem participar em processos de concursos privados e contratação empresarial.</w:t>
-      </w:r>
-    </w:p>
-    <w:p>
-      <w:pPr>
-        <w:spacing w:line="360" w:lineRule="auto"/>
-        <w:ind w:firstLine="720"/>
-        <w:jc w:val="both"/>
-        <w:rPr>
-          <w:rFonts w:ascii="Arial" w:hAnsi="Arial" w:cs="Arial"/>
-        </w:rPr>
-      </w:pPr>
-      <w:r>
-        <w:rPr>
-          <w:rFonts w:ascii="Arial" w:hAnsi="Arial" w:cs="Arial"/>
-        </w:rPr>
-        <w:t>Consideram-se ainda como parte do universo de interesse</w:t>
-      </w:r>
-      <w:r>
-        <w:rPr>
-          <w:rFonts w:ascii="Arial" w:hAnsi="Arial" w:cs="Arial"/>
-        </w:rPr>
-        <w:t xml:space="preserve"> </w:t>
-      </w:r>
-      <w:r>
-        <w:rPr>
-          <w:rFonts w:ascii="Arial" w:hAnsi="Arial" w:cs="Arial"/>
-        </w:rPr>
-        <w:t>gestores,</w:t>
-      </w:r>
-      <w:r>
-        <w:rPr>
-          <w:rFonts w:ascii="Arial" w:hAnsi="Arial" w:cs="Arial"/>
-        </w:rPr>
-        <w:t xml:space="preserve"> </w:t>
-      </w:r>
-      <w:r>
-        <w:rPr>
-          <w:rFonts w:ascii="Arial" w:hAnsi="Arial" w:cs="Arial"/>
-        </w:rPr>
-        <w:t>responsáveis administrativos,</w:t>
-      </w:r>
-      <w:r>
-        <w:rPr>
-          <w:rFonts w:ascii="Arial" w:hAnsi="Arial" w:cs="Arial"/>
-        </w:rPr>
-        <w:t xml:space="preserve"> </w:t>
-      </w:r>
-      <w:r>
-        <w:rPr>
-          <w:rFonts w:ascii="Arial" w:hAnsi="Arial" w:cs="Arial"/>
-        </w:rPr>
-        <w:t>responsáveis de compras ou contratação,</w:t>
-      </w:r>
-      <w:r>
-        <w:rPr>
-          <w:rFonts w:ascii="Arial" w:hAnsi="Arial" w:cs="Arial"/>
-        </w:rPr>
-        <w:t xml:space="preserve"> </w:t>
-      </w:r>
-      <w:r>
-        <w:rPr>
-          <w:rFonts w:ascii="Arial" w:hAnsi="Arial" w:cs="Arial"/>
-        </w:rPr>
-        <w:t>decisores empresariais envolvidos em processos de aquisição e prestação de serviços.</w:t>
-      </w:r>
-    </w:p>
-    <w:p>
-      <w:pPr>
-        <w:spacing w:line="360" w:lineRule="auto"/>
-        <w:ind w:firstLine="720"/>
-        <w:jc w:val="both"/>
-        <w:rPr>
-          <w:rFonts w:ascii="Arial" w:hAnsi="Arial" w:cs="Arial"/>
-        </w:rPr>
-      </w:pPr>
-      <w:r>
-        <w:rPr>
-          <w:rFonts w:ascii="Arial" w:hAnsi="Arial" w:cs="Arial"/>
-        </w:rPr>
-        <w:t>O tamanho da amostra é definido entre 15 e 30 participantes, selecionados de forma intencional entre representantes de pequenas e médias empresas. Este quantitativo é considerado adequado ao carácter exploratório e aplicado da investigação, permitindo a recolha de dados suficientes para a análise do problema e para o apoio ao desenvolvimento da plataforma digital, sem pretensão de generalização estatística.</w:t>
-      </w:r>
-    </w:p>
-    <w:p>
-      <w:pPr>
-        <w:pStyle w:val="Ttulo2"/>
-        <w:spacing w:line="360" w:lineRule="auto"/>
+      </w:pPr>
+      <w:bookmarkStart w:id="25" w:name="_Toc224021892"/>
+      <w:r>
         <w:rPr>
           <w:rFonts w:ascii="Arial" w:hAnsi="Arial" w:cs="Arial"/>
           <w:b/>
@@ -7289,8 +6983,8 @@
           <w:sz w:val="24"/>
           <w:szCs w:val="24"/>
         </w:rPr>
-      </w:pPr>
-      <w:bookmarkStart w:id="28" w:name="_Toc219995795"/>
+        <w:t>5</w:t>
+      </w:r>
       <w:r>
         <w:rPr>
           <w:rFonts w:ascii="Arial" w:hAnsi="Arial" w:cs="Arial"/>
@@ -7300,9 +6994,250 @@
           <w:sz w:val="24"/>
           <w:szCs w:val="24"/>
         </w:rPr>
-        <w:t>6.3 GUIA DO TRABALHO DE CAMPO</w:t>
-      </w:r>
-      <w:bookmarkEnd w:id="28"/>
+        <w:t>.2.3</w:t>
+      </w:r>
+      <w:r>
+        <w:rPr>
+          <w:rFonts w:ascii="Arial" w:hAnsi="Arial" w:cs="Arial"/>
+          <w:b/>
+          <w:bCs/>
+          <w:color w:val="000000" w:themeColor="text1"/>
+          <w:sz w:val="24"/>
+          <w:szCs w:val="24"/>
+        </w:rPr>
+        <w:t xml:space="preserve"> Questionário estruturado</w:t>
+      </w:r>
+      <w:bookmarkEnd w:id="25"/>
+    </w:p>
+    <w:p>
+      <w:pPr>
+        <w:spacing w:line="360" w:lineRule="auto"/>
+        <w:ind w:firstLine="720"/>
+        <w:jc w:val="both"/>
+        <w:rPr>
+          <w:rFonts w:ascii="Arial" w:hAnsi="Arial" w:cs="Arial"/>
+        </w:rPr>
+      </w:pPr>
+      <w:r>
+        <w:rPr>
+          <w:rFonts w:ascii="Arial" w:hAnsi="Arial" w:cs="Arial"/>
+        </w:rPr>
+        <w:t xml:space="preserve">Como instrumento quantitativo, utiliza-se um questionário estruturado, composto essencialmente por perguntas fechadas e escalas de resposta, com o objetivo de identificar a frequência e as formas de acesso das PMEs </w:t>
+      </w:r>
+      <w:proofErr w:type="gramStart"/>
+      <w:r>
+        <w:rPr>
+          <w:rFonts w:ascii="Arial" w:hAnsi="Arial" w:cs="Arial"/>
+        </w:rPr>
+        <w:t>à</w:t>
+      </w:r>
+      <w:proofErr w:type="gramEnd"/>
+      <w:r>
+        <w:rPr>
+          <w:rFonts w:ascii="Arial" w:hAnsi="Arial" w:cs="Arial"/>
+        </w:rPr>
+        <w:t xml:space="preserve"> oportunidades de contratação, avaliar a utilização actual de ferramentas digitais, recolher percepções gerais sobre a utilidade de uma plataforma digital B2B.</w:t>
+      </w:r>
+    </w:p>
+    <w:p>
+      <w:pPr>
+        <w:spacing w:line="360" w:lineRule="auto"/>
+        <w:ind w:firstLine="720"/>
+        <w:jc w:val="both"/>
+        <w:rPr>
+          <w:rFonts w:ascii="Arial" w:hAnsi="Arial" w:cs="Arial"/>
+        </w:rPr>
+      </w:pPr>
+      <w:r>
+        <w:rPr>
+          <w:rFonts w:ascii="Arial" w:hAnsi="Arial" w:cs="Arial"/>
+        </w:rPr>
+        <w:lastRenderedPageBreak/>
+        <w:t>Os dados recolhidos por meio do questionário são tratados através de técnicas estatísticas descritivas, recorrendo a símbolos numéricos, conforme definido na abordagem quantitativa do estudo.</w:t>
+      </w:r>
+    </w:p>
+    <w:p>
+      <w:pPr>
+        <w:pStyle w:val="Ttulo3"/>
+        <w:spacing w:line="360" w:lineRule="auto"/>
+        <w:rPr>
+          <w:rFonts w:ascii="Arial" w:hAnsi="Arial" w:cs="Arial"/>
+          <w:b/>
+          <w:bCs/>
+          <w:color w:val="000000" w:themeColor="text1"/>
+          <w:sz w:val="24"/>
+          <w:szCs w:val="24"/>
+        </w:rPr>
+      </w:pPr>
+      <w:bookmarkStart w:id="26" w:name="_Toc224021893"/>
+      <w:r>
+        <w:rPr>
+          <w:rFonts w:ascii="Arial" w:hAnsi="Arial" w:cs="Arial"/>
+          <w:b/>
+          <w:bCs/>
+          <w:color w:val="000000" w:themeColor="text1"/>
+          <w:sz w:val="24"/>
+          <w:szCs w:val="24"/>
+        </w:rPr>
+        <w:t>5</w:t>
+      </w:r>
+      <w:r>
+        <w:rPr>
+          <w:rFonts w:ascii="Arial" w:hAnsi="Arial" w:cs="Arial"/>
+          <w:b/>
+          <w:bCs/>
+          <w:color w:val="000000" w:themeColor="text1"/>
+          <w:sz w:val="24"/>
+          <w:szCs w:val="24"/>
+        </w:rPr>
+        <w:t>.2.4</w:t>
+      </w:r>
+      <w:r>
+        <w:rPr>
+          <w:rFonts w:ascii="Arial" w:hAnsi="Arial" w:cs="Arial"/>
+          <w:b/>
+          <w:bCs/>
+          <w:color w:val="000000" w:themeColor="text1"/>
+          <w:sz w:val="24"/>
+          <w:szCs w:val="24"/>
+        </w:rPr>
+        <w:t xml:space="preserve"> População e Amostra</w:t>
+      </w:r>
+      <w:bookmarkEnd w:id="26"/>
+    </w:p>
+    <w:p>
+      <w:pPr>
+        <w:spacing w:line="360" w:lineRule="auto"/>
+        <w:ind w:firstLine="720"/>
+        <w:jc w:val="both"/>
+        <w:rPr>
+          <w:rFonts w:ascii="Arial" w:hAnsi="Arial" w:cs="Arial"/>
+        </w:rPr>
+      </w:pPr>
+      <w:r>
+        <w:rPr>
+          <w:rFonts w:ascii="Arial" w:hAnsi="Arial" w:cs="Arial"/>
+        </w:rPr>
+        <w:t>A população da presente investigação é constituída por pequenas e médias empresas (PME) em Angola que actuam no sector privado, enquanto potenciais contratantes ou fornecedoras de bens e serviços, e que participam ou pretendem participar em processos de concursos privados e contratação empresarial.</w:t>
+      </w:r>
+    </w:p>
+    <w:p>
+      <w:pPr>
+        <w:spacing w:line="360" w:lineRule="auto"/>
+        <w:ind w:firstLine="720"/>
+        <w:jc w:val="both"/>
+        <w:rPr>
+          <w:rFonts w:ascii="Arial" w:hAnsi="Arial" w:cs="Arial"/>
+        </w:rPr>
+      </w:pPr>
+      <w:r>
+        <w:rPr>
+          <w:rFonts w:ascii="Arial" w:hAnsi="Arial" w:cs="Arial"/>
+        </w:rPr>
+        <w:t>Consideram-se ainda como parte do universo de interesse</w:t>
+      </w:r>
+      <w:r>
+        <w:rPr>
+          <w:rFonts w:ascii="Arial" w:hAnsi="Arial" w:cs="Arial"/>
+        </w:rPr>
+        <w:t xml:space="preserve"> </w:t>
+      </w:r>
+      <w:r>
+        <w:rPr>
+          <w:rFonts w:ascii="Arial" w:hAnsi="Arial" w:cs="Arial"/>
+        </w:rPr>
+        <w:t>gestores,</w:t>
+      </w:r>
+      <w:r>
+        <w:rPr>
+          <w:rFonts w:ascii="Arial" w:hAnsi="Arial" w:cs="Arial"/>
+        </w:rPr>
+        <w:t xml:space="preserve"> </w:t>
+      </w:r>
+      <w:r>
+        <w:rPr>
+          <w:rFonts w:ascii="Arial" w:hAnsi="Arial" w:cs="Arial"/>
+        </w:rPr>
+        <w:t>responsáveis administrativos,</w:t>
+      </w:r>
+      <w:r>
+        <w:rPr>
+          <w:rFonts w:ascii="Arial" w:hAnsi="Arial" w:cs="Arial"/>
+        </w:rPr>
+        <w:t xml:space="preserve"> </w:t>
+      </w:r>
+      <w:r>
+        <w:rPr>
+          <w:rFonts w:ascii="Arial" w:hAnsi="Arial" w:cs="Arial"/>
+        </w:rPr>
+        <w:t>responsáveis de compras ou contratação,</w:t>
+      </w:r>
+      <w:r>
+        <w:rPr>
+          <w:rFonts w:ascii="Arial" w:hAnsi="Arial" w:cs="Arial"/>
+        </w:rPr>
+        <w:t xml:space="preserve"> </w:t>
+      </w:r>
+      <w:r>
+        <w:rPr>
+          <w:rFonts w:ascii="Arial" w:hAnsi="Arial" w:cs="Arial"/>
+        </w:rPr>
+        <w:t>decisores empresariais envolvidos em processos de aquisição e prestação de serviços.</w:t>
+      </w:r>
+    </w:p>
+    <w:p>
+      <w:pPr>
+        <w:spacing w:line="360" w:lineRule="auto"/>
+        <w:ind w:firstLine="720"/>
+        <w:jc w:val="both"/>
+        <w:rPr>
+          <w:rFonts w:ascii="Arial" w:hAnsi="Arial" w:cs="Arial"/>
+        </w:rPr>
+      </w:pPr>
+      <w:r>
+        <w:rPr>
+          <w:rFonts w:ascii="Arial" w:hAnsi="Arial" w:cs="Arial"/>
+        </w:rPr>
+        <w:t>O tamanho da amostra é definido entre 15 e 30 participantes, selecionados de forma intencional entre representantes de pequenas e médias empresas. Este quantitativo é considerado adequado ao carácter exploratório e aplicado da investigação, permitindo a recolha de dados suficientes para a análise do problema e para o apoio ao desenvolvimento da plataforma digital, sem pretensão de generalização estatística.</w:t>
+      </w:r>
+    </w:p>
+    <w:p>
+      <w:pPr>
+        <w:pStyle w:val="Ttulo2"/>
+        <w:spacing w:line="360" w:lineRule="auto"/>
+        <w:rPr>
+          <w:rFonts w:ascii="Arial" w:hAnsi="Arial" w:cs="Arial"/>
+          <w:b/>
+          <w:bCs/>
+          <w:color w:val="000000" w:themeColor="text1"/>
+          <w:sz w:val="24"/>
+          <w:szCs w:val="24"/>
+        </w:rPr>
+      </w:pPr>
+      <w:bookmarkStart w:id="27" w:name="_Toc224021894"/>
+      <w:r>
+        <w:rPr>
+          <w:rFonts w:ascii="Arial" w:hAnsi="Arial" w:cs="Arial"/>
+          <w:b/>
+          <w:bCs/>
+          <w:color w:val="000000" w:themeColor="text1"/>
+          <w:sz w:val="24"/>
+          <w:szCs w:val="24"/>
+        </w:rPr>
+        <w:t>5</w:t>
+      </w:r>
+      <w:r>
+        <w:rPr>
+          <w:rFonts w:ascii="Arial" w:hAnsi="Arial" w:cs="Arial"/>
+          <w:b/>
+          <w:bCs/>
+          <w:color w:val="000000" w:themeColor="text1"/>
+          <w:sz w:val="24"/>
+          <w:szCs w:val="24"/>
+        </w:rPr>
+        <w:t>.3 GUIA DO TRABALHO DE CAMPO</w:t>
+      </w:r>
+      <w:bookmarkEnd w:id="27"/>
     </w:p>
     <w:p>
       <w:pPr>
@@ -7441,6 +7376,7 @@
         <w:rPr>
           <w:rFonts w:ascii="Arial" w:hAnsi="Arial" w:cs="Arial"/>
         </w:rPr>
+        <w:lastRenderedPageBreak/>
         <w:t>Forma de divulgação de oportunidades de aquisição ou prestação de serviços</w:t>
       </w:r>
       <w:r>
@@ -7503,7 +7439,6 @@
         <w:rPr>
           <w:rFonts w:ascii="Arial" w:hAnsi="Arial" w:cs="Arial"/>
         </w:rPr>
-        <w:lastRenderedPageBreak/>
         <w:t>Principais dificuldades enfrentadas nos processos atuais</w:t>
       </w:r>
       <w:r>
@@ -7830,10 +7765,10 @@
           <w:color w:val="000000" w:themeColor="text1"/>
           <w:sz w:val="24"/>
           <w:szCs w:val="24"/>
-          <w:lang w:val="pt-PT"/>
-        </w:rPr>
-      </w:pPr>
-      <w:bookmarkStart w:id="29" w:name="_Toc219995796"/>
+          <w:u w:val="single"/>
+        </w:rPr>
+      </w:pPr>
+      <w:bookmarkStart w:id="28" w:name="_Toc224021899"/>
       <w:r>
         <w:rPr>
           <w:rFonts w:ascii="Arial" w:hAnsi="Arial" w:cs="Arial"/>
@@ -7842,9 +7777,8 @@
           <w:color w:val="000000" w:themeColor="text1"/>
           <w:sz w:val="24"/>
           <w:szCs w:val="24"/>
-          <w:lang w:val="pt-PT"/>
-        </w:rPr>
-        <w:t xml:space="preserve">7. </w:t>
+        </w:rPr>
+        <w:t>6</w:t>
       </w:r>
       <w:r>
         <w:rPr>
@@ -7854,1533 +7788,10 @@
           <w:color w:val="000000" w:themeColor="text1"/>
           <w:sz w:val="24"/>
           <w:szCs w:val="24"/>
-          <w:lang w:val="pt-PT"/>
-        </w:rPr>
-        <w:t>ASPECTOS ADMINISTRATIVOS</w:t>
-      </w:r>
-      <w:bookmarkEnd w:id="29"/>
-    </w:p>
-    <w:p>
-      <w:pPr>
-        <w:pStyle w:val="Ttulo2"/>
-        <w:spacing w:line="360" w:lineRule="auto"/>
-        <w:rPr>
-          <w:rFonts w:ascii="Arial" w:hAnsi="Arial" w:cs="Arial"/>
-          <w:b/>
-          <w:bCs/>
-          <w:color w:val="000000" w:themeColor="text1"/>
-          <w:sz w:val="24"/>
-          <w:szCs w:val="24"/>
-          <w:lang w:val="pt-PT"/>
-        </w:rPr>
-      </w:pPr>
-      <w:bookmarkStart w:id="30" w:name="_Toc219995797"/>
-      <w:r>
-        <w:rPr>
-          <w:rFonts w:ascii="Arial" w:hAnsi="Arial" w:cs="Arial"/>
-          <w:b/>
-          <w:bCs/>
-          <w:color w:val="000000" w:themeColor="text1"/>
-          <w:sz w:val="24"/>
-          <w:szCs w:val="24"/>
-          <w:lang w:val="pt-PT"/>
-        </w:rPr>
-        <w:t>7.1 RECURSOS HUMANOS</w:t>
-      </w:r>
-      <w:bookmarkEnd w:id="30"/>
-    </w:p>
-    <w:p>
-      <w:pPr>
-        <w:spacing w:line="360" w:lineRule="auto"/>
-        <w:ind w:firstLine="360"/>
-        <w:jc w:val="both"/>
-        <w:rPr>
-          <w:rFonts w:ascii="Arial" w:hAnsi="Arial" w:cs="Arial"/>
-        </w:rPr>
-      </w:pPr>
-      <w:r>
-        <w:rPr>
-          <w:rFonts w:ascii="Arial" w:hAnsi="Arial" w:cs="Arial"/>
-        </w:rPr>
-        <w:t>A execução do presente Trabalho Final de Curso conta essencialmente com os seguintes recursos humanos:</w:t>
-      </w:r>
-    </w:p>
-    <w:p>
-      <w:pPr>
-        <w:numPr>
-          <w:ilvl w:val="0"/>
-          <w:numId w:val="7"/>
-        </w:numPr>
-        <w:spacing w:line="360" w:lineRule="auto"/>
-        <w:jc w:val="both"/>
-        <w:rPr>
-          <w:rFonts w:ascii="Arial" w:hAnsi="Arial" w:cs="Arial"/>
-        </w:rPr>
-      </w:pPr>
-      <w:r>
-        <w:rPr>
-          <w:rFonts w:ascii="Arial" w:hAnsi="Arial" w:cs="Arial"/>
-          <w:b/>
-          <w:bCs/>
-        </w:rPr>
-        <w:t>Estudante-investigador</w:t>
-      </w:r>
-      <w:r>
-        <w:rPr>
-          <w:rFonts w:ascii="Arial" w:hAnsi="Arial" w:cs="Arial"/>
-        </w:rPr>
-        <w:t>, responsável pela concepção do estudo, revisão da literatura, recolha e análise dos dados, bem como pelo desenvolvimento da plataforma digital;</w:t>
-      </w:r>
-    </w:p>
-    <w:p>
-      <w:pPr>
-        <w:numPr>
-          <w:ilvl w:val="0"/>
-          <w:numId w:val="7"/>
-        </w:numPr>
-        <w:spacing w:line="360" w:lineRule="auto"/>
-        <w:jc w:val="both"/>
-        <w:rPr>
-          <w:rFonts w:ascii="Arial" w:hAnsi="Arial" w:cs="Arial"/>
-          <w:lang w:val="pt-PT"/>
-        </w:rPr>
-      </w:pPr>
-      <w:r>
-        <w:rPr>
-          <w:rFonts w:ascii="Arial" w:hAnsi="Arial" w:cs="Arial"/>
-          <w:b/>
-          <w:bCs/>
-        </w:rPr>
-        <w:t>Orientador académico</w:t>
-      </w:r>
-      <w:r>
-        <w:rPr>
-          <w:rFonts w:ascii="Arial" w:hAnsi="Arial" w:cs="Arial"/>
-        </w:rPr>
-        <w:t>, responsável pelo acompanhamento científico e metodológico do trabalho, garantindo o rigor académico e a coerência do estudo.</w:t>
-      </w:r>
-    </w:p>
-    <w:p>
-      <w:pPr>
-        <w:pStyle w:val="Ttulo2"/>
-        <w:spacing w:line="360" w:lineRule="auto"/>
-        <w:rPr>
-          <w:rFonts w:ascii="Arial" w:hAnsi="Arial" w:cs="Arial"/>
-          <w:b/>
-          <w:bCs/>
-          <w:color w:val="000000" w:themeColor="text1"/>
-          <w:sz w:val="24"/>
-          <w:szCs w:val="24"/>
-          <w:lang w:val="pt-PT"/>
-        </w:rPr>
-      </w:pPr>
-      <w:bookmarkStart w:id="31" w:name="_Toc219995798"/>
-      <w:r>
-        <w:rPr>
-          <w:rFonts w:ascii="Arial" w:hAnsi="Arial" w:cs="Arial"/>
-          <w:b/>
-          <w:bCs/>
-          <w:color w:val="000000" w:themeColor="text1"/>
-          <w:sz w:val="24"/>
-          <w:szCs w:val="24"/>
-          <w:lang w:val="pt-PT"/>
-        </w:rPr>
-        <w:lastRenderedPageBreak/>
-        <w:t>7.2 ORÇAMENTO</w:t>
-      </w:r>
-      <w:bookmarkEnd w:id="31"/>
-    </w:p>
-    <w:p>
-      <w:pPr>
-        <w:spacing w:line="360" w:lineRule="auto"/>
-        <w:ind w:firstLine="720"/>
-        <w:jc w:val="both"/>
-        <w:rPr>
-          <w:rFonts w:ascii="Arial" w:hAnsi="Arial" w:cs="Arial"/>
-          <w:lang w:val="pt-PT"/>
-        </w:rPr>
-      </w:pPr>
-      <w:r>
-        <w:rPr>
-          <w:rFonts w:ascii="Arial" w:hAnsi="Arial" w:cs="Arial"/>
-        </w:rPr>
-        <w:t xml:space="preserve">O desenvolvimento do trabalho foi realizado com recursos financeiros </w:t>
-      </w:r>
-      <w:r>
-        <w:rPr>
-          <w:rFonts w:ascii="Arial" w:hAnsi="Arial" w:cs="Arial"/>
-        </w:rPr>
-        <w:t xml:space="preserve">próprios e </w:t>
-      </w:r>
-      <w:r>
-        <w:rPr>
-          <w:rFonts w:ascii="Arial" w:hAnsi="Arial" w:cs="Arial"/>
-        </w:rPr>
-        <w:t xml:space="preserve">reduzidos, recorrendo maioritariamente </w:t>
-      </w:r>
-      <w:proofErr w:type="gramStart"/>
-      <w:r>
-        <w:rPr>
-          <w:rFonts w:ascii="Arial" w:hAnsi="Arial" w:cs="Arial"/>
-        </w:rPr>
-        <w:t>à</w:t>
-      </w:r>
-      <w:proofErr w:type="gramEnd"/>
-      <w:r>
-        <w:rPr>
-          <w:rFonts w:ascii="Arial" w:hAnsi="Arial" w:cs="Arial"/>
-        </w:rPr>
-        <w:t xml:space="preserve"> ferramentas de uso gratuito ou académic</w:t>
-      </w:r>
-      <w:r>
-        <w:rPr>
-          <w:rFonts w:ascii="Arial" w:hAnsi="Arial" w:cs="Arial"/>
-        </w:rPr>
-        <w:t>o</w:t>
-      </w:r>
-      <w:r>
-        <w:rPr>
-          <w:rFonts w:ascii="Arial" w:hAnsi="Arial" w:cs="Arial"/>
-        </w:rPr>
-        <w:t xml:space="preserve">. </w:t>
-      </w:r>
-    </w:p>
-    <w:p>
-      <w:pPr>
-        <w:pStyle w:val="Ttulo2"/>
-        <w:spacing w:line="360" w:lineRule="auto"/>
-        <w:rPr>
-          <w:rFonts w:ascii="Arial" w:hAnsi="Arial" w:cs="Arial"/>
-          <w:b/>
-          <w:bCs/>
-          <w:color w:val="000000" w:themeColor="text1"/>
-          <w:sz w:val="24"/>
-          <w:szCs w:val="24"/>
-          <w:lang w:val="pt-PT"/>
-        </w:rPr>
-      </w:pPr>
-      <w:bookmarkStart w:id="32" w:name="_Toc219995799"/>
-      <w:r>
-        <w:rPr>
-          <w:rFonts w:ascii="Arial" w:hAnsi="Arial" w:cs="Arial"/>
-          <w:b/>
-          <w:bCs/>
-          <w:color w:val="000000" w:themeColor="text1"/>
-          <w:sz w:val="24"/>
-          <w:szCs w:val="24"/>
-          <w:lang w:val="pt-PT"/>
-        </w:rPr>
-        <w:t>7.3 CRONOGRAMA</w:t>
-      </w:r>
-      <w:bookmarkEnd w:id="32"/>
-    </w:p>
-    <w:p>
-      <w:pPr>
-        <w:spacing w:line="360" w:lineRule="auto"/>
-        <w:ind w:firstLine="720"/>
-        <w:jc w:val="both"/>
-        <w:rPr>
-          <w:rFonts w:ascii="Arial" w:hAnsi="Arial" w:cs="Arial"/>
-          <w:lang w:val="pt-PT"/>
-        </w:rPr>
-      </w:pPr>
-      <w:r>
-        <w:rPr>
-          <w:rFonts w:ascii="Arial" w:hAnsi="Arial" w:cs="Arial"/>
-        </w:rPr>
-        <w:t>O cronograma apresentado abaixo corresponde a uma planificação das actividades previstas, podendo sofrer ajustes ao longo da execução do trabalho, em função da evolução da investigação.</w:t>
-      </w:r>
-    </w:p>
-    <w:tbl>
-      <w:tblPr>
-        <w:tblStyle w:val="TabelacomGrelha"/>
-        <w:tblW w:w="0" w:type="auto"/>
-        <w:tblLook w:val="04A0" w:firstRow="1" w:lastRow="0" w:firstColumn="1" w:lastColumn="0" w:noHBand="0" w:noVBand="1"/>
-      </w:tblPr>
-      <w:tblGrid>
-        <w:gridCol w:w="2712"/>
-        <w:gridCol w:w="1070"/>
-        <w:gridCol w:w="1297"/>
-        <w:gridCol w:w="923"/>
-        <w:gridCol w:w="793"/>
-        <w:gridCol w:w="763"/>
-        <w:gridCol w:w="936"/>
-      </w:tblGrid>
-      <w:tr>
-        <w:tc>
-          <w:tcPr>
-            <w:tcW w:w="3683" w:type="dxa"/>
-            <w:hideMark/>
-          </w:tcPr>
-          <w:p>
-            <w:pPr>
-              <w:spacing w:after="160" w:line="278" w:lineRule="auto"/>
-              <w:rPr>
-                <w:rFonts w:ascii="Arial" w:hAnsi="Arial" w:cs="Arial"/>
-                <w:b/>
-                <w:bCs/>
-              </w:rPr>
-            </w:pPr>
-            <w:r>
-              <w:rPr>
-                <w:rFonts w:ascii="Arial" w:hAnsi="Arial" w:cs="Arial"/>
-                <w:b/>
-                <w:bCs/>
-              </w:rPr>
-              <w:t>Actividade</w:t>
-            </w:r>
-          </w:p>
-        </w:tc>
-        <w:tc>
-          <w:tcPr>
-            <w:tcW w:w="998" w:type="dxa"/>
-            <w:hideMark/>
-          </w:tcPr>
-          <w:p>
-            <w:pPr>
-              <w:spacing w:after="160" w:line="278" w:lineRule="auto"/>
-              <w:rPr>
-                <w:rFonts w:ascii="Arial" w:hAnsi="Arial" w:cs="Arial"/>
-                <w:b/>
-                <w:bCs/>
-              </w:rPr>
-            </w:pPr>
-            <w:r>
-              <w:rPr>
-                <w:rFonts w:ascii="Arial" w:hAnsi="Arial" w:cs="Arial"/>
-                <w:b/>
-                <w:bCs/>
-              </w:rPr>
-              <w:t>Janeiro</w:t>
-            </w:r>
-            <w:r>
-              <w:rPr>
-                <w:rFonts w:ascii="Arial" w:hAnsi="Arial" w:cs="Arial"/>
-                <w:b/>
-                <w:bCs/>
-              </w:rPr>
-              <w:br/>
-              <w:t>2026</w:t>
-            </w:r>
-          </w:p>
-        </w:tc>
-        <w:tc>
-          <w:tcPr>
-            <w:tcW w:w="1233" w:type="dxa"/>
-            <w:hideMark/>
-          </w:tcPr>
-          <w:p>
-            <w:pPr>
-              <w:spacing w:after="160" w:line="278" w:lineRule="auto"/>
-              <w:rPr>
-                <w:rFonts w:ascii="Arial" w:hAnsi="Arial" w:cs="Arial"/>
-                <w:b/>
-                <w:bCs/>
-              </w:rPr>
-            </w:pPr>
-            <w:r>
-              <w:rPr>
-                <w:rFonts w:ascii="Arial" w:hAnsi="Arial" w:cs="Arial"/>
-                <w:b/>
-                <w:bCs/>
-              </w:rPr>
-              <w:t>Fevereiro</w:t>
-            </w:r>
-            <w:r>
-              <w:rPr>
-                <w:rFonts w:ascii="Arial" w:hAnsi="Arial" w:cs="Arial"/>
-                <w:b/>
-                <w:bCs/>
-              </w:rPr>
-              <w:br/>
-              <w:t>2026</w:t>
-            </w:r>
-          </w:p>
-        </w:tc>
-        <w:tc>
-          <w:tcPr>
-            <w:tcW w:w="901" w:type="dxa"/>
-            <w:hideMark/>
-          </w:tcPr>
-          <w:p>
-            <w:pPr>
-              <w:spacing w:after="160" w:line="278" w:lineRule="auto"/>
-              <w:rPr>
-                <w:rFonts w:ascii="Arial" w:hAnsi="Arial" w:cs="Arial"/>
-                <w:b/>
-                <w:bCs/>
-              </w:rPr>
-            </w:pPr>
-            <w:r>
-              <w:rPr>
-                <w:rFonts w:ascii="Arial" w:hAnsi="Arial" w:cs="Arial"/>
-                <w:b/>
-                <w:bCs/>
-              </w:rPr>
-              <w:t>Março</w:t>
-            </w:r>
-            <w:r>
-              <w:rPr>
-                <w:rFonts w:ascii="Arial" w:hAnsi="Arial" w:cs="Arial"/>
-                <w:b/>
-                <w:bCs/>
-              </w:rPr>
-              <w:br/>
-              <w:t>2026</w:t>
-            </w:r>
-          </w:p>
-        </w:tc>
-        <w:tc>
-          <w:tcPr>
-            <w:tcW w:w="835" w:type="dxa"/>
-            <w:hideMark/>
-          </w:tcPr>
-          <w:p>
-            <w:pPr>
-              <w:spacing w:after="160" w:line="278" w:lineRule="auto"/>
-              <w:rPr>
-                <w:rFonts w:ascii="Arial" w:hAnsi="Arial" w:cs="Arial"/>
-                <w:b/>
-                <w:bCs/>
-              </w:rPr>
-            </w:pPr>
-            <w:r>
-              <w:rPr>
-                <w:rFonts w:ascii="Arial" w:hAnsi="Arial" w:cs="Arial"/>
-                <w:b/>
-                <w:bCs/>
-              </w:rPr>
-              <w:t>Abril</w:t>
-            </w:r>
-            <w:r>
-              <w:rPr>
-                <w:rFonts w:ascii="Arial" w:hAnsi="Arial" w:cs="Arial"/>
-                <w:b/>
-                <w:bCs/>
-              </w:rPr>
-              <w:br/>
-              <w:t>2026</w:t>
-            </w:r>
-          </w:p>
-        </w:tc>
-        <w:tc>
-          <w:tcPr>
-            <w:tcW w:w="622" w:type="dxa"/>
-          </w:tcPr>
-          <w:p>
-            <w:pPr>
-              <w:rPr>
-                <w:rFonts w:ascii="Arial" w:hAnsi="Arial" w:cs="Arial"/>
-                <w:b/>
-                <w:bCs/>
-              </w:rPr>
-            </w:pPr>
-            <w:r>
-              <w:rPr>
-                <w:rFonts w:ascii="Arial" w:hAnsi="Arial" w:cs="Arial"/>
-                <w:b/>
-                <w:bCs/>
-              </w:rPr>
-              <w:t>Maio</w:t>
-            </w:r>
-            <w:r>
-              <w:rPr>
-                <w:rFonts w:ascii="Arial" w:hAnsi="Arial" w:cs="Arial"/>
-                <w:b/>
-                <w:bCs/>
-              </w:rPr>
-              <w:br/>
-              <w:t>2026</w:t>
-            </w:r>
-          </w:p>
-        </w:tc>
-        <w:tc>
-          <w:tcPr>
-            <w:tcW w:w="0" w:type="auto"/>
-          </w:tcPr>
-          <w:p>
-            <w:pPr>
-              <w:rPr>
-                <w:rFonts w:ascii="Arial" w:hAnsi="Arial" w:cs="Arial"/>
-                <w:b/>
-                <w:bCs/>
-              </w:rPr>
-            </w:pPr>
-            <w:r>
-              <w:rPr>
-                <w:rFonts w:ascii="Arial" w:hAnsi="Arial" w:cs="Arial"/>
-                <w:b/>
-                <w:bCs/>
-              </w:rPr>
-              <w:t>Junho</w:t>
-            </w:r>
-            <w:r>
-              <w:rPr>
-                <w:rFonts w:ascii="Arial" w:hAnsi="Arial" w:cs="Arial"/>
-                <w:b/>
-                <w:bCs/>
-              </w:rPr>
-              <w:br/>
-              <w:t>2026</w:t>
-            </w:r>
-          </w:p>
-        </w:tc>
-      </w:tr>
-      <w:tr>
-        <w:tc>
-          <w:tcPr>
-            <w:tcW w:w="3683" w:type="dxa"/>
-            <w:hideMark/>
-          </w:tcPr>
-          <w:p>
-            <w:pPr>
-              <w:spacing w:after="160" w:line="278" w:lineRule="auto"/>
-              <w:rPr>
-                <w:rFonts w:ascii="Arial" w:hAnsi="Arial" w:cs="Arial"/>
-              </w:rPr>
-            </w:pPr>
-            <w:r>
-              <w:rPr>
-                <w:rFonts w:ascii="Arial" w:hAnsi="Arial" w:cs="Arial"/>
-              </w:rPr>
-              <w:t>Definição do tema e problema</w:t>
-            </w:r>
-          </w:p>
-        </w:tc>
-        <w:tc>
-          <w:tcPr>
-            <w:tcW w:w="998" w:type="dxa"/>
-            <w:hideMark/>
-          </w:tcPr>
-          <w:p>
-            <w:pPr>
-              <w:spacing w:after="160" w:line="278" w:lineRule="auto"/>
-              <w:rPr>
-                <w:rFonts w:ascii="Arial" w:hAnsi="Arial" w:cs="Arial"/>
-              </w:rPr>
-            </w:pPr>
-            <w:r>
-              <w:rPr>
-                <w:rFonts w:ascii="Segoe UI Symbol" w:hAnsi="Segoe UI Symbol" w:cs="Segoe UI Symbol"/>
-                <w:b/>
-                <w:bCs/>
-                <w:color w:val="262626" w:themeColor="text1" w:themeTint="D9"/>
-                <w:sz w:val="32"/>
-                <w:szCs w:val="32"/>
-              </w:rPr>
-              <w:t>✓</w:t>
-            </w:r>
-          </w:p>
-        </w:tc>
-        <w:tc>
-          <w:tcPr>
-            <w:tcW w:w="1233" w:type="dxa"/>
-            <w:hideMark/>
-          </w:tcPr>
-          <w:p>
-            <w:pPr>
-              <w:spacing w:after="160" w:line="278" w:lineRule="auto"/>
-              <w:rPr>
-                <w:rFonts w:ascii="Arial" w:hAnsi="Arial" w:cs="Arial"/>
-              </w:rPr>
-            </w:pPr>
-          </w:p>
-        </w:tc>
-        <w:tc>
-          <w:tcPr>
-            <w:tcW w:w="901" w:type="dxa"/>
-            <w:hideMark/>
-          </w:tcPr>
-          <w:p>
-            <w:pPr>
-              <w:spacing w:after="160" w:line="278" w:lineRule="auto"/>
-              <w:rPr>
-                <w:rFonts w:ascii="Arial" w:hAnsi="Arial" w:cs="Arial"/>
-              </w:rPr>
-            </w:pPr>
-          </w:p>
-        </w:tc>
-        <w:tc>
-          <w:tcPr>
-            <w:tcW w:w="835" w:type="dxa"/>
-            <w:hideMark/>
-          </w:tcPr>
-          <w:p>
-            <w:pPr>
-              <w:spacing w:after="160" w:line="278" w:lineRule="auto"/>
-              <w:rPr>
-                <w:rFonts w:ascii="Arial" w:hAnsi="Arial" w:cs="Arial"/>
-              </w:rPr>
-            </w:pPr>
-          </w:p>
-        </w:tc>
-        <w:tc>
-          <w:tcPr>
-            <w:tcW w:w="622" w:type="dxa"/>
-          </w:tcPr>
-          <w:p>
-            <w:pPr>
-              <w:rPr>
-                <w:rFonts w:ascii="Arial" w:hAnsi="Arial" w:cs="Arial"/>
-              </w:rPr>
-            </w:pPr>
-          </w:p>
-        </w:tc>
-        <w:tc>
-          <w:tcPr>
-            <w:tcW w:w="0" w:type="auto"/>
-          </w:tcPr>
-          <w:p>
-            <w:pPr>
-              <w:rPr>
-                <w:rFonts w:ascii="Arial" w:hAnsi="Arial" w:cs="Arial"/>
-              </w:rPr>
-            </w:pPr>
-          </w:p>
-        </w:tc>
-      </w:tr>
-      <w:tr>
-        <w:tc>
-          <w:tcPr>
-            <w:tcW w:w="3683" w:type="dxa"/>
-            <w:hideMark/>
-          </w:tcPr>
-          <w:p>
-            <w:pPr>
-              <w:spacing w:after="160" w:line="278" w:lineRule="auto"/>
-              <w:rPr>
-                <w:rFonts w:ascii="Arial" w:hAnsi="Arial" w:cs="Arial"/>
-              </w:rPr>
-            </w:pPr>
-            <w:r>
-              <w:rPr>
-                <w:rFonts w:ascii="Arial" w:hAnsi="Arial" w:cs="Arial"/>
-              </w:rPr>
-              <w:t>Revisão da literatura</w:t>
-            </w:r>
-          </w:p>
-        </w:tc>
-        <w:tc>
-          <w:tcPr>
-            <w:tcW w:w="998" w:type="dxa"/>
-            <w:hideMark/>
-          </w:tcPr>
-          <w:p>
-            <w:pPr>
-              <w:spacing w:after="160" w:line="278" w:lineRule="auto"/>
-              <w:rPr>
-                <w:rFonts w:ascii="Arial" w:hAnsi="Arial" w:cs="Arial"/>
-                <w:b/>
-                <w:bCs/>
-                <w:color w:val="262626" w:themeColor="text1" w:themeTint="D9"/>
-              </w:rPr>
-            </w:pPr>
-            <w:r>
-              <w:rPr>
-                <w:rFonts w:ascii="Segoe UI Symbol" w:hAnsi="Segoe UI Symbol" w:cs="Segoe UI Symbol"/>
-                <w:b/>
-                <w:bCs/>
-                <w:color w:val="262626" w:themeColor="text1" w:themeTint="D9"/>
-                <w:sz w:val="32"/>
-                <w:szCs w:val="32"/>
-              </w:rPr>
-              <w:t>✓</w:t>
-            </w:r>
-          </w:p>
-        </w:tc>
-        <w:tc>
-          <w:tcPr>
-            <w:tcW w:w="1233" w:type="dxa"/>
-            <w:hideMark/>
-          </w:tcPr>
-          <w:p>
-            <w:pPr>
-              <w:spacing w:after="160" w:line="278" w:lineRule="auto"/>
-              <w:rPr>
-                <w:rFonts w:ascii="Arial" w:hAnsi="Arial" w:cs="Arial"/>
-              </w:rPr>
-            </w:pPr>
-          </w:p>
-        </w:tc>
-        <w:tc>
-          <w:tcPr>
-            <w:tcW w:w="901" w:type="dxa"/>
-            <w:hideMark/>
-          </w:tcPr>
-          <w:p>
-            <w:pPr>
-              <w:spacing w:after="160" w:line="278" w:lineRule="auto"/>
-              <w:rPr>
-                <w:rFonts w:ascii="Arial" w:hAnsi="Arial" w:cs="Arial"/>
-              </w:rPr>
-            </w:pPr>
-          </w:p>
-        </w:tc>
-        <w:tc>
-          <w:tcPr>
-            <w:tcW w:w="835" w:type="dxa"/>
-            <w:hideMark/>
-          </w:tcPr>
-          <w:p>
-            <w:pPr>
-              <w:spacing w:after="160" w:line="278" w:lineRule="auto"/>
-              <w:rPr>
-                <w:rFonts w:ascii="Arial" w:hAnsi="Arial" w:cs="Arial"/>
-              </w:rPr>
-            </w:pPr>
-          </w:p>
-        </w:tc>
-        <w:tc>
-          <w:tcPr>
-            <w:tcW w:w="622" w:type="dxa"/>
-          </w:tcPr>
-          <w:p>
-            <w:pPr>
-              <w:rPr>
-                <w:rFonts w:ascii="Arial" w:hAnsi="Arial" w:cs="Arial"/>
-              </w:rPr>
-            </w:pPr>
-          </w:p>
-        </w:tc>
-        <w:tc>
-          <w:tcPr>
-            <w:tcW w:w="0" w:type="auto"/>
-          </w:tcPr>
-          <w:p>
-            <w:pPr>
-              <w:rPr>
-                <w:rFonts w:ascii="Arial" w:hAnsi="Arial" w:cs="Arial"/>
-              </w:rPr>
-            </w:pPr>
-          </w:p>
-        </w:tc>
-      </w:tr>
-      <w:tr>
-        <w:tc>
-          <w:tcPr>
-            <w:tcW w:w="3683" w:type="dxa"/>
-            <w:hideMark/>
-          </w:tcPr>
-          <w:p>
-            <w:pPr>
-              <w:spacing w:after="160" w:line="278" w:lineRule="auto"/>
-              <w:rPr>
-                <w:rFonts w:ascii="Arial" w:hAnsi="Arial" w:cs="Arial"/>
-              </w:rPr>
-            </w:pPr>
-            <w:r>
-              <w:rPr>
-                <w:rFonts w:ascii="Arial" w:hAnsi="Arial" w:cs="Arial"/>
-              </w:rPr>
-              <w:t>Escolha da Metodologia de investigação</w:t>
-            </w:r>
-          </w:p>
-        </w:tc>
-        <w:tc>
-          <w:tcPr>
-            <w:tcW w:w="998" w:type="dxa"/>
-            <w:hideMark/>
-          </w:tcPr>
-          <w:p>
-            <w:pPr>
-              <w:spacing w:after="160" w:line="278" w:lineRule="auto"/>
-              <w:rPr>
-                <w:rFonts w:ascii="Arial" w:hAnsi="Arial" w:cs="Arial"/>
-              </w:rPr>
-            </w:pPr>
-            <w:r>
-              <w:rPr>
-                <w:rFonts w:ascii="Segoe UI Symbol" w:hAnsi="Segoe UI Symbol" w:cs="Segoe UI Symbol"/>
-                <w:b/>
-                <w:bCs/>
-                <w:color w:val="262626" w:themeColor="text1" w:themeTint="D9"/>
-                <w:sz w:val="32"/>
-                <w:szCs w:val="32"/>
-              </w:rPr>
-              <w:t>✓</w:t>
-            </w:r>
-          </w:p>
-        </w:tc>
-        <w:tc>
-          <w:tcPr>
-            <w:tcW w:w="1233" w:type="dxa"/>
-            <w:hideMark/>
-          </w:tcPr>
-          <w:p>
-            <w:pPr>
-              <w:spacing w:after="160" w:line="278" w:lineRule="auto"/>
-              <w:rPr>
-                <w:rFonts w:ascii="Arial" w:hAnsi="Arial" w:cs="Arial"/>
-              </w:rPr>
-            </w:pPr>
-          </w:p>
-        </w:tc>
-        <w:tc>
-          <w:tcPr>
-            <w:tcW w:w="901" w:type="dxa"/>
-            <w:hideMark/>
-          </w:tcPr>
-          <w:p>
-            <w:pPr>
-              <w:spacing w:after="160" w:line="278" w:lineRule="auto"/>
-              <w:rPr>
-                <w:rFonts w:ascii="Arial" w:hAnsi="Arial" w:cs="Arial"/>
-              </w:rPr>
-            </w:pPr>
-          </w:p>
-        </w:tc>
-        <w:tc>
-          <w:tcPr>
-            <w:tcW w:w="835" w:type="dxa"/>
-            <w:hideMark/>
-          </w:tcPr>
-          <w:p>
-            <w:pPr>
-              <w:spacing w:after="160" w:line="278" w:lineRule="auto"/>
-              <w:rPr>
-                <w:rFonts w:ascii="Arial" w:hAnsi="Arial" w:cs="Arial"/>
-              </w:rPr>
-            </w:pPr>
-          </w:p>
-        </w:tc>
-        <w:tc>
-          <w:tcPr>
-            <w:tcW w:w="622" w:type="dxa"/>
-          </w:tcPr>
-          <w:p>
-            <w:pPr>
-              <w:rPr>
-                <w:rFonts w:ascii="Arial" w:hAnsi="Arial" w:cs="Arial"/>
-              </w:rPr>
-            </w:pPr>
-          </w:p>
-        </w:tc>
-        <w:tc>
-          <w:tcPr>
-            <w:tcW w:w="0" w:type="auto"/>
-          </w:tcPr>
-          <w:p>
-            <w:pPr>
-              <w:rPr>
-                <w:rFonts w:ascii="Arial" w:hAnsi="Arial" w:cs="Arial"/>
-              </w:rPr>
-            </w:pPr>
-          </w:p>
-        </w:tc>
-      </w:tr>
-      <w:tr>
-        <w:tc>
-          <w:tcPr>
-            <w:tcW w:w="3683" w:type="dxa"/>
-            <w:hideMark/>
-          </w:tcPr>
-          <w:p>
-            <w:pPr>
-              <w:spacing w:after="160" w:line="278" w:lineRule="auto"/>
-              <w:rPr>
-                <w:rFonts w:ascii="Arial" w:hAnsi="Arial" w:cs="Arial"/>
-              </w:rPr>
-            </w:pPr>
-            <w:r>
-              <w:rPr>
-                <w:rFonts w:ascii="Arial" w:hAnsi="Arial" w:cs="Arial"/>
-              </w:rPr>
-              <w:t>Recolha de dados</w:t>
-            </w:r>
-          </w:p>
-        </w:tc>
-        <w:tc>
-          <w:tcPr>
-            <w:tcW w:w="998" w:type="dxa"/>
-            <w:hideMark/>
-          </w:tcPr>
-          <w:p>
-            <w:pPr>
-              <w:spacing w:after="160" w:line="278" w:lineRule="auto"/>
-              <w:rPr>
-                <w:rFonts w:ascii="Arial" w:hAnsi="Arial" w:cs="Arial"/>
-              </w:rPr>
-            </w:pPr>
-          </w:p>
-        </w:tc>
-        <w:tc>
-          <w:tcPr>
-            <w:tcW w:w="1233" w:type="dxa"/>
-            <w:hideMark/>
-          </w:tcPr>
-          <w:p>
-            <w:pPr>
-              <w:spacing w:after="160" w:line="278" w:lineRule="auto"/>
-              <w:rPr>
-                <w:rFonts w:ascii="Arial" w:hAnsi="Arial" w:cs="Arial"/>
-              </w:rPr>
-            </w:pPr>
-            <w:r>
-              <w:rPr>
-                <w:rFonts w:ascii="Segoe UI Symbol" w:hAnsi="Segoe UI Symbol" w:cs="Segoe UI Symbol"/>
-                <w:b/>
-                <w:bCs/>
-                <w:color w:val="262626" w:themeColor="text1" w:themeTint="D9"/>
-                <w:sz w:val="32"/>
-                <w:szCs w:val="32"/>
-              </w:rPr>
-              <w:t>✓</w:t>
-            </w:r>
-          </w:p>
-        </w:tc>
-        <w:tc>
-          <w:tcPr>
-            <w:tcW w:w="901" w:type="dxa"/>
-            <w:hideMark/>
-          </w:tcPr>
-          <w:p>
-            <w:pPr>
-              <w:spacing w:after="160" w:line="278" w:lineRule="auto"/>
-              <w:rPr>
-                <w:rFonts w:ascii="Arial" w:hAnsi="Arial" w:cs="Arial"/>
-              </w:rPr>
-            </w:pPr>
-          </w:p>
-        </w:tc>
-        <w:tc>
-          <w:tcPr>
-            <w:tcW w:w="835" w:type="dxa"/>
-            <w:hideMark/>
-          </w:tcPr>
-          <w:p>
-            <w:pPr>
-              <w:spacing w:after="160" w:line="278" w:lineRule="auto"/>
-              <w:rPr>
-                <w:rFonts w:ascii="Arial" w:hAnsi="Arial" w:cs="Arial"/>
-              </w:rPr>
-            </w:pPr>
-          </w:p>
-        </w:tc>
-        <w:tc>
-          <w:tcPr>
-            <w:tcW w:w="622" w:type="dxa"/>
-          </w:tcPr>
-          <w:p>
-            <w:pPr>
-              <w:rPr>
-                <w:rFonts w:ascii="Arial" w:hAnsi="Arial" w:cs="Arial"/>
-              </w:rPr>
-            </w:pPr>
-          </w:p>
-        </w:tc>
-        <w:tc>
-          <w:tcPr>
-            <w:tcW w:w="0" w:type="auto"/>
-          </w:tcPr>
-          <w:p>
-            <w:pPr>
-              <w:rPr>
-                <w:rFonts w:ascii="Arial" w:hAnsi="Arial" w:cs="Arial"/>
-              </w:rPr>
-            </w:pPr>
-          </w:p>
-        </w:tc>
-      </w:tr>
-      <w:tr>
-        <w:tc>
-          <w:tcPr>
-            <w:tcW w:w="3683" w:type="dxa"/>
-            <w:hideMark/>
-          </w:tcPr>
-          <w:p>
-            <w:pPr>
-              <w:spacing w:after="160" w:line="278" w:lineRule="auto"/>
-              <w:rPr>
-                <w:rFonts w:ascii="Arial" w:hAnsi="Arial" w:cs="Arial"/>
-              </w:rPr>
-            </w:pPr>
-            <w:r>
-              <w:rPr>
-                <w:rFonts w:ascii="Arial" w:hAnsi="Arial" w:cs="Arial"/>
-              </w:rPr>
-              <w:t>Análise dos dados</w:t>
-            </w:r>
-          </w:p>
-        </w:tc>
-        <w:tc>
-          <w:tcPr>
-            <w:tcW w:w="998" w:type="dxa"/>
-            <w:hideMark/>
-          </w:tcPr>
-          <w:p>
-            <w:pPr>
-              <w:spacing w:after="160" w:line="278" w:lineRule="auto"/>
-              <w:rPr>
-                <w:rFonts w:ascii="Arial" w:hAnsi="Arial" w:cs="Arial"/>
-              </w:rPr>
-            </w:pPr>
-          </w:p>
-        </w:tc>
-        <w:tc>
-          <w:tcPr>
-            <w:tcW w:w="1233" w:type="dxa"/>
-            <w:hideMark/>
-          </w:tcPr>
-          <w:p>
-            <w:pPr>
-              <w:spacing w:after="160" w:line="278" w:lineRule="auto"/>
-              <w:rPr>
-                <w:rFonts w:ascii="Arial" w:hAnsi="Arial" w:cs="Arial"/>
-              </w:rPr>
-            </w:pPr>
-            <w:r>
-              <w:rPr>
-                <w:rFonts w:ascii="Segoe UI Symbol" w:hAnsi="Segoe UI Symbol" w:cs="Segoe UI Symbol"/>
-                <w:b/>
-                <w:bCs/>
-                <w:color w:val="262626" w:themeColor="text1" w:themeTint="D9"/>
-                <w:sz w:val="32"/>
-                <w:szCs w:val="32"/>
-              </w:rPr>
-              <w:t>✓</w:t>
-            </w:r>
-          </w:p>
-        </w:tc>
-        <w:tc>
-          <w:tcPr>
-            <w:tcW w:w="901" w:type="dxa"/>
-            <w:hideMark/>
-          </w:tcPr>
-          <w:p>
-            <w:pPr>
-              <w:spacing w:after="160" w:line="278" w:lineRule="auto"/>
-              <w:rPr>
-                <w:rFonts w:ascii="Arial" w:hAnsi="Arial" w:cs="Arial"/>
-              </w:rPr>
-            </w:pPr>
-          </w:p>
-        </w:tc>
-        <w:tc>
-          <w:tcPr>
-            <w:tcW w:w="835" w:type="dxa"/>
-            <w:hideMark/>
-          </w:tcPr>
-          <w:p>
-            <w:pPr>
-              <w:spacing w:after="160" w:line="278" w:lineRule="auto"/>
-              <w:rPr>
-                <w:rFonts w:ascii="Arial" w:hAnsi="Arial" w:cs="Arial"/>
-              </w:rPr>
-            </w:pPr>
-          </w:p>
-        </w:tc>
-        <w:tc>
-          <w:tcPr>
-            <w:tcW w:w="622" w:type="dxa"/>
-          </w:tcPr>
-          <w:p>
-            <w:pPr>
-              <w:rPr>
-                <w:rFonts w:ascii="Arial" w:hAnsi="Arial" w:cs="Arial"/>
-              </w:rPr>
-            </w:pPr>
-          </w:p>
-        </w:tc>
-        <w:tc>
-          <w:tcPr>
-            <w:tcW w:w="0" w:type="auto"/>
-          </w:tcPr>
-          <w:p>
-            <w:pPr>
-              <w:rPr>
-                <w:rFonts w:ascii="Arial" w:hAnsi="Arial" w:cs="Arial"/>
-              </w:rPr>
-            </w:pPr>
-          </w:p>
-        </w:tc>
-      </w:tr>
-      <w:tr>
-        <w:tc>
-          <w:tcPr>
-            <w:tcW w:w="3683" w:type="dxa"/>
-            <w:hideMark/>
-          </w:tcPr>
-          <w:p>
-            <w:pPr>
-              <w:spacing w:after="160" w:line="278" w:lineRule="auto"/>
-              <w:rPr>
-                <w:rFonts w:ascii="Arial" w:hAnsi="Arial" w:cs="Arial"/>
-              </w:rPr>
-            </w:pPr>
-            <w:r>
-              <w:rPr>
-                <w:rFonts w:ascii="Arial" w:hAnsi="Arial" w:cs="Arial"/>
-              </w:rPr>
-              <w:t>Concepção e desenvolvimento do sistema</w:t>
-            </w:r>
-          </w:p>
-        </w:tc>
-        <w:tc>
-          <w:tcPr>
-            <w:tcW w:w="998" w:type="dxa"/>
-            <w:hideMark/>
-          </w:tcPr>
-          <w:p>
-            <w:pPr>
-              <w:spacing w:after="160" w:line="278" w:lineRule="auto"/>
-              <w:rPr>
-                <w:rFonts w:ascii="Arial" w:hAnsi="Arial" w:cs="Arial"/>
-              </w:rPr>
-            </w:pPr>
-          </w:p>
-        </w:tc>
-        <w:tc>
-          <w:tcPr>
-            <w:tcW w:w="1233" w:type="dxa"/>
-            <w:hideMark/>
-          </w:tcPr>
-          <w:p>
-            <w:pPr>
-              <w:spacing w:after="160" w:line="278" w:lineRule="auto"/>
-              <w:rPr>
-                <w:rFonts w:ascii="Arial" w:hAnsi="Arial" w:cs="Arial"/>
-              </w:rPr>
-            </w:pPr>
-            <w:r>
-              <w:rPr>
-                <w:rFonts w:ascii="Segoe UI Symbol" w:hAnsi="Segoe UI Symbol" w:cs="Segoe UI Symbol"/>
-                <w:b/>
-                <w:bCs/>
-                <w:color w:val="262626" w:themeColor="text1" w:themeTint="D9"/>
-                <w:sz w:val="32"/>
-                <w:szCs w:val="32"/>
-              </w:rPr>
-              <w:t>✓</w:t>
-            </w:r>
-          </w:p>
-        </w:tc>
-        <w:tc>
-          <w:tcPr>
-            <w:tcW w:w="901" w:type="dxa"/>
-            <w:hideMark/>
-          </w:tcPr>
-          <w:p>
-            <w:pPr>
-              <w:spacing w:after="160" w:line="278" w:lineRule="auto"/>
-              <w:rPr>
-                <w:rFonts w:ascii="Arial" w:hAnsi="Arial" w:cs="Arial"/>
-              </w:rPr>
-            </w:pPr>
-            <w:r>
-              <w:rPr>
-                <w:rFonts w:ascii="Segoe UI Symbol" w:hAnsi="Segoe UI Symbol" w:cs="Segoe UI Symbol"/>
-                <w:b/>
-                <w:bCs/>
-                <w:color w:val="262626" w:themeColor="text1" w:themeTint="D9"/>
-                <w:sz w:val="32"/>
-                <w:szCs w:val="32"/>
-              </w:rPr>
-              <w:t>✓</w:t>
-            </w:r>
-          </w:p>
-        </w:tc>
-        <w:tc>
-          <w:tcPr>
-            <w:tcW w:w="835" w:type="dxa"/>
-            <w:hideMark/>
-          </w:tcPr>
-          <w:p>
-            <w:pPr>
-              <w:spacing w:after="160" w:line="278" w:lineRule="auto"/>
-              <w:rPr>
-                <w:rFonts w:ascii="Arial" w:hAnsi="Arial" w:cs="Arial"/>
-              </w:rPr>
-            </w:pPr>
-            <w:r>
-              <w:rPr>
-                <w:rFonts w:ascii="Segoe UI Symbol" w:hAnsi="Segoe UI Symbol" w:cs="Segoe UI Symbol"/>
-                <w:b/>
-                <w:bCs/>
-                <w:color w:val="262626" w:themeColor="text1" w:themeTint="D9"/>
-                <w:sz w:val="32"/>
-                <w:szCs w:val="32"/>
-              </w:rPr>
-              <w:t>✓</w:t>
-            </w:r>
-          </w:p>
-        </w:tc>
-        <w:tc>
-          <w:tcPr>
-            <w:tcW w:w="622" w:type="dxa"/>
-          </w:tcPr>
-          <w:p>
-            <w:pPr>
-              <w:rPr>
-                <w:rFonts w:ascii="Arial" w:hAnsi="Arial" w:cs="Arial"/>
-              </w:rPr>
-            </w:pPr>
-            <w:r>
-              <w:rPr>
-                <w:rFonts w:ascii="Segoe UI Symbol" w:hAnsi="Segoe UI Symbol" w:cs="Segoe UI Symbol"/>
-                <w:b/>
-                <w:bCs/>
-                <w:color w:val="262626" w:themeColor="text1" w:themeTint="D9"/>
-                <w:sz w:val="32"/>
-                <w:szCs w:val="32"/>
-              </w:rPr>
-              <w:t>✓</w:t>
-            </w:r>
-          </w:p>
-        </w:tc>
-        <w:tc>
-          <w:tcPr>
-            <w:tcW w:w="0" w:type="auto"/>
-          </w:tcPr>
-          <w:p>
-            <w:pPr>
-              <w:rPr>
-                <w:rFonts w:ascii="Arial" w:hAnsi="Arial" w:cs="Arial"/>
-              </w:rPr>
-            </w:pPr>
-          </w:p>
-        </w:tc>
-      </w:tr>
-      <w:tr>
-        <w:tc>
-          <w:tcPr>
-            <w:tcW w:w="3683" w:type="dxa"/>
-            <w:hideMark/>
-          </w:tcPr>
-          <w:p>
-            <w:pPr>
-              <w:spacing w:after="160" w:line="278" w:lineRule="auto"/>
-              <w:rPr>
-                <w:rFonts w:ascii="Arial" w:hAnsi="Arial" w:cs="Arial"/>
-              </w:rPr>
-            </w:pPr>
-            <w:r>
-              <w:rPr>
-                <w:rFonts w:ascii="Arial" w:hAnsi="Arial" w:cs="Arial"/>
-              </w:rPr>
-              <w:t>Redação do trabalho final</w:t>
-            </w:r>
-          </w:p>
-        </w:tc>
-        <w:tc>
-          <w:tcPr>
-            <w:tcW w:w="998" w:type="dxa"/>
-            <w:hideMark/>
-          </w:tcPr>
-          <w:p>
-            <w:pPr>
-              <w:spacing w:after="160" w:line="278" w:lineRule="auto"/>
-              <w:rPr>
-                <w:rFonts w:ascii="Arial" w:hAnsi="Arial" w:cs="Arial"/>
-              </w:rPr>
-            </w:pPr>
-          </w:p>
-        </w:tc>
-        <w:tc>
-          <w:tcPr>
-            <w:tcW w:w="1233" w:type="dxa"/>
-            <w:hideMark/>
-          </w:tcPr>
-          <w:p>
-            <w:pPr>
-              <w:spacing w:after="160" w:line="278" w:lineRule="auto"/>
-              <w:rPr>
-                <w:rFonts w:ascii="Arial" w:hAnsi="Arial" w:cs="Arial"/>
-              </w:rPr>
-            </w:pPr>
-          </w:p>
-        </w:tc>
-        <w:tc>
-          <w:tcPr>
-            <w:tcW w:w="901" w:type="dxa"/>
-            <w:hideMark/>
-          </w:tcPr>
-          <w:p>
-            <w:pPr>
-              <w:spacing w:after="160" w:line="278" w:lineRule="auto"/>
-              <w:rPr>
-                <w:rFonts w:ascii="Arial" w:hAnsi="Arial" w:cs="Arial"/>
-              </w:rPr>
-            </w:pPr>
-            <w:r>
-              <w:rPr>
-                <w:rFonts w:ascii="Segoe UI Symbol" w:hAnsi="Segoe UI Symbol" w:cs="Segoe UI Symbol"/>
-                <w:b/>
-                <w:bCs/>
-                <w:color w:val="262626" w:themeColor="text1" w:themeTint="D9"/>
-                <w:sz w:val="32"/>
-                <w:szCs w:val="32"/>
-              </w:rPr>
-              <w:t>✓</w:t>
-            </w:r>
-          </w:p>
-        </w:tc>
-        <w:tc>
-          <w:tcPr>
-            <w:tcW w:w="835" w:type="dxa"/>
-            <w:hideMark/>
-          </w:tcPr>
-          <w:p>
-            <w:pPr>
-              <w:spacing w:after="160" w:line="278" w:lineRule="auto"/>
-              <w:rPr>
-                <w:rFonts w:ascii="Arial" w:hAnsi="Arial" w:cs="Arial"/>
-              </w:rPr>
-            </w:pPr>
-            <w:r>
-              <w:rPr>
-                <w:rFonts w:ascii="Segoe UI Symbol" w:hAnsi="Segoe UI Symbol" w:cs="Segoe UI Symbol"/>
-                <w:b/>
-                <w:bCs/>
-                <w:color w:val="262626" w:themeColor="text1" w:themeTint="D9"/>
-                <w:sz w:val="32"/>
-                <w:szCs w:val="32"/>
-              </w:rPr>
-              <w:t>✓</w:t>
-            </w:r>
-          </w:p>
-        </w:tc>
-        <w:tc>
-          <w:tcPr>
-            <w:tcW w:w="622" w:type="dxa"/>
-          </w:tcPr>
-          <w:p>
-            <w:pPr>
-              <w:rPr>
-                <w:rFonts w:ascii="Arial" w:hAnsi="Arial" w:cs="Arial"/>
-              </w:rPr>
-            </w:pPr>
-            <w:r>
-              <w:rPr>
-                <w:rFonts w:ascii="Segoe UI Symbol" w:hAnsi="Segoe UI Symbol" w:cs="Segoe UI Symbol"/>
-                <w:b/>
-                <w:bCs/>
-                <w:color w:val="262626" w:themeColor="text1" w:themeTint="D9"/>
-                <w:sz w:val="32"/>
-                <w:szCs w:val="32"/>
-              </w:rPr>
-              <w:t>✓</w:t>
-            </w:r>
-          </w:p>
-        </w:tc>
-        <w:tc>
-          <w:tcPr>
-            <w:tcW w:w="0" w:type="auto"/>
-          </w:tcPr>
-          <w:p>
-            <w:pPr>
-              <w:rPr>
-                <w:rFonts w:ascii="Arial" w:hAnsi="Arial" w:cs="Arial"/>
-              </w:rPr>
-            </w:pPr>
-          </w:p>
-        </w:tc>
-      </w:tr>
-      <w:tr>
-        <w:tc>
-          <w:tcPr>
-            <w:tcW w:w="3683" w:type="dxa"/>
-            <w:hideMark/>
-          </w:tcPr>
-          <w:p>
-            <w:pPr>
-              <w:spacing w:after="160" w:line="278" w:lineRule="auto"/>
-              <w:rPr>
-                <w:rFonts w:ascii="Arial" w:hAnsi="Arial" w:cs="Arial"/>
-              </w:rPr>
-            </w:pPr>
-            <w:r>
-              <w:rPr>
-                <w:rFonts w:ascii="Arial" w:hAnsi="Arial" w:cs="Arial"/>
-              </w:rPr>
-              <w:t>Revisão e submissão</w:t>
-            </w:r>
-          </w:p>
-        </w:tc>
-        <w:tc>
-          <w:tcPr>
-            <w:tcW w:w="998" w:type="dxa"/>
-            <w:hideMark/>
-          </w:tcPr>
-          <w:p>
-            <w:pPr>
-              <w:spacing w:after="160" w:line="278" w:lineRule="auto"/>
-              <w:rPr>
-                <w:rFonts w:ascii="Arial" w:hAnsi="Arial" w:cs="Arial"/>
-              </w:rPr>
-            </w:pPr>
-          </w:p>
-        </w:tc>
-        <w:tc>
-          <w:tcPr>
-            <w:tcW w:w="1233" w:type="dxa"/>
-            <w:hideMark/>
-          </w:tcPr>
-          <w:p>
-            <w:pPr>
-              <w:spacing w:after="160" w:line="278" w:lineRule="auto"/>
-              <w:rPr>
-                <w:rFonts w:ascii="Arial" w:hAnsi="Arial" w:cs="Arial"/>
-              </w:rPr>
-            </w:pPr>
-          </w:p>
-        </w:tc>
-        <w:tc>
-          <w:tcPr>
-            <w:tcW w:w="901" w:type="dxa"/>
-            <w:hideMark/>
-          </w:tcPr>
-          <w:p>
-            <w:pPr>
-              <w:spacing w:after="160" w:line="278" w:lineRule="auto"/>
-              <w:rPr>
-                <w:rFonts w:ascii="Arial" w:hAnsi="Arial" w:cs="Arial"/>
-              </w:rPr>
-            </w:pPr>
-          </w:p>
-        </w:tc>
-        <w:tc>
-          <w:tcPr>
-            <w:tcW w:w="835" w:type="dxa"/>
-            <w:hideMark/>
-          </w:tcPr>
-          <w:p>
-            <w:pPr>
-              <w:spacing w:after="160" w:line="278" w:lineRule="auto"/>
-              <w:rPr>
-                <w:rFonts w:ascii="Arial" w:hAnsi="Arial" w:cs="Arial"/>
-              </w:rPr>
-            </w:pPr>
-          </w:p>
-        </w:tc>
-        <w:tc>
-          <w:tcPr>
-            <w:tcW w:w="622" w:type="dxa"/>
-          </w:tcPr>
-          <w:p>
-            <w:pPr>
-              <w:rPr>
-                <w:rFonts w:ascii="Arial" w:hAnsi="Arial" w:cs="Arial"/>
-              </w:rPr>
-            </w:pPr>
-          </w:p>
-        </w:tc>
-        <w:tc>
-          <w:tcPr>
-            <w:tcW w:w="0" w:type="auto"/>
-          </w:tcPr>
-          <w:p>
-            <w:pPr>
-              <w:rPr>
-                <w:rFonts w:ascii="Arial" w:hAnsi="Arial" w:cs="Arial"/>
-              </w:rPr>
-            </w:pPr>
-            <w:r>
-              <w:rPr>
-                <w:rFonts w:ascii="Segoe UI Symbol" w:hAnsi="Segoe UI Symbol" w:cs="Segoe UI Symbol"/>
-                <w:b/>
-                <w:bCs/>
-                <w:color w:val="262626" w:themeColor="text1" w:themeTint="D9"/>
-                <w:sz w:val="32"/>
-                <w:szCs w:val="32"/>
-              </w:rPr>
-              <w:t>✓</w:t>
-            </w:r>
-          </w:p>
-        </w:tc>
-      </w:tr>
-    </w:tbl>
-    <w:p>
-      <w:pPr>
-        <w:rPr>
-          <w:rFonts w:ascii="Arial" w:hAnsi="Arial" w:cs="Arial"/>
-          <w:b/>
-          <w:bCs/>
-        </w:rPr>
-      </w:pPr>
-    </w:p>
-    <w:p>
-      <w:pPr>
-        <w:rPr>
-          <w:rFonts w:ascii="Arial" w:hAnsi="Arial" w:cs="Arial"/>
-          <w:b/>
-          <w:bCs/>
-        </w:rPr>
-      </w:pPr>
-    </w:p>
-    <w:p>
-      <w:pPr>
-        <w:rPr>
-          <w:rFonts w:ascii="Arial" w:hAnsi="Arial" w:cs="Arial"/>
-          <w:b/>
-          <w:bCs/>
-        </w:rPr>
-      </w:pPr>
-    </w:p>
-    <w:p>
-      <w:pPr>
-        <w:rPr>
-          <w:rFonts w:ascii="Arial" w:hAnsi="Arial" w:cs="Arial"/>
-          <w:b/>
-          <w:bCs/>
-        </w:rPr>
-      </w:pPr>
-    </w:p>
-    <w:p>
-      <w:pPr>
-        <w:rPr>
-          <w:rFonts w:ascii="Arial" w:hAnsi="Arial" w:cs="Arial"/>
-          <w:b/>
-          <w:bCs/>
-        </w:rPr>
-      </w:pPr>
-    </w:p>
-    <w:p>
-      <w:pPr>
-        <w:rPr>
-          <w:rFonts w:ascii="Arial" w:hAnsi="Arial" w:cs="Arial"/>
-          <w:b/>
-          <w:bCs/>
-        </w:rPr>
-      </w:pPr>
-    </w:p>
-    <w:p>
-      <w:pPr>
-        <w:pStyle w:val="Ttulo1"/>
-        <w:spacing w:line="360" w:lineRule="auto"/>
-        <w:rPr>
-          <w:rFonts w:ascii="Arial" w:hAnsi="Arial" w:cs="Arial"/>
-          <w:b/>
-          <w:bCs/>
-          <w:color w:val="000000" w:themeColor="text1"/>
-          <w:sz w:val="24"/>
-          <w:szCs w:val="24"/>
-        </w:rPr>
-      </w:pPr>
-      <w:bookmarkStart w:id="33" w:name="_Toc219995800"/>
-      <w:r>
-        <w:rPr>
-          <w:rFonts w:ascii="Arial" w:hAnsi="Arial" w:cs="Arial"/>
-          <w:b/>
-          <w:bCs/>
-          <w:color w:val="000000" w:themeColor="text1"/>
-          <w:sz w:val="24"/>
-          <w:szCs w:val="24"/>
-        </w:rPr>
-        <w:lastRenderedPageBreak/>
-        <w:t>8</w:t>
-      </w:r>
-      <w:r>
-        <w:rPr>
-          <w:rFonts w:ascii="Arial" w:hAnsi="Arial" w:cs="Arial"/>
-          <w:b/>
-          <w:bCs/>
-          <w:color w:val="000000" w:themeColor="text1"/>
-          <w:sz w:val="24"/>
-          <w:szCs w:val="24"/>
         </w:rPr>
         <w:t>. BIBLIOGRAFIA</w:t>
       </w:r>
-      <w:bookmarkEnd w:id="33"/>
+      <w:bookmarkEnd w:id="28"/>
     </w:p>
     <w:p>
       <w:pPr>
@@ -9433,15 +7844,25 @@
         </w:rPr>
         <w:t xml:space="preserve">Assembleia Nacional de Angola. (2011). Lei n.º 30/11, de 13 de setembro. </w:t>
       </w:r>
-      <w:hyperlink r:id="rId9" w:history="1">
-        <w:r>
-          <w:rPr>
-            <w:rStyle w:val="Hiperligao"/>
-            <w:rFonts w:ascii="Arial" w:hAnsi="Arial" w:cs="Arial"/>
-          </w:rPr>
-          <w:t>https://lex.ao/docs/assembleia-nacional/2011/lei-n-o-30-11-de-13-de-setembro</w:t>
-        </w:r>
-      </w:hyperlink>
+      <w:r>
+        <w:fldChar w:fldCharType="begin"/>
+      </w:r>
+      <w:r>
+        <w:instrText>HYPERLINK "https://lex.ao/docs/assembleia-nacional/2011/lei-n-o-30-11-de-13-de-setembro"</w:instrText>
+      </w:r>
+      <w:r>
+        <w:fldChar w:fldCharType="separate"/>
+      </w:r>
+      <w:r>
+        <w:rPr>
+          <w:rStyle w:val="Hiperligao"/>
+          <w:rFonts w:ascii="Arial" w:hAnsi="Arial" w:cs="Arial"/>
+        </w:rPr>
+        <w:t>https://lex.ao/docs/assembleia-nacional/2011/lei-n-o-30-11-de-13-de-setembro</w:t>
+      </w:r>
+      <w:r>
+        <w:fldChar w:fldCharType="end"/>
+      </w:r>
     </w:p>
     <w:p>
       <w:pPr>
@@ -9540,6 +7961,7 @@
           <w:b/>
           <w:bCs/>
         </w:rPr>
+        <w:lastRenderedPageBreak/>
         <w:t>Mwafufyomwenyo, A. T., &amp; Ndeunyema, D. N. N.</w:t>
       </w:r>
       <w:r>
@@ -9879,7 +8301,6 @@
           <w:b/>
           <w:bCs/>
         </w:rPr>
-        <w:lastRenderedPageBreak/>
         <w:t>Silva, E. L., &amp; Menezes, E. M.</w:t>
       </w:r>
       <w:r>
@@ -10011,6 +8432,7 @@
         <w:docPartUnique/>
       </w:docPartObj>
     </w:sdtPr>
+    <w:sdtEndPr/>
     <w:sdtContent>
       <w:p>
         <w:pPr>
@@ -13170,7 +11592,887 @@
       <w:ind w:left="480"/>
     </w:pPr>
   </w:style>
+  <w:style w:type="paragraph" w:styleId="Legenda">
+    <w:name w:val="caption"/>
+    <w:basedOn w:val="Normal"/>
+    <w:next w:val="Normal"/>
+    <w:uiPriority w:val="35"/>
+    <w:unhideWhenUsed/>
+    <w:qFormat/>
+    <w:rsid w:val="00054454"/>
+    <w:pPr>
+      <w:spacing w:after="200" w:line="240" w:lineRule="auto"/>
+    </w:pPr>
+    <w:rPr>
+      <w:i/>
+      <w:iCs/>
+      <w:color w:val="0E2841" w:themeColor="text2"/>
+      <w:sz w:val="18"/>
+      <w:szCs w:val="18"/>
+    </w:rPr>
+  </w:style>
 </w:styles>
+</file>
+
+<file path=word/charts/chart1.xml><?xml version="1.0" encoding="utf-8"?>
+<c:chartSpace xmlns:c="http://schemas.openxmlformats.org/drawingml/2006/chart" xmlns:a="http://schemas.openxmlformats.org/drawingml/2006/main" xmlns:r="http://schemas.openxmlformats.org/officeDocument/2006/relationships" xmlns:c16r2="http://schemas.microsoft.com/office/drawing/2015/06/chart">
+  <c:date1904 val="0"/>
+  <c:lang val="pt-PT"/>
+  <c:roundedCorners val="0"/>
+  <mc:AlternateContent xmlns:mc="http://schemas.openxmlformats.org/markup-compatibility/2006">
+    <mc:Choice xmlns:c14="http://schemas.microsoft.com/office/drawing/2007/8/2/chart" Requires="c14">
+      <c14:style val="102"/>
+    </mc:Choice>
+    <mc:Fallback>
+      <c:style val="2"/>
+    </mc:Fallback>
+  </mc:AlternateContent>
+  <c:chart>
+    <c:autoTitleDeleted val="1"/>
+    <c:plotArea>
+      <c:layout/>
+      <c:pieChart>
+        <c:varyColors val="1"/>
+        <c:ser>
+          <c:idx val="0"/>
+          <c:order val="0"/>
+          <c:tx>
+            <c:strRef>
+              <c:f>Folha1!$B$1</c:f>
+              <c:strCache>
+                <c:ptCount val="1"/>
+                <c:pt idx="0">
+                  <c:v>Quantidade</c:v>
+                </c:pt>
+              </c:strCache>
+            </c:strRef>
+          </c:tx>
+          <c:dPt>
+            <c:idx val="0"/>
+            <c:bubble3D val="0"/>
+            <c:spPr>
+              <a:solidFill>
+                <a:schemeClr val="accent1"/>
+              </a:solidFill>
+              <a:ln>
+                <a:noFill/>
+              </a:ln>
+              <a:effectLst/>
+              <a:scene3d>
+                <a:camera prst="orthographicFront"/>
+                <a:lightRig rig="brightRoom" dir="t"/>
+              </a:scene3d>
+              <a:sp3d prstMaterial="flat">
+                <a:bevelT w="50800" h="101600" prst="angle"/>
+                <a:contourClr>
+                  <a:srgbClr val="000000"/>
+                </a:contourClr>
+              </a:sp3d>
+            </c:spPr>
+            <c:extLst>
+              <c:ext xmlns:c16="http://schemas.microsoft.com/office/drawing/2014/chart" uri="{C3380CC4-5D6E-409C-BE32-E72D297353CC}">
+                <c16:uniqueId val="{00000001-9B11-4375-9FCF-719D69BD428E}"/>
+              </c:ext>
+            </c:extLst>
+          </c:dPt>
+          <c:dPt>
+            <c:idx val="1"/>
+            <c:bubble3D val="0"/>
+            <c:spPr>
+              <a:solidFill>
+                <a:schemeClr val="accent2"/>
+              </a:solidFill>
+              <a:ln>
+                <a:noFill/>
+              </a:ln>
+              <a:effectLst/>
+              <a:scene3d>
+                <a:camera prst="orthographicFront"/>
+                <a:lightRig rig="brightRoom" dir="t"/>
+              </a:scene3d>
+              <a:sp3d prstMaterial="flat">
+                <a:bevelT w="50800" h="101600" prst="angle"/>
+                <a:contourClr>
+                  <a:srgbClr val="000000"/>
+                </a:contourClr>
+              </a:sp3d>
+            </c:spPr>
+            <c:extLst>
+              <c:ext xmlns:c16="http://schemas.microsoft.com/office/drawing/2014/chart" uri="{C3380CC4-5D6E-409C-BE32-E72D297353CC}">
+                <c16:uniqueId val="{00000003-9B11-4375-9FCF-719D69BD428E}"/>
+              </c:ext>
+            </c:extLst>
+          </c:dPt>
+          <c:dPt>
+            <c:idx val="2"/>
+            <c:bubble3D val="0"/>
+            <c:spPr>
+              <a:solidFill>
+                <a:schemeClr val="accent3"/>
+              </a:solidFill>
+              <a:ln>
+                <a:noFill/>
+              </a:ln>
+              <a:effectLst/>
+              <a:scene3d>
+                <a:camera prst="orthographicFront"/>
+                <a:lightRig rig="brightRoom" dir="t"/>
+              </a:scene3d>
+              <a:sp3d prstMaterial="flat">
+                <a:bevelT w="50800" h="101600" prst="angle"/>
+                <a:contourClr>
+                  <a:srgbClr val="000000"/>
+                </a:contourClr>
+              </a:sp3d>
+            </c:spPr>
+            <c:extLst>
+              <c:ext xmlns:c16="http://schemas.microsoft.com/office/drawing/2014/chart" uri="{C3380CC4-5D6E-409C-BE32-E72D297353CC}">
+                <c16:uniqueId val="{00000005-9B11-4375-9FCF-719D69BD428E}"/>
+              </c:ext>
+            </c:extLst>
+          </c:dPt>
+          <c:dLbls>
+            <c:spPr>
+              <a:noFill/>
+              <a:ln>
+                <a:noFill/>
+              </a:ln>
+              <a:effectLst/>
+            </c:spPr>
+            <c:txPr>
+              <a:bodyPr rot="0" spcFirstLastPara="1" vertOverflow="ellipsis" vert="horz" wrap="square" lIns="38100" tIns="19050" rIns="38100" bIns="19050" anchor="ctr" anchorCtr="1">
+                <a:spAutoFit/>
+              </a:bodyPr>
+              <a:lstStyle/>
+              <a:p>
+                <a:pPr>
+                  <a:defRPr sz="900" b="1" i="0" u="none" strike="noStrike" kern="1200" baseline="0">
+                    <a:solidFill>
+                      <a:schemeClr val="lt1"/>
+                    </a:solidFill>
+                    <a:latin typeface="+mn-lt"/>
+                    <a:ea typeface="+mn-ea"/>
+                    <a:cs typeface="+mn-cs"/>
+                  </a:defRPr>
+                </a:pPr>
+                <a:endParaRPr lang="pt-AO"/>
+              </a:p>
+            </c:txPr>
+            <c:dLblPos val="bestFit"/>
+            <c:showLegendKey val="0"/>
+            <c:showVal val="0"/>
+            <c:showCatName val="0"/>
+            <c:showSerName val="0"/>
+            <c:showPercent val="1"/>
+            <c:showBubbleSize val="0"/>
+            <c:showLeaderLines val="1"/>
+            <c:leaderLines>
+              <c:spPr>
+                <a:ln w="9525" cap="flat" cmpd="sng" algn="ctr">
+                  <a:solidFill>
+                    <a:schemeClr val="tx1">
+                      <a:lumMod val="35000"/>
+                      <a:lumOff val="65000"/>
+                    </a:schemeClr>
+                  </a:solidFill>
+                  <a:round/>
+                </a:ln>
+                <a:effectLst/>
+              </c:spPr>
+            </c:leaderLines>
+            <c:extLst>
+              <c:ext xmlns:c15="http://schemas.microsoft.com/office/drawing/2012/chart" uri="{CE6537A1-D6FC-4f65-9D91-7224C49458BB}"/>
+            </c:extLst>
+          </c:dLbls>
+          <c:cat>
+            <c:strRef>
+              <c:f>Folha1!$A$2:$A$4</c:f>
+              <c:strCache>
+                <c:ptCount val="3"/>
+                <c:pt idx="0">
+                  <c:v>Micro</c:v>
+                </c:pt>
+                <c:pt idx="1">
+                  <c:v>Pequenas</c:v>
+                </c:pt>
+                <c:pt idx="2">
+                  <c:v>Médias</c:v>
+                </c:pt>
+              </c:strCache>
+            </c:strRef>
+          </c:cat>
+          <c:val>
+            <c:numRef>
+              <c:f>Folha1!$B$2:$B$4</c:f>
+              <c:numCache>
+                <c:formatCode>General</c:formatCode>
+                <c:ptCount val="3"/>
+                <c:pt idx="0">
+                  <c:v>40144</c:v>
+                </c:pt>
+                <c:pt idx="1">
+                  <c:v>3328</c:v>
+                </c:pt>
+                <c:pt idx="2">
+                  <c:v>2886</c:v>
+                </c:pt>
+              </c:numCache>
+            </c:numRef>
+          </c:val>
+          <c:extLst>
+            <c:ext xmlns:c16="http://schemas.microsoft.com/office/drawing/2014/chart" uri="{C3380CC4-5D6E-409C-BE32-E72D297353CC}">
+              <c16:uniqueId val="{00000006-9B11-4375-9FCF-719D69BD428E}"/>
+            </c:ext>
+          </c:extLst>
+        </c:ser>
+        <c:dLbls>
+          <c:dLblPos val="inEnd"/>
+          <c:showLegendKey val="0"/>
+          <c:showVal val="0"/>
+          <c:showCatName val="0"/>
+          <c:showSerName val="0"/>
+          <c:showPercent val="1"/>
+          <c:showBubbleSize val="0"/>
+          <c:showLeaderLines val="1"/>
+        </c:dLbls>
+        <c:firstSliceAng val="0"/>
+      </c:pieChart>
+      <c:spPr>
+        <a:noFill/>
+        <a:ln>
+          <a:noFill/>
+        </a:ln>
+        <a:effectLst/>
+      </c:spPr>
+    </c:plotArea>
+    <c:legend>
+      <c:legendPos val="t"/>
+      <c:overlay val="0"/>
+      <c:spPr>
+        <a:noFill/>
+        <a:ln>
+          <a:noFill/>
+        </a:ln>
+        <a:effectLst/>
+      </c:spPr>
+      <c:txPr>
+        <a:bodyPr rot="0" spcFirstLastPara="1" vertOverflow="ellipsis" vert="horz" wrap="square" anchor="ctr" anchorCtr="1"/>
+        <a:lstStyle/>
+        <a:p>
+          <a:pPr>
+            <a:defRPr sz="900" b="0" i="0" u="none" strike="noStrike" kern="1200" baseline="0">
+              <a:solidFill>
+                <a:schemeClr val="tx1">
+                  <a:lumMod val="65000"/>
+                  <a:lumOff val="35000"/>
+                </a:schemeClr>
+              </a:solidFill>
+              <a:latin typeface="+mn-lt"/>
+              <a:ea typeface="+mn-ea"/>
+              <a:cs typeface="+mn-cs"/>
+            </a:defRPr>
+          </a:pPr>
+          <a:endParaRPr lang="pt-AO"/>
+        </a:p>
+      </c:txPr>
+    </c:legend>
+    <c:plotVisOnly val="1"/>
+    <c:dispBlanksAs val="gap"/>
+    <c:showDLblsOverMax val="0"/>
+    <c:extLst>
+      <c:ext xmlns:c16r3="http://schemas.microsoft.com/office/drawing/2017/03/chart" uri="{56B9EC1D-385E-4148-901F-78D8002777C0}">
+        <c16r3:dataDisplayOptions16>
+          <c16r3:dispNaAsBlank val="1"/>
+        </c16r3:dataDisplayOptions16>
+      </c:ext>
+    </c:extLst>
+  </c:chart>
+  <c:spPr>
+    <a:solidFill>
+      <a:schemeClr val="bg1"/>
+    </a:solidFill>
+    <a:ln w="9525" cap="flat" cmpd="sng" algn="ctr">
+      <a:solidFill>
+        <a:schemeClr val="tx1">
+          <a:lumMod val="15000"/>
+          <a:lumOff val="85000"/>
+        </a:schemeClr>
+      </a:solidFill>
+      <a:round/>
+    </a:ln>
+    <a:effectLst/>
+  </c:spPr>
+  <c:txPr>
+    <a:bodyPr/>
+    <a:lstStyle/>
+    <a:p>
+      <a:pPr>
+        <a:defRPr/>
+      </a:pPr>
+      <a:endParaRPr lang="pt-AO"/>
+    </a:p>
+  </c:txPr>
+  <c:externalData r:id="rId3">
+    <c:autoUpdate val="0"/>
+  </c:externalData>
+</c:chartSpace>
+</file>
+
+<file path=word/charts/colors1.xml><?xml version="1.0" encoding="utf-8"?>
+<cs:colorStyle xmlns:cs="http://schemas.microsoft.com/office/drawing/2012/chartStyle" xmlns:a="http://schemas.openxmlformats.org/drawingml/2006/main" meth="cycle" id="10">
+  <a:schemeClr val="accent1"/>
+  <a:schemeClr val="accent2"/>
+  <a:schemeClr val="accent3"/>
+  <a:schemeClr val="accent4"/>
+  <a:schemeClr val="accent5"/>
+  <a:schemeClr val="accent6"/>
+  <cs:variation/>
+  <cs:variation>
+    <a:lumMod val="60000"/>
+  </cs:variation>
+  <cs:variation>
+    <a:lumMod val="80000"/>
+    <a:lumOff val="20000"/>
+  </cs:variation>
+  <cs:variation>
+    <a:lumMod val="80000"/>
+  </cs:variation>
+  <cs:variation>
+    <a:lumMod val="60000"/>
+    <a:lumOff val="40000"/>
+  </cs:variation>
+  <cs:variation>
+    <a:lumMod val="50000"/>
+  </cs:variation>
+  <cs:variation>
+    <a:lumMod val="70000"/>
+    <a:lumOff val="30000"/>
+  </cs:variation>
+  <cs:variation>
+    <a:lumMod val="70000"/>
+  </cs:variation>
+  <cs:variation>
+    <a:lumMod val="50000"/>
+    <a:lumOff val="50000"/>
+  </cs:variation>
+</cs:colorStyle>
+</file>
+
+<file path=word/charts/style1.xml><?xml version="1.0" encoding="utf-8"?>
+<cs:chartStyle xmlns:cs="http://schemas.microsoft.com/office/drawing/2012/chartStyle" xmlns:a="http://schemas.openxmlformats.org/drawingml/2006/main" id="258">
+  <cs:axisTitle>
+    <cs:lnRef idx="0"/>
+    <cs:fillRef idx="0"/>
+    <cs:effectRef idx="0"/>
+    <cs:fontRef idx="minor">
+      <a:schemeClr val="tx1">
+        <a:lumMod val="65000"/>
+        <a:lumOff val="35000"/>
+      </a:schemeClr>
+    </cs:fontRef>
+    <cs:defRPr sz="900" kern="1200"/>
+  </cs:axisTitle>
+  <cs:categoryAxis>
+    <cs:lnRef idx="0"/>
+    <cs:fillRef idx="0"/>
+    <cs:effectRef idx="0"/>
+    <cs:fontRef idx="minor">
+      <a:schemeClr val="tx1">
+        <a:lumMod val="65000"/>
+        <a:lumOff val="35000"/>
+      </a:schemeClr>
+    </cs:fontRef>
+    <cs:defRPr sz="900" kern="1200"/>
+  </cs:categoryAxis>
+  <cs:chartArea mods="allowNoFillOverride allowNoLineOverride">
+    <cs:lnRef idx="0"/>
+    <cs:fillRef idx="0"/>
+    <cs:effectRef idx="0"/>
+    <cs:fontRef idx="minor">
+      <a:schemeClr val="tx1"/>
+    </cs:fontRef>
+    <cs:spPr>
+      <a:solidFill>
+        <a:schemeClr val="bg1"/>
+      </a:solidFill>
+      <a:ln w="9525" cap="flat" cmpd="sng" algn="ctr">
+        <a:solidFill>
+          <a:schemeClr val="tx1">
+            <a:lumMod val="15000"/>
+            <a:lumOff val="85000"/>
+          </a:schemeClr>
+        </a:solidFill>
+        <a:round/>
+      </a:ln>
+    </cs:spPr>
+    <cs:defRPr sz="900" kern="1200"/>
+  </cs:chartArea>
+  <cs:dataLabel>
+    <cs:lnRef idx="0"/>
+    <cs:fillRef idx="0"/>
+    <cs:effectRef idx="0"/>
+    <cs:fontRef idx="minor">
+      <a:schemeClr val="lt1"/>
+    </cs:fontRef>
+    <cs:defRPr sz="900" b="1" kern="1200"/>
+  </cs:dataLabel>
+  <cs:dataLabelCallout>
+    <cs:lnRef idx="0"/>
+    <cs:fillRef idx="0"/>
+    <cs:effectRef idx="0"/>
+    <cs:fontRef idx="minor">
+      <a:schemeClr val="dk1">
+        <a:lumMod val="65000"/>
+        <a:lumOff val="35000"/>
+      </a:schemeClr>
+    </cs:fontRef>
+    <cs:spPr>
+      <a:solidFill>
+        <a:schemeClr val="lt1"/>
+      </a:solidFill>
+      <a:ln>
+        <a:solidFill>
+          <a:schemeClr val="dk1">
+            <a:lumMod val="25000"/>
+            <a:lumOff val="75000"/>
+          </a:schemeClr>
+        </a:solidFill>
+      </a:ln>
+    </cs:spPr>
+    <cs:defRPr sz="900" kern="1200"/>
+    <cs:bodyPr rot="0" spcFirstLastPara="1" vertOverflow="clip" horzOverflow="clip" vert="horz" wrap="square" lIns="36576" tIns="18288" rIns="36576" bIns="18288" anchor="ctr" anchorCtr="1">
+      <a:spAutoFit/>
+    </cs:bodyPr>
+  </cs:dataLabelCallout>
+  <cs:dataPoint>
+    <cs:lnRef idx="0"/>
+    <cs:fillRef idx="0">
+      <cs:styleClr val="auto"/>
+    </cs:fillRef>
+    <cs:effectRef idx="0"/>
+    <cs:fontRef idx="minor">
+      <a:schemeClr val="tx1"/>
+    </cs:fontRef>
+    <cs:spPr>
+      <a:solidFill>
+        <a:schemeClr val="phClr"/>
+      </a:solidFill>
+      <a:scene3d>
+        <a:camera prst="orthographicFront"/>
+        <a:lightRig rig="brightRoom" dir="t"/>
+      </a:scene3d>
+      <a:sp3d prstMaterial="flat">
+        <a:bevelT w="50800" h="101600" prst="angle"/>
+        <a:contourClr>
+          <a:srgbClr val="000000"/>
+        </a:contourClr>
+      </a:sp3d>
+    </cs:spPr>
+  </cs:dataPoint>
+  <cs:dataPoint3D>
+    <cs:lnRef idx="0"/>
+    <cs:fillRef idx="0">
+      <cs:styleClr val="auto"/>
+    </cs:fillRef>
+    <cs:effectRef idx="0"/>
+    <cs:fontRef idx="minor">
+      <a:schemeClr val="tx1"/>
+    </cs:fontRef>
+    <cs:spPr>
+      <a:solidFill>
+        <a:schemeClr val="phClr"/>
+      </a:solidFill>
+      <a:ln w="19050">
+        <a:solidFill>
+          <a:schemeClr val="lt1"/>
+        </a:solidFill>
+      </a:ln>
+    </cs:spPr>
+  </cs:dataPoint3D>
+  <cs:dataPointLine>
+    <cs:lnRef idx="0">
+      <cs:styleClr val="auto"/>
+    </cs:lnRef>
+    <cs:fillRef idx="0"/>
+    <cs:effectRef idx="0"/>
+    <cs:fontRef idx="minor">
+      <a:schemeClr val="tx1"/>
+    </cs:fontRef>
+    <cs:spPr>
+      <a:ln w="28575" cap="rnd">
+        <a:solidFill>
+          <a:schemeClr val="phClr"/>
+        </a:solidFill>
+        <a:round/>
+      </a:ln>
+    </cs:spPr>
+  </cs:dataPointLine>
+  <cs:dataPointMarker>
+    <cs:lnRef idx="0"/>
+    <cs:fillRef idx="0">
+      <cs:styleClr val="auto"/>
+    </cs:fillRef>
+    <cs:effectRef idx="0"/>
+    <cs:fontRef idx="minor">
+      <a:schemeClr val="tx1"/>
+    </cs:fontRef>
+    <cs:spPr>
+      <a:solidFill>
+        <a:schemeClr val="phClr"/>
+      </a:solidFill>
+      <a:ln w="9525">
+        <a:solidFill>
+          <a:schemeClr val="lt1"/>
+        </a:solidFill>
+      </a:ln>
+    </cs:spPr>
+  </cs:dataPointMarker>
+  <cs:dataPointMarkerLayout symbol="circle" size="6"/>
+  <cs:dataPointWireframe>
+    <cs:lnRef idx="0">
+      <cs:styleClr val="auto"/>
+    </cs:lnRef>
+    <cs:fillRef idx="0"/>
+    <cs:effectRef idx="0"/>
+    <cs:fontRef idx="minor">
+      <a:schemeClr val="tx1"/>
+    </cs:fontRef>
+    <cs:spPr>
+      <a:ln w="9525" cap="rnd">
+        <a:solidFill>
+          <a:schemeClr val="phClr"/>
+        </a:solidFill>
+        <a:round/>
+      </a:ln>
+    </cs:spPr>
+  </cs:dataPointWireframe>
+  <cs:dataTable>
+    <cs:lnRef idx="0"/>
+    <cs:fillRef idx="0"/>
+    <cs:effectRef idx="0"/>
+    <cs:fontRef idx="minor">
+      <a:schemeClr val="tx1">
+        <a:lumMod val="65000"/>
+        <a:lumOff val="35000"/>
+      </a:schemeClr>
+    </cs:fontRef>
+    <cs:spPr>
+      <a:noFill/>
+      <a:ln w="9525" cap="flat" cmpd="sng" algn="ctr">
+        <a:solidFill>
+          <a:schemeClr val="tx1">
+            <a:lumMod val="15000"/>
+            <a:lumOff val="85000"/>
+          </a:schemeClr>
+        </a:solidFill>
+        <a:round/>
+      </a:ln>
+    </cs:spPr>
+    <cs:defRPr sz="900" kern="1200"/>
+  </cs:dataTable>
+  <cs:downBar>
+    <cs:lnRef idx="0"/>
+    <cs:fillRef idx="0"/>
+    <cs:effectRef idx="0"/>
+    <cs:fontRef idx="minor">
+      <a:schemeClr val="tx1"/>
+    </cs:fontRef>
+    <cs:spPr>
+      <a:solidFill>
+        <a:schemeClr val="dk1">
+          <a:lumMod val="75000"/>
+          <a:lumOff val="25000"/>
+        </a:schemeClr>
+      </a:solidFill>
+      <a:ln w="9525" cap="flat" cmpd="sng" algn="ctr">
+        <a:solidFill>
+          <a:schemeClr val="tx1">
+            <a:lumMod val="65000"/>
+            <a:lumOff val="35000"/>
+          </a:schemeClr>
+        </a:solidFill>
+        <a:round/>
+      </a:ln>
+    </cs:spPr>
+  </cs:downBar>
+  <cs:dropLine>
+    <cs:lnRef idx="0"/>
+    <cs:fillRef idx="0"/>
+    <cs:effectRef idx="0"/>
+    <cs:fontRef idx="minor">
+      <a:schemeClr val="tx1"/>
+    </cs:fontRef>
+    <cs:spPr>
+      <a:ln w="9525" cap="flat" cmpd="sng" algn="ctr">
+        <a:solidFill>
+          <a:schemeClr val="tx1">
+            <a:lumMod val="35000"/>
+            <a:lumOff val="65000"/>
+          </a:schemeClr>
+        </a:solidFill>
+        <a:round/>
+      </a:ln>
+    </cs:spPr>
+  </cs:dropLine>
+  <cs:errorBar>
+    <cs:lnRef idx="0"/>
+    <cs:fillRef idx="0"/>
+    <cs:effectRef idx="0"/>
+    <cs:fontRef idx="minor">
+      <a:schemeClr val="tx1"/>
+    </cs:fontRef>
+    <cs:spPr>
+      <a:ln w="9525" cap="flat" cmpd="sng" algn="ctr">
+        <a:solidFill>
+          <a:schemeClr val="tx1">
+            <a:lumMod val="65000"/>
+            <a:lumOff val="35000"/>
+          </a:schemeClr>
+        </a:solidFill>
+        <a:round/>
+      </a:ln>
+    </cs:spPr>
+  </cs:errorBar>
+  <cs:floor>
+    <cs:lnRef idx="0"/>
+    <cs:fillRef idx="0"/>
+    <cs:effectRef idx="0"/>
+    <cs:fontRef idx="minor">
+      <a:schemeClr val="tx1"/>
+    </cs:fontRef>
+    <cs:spPr>
+      <a:noFill/>
+      <a:ln>
+        <a:noFill/>
+      </a:ln>
+    </cs:spPr>
+  </cs:floor>
+  <cs:gridlineMajor>
+    <cs:lnRef idx="0"/>
+    <cs:fillRef idx="0"/>
+    <cs:effectRef idx="0"/>
+    <cs:fontRef idx="minor">
+      <a:schemeClr val="tx1"/>
+    </cs:fontRef>
+    <cs:spPr>
+      <a:ln w="9525" cap="flat" cmpd="sng" algn="ctr">
+        <a:solidFill>
+          <a:schemeClr val="tx1">
+            <a:lumMod val="15000"/>
+            <a:lumOff val="85000"/>
+          </a:schemeClr>
+        </a:solidFill>
+        <a:round/>
+      </a:ln>
+    </cs:spPr>
+  </cs:gridlineMajor>
+  <cs:gridlineMinor>
+    <cs:lnRef idx="0"/>
+    <cs:fillRef idx="0"/>
+    <cs:effectRef idx="0"/>
+    <cs:fontRef idx="minor">
+      <a:schemeClr val="tx1"/>
+    </cs:fontRef>
+    <cs:spPr>
+      <a:ln w="9525" cap="flat" cmpd="sng" algn="ctr">
+        <a:solidFill>
+          <a:schemeClr val="tx1">
+            <a:lumMod val="5000"/>
+            <a:lumOff val="95000"/>
+          </a:schemeClr>
+        </a:solidFill>
+        <a:round/>
+      </a:ln>
+    </cs:spPr>
+  </cs:gridlineMinor>
+  <cs:hiLoLine>
+    <cs:lnRef idx="0"/>
+    <cs:fillRef idx="0"/>
+    <cs:effectRef idx="0"/>
+    <cs:fontRef idx="minor">
+      <a:schemeClr val="tx1"/>
+    </cs:fontRef>
+    <cs:spPr>
+      <a:ln w="9525" cap="flat" cmpd="sng" algn="ctr">
+        <a:solidFill>
+          <a:schemeClr val="tx1">
+            <a:lumMod val="50000"/>
+            <a:lumOff val="50000"/>
+          </a:schemeClr>
+        </a:solidFill>
+        <a:round/>
+      </a:ln>
+    </cs:spPr>
+  </cs:hiLoLine>
+  <cs:leaderLine>
+    <cs:lnRef idx="0"/>
+    <cs:fillRef idx="0"/>
+    <cs:effectRef idx="0"/>
+    <cs:fontRef idx="minor">
+      <a:schemeClr val="tx1"/>
+    </cs:fontRef>
+    <cs:spPr>
+      <a:ln w="9525" cap="flat" cmpd="sng" algn="ctr">
+        <a:solidFill>
+          <a:schemeClr val="tx1">
+            <a:lumMod val="35000"/>
+            <a:lumOff val="65000"/>
+          </a:schemeClr>
+        </a:solidFill>
+        <a:round/>
+      </a:ln>
+    </cs:spPr>
+  </cs:leaderLine>
+  <cs:legend>
+    <cs:lnRef idx="0"/>
+    <cs:fillRef idx="0"/>
+    <cs:effectRef idx="0"/>
+    <cs:fontRef idx="minor">
+      <a:schemeClr val="tx1">
+        <a:lumMod val="65000"/>
+        <a:lumOff val="35000"/>
+      </a:schemeClr>
+    </cs:fontRef>
+    <cs:defRPr sz="900" kern="1200"/>
+  </cs:legend>
+  <cs:plotArea mods="allowNoFillOverride allowNoLineOverride">
+    <cs:lnRef idx="0"/>
+    <cs:fillRef idx="0"/>
+    <cs:effectRef idx="0"/>
+    <cs:fontRef idx="minor">
+      <a:schemeClr val="tx1"/>
+    </cs:fontRef>
+  </cs:plotArea>
+  <cs:plotArea3D mods="allowNoFillOverride allowNoLineOverride">
+    <cs:lnRef idx="0"/>
+    <cs:fillRef idx="0"/>
+    <cs:effectRef idx="0"/>
+    <cs:fontRef idx="minor">
+      <a:schemeClr val="tx1"/>
+    </cs:fontRef>
+  </cs:plotArea3D>
+  <cs:seriesAxis>
+    <cs:lnRef idx="0"/>
+    <cs:fillRef idx="0"/>
+    <cs:effectRef idx="0"/>
+    <cs:fontRef idx="minor">
+      <a:schemeClr val="tx1">
+        <a:lumMod val="65000"/>
+        <a:lumOff val="35000"/>
+      </a:schemeClr>
+    </cs:fontRef>
+    <cs:defRPr sz="900" kern="1200"/>
+  </cs:seriesAxis>
+  <cs:seriesLine>
+    <cs:lnRef idx="0"/>
+    <cs:fillRef idx="0"/>
+    <cs:effectRef idx="0"/>
+    <cs:fontRef idx="minor">
+      <a:schemeClr val="tx1"/>
+    </cs:fontRef>
+    <cs:spPr>
+      <a:ln w="9525" cap="flat" cmpd="sng" algn="ctr">
+        <a:solidFill>
+          <a:schemeClr val="tx1">
+            <a:lumMod val="35000"/>
+            <a:lumOff val="65000"/>
+          </a:schemeClr>
+        </a:solidFill>
+        <a:round/>
+      </a:ln>
+    </cs:spPr>
+  </cs:seriesLine>
+  <cs:title>
+    <cs:lnRef idx="0"/>
+    <cs:fillRef idx="0"/>
+    <cs:effectRef idx="0"/>
+    <cs:fontRef idx="minor">
+      <a:schemeClr val="tx1">
+        <a:lumMod val="65000"/>
+        <a:lumOff val="35000"/>
+      </a:schemeClr>
+    </cs:fontRef>
+    <cs:defRPr sz="1400" b="1" i="0" kern="1200" cap="all" spc="50" baseline="0"/>
+  </cs:title>
+  <cs:trendline>
+    <cs:lnRef idx="0">
+      <cs:styleClr val="auto"/>
+    </cs:lnRef>
+    <cs:fillRef idx="0"/>
+    <cs:effectRef idx="0"/>
+    <cs:fontRef idx="minor">
+      <a:schemeClr val="tx1"/>
+    </cs:fontRef>
+    <cs:spPr>
+      <a:ln w="19050" cap="rnd">
+        <a:solidFill>
+          <a:schemeClr val="phClr"/>
+        </a:solidFill>
+        <a:prstDash val="sysDash"/>
+      </a:ln>
+    </cs:spPr>
+  </cs:trendline>
+  <cs:trendlineLabel>
+    <cs:lnRef idx="0"/>
+    <cs:fillRef idx="0"/>
+    <cs:effectRef idx="0"/>
+    <cs:fontRef idx="minor">
+      <a:schemeClr val="tx1">
+        <a:lumMod val="65000"/>
+        <a:lumOff val="35000"/>
+      </a:schemeClr>
+    </cs:fontRef>
+    <cs:defRPr sz="900" kern="1200"/>
+  </cs:trendlineLabel>
+  <cs:upBar>
+    <cs:lnRef idx="0"/>
+    <cs:fillRef idx="0"/>
+    <cs:effectRef idx="0"/>
+    <cs:fontRef idx="minor">
+      <a:schemeClr val="tx1"/>
+    </cs:fontRef>
+    <cs:spPr>
+      <a:solidFill>
+        <a:schemeClr val="lt1"/>
+      </a:solidFill>
+      <a:ln w="9525" cap="flat" cmpd="sng" algn="ctr">
+        <a:solidFill>
+          <a:schemeClr val="tx1">
+            <a:lumMod val="65000"/>
+            <a:lumOff val="35000"/>
+          </a:schemeClr>
+        </a:solidFill>
+        <a:round/>
+      </a:ln>
+    </cs:spPr>
+  </cs:upBar>
+  <cs:valueAxis>
+    <cs:lnRef idx="0"/>
+    <cs:fillRef idx="0"/>
+    <cs:effectRef idx="0"/>
+    <cs:fontRef idx="minor">
+      <a:schemeClr val="tx1">
+        <a:lumMod val="65000"/>
+        <a:lumOff val="35000"/>
+      </a:schemeClr>
+    </cs:fontRef>
+    <cs:defRPr sz="900" kern="1200"/>
+  </cs:valueAxis>
+  <cs:wall>
+    <cs:lnRef idx="0"/>
+    <cs:fillRef idx="0"/>
+    <cs:effectRef idx="0"/>
+    <cs:fontRef idx="minor">
+      <a:schemeClr val="tx1"/>
+    </cs:fontRef>
+    <cs:spPr>
+      <a:noFill/>
+      <a:ln>
+        <a:noFill/>
+      </a:ln>
+    </cs:spPr>
+  </cs:wall>
+</cs:chartStyle>
 </file>
 
 <file path=word/theme/theme1.xml><?xml version="1.0" encoding="utf-8"?>

--- a/RELATORIO/RELATORIO WORD.docx
+++ b/RELATORIO/RELATORIO WORD.docx
@@ -181,48 +181,22 @@
     <w:p>
       <w:pPr>
         <w:spacing w:line="360" w:lineRule="auto"/>
-        <w:jc w:val="center"/>
-        <w:rPr>
-          <w:rFonts w:ascii="Arial" w:hAnsi="Arial" w:cs="Arial"/>
-          <w:b/>
-          <w:bCs/>
-          <w:sz w:val="28"/>
-          <w:szCs w:val="28"/>
-          <w:lang w:val="pt-PT"/>
-        </w:rPr>
-      </w:pPr>
-      <w:r>
-        <w:rPr>
-          <w:rFonts w:ascii="Arial" w:hAnsi="Arial" w:cs="Arial"/>
-          <w:b/>
-          <w:bCs/>
-          <w:sz w:val="28"/>
-          <w:szCs w:val="28"/>
-          <w:lang w:val="pt-PT"/>
-        </w:rPr>
-        <w:t xml:space="preserve">DESENVOLVIMENTO DE UMA PLATAFORMA DIGITAL B2B PARA GESTÃO DE CONCURSOS PRIVADOS E CONTRATAÇÃO </w:t>
-      </w:r>
-      <w:r>
-        <w:rPr>
-          <w:rFonts w:ascii="Arial" w:hAnsi="Arial" w:cs="Arial"/>
-          <w:b/>
-          <w:bCs/>
-          <w:sz w:val="28"/>
-          <w:szCs w:val="28"/>
-          <w:lang w:val="pt-PT"/>
-        </w:rPr>
-        <w:t>PARA</w:t>
-      </w:r>
-      <w:r>
-        <w:rPr>
-          <w:rFonts w:ascii="Arial" w:hAnsi="Arial" w:cs="Arial"/>
-          <w:b/>
-          <w:bCs/>
-          <w:sz w:val="28"/>
-          <w:szCs w:val="28"/>
-          <w:lang w:val="pt-PT"/>
-        </w:rPr>
-        <w:t xml:space="preserve"> PEQUENAS E MÉDIAS EMPRESAS EM ANGOLA</w:t>
+        <w:jc w:val="both"/>
+        <w:rPr>
+          <w:rFonts w:ascii="Arial" w:hAnsi="Arial" w:cs="Arial"/>
+          <w:b/>
+          <w:bCs/>
+          <w:lang w:val="pt-PT"/>
+        </w:rPr>
+      </w:pPr>
+      <w:r>
+        <w:rPr>
+          <w:rFonts w:ascii="Arial" w:hAnsi="Arial" w:cs="Arial"/>
+          <w:b/>
+          <w:bCs/>
+          <w:lang w:val="pt-PT"/>
+        </w:rPr>
+        <w:t>DESENVOLVIMENTO DE UMA PLATAFORMA DIGITAL B2B PARA GESTÃO DE CONCURSOS PRIVADOS E CONTRATAÇÃO PARA PEQUENAS E MÉDIAS EMPRESAS EM ANGOLA</w:t>
       </w:r>
     </w:p>
     <w:p>
@@ -509,6 +483,54 @@
     <w:p>
       <w:pPr>
         <w:spacing w:line="360" w:lineRule="auto"/>
+        <w:jc w:val="both"/>
+        <w:rPr>
+          <w:rFonts w:ascii="Arial" w:hAnsi="Arial" w:cs="Arial"/>
+          <w:b/>
+          <w:bCs/>
+          <w:lang w:val="pt-PT"/>
+        </w:rPr>
+      </w:pPr>
+      <w:r>
+        <w:rPr>
+          <w:rFonts w:ascii="Arial" w:hAnsi="Arial" w:cs="Arial"/>
+          <w:b/>
+          <w:bCs/>
+          <w:lang w:val="pt-PT"/>
+        </w:rPr>
+        <w:t xml:space="preserve">DESENVOLVIMENTO DE </w:t>
+      </w:r>
+      <w:r>
+        <w:rPr>
+          <w:rFonts w:ascii="Arial" w:hAnsi="Arial" w:cs="Arial"/>
+          <w:b/>
+          <w:bCs/>
+          <w:lang w:val="pt-PT"/>
+        </w:rPr>
+        <w:t xml:space="preserve">UMA PLATAFORMA DIGITAL B2B PARA GESTÃO DE CONCURSOS PRIVADOS E CONTRATAÇÃO </w:t>
+      </w:r>
+      <w:r>
+        <w:rPr>
+          <w:rFonts w:ascii="Arial" w:hAnsi="Arial" w:cs="Arial"/>
+          <w:b/>
+          <w:bCs/>
+          <w:lang w:val="pt-PT"/>
+        </w:rPr>
+        <w:t>PARA</w:t>
+      </w:r>
+      <w:r>
+        <w:rPr>
+          <w:rFonts w:ascii="Arial" w:hAnsi="Arial" w:cs="Arial"/>
+          <w:b/>
+          <w:bCs/>
+          <w:lang w:val="pt-PT"/>
+        </w:rPr>
+        <w:t xml:space="preserve"> PEQUENAS E MÉDIAS EMPRESAS EM ANGOLA</w:t>
+      </w:r>
+    </w:p>
+    <w:p>
+      <w:pPr>
+        <w:spacing w:line="360" w:lineRule="auto"/>
         <w:jc w:val="center"/>
         <w:rPr>
           <w:rFonts w:ascii="Arial" w:hAnsi="Arial" w:cs="Arial"/>
@@ -517,42 +539,6 @@
           <w:lang w:val="pt-PT"/>
         </w:rPr>
       </w:pPr>
-      <w:r>
-        <w:rPr>
-          <w:rFonts w:ascii="Arial" w:hAnsi="Arial" w:cs="Arial"/>
-          <w:b/>
-          <w:bCs/>
-          <w:lang w:val="pt-PT"/>
-        </w:rPr>
-        <w:t xml:space="preserve">DESENVOLVIMENTO DE </w:t>
-      </w:r>
-      <w:r>
-        <w:rPr>
-          <w:rFonts w:ascii="Arial" w:hAnsi="Arial" w:cs="Arial"/>
-          <w:b/>
-          <w:bCs/>
-          <w:lang w:val="pt-PT"/>
-        </w:rPr>
-        <w:t xml:space="preserve">UMA PLATAFORMA DIGITAL B2B PARA GESTÃO DE CONCURSOS PRIVADOS E CONTRATAÇÃO </w:t>
-      </w:r>
-      <w:r>
-        <w:rPr>
-          <w:rFonts w:ascii="Arial" w:hAnsi="Arial" w:cs="Arial"/>
-          <w:b/>
-          <w:bCs/>
-          <w:lang w:val="pt-PT"/>
-        </w:rPr>
-        <w:t>PARA</w:t>
-      </w:r>
-      <w:r>
-        <w:rPr>
-          <w:rFonts w:ascii="Arial" w:hAnsi="Arial" w:cs="Arial"/>
-          <w:b/>
-          <w:bCs/>
-          <w:lang w:val="pt-PT"/>
-        </w:rPr>
-        <w:t xml:space="preserve"> PEQUENAS E MÉDIAS EMPRESAS EM ANGOLA</w:t>
-      </w:r>
     </w:p>
     <w:p>
       <w:pPr>
@@ -757,23 +743,7 @@
           <w:rFonts w:ascii="Arial" w:hAnsi="Arial" w:cs="Arial"/>
           <w:lang w:val="pt-PT"/>
         </w:rPr>
-        <w:t xml:space="preserve">: </w:t>
-      </w:r>
-      <w:proofErr w:type="spellStart"/>
-      <w:r>
-        <w:rPr>
-          <w:rFonts w:ascii="Arial" w:hAnsi="Arial" w:cs="Arial"/>
-          <w:lang w:val="pt-PT"/>
-        </w:rPr>
-        <w:t>Msc</w:t>
-      </w:r>
-      <w:proofErr w:type="spellEnd"/>
-      <w:r>
-        <w:rPr>
-          <w:rFonts w:ascii="Arial" w:hAnsi="Arial" w:cs="Arial"/>
-          <w:lang w:val="pt-PT"/>
-        </w:rPr>
-        <w:t>. Lírio Ramalheira</w:t>
+        <w:t>: Msc. Lírio Ramalheira</w:t>
       </w:r>
     </w:p>
     <w:p>
@@ -818,6 +788,7 @@
           <w:noProof/>
           <w:lang w:val="pt-PT"/>
         </w:rPr>
+        <w:lastRenderedPageBreak/>
         <mc:AlternateContent>
           <mc:Choice Requires="wps">
             <w:drawing>
@@ -3827,7 +3798,7 @@
           <w:rFonts w:ascii="Arial" w:hAnsi="Arial" w:cs="Arial"/>
           <w:lang w:val="pt-PT"/>
         </w:rPr>
-        <w:t xml:space="preserve">A crescente digitalização dos processos organizacionais tem vindo a transformar de forma significativa a maneira como as empresas interagem, negociam e estabelecem relações comerciais. </w:t>
+        <w:t>Numa economia global cada vez mais competitiva, existe uma pressão constante para que as empresas optimizem as suas operações: necessitam não apenas de vender mais, mas, fundamentalmente, de comprar melhor. Contudo, a integração de soluções tecnológicas na cadeia de fornecimentos surge como alternativa rentável através da adopção do conceito de e-procurement.</w:t>
       </w:r>
     </w:p>
     <w:p>
@@ -3837,43 +3808,49 @@
         <w:jc w:val="both"/>
         <w:rPr>
           <w:rFonts w:ascii="Arial" w:hAnsi="Arial" w:cs="Arial"/>
-          <w:lang w:val="pt-PT"/>
-        </w:rPr>
-      </w:pPr>
-      <w:r>
-        <w:rPr>
-          <w:rFonts w:ascii="Arial" w:hAnsi="Arial" w:cs="Arial"/>
-          <w:lang w:val="pt-PT"/>
-        </w:rPr>
-        <w:t>No contexto das pequenas e médias empresas (PME</w:t>
-      </w:r>
-      <w:r>
-        <w:rPr>
-          <w:rFonts w:ascii="Arial" w:hAnsi="Arial" w:cs="Arial"/>
-          <w:lang w:val="pt-PT"/>
-        </w:rPr>
-        <w:t>s</w:t>
-      </w:r>
-      <w:r>
-        <w:rPr>
-          <w:rFonts w:ascii="Arial" w:hAnsi="Arial" w:cs="Arial"/>
-          <w:lang w:val="pt-PT"/>
-        </w:rPr>
-        <w:t>), o uso de plataformas digitais assume um papel estratégico, uma vez que estas organizações enfrentam limitações estruturais, financeiras e informacionais que dificultam o acesso a oportunidades de negócio e a gestão eficiente dos seus processos internos. Em economias em desenvolvimento, como a</w:t>
-      </w:r>
-      <w:r>
-        <w:rPr>
-          <w:rFonts w:ascii="Arial" w:hAnsi="Arial" w:cs="Arial"/>
-          <w:lang w:val="pt-PT"/>
-        </w:rPr>
-        <w:t xml:space="preserve"> nossa</w:t>
-      </w:r>
-      <w:r>
-        <w:rPr>
-          <w:rFonts w:ascii="Arial" w:hAnsi="Arial" w:cs="Arial"/>
-          <w:lang w:val="pt-PT"/>
-        </w:rPr>
-        <w:t xml:space="preserve"> angolana, essas limitações tendem a ser ainda mais acentuadas, reforçando a necessidade de soluções tecnológicas adaptadas à realidade local. </w:t>
+        </w:rPr>
+      </w:pPr>
+      <w:r>
+        <w:rPr>
+          <w:rFonts w:ascii="Arial" w:hAnsi="Arial" w:cs="Arial"/>
+        </w:rPr>
+        <w:t>Segundo Amaral, Teixeira e Oliveira (2003)</w:t>
+      </w:r>
+      <w:r>
+        <w:rPr>
+          <w:rFonts w:ascii="Arial" w:hAnsi="Arial" w:cs="Arial"/>
+        </w:rPr>
+        <w:t>, a</w:t>
+      </w:r>
+      <w:r>
+        <w:rPr>
+          <w:rFonts w:ascii="Arial" w:hAnsi="Arial" w:cs="Arial"/>
+        </w:rPr>
+        <w:t xml:space="preserve"> actividade de </w:t>
+      </w:r>
+      <w:r>
+        <w:rPr>
+          <w:rFonts w:ascii="Arial" w:hAnsi="Arial" w:cs="Arial"/>
+        </w:rPr>
+        <w:t>e-</w:t>
+      </w:r>
+      <w:r>
+        <w:rPr>
+          <w:rFonts w:ascii="Arial" w:hAnsi="Arial" w:cs="Arial"/>
+        </w:rPr>
+        <w:t>procurement numa qualquer organização abarca todas as actividades associadas ao processo de aquisição de bens ou serviços necessários para a realização dos processos produtivos e de gestão</w:t>
+      </w:r>
+      <w:r>
+        <w:rPr>
+          <w:rFonts w:ascii="Arial" w:hAnsi="Arial" w:cs="Arial"/>
+        </w:rPr>
+        <w:t xml:space="preserve"> utilizando tecnologia de informação</w:t>
+      </w:r>
+      <w:r>
+        <w:rPr>
+          <w:rFonts w:ascii="Arial" w:hAnsi="Arial" w:cs="Arial"/>
+        </w:rPr>
+        <w:t>, que, por sua vez, levarão à criação de valor acrescentado nos produtos e serviços que são colocas no mercado.</w:t>
       </w:r>
     </w:p>
     <w:p>
@@ -3891,109 +3868,7 @@
           <w:rFonts w:ascii="Arial" w:hAnsi="Arial" w:cs="Arial"/>
           <w:lang w:val="pt-PT"/>
         </w:rPr>
-        <w:t>No se</w:t>
-      </w:r>
-      <w:r>
-        <w:rPr>
-          <w:rFonts w:ascii="Arial" w:hAnsi="Arial" w:cs="Arial"/>
-          <w:lang w:val="pt-PT"/>
-        </w:rPr>
-        <w:t>c</w:t>
-      </w:r>
-      <w:r>
-        <w:rPr>
-          <w:rFonts w:ascii="Arial" w:hAnsi="Arial" w:cs="Arial"/>
-          <w:lang w:val="pt-PT"/>
-        </w:rPr>
-        <w:t xml:space="preserve">tor privado, é comum que empresas recorram a concursos privados e processos competitivos para a aquisição de bens, serviços ou execução de </w:t>
-      </w:r>
-      <w:proofErr w:type="spellStart"/>
-      <w:r>
-        <w:rPr>
-          <w:rFonts w:ascii="Arial" w:hAnsi="Arial" w:cs="Arial"/>
-          <w:lang w:val="pt-PT"/>
-        </w:rPr>
-        <w:t>proje</w:t>
-      </w:r>
-      <w:r>
-        <w:rPr>
-          <w:rFonts w:ascii="Arial" w:hAnsi="Arial" w:cs="Arial"/>
-          <w:lang w:val="pt-PT"/>
-        </w:rPr>
-        <w:t>c</w:t>
-      </w:r>
-      <w:r>
-        <w:rPr>
-          <w:rFonts w:ascii="Arial" w:hAnsi="Arial" w:cs="Arial"/>
-          <w:lang w:val="pt-PT"/>
-        </w:rPr>
-        <w:t>tos</w:t>
-      </w:r>
-      <w:proofErr w:type="spellEnd"/>
-      <w:r>
-        <w:rPr>
-          <w:rFonts w:ascii="Arial" w:hAnsi="Arial" w:cs="Arial"/>
-          <w:lang w:val="pt-PT"/>
-        </w:rPr>
-        <w:t xml:space="preserve">, com o </w:t>
-      </w:r>
-      <w:proofErr w:type="spellStart"/>
-      <w:r>
-        <w:rPr>
-          <w:rFonts w:ascii="Arial" w:hAnsi="Arial" w:cs="Arial"/>
-          <w:lang w:val="pt-PT"/>
-        </w:rPr>
-        <w:t>obje</w:t>
-      </w:r>
-      <w:r>
-        <w:rPr>
-          <w:rFonts w:ascii="Arial" w:hAnsi="Arial" w:cs="Arial"/>
-          <w:lang w:val="pt-PT"/>
-        </w:rPr>
-        <w:t>c</w:t>
-      </w:r>
-      <w:r>
-        <w:rPr>
-          <w:rFonts w:ascii="Arial" w:hAnsi="Arial" w:cs="Arial"/>
-          <w:lang w:val="pt-PT"/>
-        </w:rPr>
-        <w:t>tivo</w:t>
-      </w:r>
-      <w:proofErr w:type="spellEnd"/>
-      <w:r>
-        <w:rPr>
-          <w:rFonts w:ascii="Arial" w:hAnsi="Arial" w:cs="Arial"/>
-          <w:lang w:val="pt-PT"/>
-        </w:rPr>
-        <w:t xml:space="preserve"> de selecionar propostas mais vantajosas sob critérios técnicos, financeiros e operacionais. Contudo, muitas PME</w:t>
-      </w:r>
-      <w:r>
-        <w:rPr>
-          <w:rFonts w:ascii="Arial" w:hAnsi="Arial" w:cs="Arial"/>
-          <w:lang w:val="pt-PT"/>
-        </w:rPr>
-        <w:t>s</w:t>
-      </w:r>
-      <w:r>
-        <w:rPr>
-          <w:rFonts w:ascii="Arial" w:hAnsi="Arial" w:cs="Arial"/>
-          <w:lang w:val="pt-PT"/>
-        </w:rPr>
-        <w:t xml:space="preserve"> enfrentam dificuldades tanto na divulgação dessas oportunidades quanto no acompanhamento e gestão das candidaturas, devido à fragmentação da informação, à ausência de plataformas integradas e à dependência de meios informais de comunicação</w:t>
-      </w:r>
-      <w:r>
-        <w:rPr>
-          <w:rFonts w:ascii="Arial" w:hAnsi="Arial" w:cs="Arial"/>
-          <w:lang w:val="pt-PT"/>
-        </w:rPr>
-        <w:t>, muitos deles até formais, mas custoso demais para as empresas</w:t>
-      </w:r>
-      <w:r>
-        <w:rPr>
-          <w:rFonts w:ascii="Arial" w:hAnsi="Arial" w:cs="Arial"/>
-          <w:lang w:val="pt-PT"/>
-        </w:rPr>
-        <w:t xml:space="preserve">. </w:t>
+        <w:t>Quando o foco se vira para as Pequenas e Médias Empresas (PMEs) na relação de contratação estritamente corporativa Business-to-Business (B2B), a realidade processual e operacional é caracterizada por informalidade, descentralização e assimetria de informação. Muitas PMEs angolanas debatem-se perante grandes dificuldades na divulgação transparente de concursos privados e na captação eficiente de candidaturas; a selecção de fornecedores assenta ainda em métodos fragmentados cuja gestão manual resulta frequentemente na perda de oportunidades e no empobrecimento competitivo (tanto de quem adquire, quanto de quem submete as propostas).</w:t>
       </w:r>
     </w:p>
     <w:p>
@@ -4003,29 +3878,46 @@
         <w:jc w:val="both"/>
         <w:rPr>
           <w:rFonts w:ascii="Arial" w:hAnsi="Arial" w:cs="Arial"/>
-          <w:lang w:val="pt-PT"/>
-        </w:rPr>
-      </w:pPr>
-      <w:r>
-        <w:rPr>
-          <w:rFonts w:ascii="Arial" w:hAnsi="Arial" w:cs="Arial"/>
-          <w:lang w:val="pt-PT"/>
-        </w:rPr>
-        <w:t>Por outro lado, empresas interessadas em fornecer produtos ou serviços frequentemente não chegam a tomar conhecimento dessas oportunidades, perdendo potenciais contratos por falta de acesso à informação adequada</w:t>
-      </w:r>
-      <w:r>
-        <w:rPr>
-          <w:rFonts w:ascii="Arial" w:hAnsi="Arial" w:cs="Arial"/>
-          <w:lang w:val="pt-PT"/>
-        </w:rPr>
-        <w:t xml:space="preserve"> e oportuna</w:t>
-      </w:r>
-      <w:r>
-        <w:rPr>
-          <w:rFonts w:ascii="Arial" w:hAnsi="Arial" w:cs="Arial"/>
-          <w:lang w:val="pt-PT"/>
-        </w:rPr>
-        <w:t xml:space="preserve">. Neste contexto, as plataformas digitais B2B apresentam-se como uma alternativa relevante para apoiar a gestão de concursos privados e processos de contratação, ao permitir a centralização da informação, a submissão estruturada de propostas, o acompanhamento do processo e a análise comparativa das candidaturas. </w:t>
+        </w:rPr>
+      </w:pPr>
+      <w:r>
+        <w:rPr>
+          <w:rFonts w:ascii="Arial" w:hAnsi="Arial" w:cs="Arial"/>
+          <w:lang w:val="pt-PT"/>
+        </w:rPr>
+        <w:t>É precisamente a partir da identificação destas barreiras sistémicas à eficiência corporativa que surge a pertinência e motivação principal do presente trabalho: o desenvolvimento prático de uma plataforma digital B2B especificamente orientada para o apoio à gestão e contratação de concursos privados dirigidos ao contexto e necessidades das PMEs em Angola</w:t>
+      </w:r>
+      <w:r>
+        <w:rPr>
+          <w:rFonts w:ascii="Arial" w:hAnsi="Arial" w:cs="Arial"/>
+          <w:lang w:val="pt-PT"/>
+        </w:rPr>
+        <w:t xml:space="preserve">. </w:t>
+      </w:r>
+      <w:r>
+        <w:rPr>
+          <w:rFonts w:ascii="Arial" w:hAnsi="Arial" w:cs="Arial"/>
+        </w:rPr>
+        <w:t xml:space="preserve">No contexto das pequenas e médias empresas (PMEs), </w:t>
+      </w:r>
+      <w:r>
+        <w:rPr>
+          <w:rFonts w:ascii="Arial" w:hAnsi="Arial" w:cs="Arial"/>
+        </w:rPr>
+        <w:t xml:space="preserve">a utilização </w:t>
+      </w:r>
+      <w:r>
+        <w:rPr>
+          <w:rFonts w:ascii="Arial" w:hAnsi="Arial" w:cs="Arial"/>
+        </w:rPr>
+        <w:t xml:space="preserve">de plataformas digitais assume um papel estratégico e de sobrevivência. Estas organizações enfrentam frequentemente limitações estruturais, financeiras e informacionais que dificultam o acesso a grandes mercados e a gestão optimizada dos seus processos internos. Em economias em desenvolvimento, como é o caso de Angola, essas vulnerabilidades são acentuadas por um ecossistema de negócios </w:t>
+      </w:r>
+      <w:r>
+        <w:rPr>
+          <w:rFonts w:ascii="Arial" w:hAnsi="Arial" w:cs="Arial"/>
+        </w:rPr>
+        <w:lastRenderedPageBreak/>
+        <w:t>que ainda regista profundas assimetrias de informação, justificando a urgência na adopção de soluções tecnológicas alinhadas à realidade local.</w:t>
       </w:r>
     </w:p>
     <w:p>
@@ -4035,29 +3927,821 @@
         <w:jc w:val="both"/>
         <w:rPr>
           <w:rFonts w:ascii="Arial" w:hAnsi="Arial" w:cs="Arial"/>
-          <w:lang w:val="pt-PT"/>
-        </w:rPr>
-      </w:pPr>
-      <w:r>
-        <w:rPr>
-          <w:rFonts w:ascii="Arial" w:hAnsi="Arial" w:cs="Arial"/>
-          <w:lang w:val="pt-PT"/>
-        </w:rPr>
-        <w:t>Adicionalmente, a incorporação de mecanismos de validação empresarial, notificações automáticas e painéis de controlo pode contribuir para maior transparência, eficiência e apoio à tomada de decisão por parte das PME</w:t>
-      </w:r>
-      <w:r>
-        <w:rPr>
-          <w:rFonts w:ascii="Arial" w:hAnsi="Arial" w:cs="Arial"/>
-          <w:lang w:val="pt-PT"/>
-        </w:rPr>
-        <w:t>s</w:t>
-      </w:r>
-      <w:r>
-        <w:rPr>
-          <w:rFonts w:ascii="Arial" w:hAnsi="Arial" w:cs="Arial"/>
-          <w:lang w:val="pt-PT"/>
-        </w:rPr>
-        <w:t xml:space="preserve"> envolvidas. </w:t>
+        </w:rPr>
+      </w:pPr>
+      <w:r>
+        <w:rPr>
+          <w:rFonts w:ascii="Arial" w:hAnsi="Arial" w:cs="Arial"/>
+        </w:rPr>
+        <w:t>Tanto no sector público quanto no privado, a contratação de fornecedores e parceiros de negócio deveria reger-se por processos competitivos e abertos, garantindo a selecção das propostas mais vantajosas sob critérios técnicos e financeiros. No entanto, a realidade do mercado angolano revela um cenário fortemente marcado pela opacidade e pela elevada incidência de procedimentos de contratação directa, comummente designada por "contratação simplificada".</w:t>
+      </w:r>
+      <w:r>
+        <w:t xml:space="preserve"> </w:t>
+      </w:r>
+      <w:r>
+        <w:rPr>
+          <w:rFonts w:ascii="Arial" w:hAnsi="Arial" w:cs="Arial"/>
+        </w:rPr>
+        <w:t>De acordo com a Lei dos Contratos Públicos (Lei n.º 41/20), a contratação simplificada deve ser um procedimento de excepção, fundamentada em critérios materiais (como urgência imperiosa) ou por limite do valor estimado. Contudo, a prática de mercado demonstra a subversão desta excepção numa regra geral</w:t>
+      </w:r>
+      <w:r>
+        <w:rPr>
+          <w:rFonts w:ascii="Arial" w:hAnsi="Arial" w:cs="Arial"/>
+        </w:rPr>
+        <w:t xml:space="preserve"> (Angola, 2020)</w:t>
+      </w:r>
+      <w:r>
+        <w:rPr>
+          <w:rFonts w:ascii="Arial" w:hAnsi="Arial" w:cs="Arial"/>
+        </w:rPr>
+        <w:t>.</w:t>
+      </w:r>
+      <w:r>
+        <w:rPr>
+          <w:rFonts w:ascii="Arial" w:hAnsi="Arial" w:cs="Arial"/>
+        </w:rPr>
+        <w:t xml:space="preserve"> </w:t>
+      </w:r>
+    </w:p>
+    <w:p>
+      <w:pPr>
+        <w:spacing w:line="360" w:lineRule="auto"/>
+        <w:ind w:firstLine="360"/>
+        <w:jc w:val="both"/>
+        <w:rPr>
+          <w:rFonts w:ascii="Arial" w:hAnsi="Arial" w:cs="Arial"/>
+        </w:rPr>
+      </w:pPr>
+      <w:r>
+        <w:rPr>
+          <w:rFonts w:ascii="Arial" w:hAnsi="Arial" w:cs="Arial"/>
+        </w:rPr>
+        <w:t xml:space="preserve">A título de exemplo, no domínio do Estado, os relatórios, boletins e dashboards estatísticos do Serviço Nacional da Contratação Pública (SNCP) evidenciam, </w:t>
+      </w:r>
+      <w:r>
+        <w:rPr>
+          <w:rFonts w:ascii="Arial" w:hAnsi="Arial" w:cs="Arial"/>
+        </w:rPr>
+        <w:t xml:space="preserve">entre </w:t>
+      </w:r>
+      <w:r>
+        <w:rPr>
+          <w:rFonts w:ascii="Arial" w:hAnsi="Arial" w:cs="Arial"/>
+        </w:rPr>
+        <w:t xml:space="preserve">o ano 2022 </w:t>
+      </w:r>
+      <w:r>
+        <w:rPr>
+          <w:rFonts w:ascii="Arial" w:hAnsi="Arial" w:cs="Arial"/>
+        </w:rPr>
+        <w:t xml:space="preserve">a </w:t>
+      </w:r>
+      <w:r>
+        <w:rPr>
+          <w:rFonts w:ascii="Arial" w:hAnsi="Arial" w:cs="Arial"/>
+        </w:rPr>
+        <w:t>202</w:t>
+      </w:r>
+      <w:r>
+        <w:rPr>
+          <w:rFonts w:ascii="Arial" w:hAnsi="Arial" w:cs="Arial"/>
+        </w:rPr>
+        <w:t>5</w:t>
+      </w:r>
+      <w:r>
+        <w:rPr>
+          <w:rFonts w:ascii="Arial" w:hAnsi="Arial" w:cs="Arial"/>
+        </w:rPr>
+        <w:t xml:space="preserve">, que uma percentagem </w:t>
+      </w:r>
+      <w:r>
+        <w:rPr>
+          <w:rFonts w:ascii="Arial" w:hAnsi="Arial" w:cs="Arial"/>
+        </w:rPr>
+        <w:t>dominadora</w:t>
+      </w:r>
+      <w:r>
+        <w:rPr>
+          <w:rFonts w:ascii="Arial" w:hAnsi="Arial" w:cs="Arial"/>
+        </w:rPr>
+        <w:t xml:space="preserve"> dos procedimentos (e o consequente volume financeiro adjudicado) ocorre por vias não concorrenciais (SNCP, 202</w:t>
+      </w:r>
+      <w:r>
+        <w:rPr>
+          <w:rFonts w:ascii="Arial" w:hAnsi="Arial" w:cs="Arial"/>
+        </w:rPr>
+        <w:t>6</w:t>
+      </w:r>
+      <w:r>
+        <w:rPr>
+          <w:rFonts w:ascii="Arial" w:hAnsi="Arial" w:cs="Arial"/>
+        </w:rPr>
+        <w:t xml:space="preserve">). Os dados oficiais documentam que dos </w:t>
+      </w:r>
+      <w:r>
+        <w:rPr>
+          <w:rFonts w:ascii="Arial" w:hAnsi="Arial" w:cs="Arial"/>
+        </w:rPr>
+        <w:t>87</w:t>
+      </w:r>
+      <w:r>
+        <w:rPr>
+          <w:rFonts w:ascii="Arial" w:hAnsi="Arial" w:cs="Arial"/>
+        </w:rPr>
+        <w:t>87</w:t>
+      </w:r>
+      <w:r>
+        <w:rPr>
+          <w:rFonts w:ascii="Arial" w:hAnsi="Arial" w:cs="Arial"/>
+        </w:rPr>
+        <w:t xml:space="preserve"> procedimentos registados na plataforma, </w:t>
+      </w:r>
+      <w:r>
+        <w:rPr>
+          <w:rFonts w:ascii="Arial" w:hAnsi="Arial" w:cs="Arial"/>
+        </w:rPr>
+        <w:t>aproximadamente 67%</w:t>
+      </w:r>
+      <w:r>
+        <w:rPr>
+          <w:rFonts w:ascii="Arial" w:hAnsi="Arial" w:cs="Arial"/>
+        </w:rPr>
+        <w:t xml:space="preserve"> ocorreram sob a forma de Contratação Simplificada. Em termos de volume financeiro, as contratações directas concentraram </w:t>
+      </w:r>
+      <w:r>
+        <w:rPr>
+          <w:rFonts w:ascii="Arial" w:hAnsi="Arial" w:cs="Arial"/>
+        </w:rPr>
+        <w:t>10</w:t>
+      </w:r>
+      <w:r>
+        <w:rPr>
+          <w:rFonts w:ascii="Arial" w:hAnsi="Arial" w:cs="Arial"/>
+        </w:rPr>
+        <w:t>.</w:t>
+      </w:r>
+      <w:r>
+        <w:rPr>
+          <w:rFonts w:ascii="Arial" w:hAnsi="Arial" w:cs="Arial"/>
+        </w:rPr>
+        <w:t>099</w:t>
+      </w:r>
+      <w:r>
+        <w:rPr>
+          <w:rFonts w:ascii="Arial" w:hAnsi="Arial" w:cs="Arial"/>
+        </w:rPr>
+        <w:t>.</w:t>
+      </w:r>
+      <w:r>
+        <w:rPr>
+          <w:rFonts w:ascii="Arial" w:hAnsi="Arial" w:cs="Arial"/>
+        </w:rPr>
+        <w:t>358</w:t>
+      </w:r>
+      <w:r>
+        <w:rPr>
+          <w:rFonts w:ascii="Arial" w:hAnsi="Arial" w:cs="Arial"/>
+        </w:rPr>
+        <w:t>.</w:t>
+      </w:r>
+      <w:r>
+        <w:rPr>
+          <w:rFonts w:ascii="Arial" w:hAnsi="Arial" w:cs="Arial"/>
+        </w:rPr>
+        <w:t>727</w:t>
+      </w:r>
+      <w:r>
+        <w:rPr>
+          <w:rFonts w:ascii="Arial" w:hAnsi="Arial" w:cs="Arial"/>
+        </w:rPr>
+        <w:t>.</w:t>
+      </w:r>
+      <w:r>
+        <w:rPr>
+          <w:rFonts w:ascii="Arial" w:hAnsi="Arial" w:cs="Arial"/>
+        </w:rPr>
+        <w:t>856</w:t>
+      </w:r>
+      <w:r>
+        <w:rPr>
+          <w:rFonts w:ascii="Arial" w:hAnsi="Arial" w:cs="Arial"/>
+        </w:rPr>
+        <w:t>,</w:t>
+      </w:r>
+      <w:r>
+        <w:rPr>
+          <w:rFonts w:ascii="Arial" w:hAnsi="Arial" w:cs="Arial"/>
+        </w:rPr>
+        <w:t>37</w:t>
+      </w:r>
+      <w:r>
+        <w:rPr>
+          <w:rFonts w:ascii="Arial" w:hAnsi="Arial" w:cs="Arial"/>
+        </w:rPr>
+        <w:t>(AOA)</w:t>
+      </w:r>
+      <w:r>
+        <w:rPr>
+          <w:rFonts w:ascii="Arial" w:hAnsi="Arial" w:cs="Arial"/>
+        </w:rPr>
+        <w:t xml:space="preserve"> dos fundos, sendo as tipologias de objecto mais frequentes a </w:t>
+      </w:r>
+      <w:r>
+        <w:rPr>
+          <w:rFonts w:ascii="Arial" w:hAnsi="Arial" w:cs="Arial"/>
+        </w:rPr>
+        <w:t>Empreitada de obras públicas</w:t>
+      </w:r>
+      <w:r>
+        <w:rPr>
+          <w:rFonts w:ascii="Arial" w:hAnsi="Arial" w:cs="Arial"/>
+        </w:rPr>
+        <w:t xml:space="preserve"> (</w:t>
+      </w:r>
+      <w:r>
+        <w:rPr>
+          <w:rFonts w:ascii="Arial" w:hAnsi="Arial" w:cs="Arial"/>
+        </w:rPr>
+        <w:t>74,3</w:t>
+      </w:r>
+      <w:r>
+        <w:rPr>
+          <w:rFonts w:ascii="Arial" w:hAnsi="Arial" w:cs="Arial"/>
+        </w:rPr>
+        <w:t xml:space="preserve">%) e a </w:t>
+      </w:r>
+      <w:r>
+        <w:rPr>
+          <w:rFonts w:ascii="Arial" w:hAnsi="Arial" w:cs="Arial"/>
+        </w:rPr>
+        <w:t>Aquisição de serviços</w:t>
+      </w:r>
+      <w:r>
+        <w:rPr>
+          <w:rFonts w:ascii="Arial" w:hAnsi="Arial" w:cs="Arial"/>
+        </w:rPr>
+        <w:t xml:space="preserve"> (</w:t>
+      </w:r>
+      <w:r>
+        <w:rPr>
+          <w:rFonts w:ascii="Arial" w:hAnsi="Arial" w:cs="Arial"/>
+        </w:rPr>
+        <w:t>15,7</w:t>
+      </w:r>
+      <w:r>
+        <w:rPr>
+          <w:rFonts w:ascii="Arial" w:hAnsi="Arial" w:cs="Arial"/>
+        </w:rPr>
+        <w:t>%), limitando a livre concorrência a uma margem residual.</w:t>
+      </w:r>
+    </w:p>
+    <w:tbl>
+      <w:tblPr>
+        <w:tblStyle w:val="TabeladeLista4"/>
+        <w:tblW w:w="7928" w:type="dxa"/>
+        <w:tblLook w:val="0620" w:firstRow="1" w:lastRow="0" w:firstColumn="0" w:lastColumn="0" w:noHBand="1" w:noVBand="1"/>
+      </w:tblPr>
+      <w:tblGrid>
+        <w:gridCol w:w="4810"/>
+        <w:gridCol w:w="3118"/>
+      </w:tblGrid>
+      <w:tr>
+        <w:trPr>
+          <w:cnfStyle w:val="100000000000" w:firstRow="1" w:lastRow="0" w:firstColumn="0" w:lastColumn="0" w:oddVBand="0" w:evenVBand="0" w:oddHBand="0" w:evenHBand="0" w:firstRowFirstColumn="0" w:firstRowLastColumn="0" w:lastRowFirstColumn="0" w:lastRowLastColumn="0"/>
+        </w:trPr>
+        <w:tc>
+          <w:tcPr>
+            <w:tcW w:w="4810" w:type="dxa"/>
+          </w:tcPr>
+          <w:p>
+            <w:r>
+              <w:rPr>
+                <w:lang w:val="pt-PT"/>
+              </w:rPr>
+              <w:t>PROCEDIMENTOS</w:t>
+            </w:r>
+          </w:p>
+        </w:tc>
+        <w:tc>
+          <w:tcPr>
+            <w:tcW w:w="3118" w:type="dxa"/>
+          </w:tcPr>
+          <w:p>
+            <w:pPr>
+              <w:jc w:val="center"/>
+            </w:pPr>
+            <w:r>
+              <w:t>TOTAL DE PCPs</w:t>
+            </w:r>
+          </w:p>
+        </w:tc>
+      </w:tr>
+      <w:tr>
+        <w:tc>
+          <w:tcPr>
+            <w:tcW w:w="4810" w:type="dxa"/>
+          </w:tcPr>
+          <w:p>
+            <w:r>
+              <w:rPr>
+                <w:lang w:val="pt-PT"/>
+              </w:rPr>
+              <w:t>Contratação simplificada</w:t>
+            </w:r>
+          </w:p>
+        </w:tc>
+        <w:tc>
+          <w:tcPr>
+            <w:tcW w:w="3118" w:type="dxa"/>
+          </w:tcPr>
+          <w:p>
+            <w:pPr>
+              <w:jc w:val="center"/>
+            </w:pPr>
+            <w:r>
+              <w:t>5884</w:t>
+            </w:r>
+          </w:p>
+        </w:tc>
+      </w:tr>
+      <w:tr>
+        <w:tc>
+          <w:tcPr>
+            <w:tcW w:w="4810" w:type="dxa"/>
+          </w:tcPr>
+          <w:p>
+            <w:r>
+              <w:t>Concurso Limitado por Convite</w:t>
+            </w:r>
+          </w:p>
+        </w:tc>
+        <w:tc>
+          <w:tcPr>
+            <w:tcW w:w="3118" w:type="dxa"/>
+          </w:tcPr>
+          <w:p>
+            <w:pPr>
+              <w:jc w:val="center"/>
+            </w:pPr>
+            <w:r>
+              <w:t>1512</w:t>
+            </w:r>
+          </w:p>
+        </w:tc>
+      </w:tr>
+      <w:tr>
+        <w:tc>
+          <w:tcPr>
+            <w:tcW w:w="4810" w:type="dxa"/>
+          </w:tcPr>
+          <w:p>
+            <w:r>
+              <w:rPr>
+                <w:lang w:val="pt-PT"/>
+              </w:rPr>
+              <w:t>Concurso Público</w:t>
+            </w:r>
+          </w:p>
+        </w:tc>
+        <w:tc>
+          <w:tcPr>
+            <w:tcW w:w="3118" w:type="dxa"/>
+          </w:tcPr>
+          <w:p>
+            <w:pPr>
+              <w:jc w:val="center"/>
+            </w:pPr>
+            <w:r>
+              <w:rPr>
+                <w:lang w:val="pt-PT"/>
+              </w:rPr>
+              <w:t>679</w:t>
+            </w:r>
+          </w:p>
+        </w:tc>
+      </w:tr>
+      <w:tr>
+        <w:tc>
+          <w:tcPr>
+            <w:tcW w:w="4810" w:type="dxa"/>
+          </w:tcPr>
+          <w:p>
+            <w:r>
+              <w:rPr>
+                <w:lang w:val="pt-PT"/>
+              </w:rPr>
+              <w:t>Contratação Emergencial</w:t>
+            </w:r>
+          </w:p>
+        </w:tc>
+        <w:tc>
+          <w:tcPr>
+            <w:tcW w:w="3118" w:type="dxa"/>
+          </w:tcPr>
+          <w:p>
+            <w:pPr>
+              <w:jc w:val="center"/>
+            </w:pPr>
+            <w:r>
+              <w:rPr>
+                <w:lang w:val="pt-PT"/>
+              </w:rPr>
+              <w:t>351</w:t>
+            </w:r>
+          </w:p>
+        </w:tc>
+      </w:tr>
+      <w:tr>
+        <w:tc>
+          <w:tcPr>
+            <w:tcW w:w="4810" w:type="dxa"/>
+          </w:tcPr>
+          <w:p>
+            <w:r>
+              <w:rPr>
+                <w:lang w:val="pt-PT"/>
+              </w:rPr>
+              <w:t>Procedimento Dinâmico Electrónico</w:t>
+            </w:r>
+          </w:p>
+        </w:tc>
+        <w:tc>
+          <w:tcPr>
+            <w:tcW w:w="3118" w:type="dxa"/>
+          </w:tcPr>
+          <w:p>
+            <w:pPr>
+              <w:jc w:val="center"/>
+            </w:pPr>
+            <w:r>
+              <w:t>250</w:t>
+            </w:r>
+          </w:p>
+        </w:tc>
+      </w:tr>
+      <w:tr>
+        <w:tc>
+          <w:tcPr>
+            <w:tcW w:w="4810" w:type="dxa"/>
+          </w:tcPr>
+          <w:p>
+            <w:r>
+              <w:t>Concurso Limitado por Prévia Qualificação</w:t>
+            </w:r>
+          </w:p>
+        </w:tc>
+        <w:tc>
+          <w:tcPr>
+            <w:tcW w:w="3118" w:type="dxa"/>
+          </w:tcPr>
+          <w:p>
+            <w:pPr>
+              <w:jc w:val="center"/>
+            </w:pPr>
+            <w:r>
+              <w:t>111</w:t>
+            </w:r>
+          </w:p>
+        </w:tc>
+      </w:tr>
+      <w:tr>
+        <w:tc>
+          <w:tcPr>
+            <w:tcW w:w="4810" w:type="dxa"/>
+          </w:tcPr>
+          <w:p>
+            <w:pPr>
+              <w:rPr>
+                <w:b/>
+                <w:bCs/>
+              </w:rPr>
+            </w:pPr>
+            <w:r>
+              <w:rPr>
+                <w:b/>
+                <w:bCs/>
+                <w:lang w:val="pt-PT"/>
+              </w:rPr>
+              <w:t>Total</w:t>
+            </w:r>
+          </w:p>
+        </w:tc>
+        <w:tc>
+          <w:tcPr>
+            <w:tcW w:w="3118" w:type="dxa"/>
+          </w:tcPr>
+          <w:p>
+            <w:pPr>
+              <w:jc w:val="center"/>
+              <w:rPr>
+                <w:b/>
+                <w:bCs/>
+              </w:rPr>
+            </w:pPr>
+            <w:r>
+              <w:rPr>
+                <w:b/>
+                <w:bCs/>
+                <w:lang w:val="pt-PT"/>
+              </w:rPr>
+              <w:t>8787</w:t>
+            </w:r>
+          </w:p>
+        </w:tc>
+      </w:tr>
+    </w:tbl>
+    <w:p>
+      <w:pPr>
+        <w:spacing w:line="360" w:lineRule="auto"/>
+        <w:jc w:val="both"/>
+        <w:rPr>
+          <w:rFonts w:ascii="Arial" w:hAnsi="Arial" w:cs="Arial"/>
+        </w:rPr>
+      </w:pPr>
+      <w:r>
+        <w:rPr>
+          <w:noProof/>
+        </w:rPr>
+        <mc:AlternateContent>
+          <mc:Choice Requires="wps">
+            <w:drawing>
+              <wp:anchor distT="0" distB="0" distL="114300" distR="114300" simplePos="0" relativeHeight="251668480" behindDoc="0" locked="0" layoutInCell="1" allowOverlap="1" wp14:anchorId="2B486370" wp14:editId="1470799D">
+                <wp:simplePos x="0" y="0"/>
+                <wp:positionH relativeFrom="column">
+                  <wp:posOffset>-205345</wp:posOffset>
+                </wp:positionH>
+                <wp:positionV relativeFrom="paragraph">
+                  <wp:posOffset>-395</wp:posOffset>
+                </wp:positionV>
+                <wp:extent cx="5344160" cy="635"/>
+                <wp:effectExtent l="0" t="0" r="0" b="0"/>
+                <wp:wrapSquare wrapText="bothSides"/>
+                <wp:docPr id="489969762" name="Caixa de texto 1"/>
+                <wp:cNvGraphicFramePr/>
+                <a:graphic xmlns:a="http://schemas.openxmlformats.org/drawingml/2006/main">
+                  <a:graphicData uri="http://schemas.microsoft.com/office/word/2010/wordprocessingShape">
+                    <wps:wsp>
+                      <wps:cNvSpPr txBox="1"/>
+                      <wps:spPr>
+                        <a:xfrm>
+                          <a:off x="0" y="0"/>
+                          <a:ext cx="5344160" cy="635"/>
+                        </a:xfrm>
+                        <a:prstGeom prst="rect">
+                          <a:avLst/>
+                        </a:prstGeom>
+                        <a:solidFill>
+                          <a:prstClr val="white"/>
+                        </a:solidFill>
+                        <a:ln>
+                          <a:noFill/>
+                        </a:ln>
+                      </wps:spPr>
+                      <wps:txbx>
+                        <w:txbxContent>
+                          <w:p>
+                            <w:pPr>
+                              <w:pStyle w:val="Legenda"/>
+                              <w:jc w:val="center"/>
+                              <w:rPr>
+                                <w:rFonts w:ascii="Arial" w:hAnsi="Arial" w:cs="Arial"/>
+                              </w:rPr>
+                            </w:pPr>
+                            <w:r>
+                              <w:t xml:space="preserve">Tabela </w:t>
+                            </w:r>
+                            <w:r>
+                              <w:fldChar w:fldCharType="begin"/>
+                            </w:r>
+                            <w:r>
+                              <w:instrText xml:space="preserve"> SEQ Figura \* ARABIC </w:instrText>
+                            </w:r>
+                            <w:r>
+                              <w:fldChar w:fldCharType="separate"/>
+                            </w:r>
+                            <w:r>
+                              <w:rPr>
+                                <w:noProof/>
+                              </w:rPr>
+                              <w:t>1</w:t>
+                            </w:r>
+                            <w:r>
+                              <w:rPr>
+                                <w:noProof/>
+                              </w:rPr>
+                              <w:fldChar w:fldCharType="end"/>
+                            </w:r>
+                            <w:r>
+                              <w:t xml:space="preserve"> – </w:t>
+                            </w:r>
+                            <w:r>
+                              <w:t>Nº</w:t>
+                            </w:r>
+                            <w:r>
+                              <w:t xml:space="preserve"> de PCPs </w:t>
+                            </w:r>
+                            <w:r>
+                              <w:t xml:space="preserve">por tipo de procedimento </w:t>
+                            </w:r>
+                            <w:r>
+                              <w:t>registados 2022-202</w:t>
+                            </w:r>
+                            <w:r>
+                              <w:t>5</w:t>
+                            </w:r>
+                            <w:r>
+                              <w:br/>
+                              <w:t>Fonte:</w:t>
+                            </w:r>
+                            <w:r>
+                              <w:t xml:space="preserve"> Adaptado</w:t>
+                            </w:r>
+                            <w:r>
+                              <w:t xml:space="preserve"> SNCP</w:t>
+                            </w:r>
+                            <w:r>
+                              <w:t xml:space="preserve"> (2026)</w:t>
+                            </w:r>
+                          </w:p>
+                        </w:txbxContent>
+                      </wps:txbx>
+                      <wps:bodyPr rot="0" spcFirstLastPara="0" vertOverflow="overflow" horzOverflow="overflow" vert="horz" wrap="square" lIns="0" tIns="0" rIns="0" bIns="0" numCol="1" spcCol="0" rtlCol="0" fromWordArt="0" anchor="t" anchorCtr="0" forceAA="0" compatLnSpc="1">
+                        <a:prstTxWarp prst="textNoShape">
+                          <a:avLst/>
+                        </a:prstTxWarp>
+                        <a:spAutoFit/>
+                      </wps:bodyPr>
+                    </wps:wsp>
+                  </a:graphicData>
+                </a:graphic>
+              </wp:anchor>
+            </w:drawing>
+          </mc:Choice>
+          <mc:Fallback>
+            <w:pict>
+              <v:shapetype w14:anchorId="2B486370" id="_x0000_t202" coordsize="21600,21600" o:spt="202" path="m,l,21600r21600,l21600,xe">
+                <v:stroke joinstyle="miter"/>
+                <v:path gradientshapeok="t" o:connecttype="rect"/>
+              </v:shapetype>
+              <v:shape id="Caixa de texto 1" o:spid="_x0000_s1026" type="#_x0000_t202" style="position:absolute;left:0;text-align:left;margin-left:-16.15pt;margin-top:-.05pt;width:420.8pt;height:.05pt;z-index:251668480;visibility:visible;mso-wrap-style:square;mso-wrap-distance-left:9pt;mso-wrap-distance-top:0;mso-wrap-distance-right:9pt;mso-wrap-distance-bottom:0;mso-position-horizontal:absolute;mso-position-horizontal-relative:text;mso-position-vertical:absolute;mso-position-vertical-relative:text;v-text-anchor:top" o:gfxdata="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" stroked="f">
+                <v:textbox style="mso-fit-shape-to-text:t" inset="0,0,0,0">
+                  <w:txbxContent>
+                    <w:p>
+                      <w:pPr>
+                        <w:pStyle w:val="Legenda"/>
+                        <w:jc w:val="center"/>
+                        <w:rPr>
+                          <w:rFonts w:ascii="Arial" w:hAnsi="Arial" w:cs="Arial"/>
+                        </w:rPr>
+                      </w:pPr>
+                      <w:r>
+                        <w:t xml:space="preserve">Tabela </w:t>
+                      </w:r>
+                      <w:r>
+                        <w:fldChar w:fldCharType="begin"/>
+                      </w:r>
+                      <w:r>
+                        <w:instrText xml:space="preserve"> SEQ Figura \* ARABIC </w:instrText>
+                      </w:r>
+                      <w:r>
+                        <w:fldChar w:fldCharType="separate"/>
+                      </w:r>
+                      <w:r>
+                        <w:rPr>
+                          <w:noProof/>
+                        </w:rPr>
+                        <w:t>1</w:t>
+                      </w:r>
+                      <w:r>
+                        <w:rPr>
+                          <w:noProof/>
+                        </w:rPr>
+                        <w:fldChar w:fldCharType="end"/>
+                      </w:r>
+                      <w:r>
+                        <w:t xml:space="preserve"> – </w:t>
+                      </w:r>
+                      <w:r>
+                        <w:t>Nº</w:t>
+                      </w:r>
+                      <w:r>
+                        <w:t xml:space="preserve"> de PCPs </w:t>
+                      </w:r>
+                      <w:r>
+                        <w:t xml:space="preserve">por tipo de procedimento </w:t>
+                      </w:r>
+                      <w:r>
+                        <w:t>registados 2022-202</w:t>
+                      </w:r>
+                      <w:r>
+                        <w:t>5</w:t>
+                      </w:r>
+                      <w:r>
+                        <w:br/>
+                        <w:t>Fonte:</w:t>
+                      </w:r>
+                      <w:r>
+                        <w:t xml:space="preserve"> Adaptado</w:t>
+                      </w:r>
+                      <w:r>
+                        <w:t xml:space="preserve"> SNCP</w:t>
+                      </w:r>
+                      <w:r>
+                        <w:t xml:space="preserve"> (2026)</w:t>
+                      </w:r>
+                    </w:p>
+                  </w:txbxContent>
+                </v:textbox>
+                <w10:wrap type="square"/>
+              </v:shape>
+            </w:pict>
+          </mc:Fallback>
+        </mc:AlternateContent>
+      </w:r>
+    </w:p>
+    <w:p>
+      <w:pPr>
+        <w:spacing w:line="360" w:lineRule="auto"/>
+        <w:ind w:firstLine="360"/>
+        <w:jc w:val="both"/>
+        <w:rPr>
+          <w:rFonts w:ascii="Arial" w:hAnsi="Arial" w:cs="Arial"/>
+        </w:rPr>
+      </w:pPr>
+      <w:r>
+        <w:rPr>
+          <w:rFonts w:ascii="Arial" w:hAnsi="Arial" w:cs="Arial"/>
+        </w:rPr>
+        <w:lastRenderedPageBreak/>
+        <w:t xml:space="preserve">Embora estas estatísticas oficiais centralizadas pelo Portal das Compras Públicas retratem o panorama do Estado, a dinâmica do sector B2B (Business-to-Business) privado em Angola opera sob lógicas muito semelhantes e com uma agravante: a ausência total de escrutínio. Sem a obrigatoriedade de lançamento de concursos públicos, grande parte do tecido empresarial privado recorre a indicações informais, relações </w:t>
+      </w:r>
+      <w:r>
+        <w:rPr>
+          <w:rFonts w:ascii="Arial" w:hAnsi="Arial" w:cs="Arial"/>
+        </w:rPr>
+        <w:t xml:space="preserve">de confiança </w:t>
+      </w:r>
+      <w:r>
+        <w:rPr>
+          <w:rFonts w:ascii="Arial" w:hAnsi="Arial" w:cs="Arial"/>
+        </w:rPr>
+        <w:t>e um networking altamente restrito para selecionar fornecedores. Esta falta de transparência e o uso massivo da adjudicação directa criam barreiras severas à entrada de novas PMEs no mercado. Consequentemente, muitas empresas fornecedoras que dispõem de propostas financeiras e técnicas vantajosas não chegam sequer a tomar conhecimento das necessidades de aquisição das médias e grandes organizações, perdendo potenciais oportunidades de expansão.</w:t>
+      </w:r>
+    </w:p>
+    <w:p>
+      <w:pPr>
+        <w:spacing w:line="360" w:lineRule="auto"/>
+        <w:ind w:firstLine="360"/>
+        <w:jc w:val="both"/>
+        <w:rPr>
+          <w:rFonts w:ascii="Arial" w:hAnsi="Arial" w:cs="Arial"/>
+        </w:rPr>
+      </w:pPr>
+      <w:r>
+        <w:rPr>
+          <w:rFonts w:ascii="Arial" w:hAnsi="Arial" w:cs="Arial"/>
+        </w:rPr>
+        <w:t xml:space="preserve">A nível internacional, o cenário </w:t>
+      </w:r>
+      <w:r>
+        <w:rPr>
+          <w:rFonts w:ascii="Arial" w:hAnsi="Arial" w:cs="Arial"/>
+        </w:rPr>
+        <w:t>diferencia-se</w:t>
+      </w:r>
+      <w:r>
+        <w:rPr>
+          <w:rFonts w:ascii="Arial" w:hAnsi="Arial" w:cs="Arial"/>
+        </w:rPr>
+        <w:t xml:space="preserve"> fortemente </w:t>
+      </w:r>
+      <w:r>
+        <w:rPr>
+          <w:rFonts w:ascii="Arial" w:hAnsi="Arial" w:cs="Arial"/>
+        </w:rPr>
+        <w:t>do</w:t>
+      </w:r>
+      <w:r>
+        <w:rPr>
+          <w:rFonts w:ascii="Arial" w:hAnsi="Arial" w:cs="Arial"/>
+        </w:rPr>
+        <w:t xml:space="preserve"> mercado angolano. Relatórios de instituições como a Organização para a Cooperação e Desenvolvimento Económico indicam que a adopção massiva e a migração para plataformas de contratação digital (e-procurement) em ambientes concorrenciais aumentam significativamente a transparência, estimando-se que fomentem uma redução de custos de aquisição na ordem dos 10% a 20%, mitigando em simultâneo os riscos de favorecimento inter-empresarial e distorções de mercado (OCDE, 2023).</w:t>
+      </w:r>
+    </w:p>
+    <w:p>
+      <w:pPr>
+        <w:spacing w:line="360" w:lineRule="auto"/>
+        <w:ind w:firstLine="360"/>
+        <w:jc w:val="both"/>
+        <w:rPr>
+          <w:rFonts w:ascii="Arial" w:hAnsi="Arial" w:cs="Arial"/>
+        </w:rPr>
+      </w:pPr>
+      <w:r>
+        <w:rPr>
+          <w:rFonts w:ascii="Arial" w:hAnsi="Arial" w:cs="Arial"/>
+        </w:rPr>
+        <w:t>Neste contexto, as plataformas digitais B2B apresentam-se como uma alternativa tecnológica fundamental para mitigar estas falhas de mercado e apoiar a gestão estruturada de concursos privados e processos de contratação. A migração de métodos manuais e herméticos para um ambiente digital partilhado permite não só a democratização no acesso à informação e a divulgação massificada de oportunidades de negócio, mas também assegura a submissão formal de propostas, o acompanhamento do processo em tempo real e a análise comparativa de candidaturas. Adicionalmente, a incorporação de notificações automatizadas e painéis de controlo (dashboards) deverá dotar as PMEs de elevados níveis de transparência e eficiência, promovendo um ambiente de negócios no qual a competitividade assenta efetivamente no mérito comercial de cada organização.</w:t>
       </w:r>
     </w:p>
     <w:p>
@@ -4108,15 +4792,7 @@
           <w:rFonts w:ascii="Arial" w:hAnsi="Arial" w:cs="Arial"/>
           <w:lang w:val="pt-PT"/>
         </w:rPr>
-        <w:t xml:space="preserve">O </w:t>
-      </w:r>
-      <w:proofErr w:type="spellStart"/>
-      <w:r>
-        <w:rPr>
-          <w:rFonts w:ascii="Arial" w:hAnsi="Arial" w:cs="Arial"/>
-          <w:lang w:val="pt-PT"/>
-        </w:rPr>
-        <w:t>obje</w:t>
+        <w:t>O obje</w:t>
       </w:r>
       <w:r>
         <w:rPr>
@@ -4130,15 +4806,7 @@
           <w:rFonts w:ascii="Arial" w:hAnsi="Arial" w:cs="Arial"/>
           <w:lang w:val="pt-PT"/>
         </w:rPr>
-        <w:t>to</w:t>
-      </w:r>
-      <w:proofErr w:type="spellEnd"/>
-      <w:r>
-        <w:rPr>
-          <w:rFonts w:ascii="Arial" w:hAnsi="Arial" w:cs="Arial"/>
-          <w:lang w:val="pt-PT"/>
-        </w:rPr>
-        <w:t xml:space="preserve"> de estudo deste trabalho consiste no desenvolvimento de uma plataforma digital B2B de apoio à gestão de concursos privados e processos de contratação entre pequenas e médias empresas em Angola, com foco na organização, divulgação e acompanhamento de oportunidades, bem como na gestão e análise das propostas submetidas pelas empresas candidatas. </w:t>
+        <w:t xml:space="preserve">to de estudo deste trabalho consiste no desenvolvimento de uma plataforma digital B2B de apoio à gestão de concursos privados e processos de contratação entre pequenas e médias empresas em Angola, com foco na organização, divulgação e acompanhamento de oportunidades, bem como na gestão e análise das propostas submetidas pelas empresas candidatas. </w:t>
       </w:r>
     </w:p>
     <w:p>
@@ -4219,15 +4887,7 @@
           <w:rFonts w:ascii="Arial" w:hAnsi="Arial" w:cs="Arial"/>
           <w:lang w:val="pt-PT"/>
         </w:rPr>
-        <w:t xml:space="preserve">O estudo delimita-se à análise e </w:t>
-      </w:r>
-      <w:proofErr w:type="spellStart"/>
-      <w:r>
-        <w:rPr>
-          <w:rFonts w:ascii="Arial" w:hAnsi="Arial" w:cs="Arial"/>
-          <w:lang w:val="pt-PT"/>
-        </w:rPr>
-        <w:t>conce</w:t>
+        <w:t>O estudo delimita-se à análise e conce</w:t>
       </w:r>
       <w:r>
         <w:rPr>
@@ -4241,15 +4901,7 @@
           <w:rFonts w:ascii="Arial" w:hAnsi="Arial" w:cs="Arial"/>
           <w:lang w:val="pt-PT"/>
         </w:rPr>
-        <w:t>ção</w:t>
-      </w:r>
-      <w:proofErr w:type="spellEnd"/>
-      <w:r>
-        <w:rPr>
-          <w:rFonts w:ascii="Arial" w:hAnsi="Arial" w:cs="Arial"/>
-          <w:lang w:val="pt-PT"/>
-        </w:rPr>
-        <w:t xml:space="preserve"> de uma solução tecnológica orientada às PME</w:t>
+        <w:t>ção de uma solução tecnológica orientada às PME</w:t>
       </w:r>
       <w:r>
         <w:rPr>
@@ -4263,15 +4915,7 @@
           <w:rFonts w:ascii="Arial" w:hAnsi="Arial" w:cs="Arial"/>
           <w:lang w:val="pt-PT"/>
         </w:rPr>
-        <w:t xml:space="preserve">, não abrangendo os procedimentos legais de contratação pública nem os </w:t>
-      </w:r>
-      <w:proofErr w:type="spellStart"/>
-      <w:r>
-        <w:rPr>
-          <w:rFonts w:ascii="Arial" w:hAnsi="Arial" w:cs="Arial"/>
-          <w:lang w:val="pt-PT"/>
-        </w:rPr>
-        <w:t>aspe</w:t>
+        <w:t>, não abrangendo os procedimentos legais de contratação pública nem os aspe</w:t>
       </w:r>
       <w:r>
         <w:rPr>
@@ -4285,15 +4929,7 @@
           <w:rFonts w:ascii="Arial" w:hAnsi="Arial" w:cs="Arial"/>
           <w:lang w:val="pt-PT"/>
         </w:rPr>
-        <w:t>tos</w:t>
-      </w:r>
-      <w:proofErr w:type="spellEnd"/>
-      <w:r>
-        <w:rPr>
-          <w:rFonts w:ascii="Arial" w:hAnsi="Arial" w:cs="Arial"/>
-          <w:lang w:val="pt-PT"/>
-        </w:rPr>
-        <w:t xml:space="preserve"> jurídicos específicos dos contratos. </w:t>
+        <w:t xml:space="preserve">tos jurídicos específicos dos contratos. </w:t>
       </w:r>
     </w:p>
     <w:p>
@@ -4387,15 +5023,7 @@
           <w:rFonts w:ascii="Arial" w:hAnsi="Arial" w:cs="Arial"/>
           <w:lang w:val="pt-PT"/>
         </w:rPr>
-        <w:t xml:space="preserve"> Apesar da relevância dos concursos privados como mecanismo de </w:t>
-      </w:r>
-      <w:proofErr w:type="spellStart"/>
-      <w:r>
-        <w:rPr>
-          <w:rFonts w:ascii="Arial" w:hAnsi="Arial" w:cs="Arial"/>
-          <w:lang w:val="pt-PT"/>
-        </w:rPr>
-        <w:t>sele</w:t>
+        <w:t xml:space="preserve"> Apesar da relevância dos concursos privados como mecanismo de sele</w:t>
       </w:r>
       <w:r>
         <w:rPr>
@@ -4409,15 +5037,7 @@
           <w:rFonts w:ascii="Arial" w:hAnsi="Arial" w:cs="Arial"/>
           <w:lang w:val="pt-PT"/>
         </w:rPr>
-        <w:t>ção</w:t>
-      </w:r>
-      <w:proofErr w:type="spellEnd"/>
-      <w:r>
-        <w:rPr>
-          <w:rFonts w:ascii="Arial" w:hAnsi="Arial" w:cs="Arial"/>
-          <w:lang w:val="pt-PT"/>
-        </w:rPr>
-        <w:t xml:space="preserve"> de fornecedores e prestadores de serviços no se</w:t>
+        <w:t>ção de fornecedores e prestadores de serviços no se</w:t>
       </w:r>
       <w:r>
         <w:rPr>
@@ -4826,26 +5446,6 @@
     </w:p>
     <w:p>
       <w:pPr>
-        <w:spacing w:line="360" w:lineRule="auto"/>
-        <w:rPr>
-          <w:rFonts w:ascii="Arial" w:hAnsi="Arial" w:cs="Arial"/>
-          <w:b/>
-          <w:bCs/>
-        </w:rPr>
-      </w:pPr>
-    </w:p>
-    <w:p>
-      <w:pPr>
-        <w:spacing w:line="360" w:lineRule="auto"/>
-        <w:rPr>
-          <w:rFonts w:ascii="Arial" w:hAnsi="Arial" w:cs="Arial"/>
-          <w:b/>
-          <w:bCs/>
-        </w:rPr>
-      </w:pPr>
-    </w:p>
-    <w:p>
-      <w:pPr>
         <w:pStyle w:val="Ttulo1"/>
         <w:numPr>
           <w:ilvl w:val="0"/>
@@ -4871,6 +5471,7 @@
           <w:sz w:val="24"/>
           <w:szCs w:val="24"/>
         </w:rPr>
+        <w:lastRenderedPageBreak/>
         <w:t>JUSTIFICA</w:t>
       </w:r>
       <w:r>
@@ -5004,6 +5605,7 @@
         </w:rPr>
         <w:t xml:space="preserve">. </w:t>
       </w:r>
+      <w:bookmarkEnd w:id="9"/>
       <w:r>
         <w:rPr>
           <w:rFonts w:ascii="Arial" w:hAnsi="Arial" w:cs="Arial"/>
@@ -5013,9 +5615,8 @@
           <w:sz w:val="24"/>
           <w:szCs w:val="24"/>
         </w:rPr>
-        <w:t>MARCOS DE REFERÊNCIA</w:t>
-      </w:r>
-      <w:bookmarkEnd w:id="9"/>
+        <w:t>FUNDAMENTAÇÃO TEÓRICA</w:t>
+      </w:r>
     </w:p>
     <w:p>
       <w:pPr>
@@ -5163,7 +5764,7 @@
         <w:rPr>
           <w:rFonts w:ascii="Arial" w:hAnsi="Arial" w:cs="Arial"/>
         </w:rPr>
-        <w:t xml:space="preserve"> PMEs em Angola, são classificadas legalmente de acordo com a Lei n.º 30/11, de 13 de setembro (Assembleia Nacional de Angola, 2011) com base no </w:t>
+        <w:t xml:space="preserve"> PMEs em Angola, são classificadas legalmente de acordo com a Lei n.º 30/11, de 13 de setembro (Angola, 2011) com base no </w:t>
       </w:r>
       <w:r>
         <w:rPr>
@@ -5298,9 +5899,12 @@
         <w:rPr>
           <w:noProof/>
         </w:rPr>
-        <w:t>1</w:t>
-      </w:r>
-      <w:r>
+        <w:t>2</w:t>
+      </w:r>
+      <w:r>
+        <w:rPr>
+          <w:noProof/>
+        </w:rPr>
         <w:fldChar w:fldCharType="end"/>
       </w:r>
       <w:r>
@@ -5320,7 +5924,16 @@
         <w:t>F</w:t>
       </w:r>
       <w:r>
-        <w:t>onte: Autor</w:t>
+        <w:t xml:space="preserve">onte: </w:t>
+      </w:r>
+      <w:r>
+        <w:t xml:space="preserve">Adaptado </w:t>
+      </w:r>
+      <w:r>
+        <w:t>INAPEM</w:t>
+      </w:r>
+      <w:r>
+        <w:t xml:space="preserve"> (2026)</w:t>
       </w:r>
     </w:p>
     <w:p>
@@ -6130,6 +6743,15 @@
     </w:p>
     <w:p>
       <w:pPr>
+        <w:spacing w:line="360" w:lineRule="auto"/>
+        <w:jc w:val="both"/>
+        <w:rPr>
+          <w:rFonts w:ascii="Arial" w:hAnsi="Arial" w:cs="Arial"/>
+        </w:rPr>
+      </w:pPr>
+    </w:p>
+    <w:p>
+      <w:pPr>
         <w:pStyle w:val="Ttulo2"/>
         <w:spacing w:line="360" w:lineRule="auto"/>
         <w:jc w:val="both"/>
@@ -6152,7 +6774,7 @@
           <w:sz w:val="24"/>
           <w:szCs w:val="24"/>
         </w:rPr>
-        <w:t>4</w:t>
+        <w:t>5</w:t>
       </w:r>
       <w:r>
         <w:rPr>
@@ -6163,144 +6785,10 @@
           <w:sz w:val="24"/>
           <w:szCs w:val="24"/>
         </w:rPr>
-        <w:t>.4 ANTECEDENTES DO PROBLEMA: O QUE EXISTE SOBRE O OBJECTO DE INVESTIGAÇÃO</w:t>
+        <w:t xml:space="preserve"> </w:t>
       </w:r>
       <w:bookmarkEnd w:id="17"/>
-    </w:p>
-    <w:p>
-      <w:pPr>
-        <w:spacing w:line="360" w:lineRule="auto"/>
-        <w:ind w:firstLine="720"/>
-        <w:jc w:val="both"/>
-        <w:rPr>
-          <w:rFonts w:ascii="Arial" w:hAnsi="Arial" w:cs="Arial"/>
-        </w:rPr>
-      </w:pPr>
-      <w:r>
-        <w:rPr>
-          <w:rFonts w:ascii="Arial" w:hAnsi="Arial" w:cs="Arial"/>
-        </w:rPr>
-        <w:t xml:space="preserve">No contexto da intermediação digital entre empresas, existem plataformas que, embora não sejam concebidas especificamente para a gestão de concursos privados, desempenham um papel relevante na divulgação de oportunidades e no estabelecimento de relações comerciais. </w:t>
-      </w:r>
-    </w:p>
-    <w:p>
-      <w:pPr>
-        <w:spacing w:line="360" w:lineRule="auto"/>
-        <w:ind w:firstLine="720"/>
-        <w:jc w:val="both"/>
-        <w:rPr>
-          <w:rFonts w:ascii="Arial" w:hAnsi="Arial" w:cs="Arial"/>
-        </w:rPr>
-      </w:pPr>
-      <w:r>
-        <w:rPr>
-          <w:rFonts w:ascii="Arial" w:hAnsi="Arial" w:cs="Arial"/>
-        </w:rPr>
-        <w:t xml:space="preserve">O </w:t>
-      </w:r>
-      <w:r>
-        <w:rPr>
-          <w:rFonts w:ascii="Arial" w:hAnsi="Arial" w:cs="Arial"/>
-          <w:b/>
-          <w:bCs/>
-        </w:rPr>
-        <w:t>LinkedIn</w:t>
-      </w:r>
-      <w:r>
-        <w:rPr>
-          <w:rFonts w:ascii="Arial" w:hAnsi="Arial" w:cs="Arial"/>
-        </w:rPr>
-        <w:t>, por exemplo, actua como uma plataforma B2B de networking profissional, permitindo que organizações publiquem necessidades, procurem fornecedores e estabeleçam contactos comerciais de forma informal.</w:t>
-      </w:r>
-    </w:p>
-    <w:p>
-      <w:pPr>
-        <w:spacing w:line="360" w:lineRule="auto"/>
-        <w:ind w:firstLine="720"/>
-        <w:jc w:val="both"/>
-        <w:rPr>
-          <w:rFonts w:ascii="Arial" w:hAnsi="Arial" w:cs="Arial"/>
-        </w:rPr>
-      </w:pPr>
-      <w:r>
-        <w:rPr>
-          <w:rFonts w:ascii="Arial" w:hAnsi="Arial" w:cs="Arial"/>
-        </w:rPr>
-        <w:t xml:space="preserve">Paralelamente, plataformas como a </w:t>
-      </w:r>
-      <w:r>
-        <w:rPr>
-          <w:rFonts w:ascii="Arial" w:hAnsi="Arial" w:cs="Arial"/>
-          <w:b/>
-          <w:bCs/>
-        </w:rPr>
-        <w:t>SAP Ariba</w:t>
-      </w:r>
-      <w:r>
-        <w:rPr>
-          <w:rFonts w:ascii="Arial" w:hAnsi="Arial" w:cs="Arial"/>
-        </w:rPr>
-        <w:t xml:space="preserve"> e a </w:t>
-      </w:r>
-      <w:r>
-        <w:rPr>
-          <w:rFonts w:ascii="Arial" w:hAnsi="Arial" w:cs="Arial"/>
-          <w:b/>
-          <w:bCs/>
-        </w:rPr>
-        <w:t>Alibaba.com</w:t>
-      </w:r>
-      <w:r>
-        <w:rPr>
-          <w:rFonts w:ascii="Arial" w:hAnsi="Arial" w:cs="Arial"/>
-        </w:rPr>
-        <w:t xml:space="preserve"> demonstram a aplicação de sistemas web no suporte a processos de aquisição e negociação entre empresas, ainda que orientadas para mercados globais e organizações com maior maturidade digital.</w:t>
-      </w:r>
-    </w:p>
-    <w:p>
-      <w:pPr>
-        <w:spacing w:line="360" w:lineRule="auto"/>
-        <w:ind w:firstLine="720"/>
-        <w:jc w:val="both"/>
-        <w:rPr>
-          <w:rFonts w:ascii="Arial" w:hAnsi="Arial" w:cs="Arial"/>
-        </w:rPr>
-      </w:pPr>
-      <w:r>
-        <w:rPr>
-          <w:rFonts w:ascii="Arial" w:hAnsi="Arial" w:cs="Arial"/>
-        </w:rPr>
-        <w:t>Apesar da existência destas soluções, observa-se a ausência de plataformas especificamente concebidas para a gestão estruturada de concursos privados e processos de contratação entre pequenas e médias empresas, particularmente em contextos como o angolano, onde factores como acesso à informação, sim</w:t>
-      </w:r>
-      <w:r>
-        <w:rPr>
-          <w:rFonts w:ascii="Arial" w:hAnsi="Arial" w:cs="Arial"/>
-        </w:rPr>
-        <w:t>plicidadde e custos operacionais</w:t>
-      </w:r>
-      <w:r>
-        <w:rPr>
-          <w:rFonts w:ascii="Arial" w:hAnsi="Arial" w:cs="Arial"/>
-        </w:rPr>
-        <w:t xml:space="preserve"> adequa</w:t>
-      </w:r>
-      <w:r>
-        <w:rPr>
-          <w:rFonts w:ascii="Arial" w:hAnsi="Arial" w:cs="Arial"/>
-        </w:rPr>
-        <w:t>dos</w:t>
-      </w:r>
-      <w:r>
-        <w:rPr>
-          <w:rFonts w:ascii="Arial" w:hAnsi="Arial" w:cs="Arial"/>
-        </w:rPr>
-        <w:t xml:space="preserve"> ao contexto local são determinantes.</w:t>
-      </w:r>
-    </w:p>
-    <w:p>
-      <w:pPr>
-        <w:pStyle w:val="Ttulo2"/>
-        <w:spacing w:line="360" w:lineRule="auto"/>
+      <w:r>
         <w:rPr>
           <w:rFonts w:ascii="Arial" w:hAnsi="Arial" w:cs="Arial"/>
           <w:b/>
@@ -6309,9 +6797,127 @@
           <w:sz w:val="24"/>
           <w:szCs w:val="24"/>
         </w:rPr>
+        <w:t>ESTADO DA ARTE</w:t>
+      </w:r>
+    </w:p>
+    <w:p>
+      <w:pPr>
+        <w:spacing w:line="360" w:lineRule="auto"/>
+        <w:ind w:firstLine="720"/>
+        <w:jc w:val="both"/>
+        <w:rPr>
+          <w:rFonts w:ascii="Arial" w:hAnsi="Arial" w:cs="Arial"/>
+        </w:rPr>
       </w:pPr>
       <w:bookmarkStart w:id="18" w:name="_Toc224021885"/>
       <w:r>
+        <w:rPr>
+          <w:rFonts w:ascii="Arial" w:hAnsi="Arial" w:cs="Arial"/>
+        </w:rPr>
+        <w:t>No contexto nacional, o maior referencial tecnológico na centralização, divulgação de oportunidades e gestão de fornecedores é o Portal da Contratação Pública (PCP), administrado pelo Serviço Nacional da Contratação Pública do Ministério das Finanças (SNCP). Este portal opera estritamente num modelo Business-to-Government (B2G) e funciona como um repositório oficial obrigatório onde as Entidades Públicas Contratantes procedem à publicação das suas necessidades de aquisição e anúncios de procedimentos concursais (Ministério das Finanças, 2024).</w:t>
+      </w:r>
+    </w:p>
+    <w:p>
+      <w:pPr>
+        <w:spacing w:line="360" w:lineRule="auto"/>
+        <w:ind w:firstLine="720"/>
+        <w:jc w:val="both"/>
+        <w:rPr>
+          <w:rFonts w:ascii="Arial" w:hAnsi="Arial" w:cs="Arial"/>
+        </w:rPr>
+      </w:pPr>
+      <w:r>
+        <w:rPr>
+          <w:rFonts w:ascii="Arial" w:hAnsi="Arial" w:cs="Arial"/>
+        </w:rPr>
+        <w:t>Para acederem a estas oportunidades, a plataforma governamental estabelece um fluxo estruturado e exigente: as empresas, incluindo as pequenas e médias empresas (PMEs), devem realizar um cadastro formal que engloba o registo de utilizador, o carregamento de documentação legal e fiscal e a submissão para análise, culminando na emissão do Certificado de Fornecedor do Estado (SNCP, 202</w:t>
+      </w:r>
+      <w:r>
+        <w:rPr>
+          <w:rFonts w:ascii="Arial" w:hAnsi="Arial" w:cs="Arial"/>
+        </w:rPr>
+        <w:t>6</w:t>
+      </w:r>
+      <w:r>
+        <w:rPr>
+          <w:rFonts w:ascii="Arial" w:hAnsi="Arial" w:cs="Arial"/>
+        </w:rPr>
+        <w:t xml:space="preserve">). </w:t>
+      </w:r>
+    </w:p>
+    <w:p>
+      <w:pPr>
+        <w:spacing w:line="360" w:lineRule="auto"/>
+        <w:ind w:firstLine="720"/>
+        <w:jc w:val="both"/>
+        <w:rPr>
+          <w:rFonts w:ascii="Arial" w:hAnsi="Arial" w:cs="Arial"/>
+        </w:rPr>
+      </w:pPr>
+      <w:r>
+        <w:rPr>
+          <w:rFonts w:ascii="Arial" w:hAnsi="Arial" w:cs="Arial"/>
+        </w:rPr>
+        <w:t xml:space="preserve">Contudo, a governação e o acesso a este portal limitam-se ao relacionamento entre as entidades do Estado e o sector privado. Ao transitar para as relações comerciais que ocorrem exclusivamente dentro do tecido empresarial privado — o modelo Business-to-Business (B2B) —, regista-se um </w:t>
+      </w:r>
+      <w:r>
+        <w:rPr>
+          <w:rFonts w:ascii="Arial" w:hAnsi="Arial" w:cs="Arial"/>
+        </w:rPr>
+        <w:lastRenderedPageBreak/>
+        <w:t>acentuado vazio tecnológico e processual em Angola. Apesar de as PMEs angolanas já demonstrarem capacidade de compliance para fornecer o Estado, deparam-se com a ausência de um ecossistema equivalente que lhes permita consultar, de forma centralizada, as necessidades e os concursos privados promovidos por médias e grandes empresas corporativas no país.</w:t>
+      </w:r>
+    </w:p>
+    <w:p>
+      <w:pPr>
+        <w:spacing w:line="360" w:lineRule="auto"/>
+        <w:ind w:firstLine="720"/>
+        <w:jc w:val="both"/>
+        <w:rPr>
+          <w:rFonts w:ascii="Arial" w:hAnsi="Arial" w:cs="Arial"/>
+        </w:rPr>
+      </w:pPr>
+      <w:r>
+        <w:rPr>
+          <w:rFonts w:ascii="Arial" w:hAnsi="Arial" w:cs="Arial"/>
+        </w:rPr>
+        <w:t xml:space="preserve">Na ausência de sistemas informacionais (SI) desenhados expressamente para apoiar o ciclo de compras empresariais B2B, a necessidade de intermediação digital tem sido suprida por recursos informais ou plataformas genéricas. O </w:t>
+      </w:r>
+      <w:r>
+        <w:rPr>
+          <w:rFonts w:ascii="Arial" w:hAnsi="Arial" w:cs="Arial"/>
+          <w:b/>
+          <w:bCs/>
+        </w:rPr>
+        <w:t>LinkedIn</w:t>
+      </w:r>
+      <w:r>
+        <w:rPr>
+          <w:rFonts w:ascii="Arial" w:hAnsi="Arial" w:cs="Arial"/>
+        </w:rPr>
+        <w:t>, por exemplo, consolidou-se global e localmente como a principal rede social corporativa, facilitando o networking e o estabelecimento de identidades profissionais (Cortez &amp; Johnston, 2017). Embora a sua arquitectura permita que empresas anunciem informalmente necessidades de aquisição e procurem potenciais fornecedores através de interações passivas, a plataforma não concebe a funcionalidade de transação e execução de processos de compra: carece de mecanismos para a submissão estruturada de propostas comerciais (cotações), não fornece recursos de validação de compliance legal das empresas e não oferece ferramentas de avaliação comparativa ou adjudicação formal.</w:t>
+      </w:r>
+    </w:p>
+    <w:p>
+      <w:pPr>
+        <w:spacing w:line="360" w:lineRule="auto"/>
+        <w:ind w:firstLine="720"/>
+        <w:jc w:val="both"/>
+        <w:rPr>
+          <w:rFonts w:ascii="Arial" w:hAnsi="Arial" w:cs="Arial"/>
+        </w:rPr>
+      </w:pPr>
+      <w:r>
+        <w:rPr>
+          <w:rFonts w:ascii="Arial" w:hAnsi="Arial" w:cs="Arial"/>
+        </w:rPr>
+        <w:t>Existe, portanto, uma clara discrepância entre a maturidade dos sistemas de informação na contratação B2G e a desestruturação dos processos de contratação B2B entre PMEs (Mwafufyomwenyo &amp; Ndeunyema, 2025). É exactamente sobre esta lacuna processual e tecnológica que a presente investigação se posiciona: transpor as melhores práticas de transparência, gestão documental de fornecedores e divulgação equitativa de oportunidades, validadas no panorama público, agregando-as numa plataforma digital B2B ágil e vocacionada exclusivamente para os "concursos privados" e a contratação entre empresas em Angola.</w:t>
+      </w:r>
+    </w:p>
+    <w:p>
+      <w:pPr>
+        <w:pStyle w:val="Ttulo2"/>
+        <w:spacing w:line="360" w:lineRule="auto"/>
         <w:rPr>
           <w:rFonts w:ascii="Arial" w:hAnsi="Arial" w:cs="Arial"/>
           <w:b/>
@@ -6320,9 +6926,7 @@
           <w:sz w:val="24"/>
           <w:szCs w:val="24"/>
         </w:rPr>
-        <w:lastRenderedPageBreak/>
-        <w:t>4</w:t>
-      </w:r>
+      </w:pPr>
       <w:r>
         <w:rPr>
           <w:rFonts w:ascii="Arial" w:hAnsi="Arial" w:cs="Arial"/>
@@ -6332,87 +6936,9 @@
           <w:sz w:val="24"/>
           <w:szCs w:val="24"/>
         </w:rPr>
-        <w:t>.5 ELABORAÇÃO DAS HIPÓTESES</w:t>
-      </w:r>
-      <w:bookmarkEnd w:id="18"/>
-    </w:p>
-    <w:p>
-      <w:pPr>
-        <w:spacing w:line="360" w:lineRule="auto"/>
-        <w:ind w:firstLine="720"/>
-        <w:jc w:val="both"/>
-        <w:rPr>
-          <w:rFonts w:ascii="Arial" w:hAnsi="Arial" w:cs="Arial"/>
-        </w:rPr>
-      </w:pPr>
-      <w:r>
-        <w:rPr>
-          <w:rFonts w:ascii="Arial" w:hAnsi="Arial" w:cs="Arial"/>
-          <w:b/>
-          <w:bCs/>
-        </w:rPr>
-        <w:t>H1:</w:t>
-      </w:r>
-      <w:r>
-        <w:rPr>
-          <w:rFonts w:ascii="Arial" w:hAnsi="Arial" w:cs="Arial"/>
-        </w:rPr>
-        <w:t xml:space="preserve"> A utilização de uma plataforma digital centralizada aumenta o acesso das PMEs à informação sobre oportunidades de concursos privados.</w:t>
-      </w:r>
-    </w:p>
-    <w:p>
-      <w:pPr>
-        <w:spacing w:line="360" w:lineRule="auto"/>
-        <w:ind w:firstLine="720"/>
-        <w:jc w:val="both"/>
-        <w:rPr>
-          <w:rFonts w:ascii="Arial" w:hAnsi="Arial" w:cs="Arial"/>
-        </w:rPr>
-      </w:pPr>
-      <w:r>
-        <w:rPr>
-          <w:rFonts w:ascii="Arial" w:hAnsi="Arial" w:cs="Arial"/>
-          <w:b/>
-          <w:bCs/>
-        </w:rPr>
-        <w:t xml:space="preserve">H2: </w:t>
-      </w:r>
-      <w:r>
-        <w:rPr>
-          <w:rFonts w:ascii="Arial" w:hAnsi="Arial" w:cs="Arial"/>
-        </w:rPr>
-        <w:t>A gestão digital de concursos privados contribui para a redução da informalidade e para a melhoria da eficiência no acompanhamento das candidaturas.</w:t>
-      </w:r>
-    </w:p>
-    <w:p>
-      <w:pPr>
-        <w:spacing w:line="360" w:lineRule="auto"/>
-        <w:ind w:firstLine="720"/>
-        <w:jc w:val="both"/>
-        <w:rPr>
-          <w:rFonts w:ascii="Arial" w:hAnsi="Arial" w:cs="Arial"/>
-        </w:rPr>
-      </w:pPr>
-      <w:r>
-        <w:rPr>
-          <w:rFonts w:ascii="Arial" w:hAnsi="Arial" w:cs="Arial"/>
-          <w:b/>
-          <w:bCs/>
-        </w:rPr>
-        <w:t xml:space="preserve">H3: </w:t>
-      </w:r>
-      <w:r>
-        <w:rPr>
-          <w:rFonts w:ascii="Arial" w:hAnsi="Arial" w:cs="Arial"/>
-        </w:rPr>
-        <w:t>A integração de painéis de gestão (dashboards) e mecanismos de análise comparativa apoia a tomada de decisão das PMEs contratantes.</w:t>
-      </w:r>
-    </w:p>
-    <w:p>
-      <w:pPr>
-        <w:pStyle w:val="Ttulo2"/>
-        <w:spacing w:line="360" w:lineRule="auto"/>
-        <w:jc w:val="both"/>
+        <w:t>4</w:t>
+      </w:r>
+      <w:r>
         <w:rPr>
           <w:rFonts w:ascii="Arial" w:hAnsi="Arial" w:cs="Arial"/>
           <w:b/>
@@ -6421,9 +6947,88 @@
           <w:sz w:val="24"/>
           <w:szCs w:val="24"/>
         </w:rPr>
-      </w:pPr>
-      <w:bookmarkStart w:id="19" w:name="_Toc224021886"/>
-      <w:r>
+        <w:t>.5 ELABORAÇÃO DAS HIPÓTESES</w:t>
+      </w:r>
+      <w:bookmarkEnd w:id="18"/>
+    </w:p>
+    <w:p>
+      <w:pPr>
+        <w:spacing w:line="360" w:lineRule="auto"/>
+        <w:ind w:firstLine="720"/>
+        <w:jc w:val="both"/>
+        <w:rPr>
+          <w:rFonts w:ascii="Arial" w:hAnsi="Arial" w:cs="Arial"/>
+        </w:rPr>
+      </w:pPr>
+      <w:r>
+        <w:rPr>
+          <w:rFonts w:ascii="Arial" w:hAnsi="Arial" w:cs="Arial"/>
+          <w:b/>
+          <w:bCs/>
+        </w:rPr>
+        <w:t>H1:</w:t>
+      </w:r>
+      <w:r>
+        <w:rPr>
+          <w:rFonts w:ascii="Arial" w:hAnsi="Arial" w:cs="Arial"/>
+        </w:rPr>
+        <w:t xml:space="preserve"> A utilização de uma plataforma digital centralizada aumenta o acesso das PMEs à informação sobre oportunidades de concursos privados.</w:t>
+      </w:r>
+    </w:p>
+    <w:p>
+      <w:pPr>
+        <w:spacing w:line="360" w:lineRule="auto"/>
+        <w:ind w:firstLine="720"/>
+        <w:jc w:val="both"/>
+        <w:rPr>
+          <w:rFonts w:ascii="Arial" w:hAnsi="Arial" w:cs="Arial"/>
+        </w:rPr>
+      </w:pPr>
+      <w:r>
+        <w:rPr>
+          <w:rFonts w:ascii="Arial" w:hAnsi="Arial" w:cs="Arial"/>
+          <w:b/>
+          <w:bCs/>
+        </w:rPr>
+        <w:lastRenderedPageBreak/>
+        <w:t xml:space="preserve">H2: </w:t>
+      </w:r>
+      <w:r>
+        <w:rPr>
+          <w:rFonts w:ascii="Arial" w:hAnsi="Arial" w:cs="Arial"/>
+        </w:rPr>
+        <w:t>A gestão digital de concursos privados contribui para a redução da informalidade e para a melhoria da eficiência no acompanhamento das candidaturas.</w:t>
+      </w:r>
+    </w:p>
+    <w:p>
+      <w:pPr>
+        <w:spacing w:line="360" w:lineRule="auto"/>
+        <w:ind w:firstLine="720"/>
+        <w:jc w:val="both"/>
+        <w:rPr>
+          <w:rFonts w:ascii="Arial" w:hAnsi="Arial" w:cs="Arial"/>
+        </w:rPr>
+      </w:pPr>
+      <w:r>
+        <w:rPr>
+          <w:rFonts w:ascii="Arial" w:hAnsi="Arial" w:cs="Arial"/>
+          <w:b/>
+          <w:bCs/>
+        </w:rPr>
+        <w:t xml:space="preserve">H3: </w:t>
+      </w:r>
+      <w:r>
+        <w:rPr>
+          <w:rFonts w:ascii="Arial" w:hAnsi="Arial" w:cs="Arial"/>
+        </w:rPr>
+        <w:t>A integração de painéis de gestão (dashboards) e mecanismos de análise comparativa apoia a tomada de decisão das PMEs contratantes.</w:t>
+      </w:r>
+    </w:p>
+    <w:p>
+      <w:pPr>
+        <w:pStyle w:val="Ttulo2"/>
+        <w:spacing w:line="360" w:lineRule="auto"/>
+        <w:jc w:val="both"/>
         <w:rPr>
           <w:rFonts w:ascii="Arial" w:hAnsi="Arial" w:cs="Arial"/>
           <w:b/>
@@ -6432,8 +7037,8 @@
           <w:sz w:val="24"/>
           <w:szCs w:val="24"/>
         </w:rPr>
-        <w:t>4</w:t>
-      </w:r>
+      </w:pPr>
+      <w:bookmarkStart w:id="19" w:name="_Toc224021886"/>
       <w:r>
         <w:rPr>
           <w:rFonts w:ascii="Arial" w:hAnsi="Arial" w:cs="Arial"/>
@@ -6443,6 +7048,17 @@
           <w:sz w:val="24"/>
           <w:szCs w:val="24"/>
         </w:rPr>
+        <w:t>4</w:t>
+      </w:r>
+      <w:r>
+        <w:rPr>
+          <w:rFonts w:ascii="Arial" w:hAnsi="Arial" w:cs="Arial"/>
+          <w:b/>
+          <w:bCs/>
+          <w:color w:val="000000" w:themeColor="text1"/>
+          <w:sz w:val="24"/>
+          <w:szCs w:val="24"/>
+        </w:rPr>
         <w:t>.6 IDENTIFICAÇÃO DAS VARIÁVEIS DA INVESTIGAÇÃO</w:t>
       </w:r>
       <w:bookmarkEnd w:id="19"/>
@@ -6476,20 +7092,10 @@
         <w:jc w:val="both"/>
         <w:rPr>
           <w:rFonts w:ascii="Arial" w:hAnsi="Arial" w:cs="Arial"/>
-        </w:rPr>
-      </w:pPr>
-    </w:p>
-    <w:p>
-      <w:pPr>
-        <w:spacing w:line="360" w:lineRule="auto"/>
-        <w:jc w:val="both"/>
-        <w:rPr>
-          <w:rFonts w:ascii="Arial" w:hAnsi="Arial" w:cs="Arial"/>
-          <w:b/>
-          <w:bCs/>
-        </w:rPr>
-      </w:pPr>
-      <w:proofErr w:type="gramStart"/>
+          <w:b/>
+          <w:bCs/>
+        </w:rPr>
+      </w:pPr>
       <w:r>
         <w:rPr>
           <w:rFonts w:ascii="Arial" w:hAnsi="Arial" w:cs="Arial"/>
@@ -6498,7 +7104,6 @@
         </w:rPr>
         <w:t>Variáveis Dependentes</w:t>
       </w:r>
-      <w:proofErr w:type="gramEnd"/>
       <w:r>
         <w:rPr>
           <w:rFonts w:ascii="Arial" w:hAnsi="Arial" w:cs="Arial"/>
@@ -6728,14 +7333,7 @@
         <w:rPr>
           <w:rFonts w:ascii="Arial" w:hAnsi="Arial" w:cs="Arial"/>
         </w:rPr>
-        <w:t xml:space="preserve">Do ponto de vista da forma de abordagem ao problema, adoptou-se uma abordagem mista, isto é, qualitativa e quantitativa, usando ferramentas de ambas para enriquecer a pesquisa, a interpretação de dados qualitativos baseia-se na observação e uma interação participativa. Quanto aos dados quantitativos, a sua </w:t>
-      </w:r>
-      <w:r>
-        <w:rPr>
-          <w:rFonts w:ascii="Arial" w:hAnsi="Arial" w:cs="Arial"/>
-        </w:rPr>
-        <w:lastRenderedPageBreak/>
-        <w:t>interpretação se baseia unicamente em técnicas estatísticas e símbolos numéricos.</w:t>
+        <w:t>Do ponto de vista da forma de abordagem ao problema, adoptou-se uma abordagem mista, isto é, qualitativa e quantitativa, usando ferramentas de ambas para enriquecer a pesquisa, a interpretação de dados qualitativos baseia-se na observação e uma interação participativa. Quanto aos dados quantitativos, a sua interpretação se baseia unicamente em técnicas estatísticas e símbolos numéricos.</w:t>
       </w:r>
     </w:p>
     <w:p>
@@ -6783,6 +7381,7 @@
           <w:sz w:val="24"/>
           <w:szCs w:val="24"/>
         </w:rPr>
+        <w:lastRenderedPageBreak/>
         <w:t>5</w:t>
       </w:r>
       <w:r>
@@ -7022,21 +7621,7 @@
         <w:rPr>
           <w:rFonts w:ascii="Arial" w:hAnsi="Arial" w:cs="Arial"/>
         </w:rPr>
-        <w:t xml:space="preserve">Como instrumento quantitativo, utiliza-se um questionário estruturado, composto essencialmente por perguntas fechadas e escalas de resposta, com o objetivo de identificar a frequência e as formas de acesso das PMEs </w:t>
-      </w:r>
-      <w:proofErr w:type="gramStart"/>
-      <w:r>
-        <w:rPr>
-          <w:rFonts w:ascii="Arial" w:hAnsi="Arial" w:cs="Arial"/>
-        </w:rPr>
-        <w:t>à</w:t>
-      </w:r>
-      <w:proofErr w:type="gramEnd"/>
-      <w:r>
-        <w:rPr>
-          <w:rFonts w:ascii="Arial" w:hAnsi="Arial" w:cs="Arial"/>
-        </w:rPr>
-        <w:t xml:space="preserve"> oportunidades de contratação, avaliar a utilização actual de ferramentas digitais, recolher percepções gerais sobre a utilidade de uma plataforma digital B2B.</w:t>
+        <w:t>Como instrumento quantitativo, utiliza-se um questionário estruturado, composto essencialmente por perguntas fechadas e escalas de resposta, com o objetivo de identificar a frequência e as formas de acesso das PMEs à oportunidades de contratação, avaliar a utilização actual de ferramentas digitais, recolher percepções gerais sobre a utilidade de uma plataforma digital B2B.</w:t>
       </w:r>
     </w:p>
     <w:p>
@@ -7052,7 +7637,6 @@
         <w:rPr>
           <w:rFonts w:ascii="Arial" w:hAnsi="Arial" w:cs="Arial"/>
         </w:rPr>
-        <w:lastRenderedPageBreak/>
         <w:t>Os dados recolhidos por meio do questionário são tratados através de técnicas estatísticas descritivas, recorrendo a símbolos numéricos, conforme definido na abordagem quantitativa do estudo.</w:t>
       </w:r>
     </w:p>
@@ -7118,7 +7702,14 @@
         <w:rPr>
           <w:rFonts w:ascii="Arial" w:hAnsi="Arial" w:cs="Arial"/>
         </w:rPr>
-        <w:t>A população da presente investigação é constituída por pequenas e médias empresas (PME) em Angola que actuam no sector privado, enquanto potenciais contratantes ou fornecedoras de bens e serviços, e que participam ou pretendem participar em processos de concursos privados e contratação empresarial.</w:t>
+        <w:t xml:space="preserve">A população da presente investigação é constituída por pequenas e médias empresas (PME) em Angola que actuam no sector privado, enquanto </w:t>
+      </w:r>
+      <w:r>
+        <w:rPr>
+          <w:rFonts w:ascii="Arial" w:hAnsi="Arial" w:cs="Arial"/>
+        </w:rPr>
+        <w:lastRenderedPageBreak/>
+        <w:t>potenciais contratantes ou fornecedoras de bens e serviços, e que participam ou pretendem participar em processos de concursos privados e contratação empresarial.</w:t>
       </w:r>
     </w:p>
     <w:p>
@@ -7376,7 +7967,6 @@
         <w:rPr>
           <w:rFonts w:ascii="Arial" w:hAnsi="Arial" w:cs="Arial"/>
         </w:rPr>
-        <w:lastRenderedPageBreak/>
         <w:t>Forma de divulgação de oportunidades de aquisição ou prestação de serviços</w:t>
       </w:r>
       <w:r>
@@ -7479,6 +8069,7 @@
         <w:rPr>
           <w:rFonts w:ascii="Arial" w:hAnsi="Arial" w:cs="Arial"/>
         </w:rPr>
+        <w:lastRenderedPageBreak/>
         <w:t>Fontes utilizadas para identificar oportunidades de concursos privados</w:t>
       </w:r>
       <w:r>
@@ -7842,49 +8433,7 @@
         <w:rPr>
           <w:rFonts w:ascii="Arial" w:hAnsi="Arial" w:cs="Arial"/>
         </w:rPr>
-        <w:t xml:space="preserve">Assembleia Nacional de Angola. (2011). Lei n.º 30/11, de 13 de setembro. </w:t>
-      </w:r>
-      <w:r>
-        <w:fldChar w:fldCharType="begin"/>
-      </w:r>
-      <w:r>
-        <w:instrText>HYPERLINK "https://lex.ao/docs/assembleia-nacional/2011/lei-n-o-30-11-de-13-de-setembro"</w:instrText>
-      </w:r>
-      <w:r>
-        <w:fldChar w:fldCharType="separate"/>
-      </w:r>
-      <w:r>
-        <w:rPr>
-          <w:rStyle w:val="Hiperligao"/>
-          <w:rFonts w:ascii="Arial" w:hAnsi="Arial" w:cs="Arial"/>
-        </w:rPr>
-        <w:t>https://lex.ao/docs/assembleia-nacional/2011/lei-n-o-30-11-de-13-de-setembro</w:t>
-      </w:r>
-      <w:r>
-        <w:fldChar w:fldCharType="end"/>
-      </w:r>
-    </w:p>
-    <w:p>
-      <w:pPr>
-        <w:spacing w:line="360" w:lineRule="auto"/>
-        <w:jc w:val="both"/>
-        <w:rPr>
-          <w:rFonts w:ascii="Arial" w:hAnsi="Arial" w:cs="Arial"/>
-        </w:rPr>
-      </w:pPr>
-      <w:r>
-        <w:rPr>
-          <w:rFonts w:ascii="Arial" w:hAnsi="Arial" w:cs="Arial"/>
-          <w:b/>
-          <w:bCs/>
-        </w:rPr>
-        <w:t>INAPEM – Instituto Nacional de Apoio a Micro, Pequenas e Médias Empresas.</w:t>
-      </w:r>
-      <w:r>
-        <w:rPr>
-          <w:rFonts w:ascii="Arial" w:hAnsi="Arial" w:cs="Arial"/>
-        </w:rPr>
-        <w:t xml:space="preserve"> (2025). </w:t>
+        <w:t xml:space="preserve">Angola. (2011). </w:t>
       </w:r>
       <w:r>
         <w:rPr>
@@ -7892,6 +8441,64 @@
           <w:i/>
           <w:iCs/>
         </w:rPr>
+        <w:t>Lei n.º 30/11, de 13 de setembro</w:t>
+      </w:r>
+      <w:r>
+        <w:rPr>
+          <w:rFonts w:ascii="Arial" w:hAnsi="Arial" w:cs="Arial"/>
+        </w:rPr>
+        <w:t xml:space="preserve">. Diário da República. </w:t>
+      </w:r>
+      <w:r>
+        <w:rPr>
+          <w:rFonts w:ascii="Arial" w:hAnsi="Arial" w:cs="Arial"/>
+        </w:rPr>
+        <w:t>I Série, n.º 176</w:t>
+      </w:r>
+      <w:r>
+        <w:rPr>
+          <w:rFonts w:ascii="Arial" w:hAnsi="Arial" w:cs="Arial"/>
+        </w:rPr>
+        <w:t>.</w:t>
+      </w:r>
+      <w:hyperlink r:id="rId10" w:history="1">
+        <w:r>
+          <w:rPr>
+            <w:rStyle w:val="Hiperligao"/>
+            <w:rFonts w:ascii="Arial" w:hAnsi="Arial" w:cs="Arial"/>
+          </w:rPr>
+          <w:t>https://www.cmc.ao/sites/default/files/2024-08/Lei%20das%20MPME%20n.%C2%BA%2030-11.pdf</w:t>
+        </w:r>
+      </w:hyperlink>
+    </w:p>
+    <w:p>
+      <w:pPr>
+        <w:spacing w:line="360" w:lineRule="auto"/>
+        <w:jc w:val="both"/>
+        <w:rPr>
+          <w:rFonts w:ascii="Arial" w:hAnsi="Arial" w:cs="Arial"/>
+        </w:rPr>
+      </w:pPr>
+      <w:r>
+        <w:rPr>
+          <w:rFonts w:ascii="Arial" w:hAnsi="Arial" w:cs="Arial"/>
+          <w:b/>
+          <w:bCs/>
+        </w:rPr>
+        <w:t>INAPEM – Instituto Nacional de Apoio a Micro, Pequenas e Médias Empresas.</w:t>
+      </w:r>
+      <w:r>
+        <w:rPr>
+          <w:rFonts w:ascii="Arial" w:hAnsi="Arial" w:cs="Arial"/>
+        </w:rPr>
+        <w:t xml:space="preserve"> (2025). </w:t>
+      </w:r>
+      <w:r>
+        <w:rPr>
+          <w:rFonts w:ascii="Arial" w:hAnsi="Arial" w:cs="Arial"/>
+          <w:i/>
+          <w:iCs/>
+        </w:rPr>
         <w:t>Página oficial</w:t>
       </w:r>
       <w:r>
@@ -7900,7 +8507,7 @@
         </w:rPr>
         <w:t xml:space="preserve">. </w:t>
       </w:r>
-      <w:hyperlink r:id="rId10" w:tgtFrame="_new" w:history="1">
+      <w:hyperlink r:id="rId11" w:tgtFrame="_new" w:history="1">
         <w:r>
           <w:rPr>
             <w:rStyle w:val="Hiperligao"/>
@@ -7961,7 +8568,6 @@
           <w:b/>
           <w:bCs/>
         </w:rPr>
-        <w:lastRenderedPageBreak/>
         <w:t>Mwafufyomwenyo, A. T., &amp; Ndeunyema, D. N. N.</w:t>
       </w:r>
       <w:r>
@@ -8000,47 +8606,7 @@
           <w:bCs/>
           <w:lang w:val="pt-PT"/>
         </w:rPr>
-        <w:t xml:space="preserve">Parker, G. G., Van </w:t>
-      </w:r>
-      <w:proofErr w:type="spellStart"/>
-      <w:r>
-        <w:rPr>
-          <w:rFonts w:ascii="Arial" w:hAnsi="Arial" w:cs="Arial"/>
-          <w:b/>
-          <w:bCs/>
-          <w:lang w:val="pt-PT"/>
-        </w:rPr>
-        <w:t>Alstyne</w:t>
-      </w:r>
-      <w:proofErr w:type="spellEnd"/>
-      <w:r>
-        <w:rPr>
-          <w:rFonts w:ascii="Arial" w:hAnsi="Arial" w:cs="Arial"/>
-          <w:b/>
-          <w:bCs/>
-          <w:lang w:val="pt-PT"/>
-        </w:rPr>
-        <w:t xml:space="preserve">, M. W., &amp; </w:t>
-      </w:r>
-      <w:proofErr w:type="spellStart"/>
-      <w:r>
-        <w:rPr>
-          <w:rFonts w:ascii="Arial" w:hAnsi="Arial" w:cs="Arial"/>
-          <w:b/>
-          <w:bCs/>
-          <w:lang w:val="pt-PT"/>
-        </w:rPr>
-        <w:t>Choudary</w:t>
-      </w:r>
-      <w:proofErr w:type="spellEnd"/>
-      <w:r>
-        <w:rPr>
-          <w:rFonts w:ascii="Arial" w:hAnsi="Arial" w:cs="Arial"/>
-          <w:b/>
-          <w:bCs/>
-          <w:lang w:val="pt-PT"/>
-        </w:rPr>
-        <w:t>, S. P.</w:t>
+        <w:t>Parker, G. G., Van Alstyne, M. W., &amp; Choudary, S. P.</w:t>
       </w:r>
       <w:r>
         <w:rPr>
@@ -8078,6 +8644,7 @@
           <w:b/>
           <w:bCs/>
         </w:rPr>
+        <w:lastRenderedPageBreak/>
         <w:t>Chiarini, T., Silva Neto, V. J. da, Pereira, L. de S., &amp; Szigethy, L.</w:t>
       </w:r>
       <w:r>
@@ -8100,7 +8667,7 @@
         </w:rPr>
         <w:t xml:space="preserve"> [Texto para discussão]. Instituto de Pesquisa Econômica Aplicada. </w:t>
       </w:r>
-      <w:hyperlink r:id="rId11" w:tgtFrame="_new" w:history="1">
+      <w:hyperlink r:id="rId12" w:tgtFrame="_new" w:history="1">
         <w:r>
           <w:rPr>
             <w:rStyle w:val="Hiperligao"/>
@@ -8149,7 +8716,7 @@
         </w:rPr>
         <w:t xml:space="preserve">(13), 232–254. </w:t>
       </w:r>
-      <w:hyperlink r:id="rId12" w:history="1">
+      <w:hyperlink r:id="rId13" w:history="1">
         <w:r>
           <w:rPr>
             <w:rStyle w:val="Hiperligao"/>
@@ -8203,7 +8770,7 @@
         </w:rPr>
         <w:t xml:space="preserve"> (Tese de doutorado, Escola Politécnica, University of São Paulo).        </w:t>
       </w:r>
-      <w:hyperlink r:id="rId13" w:history="1">
+      <w:hyperlink r:id="rId14" w:history="1">
         <w:r>
           <w:rPr>
             <w:rStyle w:val="Hiperligao"/>
@@ -8328,56 +8895,225 @@
       <w:pPr>
         <w:rPr>
           <w:rFonts w:ascii="Arial" w:hAnsi="Arial" w:cs="Arial"/>
-        </w:rPr>
-      </w:pPr>
-    </w:p>
-    <w:p>
-      <w:pPr>
-        <w:rPr>
-          <w:rFonts w:ascii="Arial" w:hAnsi="Arial" w:cs="Arial"/>
-          <w:lang w:val="pt-PT"/>
-        </w:rPr>
-      </w:pPr>
-    </w:p>
-    <w:p>
-      <w:pPr>
-        <w:rPr>
-          <w:rFonts w:ascii="Arial" w:hAnsi="Arial" w:cs="Arial"/>
-          <w:lang w:val="pt-PT"/>
-        </w:rPr>
-      </w:pPr>
-    </w:p>
-    <w:p>
-      <w:pPr>
-        <w:rPr>
-          <w:rFonts w:ascii="Arial" w:hAnsi="Arial" w:cs="Arial"/>
-          <w:lang w:val="pt-PT"/>
-        </w:rPr>
-      </w:pPr>
-    </w:p>
-    <w:p>
-      <w:pPr>
-        <w:rPr>
-          <w:rFonts w:ascii="Arial" w:hAnsi="Arial" w:cs="Arial"/>
-          <w:lang w:val="pt-PT"/>
-        </w:rPr>
-      </w:pPr>
-    </w:p>
-    <w:p>
-      <w:pPr>
-        <w:rPr>
-          <w:rFonts w:ascii="Arial" w:hAnsi="Arial" w:cs="Arial"/>
-          <w:lang w:val="pt-PT"/>
-        </w:rPr>
-      </w:pPr>
+          <w:lang w:val="pt-PT"/>
+        </w:rPr>
+      </w:pPr>
+      <w:r>
+        <w:rPr>
+          <w:rFonts w:ascii="Arial" w:hAnsi="Arial" w:cs="Arial"/>
+        </w:rPr>
+        <w:t xml:space="preserve">Amaral, L. A., Teixeira, C., &amp; Oliveira, J. N. (2003). </w:t>
+      </w:r>
+      <w:r>
+        <w:rPr>
+          <w:rFonts w:ascii="Arial" w:hAnsi="Arial" w:cs="Arial"/>
+          <w:i/>
+          <w:iCs/>
+        </w:rPr>
+        <w:t>E-procurement: Uma reflexão sobre a situação actual em Portugal</w:t>
+      </w:r>
+      <w:r>
+        <w:rPr>
+          <w:rFonts w:ascii="Arial" w:hAnsi="Arial" w:cs="Arial"/>
+        </w:rPr>
+        <w:t>. Associação para a Promoção e Desenvolvimento da Sociedade da Informação.</w:t>
+      </w:r>
+    </w:p>
+    <w:p>
+      <w:pPr>
+        <w:rPr>
+          <w:rFonts w:ascii="Arial" w:hAnsi="Arial" w:cs="Arial"/>
+          <w:lang w:val="en-US"/>
+        </w:rPr>
+      </w:pPr>
+      <w:r>
+        <w:rPr>
+          <w:rFonts w:ascii="Arial" w:hAnsi="Arial" w:cs="Arial"/>
+          <w:lang w:val="en-US"/>
+        </w:rPr>
+        <w:t>OECD (2023), </w:t>
+      </w:r>
+      <w:r>
+        <w:rPr>
+          <w:rFonts w:ascii="Arial" w:hAnsi="Arial" w:cs="Arial"/>
+          <w:i/>
+          <w:iCs/>
+          <w:lang w:val="en-US"/>
+        </w:rPr>
+        <w:t>Government at a Glance 2023</w:t>
+      </w:r>
+      <w:r>
+        <w:rPr>
+          <w:rFonts w:ascii="Arial" w:hAnsi="Arial" w:cs="Arial"/>
+          <w:lang w:val="en-US"/>
+        </w:rPr>
+        <w:t>, OECD Publishing, Paris, </w:t>
+      </w:r>
+      <w:hyperlink r:id="rId15" w:history="1">
+        <w:r>
+          <w:rPr>
+            <w:rStyle w:val="Hiperligao"/>
+            <w:rFonts w:ascii="Arial" w:hAnsi="Arial" w:cs="Arial"/>
+            <w:lang w:val="en-US"/>
+          </w:rPr>
+          <w:t>https://doi.org/10.1787/3d5c5d31-en</w:t>
+        </w:r>
+      </w:hyperlink>
+      <w:r>
+        <w:rPr>
+          <w:rFonts w:ascii="Arial" w:hAnsi="Arial" w:cs="Arial"/>
+          <w:lang w:val="en-US"/>
+        </w:rPr>
+        <w:t>.</w:t>
+      </w:r>
+    </w:p>
+    <w:p>
+      <w:pPr>
+        <w:rPr>
+          <w:rFonts w:ascii="Arial" w:hAnsi="Arial" w:cs="Arial"/>
+        </w:rPr>
+      </w:pPr>
+      <w:r>
+        <w:rPr>
+          <w:rFonts w:ascii="Arial" w:hAnsi="Arial" w:cs="Arial"/>
+        </w:rPr>
+        <w:t xml:space="preserve">Angola. (2020). </w:t>
+      </w:r>
+      <w:r>
+        <w:rPr>
+          <w:rFonts w:ascii="Arial" w:hAnsi="Arial" w:cs="Arial"/>
+          <w:i/>
+          <w:iCs/>
+        </w:rPr>
+        <w:t>Lei n.º 41/20, de 23 de dezembro: Lei dos Contratos Públicos</w:t>
+      </w:r>
+      <w:r>
+        <w:rPr>
+          <w:rFonts w:ascii="Arial" w:hAnsi="Arial" w:cs="Arial"/>
+        </w:rPr>
+        <w:t xml:space="preserve">. Diário da República, </w:t>
+      </w:r>
+      <w:r>
+        <w:rPr>
+          <w:rFonts w:ascii="Arial" w:hAnsi="Arial" w:cs="Arial"/>
+        </w:rPr>
+        <w:t>I Série, n.º</w:t>
+      </w:r>
+      <w:r>
+        <w:rPr>
+          <w:rFonts w:ascii="Arial" w:hAnsi="Arial" w:cs="Arial"/>
+        </w:rPr>
+        <w:t xml:space="preserve"> </w:t>
+      </w:r>
+      <w:r>
+        <w:rPr>
+          <w:rFonts w:ascii="Arial" w:hAnsi="Arial" w:cs="Arial"/>
+        </w:rPr>
+        <w:t>204.</w:t>
+      </w:r>
+      <w:hyperlink r:id="rId16" w:history="1">
+        <w:r>
+          <w:rPr>
+            <w:rStyle w:val="Hiperligao"/>
+            <w:rFonts w:ascii="Arial" w:hAnsi="Arial" w:cs="Arial"/>
+          </w:rPr>
+          <w:t>https://www.ucm.minfin.gov.ao/cs/groups/public/documents/document/aw4x/mjy4/~edisp/minfin1268194.pdf</w:t>
+        </w:r>
+      </w:hyperlink>
+    </w:p>
+    <w:p>
+      <w:pPr>
+        <w:rPr>
+          <w:rFonts w:ascii="Arial" w:hAnsi="Arial" w:cs="Arial"/>
+          <w:lang w:val="pt-PT"/>
+        </w:rPr>
+      </w:pPr>
+      <w:r>
+        <w:rPr>
+          <w:rFonts w:ascii="Arial" w:hAnsi="Arial" w:cs="Arial"/>
+        </w:rPr>
+        <w:t>Ministério das Finanças. (2024). </w:t>
+      </w:r>
+      <w:r>
+        <w:rPr>
+          <w:rFonts w:ascii="Arial" w:hAnsi="Arial" w:cs="Arial"/>
+          <w:i/>
+          <w:iCs/>
+        </w:rPr>
+        <w:t>Portal da Contratação Pública</w:t>
+      </w:r>
+      <w:r>
+        <w:rPr>
+          <w:rFonts w:ascii="Arial" w:hAnsi="Arial" w:cs="Arial"/>
+        </w:rPr>
+        <w:t>. Governo de Angola. Recuperado de </w:t>
+      </w:r>
+      <w:hyperlink r:id="rId17" w:history="1">
+        <w:r>
+          <w:rPr>
+            <w:rStyle w:val="Hiperligao"/>
+            <w:rFonts w:ascii="Arial" w:hAnsi="Arial" w:cs="Arial"/>
+          </w:rPr>
+          <w:t>https://compraspublicas.minfin.gov.ao/</w:t>
+        </w:r>
+      </w:hyperlink>
+    </w:p>
+    <w:p>
+      <w:pPr>
+        <w:rPr>
+          <w:rFonts w:ascii="Arial" w:hAnsi="Arial" w:cs="Arial"/>
+          <w:lang w:val="pt-PT"/>
+        </w:rPr>
+      </w:pPr>
+      <w:r>
+        <w:rPr>
+          <w:rFonts w:ascii="Arial" w:hAnsi="Arial" w:cs="Arial"/>
+        </w:rPr>
+        <w:t>Serviço Nacional da Contratação Pública [SNCP]. (202</w:t>
+      </w:r>
+      <w:r>
+        <w:rPr>
+          <w:rFonts w:ascii="Arial" w:hAnsi="Arial" w:cs="Arial"/>
+        </w:rPr>
+        <w:t>6</w:t>
+      </w:r>
+      <w:r>
+        <w:rPr>
+          <w:rFonts w:ascii="Arial" w:hAnsi="Arial" w:cs="Arial"/>
+        </w:rPr>
+        <w:t>). </w:t>
+      </w:r>
+      <w:r>
+        <w:rPr>
+          <w:rFonts w:ascii="Arial" w:hAnsi="Arial" w:cs="Arial"/>
+          <w:i/>
+          <w:iCs/>
+        </w:rPr>
+        <w:t>Como se tornar fornecedor - Manual do Fornecedor</w:t>
+      </w:r>
+      <w:r>
+        <w:rPr>
+          <w:rFonts w:ascii="Arial" w:hAnsi="Arial" w:cs="Arial"/>
+        </w:rPr>
+        <w:t>. Ministério das Finanças. Recuperado de </w:t>
+      </w:r>
+      <w:hyperlink r:id="rId18" w:history="1">
+        <w:r>
+          <w:rPr>
+            <w:rStyle w:val="Hiperligao"/>
+            <w:rFonts w:ascii="Arial" w:hAnsi="Arial" w:cs="Arial"/>
+          </w:rPr>
+          <w:t>https://compraspublicas.minfin.gov.ao/</w:t>
+        </w:r>
+      </w:hyperlink>
     </w:p>
     <w:sectPr>
-      <w:headerReference w:type="even" r:id="rId14"/>
-      <w:headerReference w:type="default" r:id="rId15"/>
-      <w:footerReference w:type="even" r:id="rId16"/>
-      <w:footerReference w:type="default" r:id="rId17"/>
-      <w:headerReference w:type="first" r:id="rId18"/>
-      <w:footerReference w:type="first" r:id="rId19"/>
+      <w:headerReference w:type="even" r:id="rId19"/>
+      <w:headerReference w:type="default" r:id="rId20"/>
+      <w:footerReference w:type="even" r:id="rId21"/>
+      <w:footerReference w:type="default" r:id="rId22"/>
+      <w:headerReference w:type="first" r:id="rId23"/>
+      <w:footerReference w:type="first" r:id="rId24"/>
       <w:pgSz w:w="11906" w:h="16838"/>
       <w:pgMar w:top="1417" w:right="1701" w:bottom="1417" w:left="1701" w:header="708" w:footer="708" w:gutter="0"/>
       <w:cols w:space="708"/>
@@ -8432,7 +9168,6 @@
         <w:docPartUnique/>
       </w:docPartObj>
     </w:sdtPr>
-    <w:sdtEndPr/>
     <w:sdtContent>
       <w:p>
         <w:pPr>
@@ -10934,7 +11669,7 @@
   <w:style w:type="paragraph" w:default="1" w:styleId="Normal">
     <w:name w:val="Normal"/>
     <w:qFormat/>
-    <w:rsid w:val="00C15968"/>
+    <w:rsid w:val="00720E53"/>
   </w:style>
   <w:style w:type="paragraph" w:styleId="Ttulo1">
     <w:name w:val="heading 1"/>
@@ -11136,7 +11871,6 @@
   <w:style w:type="character" w:default="1" w:styleId="Tipodeletrapredefinidodopargrafo">
     <w:name w:val="Default Paragraph Font"/>
     <w:uiPriority w:val="1"/>
-    <w:semiHidden/>
     <w:unhideWhenUsed/>
   </w:style>
   <w:style w:type="table" w:default="1" w:styleId="Tabelanormal">
@@ -11609,6 +12343,185 @@
       <w:color w:val="0E2841" w:themeColor="text2"/>
       <w:sz w:val="18"/>
       <w:szCs w:val="18"/>
+    </w:rPr>
+  </w:style>
+  <w:style w:type="table" w:styleId="ListaClara-Cor3">
+    <w:name w:val="Light List Accent 3"/>
+    <w:basedOn w:val="Tabelanormal"/>
+    <w:uiPriority w:val="61"/>
+    <w:rsid w:val="00E709FB"/>
+    <w:pPr>
+      <w:spacing w:after="0" w:line="240" w:lineRule="auto"/>
+    </w:pPr>
+    <w:rPr>
+      <w:rFonts w:eastAsiaTheme="minorEastAsia"/>
+      <w:kern w:val="0"/>
+      <w:sz w:val="22"/>
+      <w:szCs w:val="22"/>
+      <w:lang w:eastAsia="pt-AO"/>
+      <w14:ligatures w14:val="none"/>
+    </w:rPr>
+    <w:tblPr>
+      <w:tblStyleRowBandSize w:val="1"/>
+      <w:tblStyleColBandSize w:val="1"/>
+      <w:tblBorders>
+        <w:top w:val="single" w:sz="8" w:space="0" w:color="196B24" w:themeColor="accent3"/>
+        <w:left w:val="single" w:sz="8" w:space="0" w:color="196B24" w:themeColor="accent3"/>
+        <w:bottom w:val="single" w:sz="8" w:space="0" w:color="196B24" w:themeColor="accent3"/>
+        <w:right w:val="single" w:sz="8" w:space="0" w:color="196B24" w:themeColor="accent3"/>
+      </w:tblBorders>
+    </w:tblPr>
+    <w:tblStylePr w:type="firstRow">
+      <w:pPr>
+        <w:spacing w:before="0" w:after="0" w:line="240" w:lineRule="auto"/>
+      </w:pPr>
+      <w:rPr>
+        <w:b/>
+        <w:bCs/>
+        <w:color w:val="FFFFFF" w:themeColor="background1"/>
+      </w:rPr>
+      <w:tblPr/>
+      <w:tcPr>
+        <w:shd w:val="clear" w:color="auto" w:fill="196B24" w:themeFill="accent3"/>
+      </w:tcPr>
+    </w:tblStylePr>
+    <w:tblStylePr w:type="lastRow">
+      <w:pPr>
+        <w:spacing w:before="0" w:after="0" w:line="240" w:lineRule="auto"/>
+      </w:pPr>
+      <w:rPr>
+        <w:b/>
+        <w:bCs/>
+      </w:rPr>
+      <w:tblPr/>
+      <w:tcPr>
+        <w:tcBorders>
+          <w:top w:val="double" w:sz="6" w:space="0" w:color="196B24" w:themeColor="accent3"/>
+          <w:left w:val="single" w:sz="8" w:space="0" w:color="196B24" w:themeColor="accent3"/>
+          <w:bottom w:val="single" w:sz="8" w:space="0" w:color="196B24" w:themeColor="accent3"/>
+          <w:right w:val="single" w:sz="8" w:space="0" w:color="196B24" w:themeColor="accent3"/>
+        </w:tcBorders>
+      </w:tcPr>
+    </w:tblStylePr>
+    <w:tblStylePr w:type="firstCol">
+      <w:rPr>
+        <w:b/>
+        <w:bCs/>
+      </w:rPr>
+    </w:tblStylePr>
+    <w:tblStylePr w:type="lastCol">
+      <w:rPr>
+        <w:b/>
+        <w:bCs/>
+      </w:rPr>
+    </w:tblStylePr>
+    <w:tblStylePr w:type="band1Vert">
+      <w:tblPr/>
+      <w:tcPr>
+        <w:tcBorders>
+          <w:top w:val="single" w:sz="8" w:space="0" w:color="196B24" w:themeColor="accent3"/>
+          <w:left w:val="single" w:sz="8" w:space="0" w:color="196B24" w:themeColor="accent3"/>
+          <w:bottom w:val="single" w:sz="8" w:space="0" w:color="196B24" w:themeColor="accent3"/>
+          <w:right w:val="single" w:sz="8" w:space="0" w:color="196B24" w:themeColor="accent3"/>
+        </w:tcBorders>
+      </w:tcPr>
+    </w:tblStylePr>
+    <w:tblStylePr w:type="band1Horz">
+      <w:tblPr/>
+      <w:tcPr>
+        <w:tcBorders>
+          <w:top w:val="single" w:sz="8" w:space="0" w:color="196B24" w:themeColor="accent3"/>
+          <w:left w:val="single" w:sz="8" w:space="0" w:color="196B24" w:themeColor="accent3"/>
+          <w:bottom w:val="single" w:sz="8" w:space="0" w:color="196B24" w:themeColor="accent3"/>
+          <w:right w:val="single" w:sz="8" w:space="0" w:color="196B24" w:themeColor="accent3"/>
+        </w:tcBorders>
+      </w:tcPr>
+    </w:tblStylePr>
+  </w:style>
+  <w:style w:type="table" w:styleId="TabeladeLista4">
+    <w:name w:val="List Table 4"/>
+    <w:basedOn w:val="Tabelanormal"/>
+    <w:uiPriority w:val="49"/>
+    <w:rsid w:val="00C72C39"/>
+    <w:pPr>
+      <w:spacing w:after="0" w:line="240" w:lineRule="auto"/>
+    </w:pPr>
+    <w:tblPr>
+      <w:tblStyleRowBandSize w:val="1"/>
+      <w:tblStyleColBandSize w:val="1"/>
+      <w:tblBorders>
+        <w:top w:val="single" w:sz="4" w:space="0" w:color="666666" w:themeColor="text1" w:themeTint="99"/>
+        <w:left w:val="single" w:sz="4" w:space="0" w:color="666666" w:themeColor="text1" w:themeTint="99"/>
+        <w:bottom w:val="single" w:sz="4" w:space="0" w:color="666666" w:themeColor="text1" w:themeTint="99"/>
+        <w:right w:val="single" w:sz="4" w:space="0" w:color="666666" w:themeColor="text1" w:themeTint="99"/>
+        <w:insideH w:val="single" w:sz="4" w:space="0" w:color="666666" w:themeColor="text1" w:themeTint="99"/>
+      </w:tblBorders>
+    </w:tblPr>
+    <w:tblStylePr w:type="firstRow">
+      <w:rPr>
+        <w:b/>
+        <w:bCs/>
+        <w:color w:val="FFFFFF" w:themeColor="background1"/>
+      </w:rPr>
+      <w:tblPr/>
+      <w:tcPr>
+        <w:tcBorders>
+          <w:top w:val="single" w:sz="4" w:space="0" w:color="000000" w:themeColor="text1"/>
+          <w:left w:val="single" w:sz="4" w:space="0" w:color="000000" w:themeColor="text1"/>
+          <w:bottom w:val="single" w:sz="4" w:space="0" w:color="000000" w:themeColor="text1"/>
+          <w:right w:val="single" w:sz="4" w:space="0" w:color="000000" w:themeColor="text1"/>
+          <w:insideH w:val="nil"/>
+        </w:tcBorders>
+        <w:shd w:val="clear" w:color="auto" w:fill="000000" w:themeFill="text1"/>
+      </w:tcPr>
+    </w:tblStylePr>
+    <w:tblStylePr w:type="lastRow">
+      <w:rPr>
+        <w:b/>
+        <w:bCs/>
+      </w:rPr>
+      <w:tblPr/>
+      <w:tcPr>
+        <w:tcBorders>
+          <w:top w:val="double" w:sz="4" w:space="0" w:color="666666" w:themeColor="text1" w:themeTint="99"/>
+        </w:tcBorders>
+      </w:tcPr>
+    </w:tblStylePr>
+    <w:tblStylePr w:type="firstCol">
+      <w:rPr>
+        <w:b/>
+        <w:bCs/>
+      </w:rPr>
+    </w:tblStylePr>
+    <w:tblStylePr w:type="lastCol">
+      <w:rPr>
+        <w:b/>
+        <w:bCs/>
+      </w:rPr>
+    </w:tblStylePr>
+    <w:tblStylePr w:type="band1Vert">
+      <w:tblPr/>
+      <w:tcPr>
+        <w:shd w:val="clear" w:color="auto" w:fill="CCCCCC" w:themeFill="text1" w:themeFillTint="33"/>
+      </w:tcPr>
+    </w:tblStylePr>
+    <w:tblStylePr w:type="band1Horz">
+      <w:tblPr/>
+      <w:tcPr>
+        <w:shd w:val="clear" w:color="auto" w:fill="CCCCCC" w:themeFill="text1" w:themeFillTint="33"/>
+      </w:tcPr>
+    </w:tblStylePr>
+  </w:style>
+  <w:style w:type="character" w:styleId="Hiperligaovisitada">
+    <w:name w:val="FollowedHyperlink"/>
+    <w:basedOn w:val="Tipodeletrapredefinidodopargrafo"/>
+    <w:uiPriority w:val="99"/>
+    <w:semiHidden/>
+    <w:unhideWhenUsed/>
+    <w:rsid w:val="00B9105F"/>
+    <w:rPr>
+      <w:color w:val="96607D" w:themeColor="followedHyperlink"/>
+      <w:u w:val="single"/>
     </w:rPr>
   </w:style>
 </w:styles>
